--- a/5.人员管理/1.流程制度规范类文件/ZGS-05-01-人员储备管理制度.docx
+++ b/5.人员管理/1.流程制度规范类文件/ZGS-05-01-人员储备管理制度.docx
@@ -1,10 +1,11 @@
 
 <file path=word/document.xml><?xml version="1.0" encoding="utf-8"?>
-<w:document xmlns:wpc="http://schemas.microsoft.com/office/word/2010/wordprocessingCanvas" xmlns:mc="http://schemas.openxmlformats.org/markup-compatibility/2006" xmlns:o="urn:schemas-microsoft-com:office:office" xmlns:r="http://schemas.openxmlformats.org/officeDocument/2006/relationships" xmlns:m="http://schemas.openxmlformats.org/officeDocument/2006/math" xmlns:v="urn:schemas-microsoft-com:vml" xmlns:wp14="http://schemas.microsoft.com/office/word/2010/wordprocessingDrawing" xmlns:wp="http://schemas.openxmlformats.org/drawingml/2006/wordprocessingDrawing" xmlns:w="http://schemas.openxmlformats.org/wordprocessingml/2006/main" xmlns:w14="http://schemas.microsoft.com/office/word/2010/wordml" xmlns:w10="urn:schemas-microsoft-com:office:word" xmlns:w15="http://schemas.microsoft.com/office/word/2012/wordml" xmlns:wpg="http://schemas.microsoft.com/office/word/2010/wordprocessingGroup" xmlns:wpi="http://schemas.microsoft.com/office/word/2010/wordprocessingInk" xmlns:wne="http://schemas.microsoft.com/office/word/2006/wordml" xmlns:wps="http://schemas.microsoft.com/office/word/2010/wordprocessingShape" xmlns:wpsCustomData="http://www.wps.cn/officeDocument/2013/wpsCustomData" mc:Ignorable="w14 w15 wp14">
+<w:document xmlns:wpc="http://schemas.microsoft.com/office/word/2010/wordprocessingCanvas" xmlns:mc="http://schemas.openxmlformats.org/markup-compatibility/2006" xmlns:o="urn:schemas-microsoft-com:office:office" xmlns:r="http://schemas.openxmlformats.org/officeDocument/2006/relationships" xmlns:m="http://schemas.openxmlformats.org/officeDocument/2006/math" xmlns:v="urn:schemas-microsoft-com:vml" xmlns:wp14="http://schemas.microsoft.com/office/word/2010/wordprocessingDrawing" xmlns:wp="http://schemas.openxmlformats.org/drawingml/2006/wordprocessingDrawing" xmlns:w10="urn:schemas-microsoft-com:office:word" xmlns:w="http://schemas.openxmlformats.org/wordprocessingml/2006/main" xmlns:w14="http://schemas.microsoft.com/office/word/2010/wordml" xmlns:w15="http://schemas.microsoft.com/office/word/2012/wordml" xmlns:wne="http://schemas.microsoft.com/office/word/2006/wordml" xmlns:wpg="http://schemas.microsoft.com/office/word/2010/wordprocessingGroup" xmlns:wpi="http://schemas.microsoft.com/office/word/2010/wordprocessingInk" xmlns:wps="http://schemas.microsoft.com/office/word/2010/wordprocessingShape" mc:Ignorable="w14 w15 wp14">
+  <!-- Generated by Aspose.Words for .NET 13.3.0.1 -->
   <w:body>
     <w:p>
       <w:pPr>
-        <w:pStyle w:val="24"/>
+        <w:pStyle w:val="a"/>
         <w:keepNext w:val="0"/>
         <w:keepLines w:val="0"/>
         <w:pageBreakBefore w:val="0"/>
@@ -24,7 +25,7 @@
       <w:bookmarkStart w:id="0" w:name="_Toc24409"/>
       <w:r>
         <w:drawing>
-          <wp:anchor distT="0" distB="0" distL="114300" distR="114300" simplePos="0" relativeHeight="251660288" behindDoc="1" locked="0" layoutInCell="1" allowOverlap="1">
+          <wp:anchor distT="0" distB="0" distL="114300" distR="114300" simplePos="0" relativeHeight="251659264" behindDoc="1" locked="0" layoutInCell="1" allowOverlap="1">
             <wp:simplePos x="0" y="0"/>
             <wp:positionH relativeFrom="column">
               <wp:posOffset>0</wp:posOffset>
@@ -49,7 +50,7 @@
                     </pic:cNvPicPr>
                   </pic:nvPicPr>
                   <pic:blipFill>
-                    <a:blip r:embed="rId7"/>
+                    <a:blip xmlns:r="http://schemas.openxmlformats.org/officeDocument/2006/relationships" r:embed="rId4"/>
                     <a:stretch>
                       <a:fillRect/>
                     </a:stretch>
@@ -79,7 +80,7 @@
           <w:lang w:val="en-US" w:eastAsia="zh-CN"/>
         </w:rPr>
         <w:drawing>
-          <wp:anchor distT="0" distB="0" distL="114300" distR="114300" simplePos="0" relativeHeight="251659264" behindDoc="1" locked="0" layoutInCell="1" allowOverlap="1">
+          <wp:anchor distT="0" distB="0" distL="114300" distR="114300" simplePos="0" relativeHeight="251658240" behindDoc="1" locked="0" layoutInCell="1" allowOverlap="1">
             <wp:simplePos x="0" y="0"/>
             <wp:positionH relativeFrom="column">
               <wp:posOffset>635</wp:posOffset>
@@ -104,7 +105,7 @@
                     </pic:cNvPicPr>
                   </pic:nvPicPr>
                   <pic:blipFill>
-                    <a:blip r:embed="rId8">
+                    <a:blip xmlns:r="http://schemas.openxmlformats.org/officeDocument/2006/relationships" r:embed="rId5">
                       <a:alphaModFix amt="58000"/>
                       <a:lum contrast="-52000"/>
                     </a:blip>
@@ -138,7 +139,7 @@
     </w:p>
     <w:p>
       <w:pPr>
-        <w:pStyle w:val="25"/>
+        <w:pStyle w:val="a0"/>
         <w:keepNext w:val="0"/>
         <w:keepLines w:val="0"/>
         <w:pageBreakBefore w:val="0"/>
@@ -185,11 +186,11 @@
         <w:adjustRightInd w:val="0"/>
         <w:snapToGrid w:val="0"/>
         <w:spacing w:after="624" w:afterLines="200" w:line="219" w:lineRule="auto"/>
-        <w:ind w:left="0" w:leftChars="0" w:right="0" w:rightChars="0" w:firstLine="0" w:firstLineChars="0"/>
+        <w:ind w:left="0" w:right="0" w:firstLine="0" w:leftChars="0" w:rightChars="0" w:firstLineChars="0"/>
         <w:jc w:val="center"/>
         <w:textAlignment w:val="baseline"/>
         <w:rPr>
-          <w:rFonts w:hint="default" w:ascii="宋体" w:hAnsi="宋体" w:eastAsia="宋体" w:cs="宋体"/>
+          <w:rFonts w:ascii="宋体" w:eastAsia="宋体" w:hAnsi="宋体" w:cs="宋体" w:hint="default"/>
           <w:sz w:val="24"/>
           <w:szCs w:val="24"/>
           <w:lang w:val="en-US" w:eastAsia="zh-CN"/>
@@ -197,7 +198,7 @@
       </w:pPr>
       <w:r>
         <w:rPr>
-          <w:rFonts w:ascii="宋体" w:hAnsi="宋体" w:eastAsia="宋体" w:cs="宋体"/>
+          <w:rFonts w:ascii="宋体" w:eastAsia="宋体" w:hAnsi="宋体" w:cs="宋体"/>
           <w:b/>
           <w:bCs/>
           <w:spacing w:val="-3"/>
@@ -206,63 +207,20 @@
         </w:rPr>
         <w:t>文件编号：ZGS-05-01</w:t>
       </w:r>
-      <w:r>
-        <w:rPr>
-          <w:rFonts w:hint="eastAsia" w:ascii="宋体" w:hAnsi="宋体" w:eastAsia="宋体" w:cs="宋体"/>
-          <w:b/>
-          <w:bCs/>
-          <w:spacing w:val="-3"/>
-          <w:sz w:val="24"/>
-          <w:szCs w:val="24"/>
-          <w:lang w:val="en-US" w:eastAsia="zh-CN"/>
-        </w:rPr>
-      </w:r>
-      <w:r>
-        <w:rPr>
-          <w:rFonts w:ascii="宋体" w:hAnsi="宋体" w:eastAsia="宋体" w:cs="宋体"/>
-          <w:b/>
-          <w:bCs/>
-          <w:spacing w:val="-3"/>
-          <w:sz w:val="24"/>
-          <w:szCs w:val="24"/>
-        </w:rPr>
-      </w:r>
-      <w:r>
-        <w:rPr>
-          <w:rFonts w:hint="eastAsia" w:ascii="宋体" w:hAnsi="宋体" w:eastAsia="宋体" w:cs="宋体"/>
-          <w:b/>
-          <w:bCs/>
-          <w:spacing w:val="-3"/>
-          <w:sz w:val="24"/>
-          <w:szCs w:val="24"/>
-          <w:lang w:val="en-US" w:eastAsia="zh-CN"/>
-        </w:rPr>
-      </w:r>
-      <w:r>
-        <w:rPr>
-          <w:rFonts w:ascii="宋体" w:hAnsi="宋体" w:eastAsia="宋体" w:cs="宋体"/>
-          <w:b/>
-          <w:bCs/>
-          <w:spacing w:val="-3"/>
-          <w:sz w:val="24"/>
-          <w:szCs w:val="24"/>
-        </w:rPr>
-      </w:r>
     </w:p>
     <w:tbl>
       <w:tblPr>
-        <w:tblStyle w:val="21"/>
+        <w:tblStyle w:val="TableGrid"/>
         <w:tblW w:w="0" w:type="auto"/>
         <w:jc w:val="center"/>
         <w:tblBorders>
-          <w:top w:val="none" w:color="auto" w:sz="0" w:space="0"/>
-          <w:left w:val="none" w:color="auto" w:sz="0" w:space="0"/>
-          <w:bottom w:val="none" w:color="auto" w:sz="0" w:space="0"/>
-          <w:right w:val="none" w:color="auto" w:sz="0" w:space="0"/>
-          <w:insideH w:val="none" w:color="auto" w:sz="0" w:space="0"/>
-          <w:insideV w:val="none" w:color="auto" w:sz="0" w:space="0"/>
+          <w:top w:val="nil"/>
+          <w:left w:val="nil"/>
+          <w:bottom w:val="nil"/>
+          <w:right w:val="nil"/>
+          <w:insideH w:val="nil"/>
+          <w:insideV w:val="nil"/>
         </w:tblBorders>
-        <w:tblLayout w:type="autofit"/>
         <w:tblCellMar>
           <w:top w:w="0" w:type="dxa"/>
           <w:left w:w="108" w:type="dxa"/>
@@ -276,13 +234,15 @@
       </w:tblGrid>
       <w:tr>
         <w:tblPrEx>
+          <w:tblW w:w="0" w:type="auto"/>
+          <w:jc w:val="center"/>
           <w:tblBorders>
-            <w:top w:val="none" w:color="auto" w:sz="0" w:space="0"/>
-            <w:left w:val="none" w:color="auto" w:sz="0" w:space="0"/>
-            <w:bottom w:val="none" w:color="auto" w:sz="0" w:space="0"/>
-            <w:right w:val="none" w:color="auto" w:sz="0" w:space="0"/>
-            <w:insideH w:val="none" w:color="auto" w:sz="0" w:space="0"/>
-            <w:insideV w:val="none" w:color="auto" w:sz="0" w:space="0"/>
+            <w:top w:val="nil"/>
+            <w:left w:val="nil"/>
+            <w:bottom w:val="nil"/>
+            <w:right w:val="nil"/>
+            <w:insideH w:val="nil"/>
+            <w:insideV w:val="nil"/>
           </w:tblBorders>
           <w:tblCellMar>
             <w:top w:w="0" w:type="dxa"/>
@@ -292,7 +252,7 @@
           </w:tblCellMar>
         </w:tblPrEx>
         <w:trPr>
-          <w:trHeight w:val="810" w:hRule="atLeast"/>
+          <w:trHeight w:val="810"/>
           <w:jc w:val="center"/>
         </w:trPr>
         <w:tc>
@@ -328,23 +288,6 @@
               </w:rPr>
               <w:t>编制部门:人力部</w:t>
             </w:r>
-            <w:r>
-              <w:rPr>
-                <w:rFonts w:hint="default" w:asciiTheme="minorAscii" w:hAnsiTheme="minorAscii" w:eastAsiaTheme="minorEastAsia"/>
-                <w:spacing w:val="227"/>
-                <w:sz w:val="21"/>
-                <w:vertAlign w:val="baseline"/>
-                <w:lang w:val="en-US" w:eastAsia="zh-CN"/>
-              </w:rPr>
-            </w:r>
-            <w:r>
-              <w:rPr>
-                <w:rFonts w:hint="eastAsia"/>
-                <w:u w:val="single"/>
-                <w:vertAlign w:val="baseline"/>
-                <w:lang w:val="en-US" w:eastAsia="zh-CN"/>
-              </w:rPr>
-            </w:r>
           </w:p>
         </w:tc>
         <w:tc>
@@ -382,7 +325,7 @@
             </w:r>
             <w:r>
               <w:rPr>
-                <w:rFonts w:hint="eastAsia" w:asciiTheme="minorAscii" w:hAnsiTheme="minorAscii" w:eastAsiaTheme="minorEastAsia"/>
+                <w:rFonts w:asciiTheme="minorAscii" w:eastAsiaTheme="minorEastAsia" w:hAnsiTheme="minorAscii" w:hint="eastAsia"/>
                 <w:spacing w:val="227"/>
                 <w:sz w:val="21"/>
                 <w:vertAlign w:val="baseline"/>
@@ -404,14 +347,8 @@
       </w:tr>
       <w:tr>
         <w:tblPrEx>
-          <w:tblBorders>
-            <w:top w:val="none" w:color="auto" w:sz="0" w:space="0"/>
-            <w:left w:val="none" w:color="auto" w:sz="0" w:space="0"/>
-            <w:bottom w:val="none" w:color="auto" w:sz="0" w:space="0"/>
-            <w:right w:val="none" w:color="auto" w:sz="0" w:space="0"/>
-            <w:insideH w:val="none" w:color="auto" w:sz="0" w:space="0"/>
-            <w:insideV w:val="none" w:color="auto" w:sz="0" w:space="0"/>
-          </w:tblBorders>
+          <w:tblW w:w="0" w:type="auto"/>
+          <w:jc w:val="center"/>
           <w:tblCellMar>
             <w:top w:w="0" w:type="dxa"/>
             <w:left w:w="108" w:type="dxa"/>
@@ -420,7 +357,7 @@
           </w:tblCellMar>
         </w:tblPrEx>
         <w:trPr>
-          <w:trHeight w:val="810" w:hRule="atLeast"/>
+          <w:trHeight w:val="810"/>
           <w:jc w:val="center"/>
         </w:trPr>
         <w:tc>
@@ -444,7 +381,7 @@
               <w:snapToGrid w:val="0"/>
               <w:textAlignment w:val="baseline"/>
               <w:rPr>
-                <w:rFonts w:hint="default" w:ascii="Arial" w:hAnsi="Arial" w:eastAsia="Arial" w:cs="Arial"/>
+                <w:rFonts w:ascii="Arial" w:eastAsia="Arial" w:hAnsi="Arial" w:cs="Arial" w:hint="default"/>
                 <w:snapToGrid w:val="0"/>
                 <w:color w:val="000000"/>
                 <w:kern w:val="0"/>
@@ -476,7 +413,7 @@
             </w:r>
             <w:r>
               <w:rPr>
-                <w:rFonts w:hint="default" w:asciiTheme="minorAscii" w:hAnsiTheme="minorAscii" w:eastAsiaTheme="minorEastAsia"/>
+                <w:rFonts w:asciiTheme="minorAscii" w:eastAsiaTheme="minorEastAsia" w:hAnsiTheme="minorAscii" w:hint="default"/>
                 <w:spacing w:val="227"/>
                 <w:sz w:val="21"/>
                 <w:vertAlign w:val="baseline"/>
@@ -529,7 +466,7 @@
               <w:snapToGrid w:val="0"/>
               <w:textAlignment w:val="baseline"/>
               <w:rPr>
-                <w:rFonts w:hint="default" w:ascii="Arial" w:hAnsi="Arial" w:eastAsia="Arial" w:cs="Arial"/>
+                <w:rFonts w:ascii="Arial" w:eastAsia="Arial" w:hAnsi="Arial" w:cs="Arial" w:hint="default"/>
                 <w:snapToGrid w:val="0"/>
                 <w:color w:val="000000"/>
                 <w:kern w:val="0"/>
@@ -549,7 +486,7 @@
             </w:r>
             <w:r>
               <w:rPr>
-                <w:rFonts w:hint="eastAsia" w:asciiTheme="minorAscii" w:hAnsiTheme="minorAscii" w:eastAsiaTheme="minorEastAsia"/>
+                <w:rFonts w:asciiTheme="minorAscii" w:eastAsiaTheme="minorEastAsia" w:hAnsiTheme="minorAscii" w:hint="eastAsia"/>
                 <w:spacing w:val="227"/>
                 <w:sz w:val="21"/>
                 <w:vertAlign w:val="baseline"/>
@@ -571,14 +508,8 @@
       </w:tr>
       <w:tr>
         <w:tblPrEx>
-          <w:tblBorders>
-            <w:top w:val="none" w:color="auto" w:sz="0" w:space="0"/>
-            <w:left w:val="none" w:color="auto" w:sz="0" w:space="0"/>
-            <w:bottom w:val="none" w:color="auto" w:sz="0" w:space="0"/>
-            <w:right w:val="none" w:color="auto" w:sz="0" w:space="0"/>
-            <w:insideH w:val="none" w:color="auto" w:sz="0" w:space="0"/>
-            <w:insideV w:val="none" w:color="auto" w:sz="0" w:space="0"/>
-          </w:tblBorders>
+          <w:tblW w:w="0" w:type="auto"/>
+          <w:jc w:val="center"/>
           <w:tblCellMar>
             <w:top w:w="0" w:type="dxa"/>
             <w:left w:w="108" w:type="dxa"/>
@@ -587,7 +518,7 @@
           </w:tblCellMar>
         </w:tblPrEx>
         <w:trPr>
-          <w:trHeight w:val="635" w:hRule="atLeast"/>
+          <w:trHeight w:val="635"/>
           <w:jc w:val="center"/>
         </w:trPr>
         <w:tc>
@@ -625,31 +556,6 @@
               </w:rPr>
               <w:t>批准人:李文琼</w:t>
             </w:r>
-            <w:r>
-              <w:rPr>
-                <w:rFonts w:hint="eastAsia"/>
-                <w:spacing w:val="1"/>
-                <w:kern w:val="0"/>
-                <w:vertAlign w:val="baseline"/>
-                <w:lang w:val="en-US" w:eastAsia="zh-CN"/>
-              </w:rPr>
-            </w:r>
-            <w:r>
-              <w:rPr>
-                <w:rFonts w:hint="eastAsia" w:asciiTheme="minorAscii" w:hAnsiTheme="minorAscii" w:eastAsiaTheme="minorEastAsia"/>
-                <w:spacing w:val="227"/>
-                <w:sz w:val="21"/>
-                <w:vertAlign w:val="baseline"/>
-                <w:lang w:val="en-US" w:eastAsia="zh-CN"/>
-              </w:rPr>
-            </w:r>
-            <w:r>
-              <w:rPr>
-                <w:rFonts w:hint="eastAsia"/>
-                <w:u w:val="single"/>
-                <w:lang w:val="en-US" w:eastAsia="zh-CN"/>
-              </w:rPr>
-            </w:r>
           </w:p>
         </w:tc>
         <w:tc>
@@ -687,7 +593,7 @@
             </w:r>
             <w:r>
               <w:rPr>
-                <w:rFonts w:hint="eastAsia" w:asciiTheme="minorAscii" w:hAnsiTheme="minorAscii" w:eastAsiaTheme="minorEastAsia"/>
+                <w:rFonts w:asciiTheme="minorAscii" w:eastAsiaTheme="minorEastAsia" w:hAnsiTheme="minorAscii" w:hint="eastAsia"/>
                 <w:spacing w:val="227"/>
                 <w:sz w:val="21"/>
                 <w:vertAlign w:val="baseline"/>
@@ -746,14 +652,14 @@
         <w:ind w:left="3634"/>
         <w:textAlignment w:val="baseline"/>
         <w:rPr>
-          <w:rFonts w:ascii="宋体" w:hAnsi="宋体" w:eastAsia="宋体" w:cs="宋体"/>
+          <w:rFonts w:ascii="宋体" w:eastAsia="宋体" w:hAnsi="宋体" w:cs="宋体"/>
           <w:sz w:val="31"/>
           <w:szCs w:val="31"/>
         </w:rPr>
       </w:pPr>
       <w:r>
         <w:rPr>
-          <w:rFonts w:ascii="宋体" w:hAnsi="宋体" w:eastAsia="宋体" w:cs="宋体"/>
+          <w:rFonts w:ascii="宋体" w:eastAsia="宋体" w:hAnsi="宋体" w:cs="宋体"/>
           <w:b/>
           <w:bCs/>
           <w:spacing w:val="4"/>
@@ -765,16 +671,16 @@
     </w:p>
     <w:tbl>
       <w:tblPr>
-        <w:tblStyle w:val="26"/>
+        <w:tblStyle w:val="TableNormal0"/>
         <w:tblW w:w="7137" w:type="dxa"/>
         <w:jc w:val="center"/>
         <w:tblBorders>
-          <w:top w:val="single" w:color="000000" w:sz="2" w:space="0"/>
-          <w:left w:val="single" w:color="000000" w:sz="2" w:space="0"/>
-          <w:bottom w:val="single" w:color="000000" w:sz="2" w:space="0"/>
-          <w:right w:val="single" w:color="000000" w:sz="2" w:space="0"/>
-          <w:insideH w:val="single" w:color="000000" w:sz="2" w:space="0"/>
-          <w:insideV w:val="single" w:color="000000" w:sz="2" w:space="0"/>
+          <w:top w:val="single" w:sz="2" w:space="0" w:color="000000"/>
+          <w:left w:val="single" w:sz="2" w:space="0" w:color="000000"/>
+          <w:bottom w:val="single" w:sz="2" w:space="0" w:color="000000"/>
+          <w:right w:val="single" w:sz="2" w:space="0" w:color="000000"/>
+          <w:insideH w:val="single" w:sz="2" w:space="0" w:color="000000"/>
+          <w:insideV w:val="single" w:sz="2" w:space="0" w:color="000000"/>
         </w:tblBorders>
         <w:tblLayout w:type="fixed"/>
         <w:tblCellMar>
@@ -792,14 +698,17 @@
       </w:tblGrid>
       <w:tr>
         <w:tblPrEx>
+          <w:tblW w:w="7137" w:type="dxa"/>
+          <w:jc w:val="center"/>
           <w:tblBorders>
-            <w:top w:val="single" w:color="000000" w:sz="2" w:space="0"/>
-            <w:left w:val="single" w:color="000000" w:sz="2" w:space="0"/>
-            <w:bottom w:val="single" w:color="000000" w:sz="2" w:space="0"/>
-            <w:right w:val="single" w:color="000000" w:sz="2" w:space="0"/>
-            <w:insideH w:val="single" w:color="000000" w:sz="2" w:space="0"/>
-            <w:insideV w:val="single" w:color="000000" w:sz="2" w:space="0"/>
+            <w:top w:val="single" w:sz="2" w:space="0" w:color="000000"/>
+            <w:left w:val="single" w:sz="2" w:space="0" w:color="000000"/>
+            <w:bottom w:val="single" w:sz="2" w:space="0" w:color="000000"/>
+            <w:right w:val="single" w:sz="2" w:space="0" w:color="000000"/>
+            <w:insideH w:val="single" w:sz="2" w:space="0" w:color="000000"/>
+            <w:insideV w:val="single" w:sz="2" w:space="0" w:color="000000"/>
           </w:tblBorders>
+          <w:tblLayout w:type="fixed"/>
           <w:tblCellMar>
             <w:top w:w="0" w:type="dxa"/>
             <w:left w:w="0" w:type="dxa"/>
@@ -808,7 +717,7 @@
           </w:tblCellMar>
         </w:tblPrEx>
         <w:trPr>
-          <w:trHeight w:val="593" w:hRule="atLeast"/>
+          <w:trHeight w:val="593"/>
           <w:jc w:val="center"/>
         </w:trPr>
         <w:tc>
@@ -830,18 +739,18 @@
               <w:adjustRightInd w:val="0"/>
               <w:snapToGrid w:val="0"/>
               <w:spacing w:before="176" w:line="228" w:lineRule="auto"/>
-              <w:ind w:left="0" w:leftChars="0" w:right="0" w:rightChars="0" w:firstLine="0" w:firstLineChars="0"/>
+              <w:ind w:left="0" w:right="0" w:firstLine="0" w:leftChars="0" w:rightChars="0" w:firstLineChars="0"/>
               <w:jc w:val="center"/>
               <w:textAlignment w:val="baseline"/>
               <w:rPr>
-                <w:rFonts w:ascii="宋体" w:hAnsi="宋体" w:eastAsia="宋体" w:cs="宋体"/>
+                <w:rFonts w:ascii="宋体" w:eastAsia="宋体" w:hAnsi="宋体" w:cs="宋体"/>
                 <w:sz w:val="20"/>
                 <w:szCs w:val="20"/>
               </w:rPr>
             </w:pPr>
             <w:r>
               <w:rPr>
-                <w:rFonts w:ascii="宋体" w:hAnsi="宋体" w:eastAsia="宋体" w:cs="宋体"/>
+                <w:rFonts w:ascii="宋体" w:eastAsia="宋体" w:hAnsi="宋体" w:cs="宋体"/>
                 <w:spacing w:val="-14"/>
                 <w:sz w:val="20"/>
                 <w:szCs w:val="20"/>
@@ -869,18 +778,18 @@
               <w:adjustRightInd w:val="0"/>
               <w:snapToGrid w:val="0"/>
               <w:spacing w:before="175" w:line="227" w:lineRule="auto"/>
-              <w:ind w:left="0" w:leftChars="0" w:right="0" w:rightChars="0" w:firstLine="0" w:firstLineChars="0"/>
+              <w:ind w:left="0" w:right="0" w:firstLine="0" w:leftChars="0" w:rightChars="0" w:firstLineChars="0"/>
               <w:jc w:val="center"/>
               <w:textAlignment w:val="baseline"/>
               <w:rPr>
-                <w:rFonts w:ascii="宋体" w:hAnsi="宋体" w:eastAsia="宋体" w:cs="宋体"/>
+                <w:rFonts w:ascii="宋体" w:eastAsia="宋体" w:hAnsi="宋体" w:cs="宋体"/>
                 <w:sz w:val="20"/>
                 <w:szCs w:val="20"/>
               </w:rPr>
             </w:pPr>
             <w:r>
               <w:rPr>
-                <w:rFonts w:ascii="宋体" w:hAnsi="宋体" w:eastAsia="宋体" w:cs="宋体"/>
+                <w:rFonts w:ascii="宋体" w:eastAsia="宋体" w:hAnsi="宋体" w:cs="宋体"/>
                 <w:spacing w:val="4"/>
                 <w:sz w:val="20"/>
                 <w:szCs w:val="20"/>
@@ -908,18 +817,18 @@
               <w:adjustRightInd w:val="0"/>
               <w:snapToGrid w:val="0"/>
               <w:spacing w:before="175" w:line="228" w:lineRule="auto"/>
-              <w:ind w:left="0" w:leftChars="0" w:right="0" w:rightChars="0" w:firstLine="0" w:firstLineChars="0"/>
+              <w:ind w:left="0" w:right="0" w:firstLine="0" w:leftChars="0" w:rightChars="0" w:firstLineChars="0"/>
               <w:jc w:val="center"/>
               <w:textAlignment w:val="baseline"/>
               <w:rPr>
-                <w:rFonts w:ascii="宋体" w:hAnsi="宋体" w:eastAsia="宋体" w:cs="宋体"/>
+                <w:rFonts w:ascii="宋体" w:eastAsia="宋体" w:hAnsi="宋体" w:cs="宋体"/>
                 <w:sz w:val="20"/>
                 <w:szCs w:val="20"/>
               </w:rPr>
             </w:pPr>
             <w:r>
               <w:rPr>
-                <w:rFonts w:ascii="宋体" w:hAnsi="宋体" w:eastAsia="宋体" w:cs="宋体"/>
+                <w:rFonts w:ascii="宋体" w:eastAsia="宋体" w:hAnsi="宋体" w:cs="宋体"/>
                 <w:spacing w:val="7"/>
                 <w:sz w:val="20"/>
                 <w:szCs w:val="20"/>
@@ -947,18 +856,18 @@
               <w:adjustRightInd w:val="0"/>
               <w:snapToGrid w:val="0"/>
               <w:spacing w:before="176" w:line="229" w:lineRule="auto"/>
-              <w:ind w:left="0" w:leftChars="0" w:right="0" w:rightChars="0" w:firstLine="0" w:firstLineChars="0"/>
+              <w:ind w:left="0" w:right="0" w:firstLine="0" w:leftChars="0" w:rightChars="0" w:firstLineChars="0"/>
               <w:jc w:val="center"/>
               <w:textAlignment w:val="baseline"/>
               <w:rPr>
-                <w:rFonts w:ascii="宋体" w:hAnsi="宋体" w:eastAsia="宋体" w:cs="宋体"/>
+                <w:rFonts w:ascii="宋体" w:eastAsia="宋体" w:hAnsi="宋体" w:cs="宋体"/>
                 <w:sz w:val="20"/>
                 <w:szCs w:val="20"/>
               </w:rPr>
             </w:pPr>
             <w:r>
               <w:rPr>
-                <w:rFonts w:ascii="宋体" w:hAnsi="宋体" w:eastAsia="宋体" w:cs="宋体"/>
+                <w:rFonts w:ascii="宋体" w:eastAsia="宋体" w:hAnsi="宋体" w:cs="宋体"/>
                 <w:spacing w:val="7"/>
                 <w:sz w:val="20"/>
                 <w:szCs w:val="20"/>
@@ -970,14 +879,9 @@
       </w:tr>
       <w:tr>
         <w:tblPrEx>
-          <w:tblBorders>
-            <w:top w:val="single" w:color="000000" w:sz="2" w:space="0"/>
-            <w:left w:val="single" w:color="000000" w:sz="2" w:space="0"/>
-            <w:bottom w:val="single" w:color="000000" w:sz="2" w:space="0"/>
-            <w:right w:val="single" w:color="000000" w:sz="2" w:space="0"/>
-            <w:insideH w:val="single" w:color="000000" w:sz="2" w:space="0"/>
-            <w:insideV w:val="single" w:color="000000" w:sz="2" w:space="0"/>
-          </w:tblBorders>
+          <w:tblW w:w="7137" w:type="dxa"/>
+          <w:jc w:val="center"/>
+          <w:tblLayout w:type="fixed"/>
           <w:tblCellMar>
             <w:top w:w="0" w:type="dxa"/>
             <w:left w:w="0" w:type="dxa"/>
@@ -986,7 +890,7 @@
           </w:tblCellMar>
         </w:tblPrEx>
         <w:trPr>
-          <w:trHeight w:val="516" w:hRule="atLeast"/>
+          <w:trHeight w:val="516"/>
           <w:jc w:val="center"/>
         </w:trPr>
         <w:tc>
@@ -1008,11 +912,11 @@
               <w:adjustRightInd w:val="0"/>
               <w:snapToGrid w:val="0"/>
               <w:spacing w:before="173" w:line="267" w:lineRule="exact"/>
-              <w:ind w:left="0" w:leftChars="0" w:right="0" w:rightChars="0" w:firstLine="0" w:firstLineChars="0"/>
+              <w:ind w:left="0" w:right="0" w:firstLine="0" w:leftChars="0" w:rightChars="0" w:firstLineChars="0"/>
               <w:jc w:val="center"/>
               <w:textAlignment w:val="baseline"/>
               <w:rPr>
-                <w:rFonts w:hint="default" w:ascii="宋体" w:hAnsi="宋体" w:eastAsia="宋体" w:cs="宋体"/>
+                <w:rFonts w:ascii="宋体" w:eastAsia="宋体" w:hAnsi="宋体" w:cs="宋体" w:hint="default"/>
                 <w:sz w:val="20"/>
                 <w:szCs w:val="20"/>
                 <w:lang w:val="en-US" w:eastAsia="zh-CN"/>
@@ -1020,7 +924,7 @@
             </w:pPr>
             <w:r>
               <w:rPr>
-                <w:rFonts w:ascii="宋体" w:hAnsi="宋体" w:eastAsia="宋体" w:cs="宋体"/>
+                <w:rFonts w:ascii="宋体" w:eastAsia="宋体" w:hAnsi="宋体" w:cs="宋体"/>
                 <w:spacing w:val="3"/>
                 <w:position w:val="1"/>
                 <w:sz w:val="20"/>
@@ -1030,7 +934,7 @@
             </w:r>
             <w:r>
               <w:rPr>
-                <w:rFonts w:hint="eastAsia" w:ascii="宋体" w:hAnsi="宋体" w:cs="宋体"/>
+                <w:rFonts w:ascii="宋体" w:hAnsi="宋体" w:cs="宋体" w:hint="eastAsia"/>
                 <w:spacing w:val="3"/>
                 <w:position w:val="1"/>
                 <w:sz w:val="20"/>
@@ -1060,18 +964,18 @@
               <w:adjustRightInd w:val="0"/>
               <w:snapToGrid w:val="0"/>
               <w:spacing w:before="173" w:line="267" w:lineRule="exact"/>
-              <w:ind w:left="0" w:leftChars="0" w:right="0" w:rightChars="0" w:firstLine="0" w:firstLineChars="0"/>
+              <w:ind w:left="0" w:right="0" w:firstLine="0" w:leftChars="0" w:rightChars="0" w:firstLineChars="0"/>
               <w:jc w:val="center"/>
               <w:textAlignment w:val="baseline"/>
               <w:rPr>
-                <w:rFonts w:ascii="宋体" w:hAnsi="宋体" w:eastAsia="宋体" w:cs="宋体"/>
+                <w:rFonts w:ascii="宋体" w:eastAsia="宋体" w:hAnsi="宋体" w:cs="宋体"/>
                 <w:sz w:val="20"/>
                 <w:szCs w:val="20"/>
               </w:rPr>
             </w:pPr>
             <w:r>
               <w:rPr>
-                <w:rFonts w:ascii="宋体" w:hAnsi="宋体" w:eastAsia="宋体" w:cs="宋体"/>
+                <w:rFonts w:ascii="宋体" w:eastAsia="宋体" w:hAnsi="宋体" w:cs="宋体"/>
                 <w:spacing w:val="4"/>
                 <w:position w:val="1"/>
                 <w:sz w:val="20"/>
@@ -1100,18 +1004,18 @@
               <w:adjustRightInd w:val="0"/>
               <w:snapToGrid w:val="0"/>
               <w:spacing w:before="172" w:line="228" w:lineRule="auto"/>
-              <w:ind w:left="0" w:leftChars="0" w:right="0" w:rightChars="0" w:firstLine="0" w:firstLineChars="0"/>
+              <w:ind w:left="0" w:right="0" w:firstLine="0" w:leftChars="0" w:rightChars="0" w:firstLineChars="0"/>
               <w:jc w:val="center"/>
               <w:textAlignment w:val="baseline"/>
               <w:rPr>
-                <w:rFonts w:ascii="宋体" w:hAnsi="宋体" w:eastAsia="宋体" w:cs="宋体"/>
+                <w:rFonts w:ascii="宋体" w:eastAsia="宋体" w:hAnsi="宋体" w:cs="宋体"/>
                 <w:sz w:val="20"/>
                 <w:szCs w:val="20"/>
               </w:rPr>
             </w:pPr>
             <w:r>
               <w:rPr>
-                <w:rFonts w:ascii="宋体" w:hAnsi="宋体" w:eastAsia="宋体" w:cs="宋体"/>
+                <w:rFonts w:ascii="宋体" w:eastAsia="宋体" w:hAnsi="宋体" w:cs="宋体"/>
                 <w:spacing w:val="7"/>
                 <w:sz w:val="20"/>
                 <w:szCs w:val="20"/>
@@ -1139,11 +1043,11 @@
               <w:adjustRightInd w:val="0"/>
               <w:snapToGrid w:val="0"/>
               <w:spacing w:before="173" w:line="229" w:lineRule="auto"/>
-              <w:ind w:left="0" w:leftChars="0" w:right="0" w:rightChars="0" w:firstLine="0" w:firstLineChars="0"/>
+              <w:ind w:left="0" w:right="0" w:firstLine="0" w:leftChars="0" w:rightChars="0" w:firstLineChars="0"/>
               <w:jc w:val="center"/>
               <w:textAlignment w:val="baseline"/>
               <w:rPr>
-                <w:rFonts w:ascii="宋体" w:hAnsi="宋体" w:eastAsia="宋体" w:cs="宋体"/>
+                <w:rFonts w:ascii="宋体" w:eastAsia="宋体" w:hAnsi="宋体" w:cs="宋体"/>
                 <w:sz w:val="20"/>
                 <w:szCs w:val="20"/>
               </w:rPr>
@@ -1160,14 +1064,9 @@
       </w:tr>
       <w:tr>
         <w:tblPrEx>
-          <w:tblBorders>
-            <w:top w:val="single" w:color="000000" w:sz="2" w:space="0"/>
-            <w:left w:val="single" w:color="000000" w:sz="2" w:space="0"/>
-            <w:bottom w:val="single" w:color="000000" w:sz="2" w:space="0"/>
-            <w:right w:val="single" w:color="000000" w:sz="2" w:space="0"/>
-            <w:insideH w:val="single" w:color="000000" w:sz="2" w:space="0"/>
-            <w:insideV w:val="single" w:color="000000" w:sz="2" w:space="0"/>
-          </w:tblBorders>
+          <w:tblW w:w="7137" w:type="dxa"/>
+          <w:jc w:val="center"/>
+          <w:tblLayout w:type="fixed"/>
           <w:tblCellMar>
             <w:top w:w="0" w:type="dxa"/>
             <w:left w:w="0" w:type="dxa"/>
@@ -1176,7 +1075,7 @@
           </w:tblCellMar>
         </w:tblPrEx>
         <w:trPr>
-          <w:trHeight w:val="556" w:hRule="atLeast"/>
+          <w:trHeight w:val="556"/>
           <w:jc w:val="center"/>
         </w:trPr>
         <w:tc>
@@ -1185,7 +1084,7 @@
           </w:tcPr>
           <w:p>
             <w:pPr>
-              <w:pStyle w:val="27"/>
+              <w:pStyle w:val="TableText"/>
               <w:keepNext w:val="0"/>
               <w:keepLines w:val="0"/>
               <w:pageBreakBefore w:val="0"/>
@@ -1198,7 +1097,7 @@
               <w:bidi w:val="0"/>
               <w:adjustRightInd w:val="0"/>
               <w:snapToGrid w:val="0"/>
-              <w:ind w:left="0" w:leftChars="0" w:right="0" w:rightChars="0" w:firstLine="0" w:firstLineChars="0"/>
+              <w:ind w:left="0" w:right="0" w:firstLine="0" w:leftChars="0" w:rightChars="0" w:firstLineChars="0"/>
               <w:jc w:val="center"/>
               <w:textAlignment w:val="baseline"/>
             </w:pPr>
@@ -1210,7 +1109,7 @@
           </w:tcPr>
           <w:p>
             <w:pPr>
-              <w:pStyle w:val="27"/>
+              <w:pStyle w:val="TableText"/>
               <w:keepNext w:val="0"/>
               <w:keepLines w:val="0"/>
               <w:pageBreakBefore w:val="0"/>
@@ -1223,7 +1122,7 @@
               <w:bidi w:val="0"/>
               <w:adjustRightInd w:val="0"/>
               <w:snapToGrid w:val="0"/>
-              <w:ind w:left="0" w:leftChars="0" w:right="0" w:rightChars="0" w:firstLine="0" w:firstLineChars="0"/>
+              <w:ind w:left="0" w:right="0" w:firstLine="0" w:leftChars="0" w:rightChars="0" w:firstLineChars="0"/>
               <w:jc w:val="center"/>
               <w:textAlignment w:val="baseline"/>
             </w:pPr>
@@ -1235,7 +1134,7 @@
           </w:tcPr>
           <w:p>
             <w:pPr>
-              <w:pStyle w:val="27"/>
+              <w:pStyle w:val="TableText"/>
               <w:keepNext w:val="0"/>
               <w:keepLines w:val="0"/>
               <w:pageBreakBefore w:val="0"/>
@@ -1248,7 +1147,7 @@
               <w:bidi w:val="0"/>
               <w:adjustRightInd w:val="0"/>
               <w:snapToGrid w:val="0"/>
-              <w:ind w:left="0" w:leftChars="0" w:right="0" w:rightChars="0" w:firstLine="0" w:firstLineChars="0"/>
+              <w:ind w:left="0" w:right="0" w:firstLine="0" w:leftChars="0" w:rightChars="0" w:firstLineChars="0"/>
               <w:jc w:val="center"/>
               <w:textAlignment w:val="baseline"/>
             </w:pPr>
@@ -1260,7 +1159,7 @@
           </w:tcPr>
           <w:p>
             <w:pPr>
-              <w:pStyle w:val="27"/>
+              <w:pStyle w:val="TableText"/>
               <w:keepNext w:val="0"/>
               <w:keepLines w:val="0"/>
               <w:pageBreakBefore w:val="0"/>
@@ -1273,7 +1172,7 @@
               <w:bidi w:val="0"/>
               <w:adjustRightInd w:val="0"/>
               <w:snapToGrid w:val="0"/>
-              <w:ind w:left="0" w:leftChars="0" w:right="0" w:rightChars="0" w:firstLine="0" w:firstLineChars="0"/>
+              <w:ind w:left="0" w:right="0" w:firstLine="0" w:leftChars="0" w:rightChars="0" w:firstLineChars="0"/>
               <w:jc w:val="center"/>
               <w:textAlignment w:val="baseline"/>
             </w:pPr>
@@ -1282,14 +1181,9 @@
       </w:tr>
       <w:tr>
         <w:tblPrEx>
-          <w:tblBorders>
-            <w:top w:val="single" w:color="000000" w:sz="2" w:space="0"/>
-            <w:left w:val="single" w:color="000000" w:sz="2" w:space="0"/>
-            <w:bottom w:val="single" w:color="000000" w:sz="2" w:space="0"/>
-            <w:right w:val="single" w:color="000000" w:sz="2" w:space="0"/>
-            <w:insideH w:val="single" w:color="000000" w:sz="2" w:space="0"/>
-            <w:insideV w:val="single" w:color="000000" w:sz="2" w:space="0"/>
-          </w:tblBorders>
+          <w:tblW w:w="7137" w:type="dxa"/>
+          <w:jc w:val="center"/>
+          <w:tblLayout w:type="fixed"/>
           <w:tblCellMar>
             <w:top w:w="0" w:type="dxa"/>
             <w:left w:w="0" w:type="dxa"/>
@@ -1298,7 +1192,7 @@
           </w:tblCellMar>
         </w:tblPrEx>
         <w:trPr>
-          <w:trHeight w:val="556" w:hRule="atLeast"/>
+          <w:trHeight w:val="556"/>
           <w:jc w:val="center"/>
         </w:trPr>
         <w:tc>
@@ -1307,7 +1201,7 @@
           </w:tcPr>
           <w:p>
             <w:pPr>
-              <w:pStyle w:val="27"/>
+              <w:pStyle w:val="TableText"/>
               <w:keepNext w:val="0"/>
               <w:keepLines w:val="0"/>
               <w:pageBreakBefore w:val="0"/>
@@ -1320,7 +1214,7 @@
               <w:bidi w:val="0"/>
               <w:adjustRightInd w:val="0"/>
               <w:snapToGrid w:val="0"/>
-              <w:ind w:left="0" w:leftChars="0" w:right="0" w:rightChars="0" w:firstLine="0" w:firstLineChars="0"/>
+              <w:ind w:left="0" w:right="0" w:firstLine="0" w:leftChars="0" w:rightChars="0" w:firstLineChars="0"/>
               <w:jc w:val="center"/>
               <w:textAlignment w:val="baseline"/>
             </w:pPr>
@@ -1332,7 +1226,7 @@
           </w:tcPr>
           <w:p>
             <w:pPr>
-              <w:pStyle w:val="27"/>
+              <w:pStyle w:val="TableText"/>
               <w:keepNext w:val="0"/>
               <w:keepLines w:val="0"/>
               <w:pageBreakBefore w:val="0"/>
@@ -1345,7 +1239,7 @@
               <w:bidi w:val="0"/>
               <w:adjustRightInd w:val="0"/>
               <w:snapToGrid w:val="0"/>
-              <w:ind w:left="0" w:leftChars="0" w:right="0" w:rightChars="0" w:firstLine="0" w:firstLineChars="0"/>
+              <w:ind w:left="0" w:right="0" w:firstLine="0" w:leftChars="0" w:rightChars="0" w:firstLineChars="0"/>
               <w:jc w:val="center"/>
               <w:textAlignment w:val="baseline"/>
             </w:pPr>
@@ -1357,7 +1251,7 @@
           </w:tcPr>
           <w:p>
             <w:pPr>
-              <w:pStyle w:val="27"/>
+              <w:pStyle w:val="TableText"/>
               <w:keepNext w:val="0"/>
               <w:keepLines w:val="0"/>
               <w:pageBreakBefore w:val="0"/>
@@ -1370,7 +1264,7 @@
               <w:bidi w:val="0"/>
               <w:adjustRightInd w:val="0"/>
               <w:snapToGrid w:val="0"/>
-              <w:ind w:left="0" w:leftChars="0" w:right="0" w:rightChars="0" w:firstLine="0" w:firstLineChars="0"/>
+              <w:ind w:left="0" w:right="0" w:firstLine="0" w:leftChars="0" w:rightChars="0" w:firstLineChars="0"/>
               <w:jc w:val="center"/>
               <w:textAlignment w:val="baseline"/>
             </w:pPr>
@@ -1382,7 +1276,7 @@
           </w:tcPr>
           <w:p>
             <w:pPr>
-              <w:pStyle w:val="27"/>
+              <w:pStyle w:val="TableText"/>
               <w:keepNext w:val="0"/>
               <w:keepLines w:val="0"/>
               <w:pageBreakBefore w:val="0"/>
@@ -1395,7 +1289,7 @@
               <w:bidi w:val="0"/>
               <w:adjustRightInd w:val="0"/>
               <w:snapToGrid w:val="0"/>
-              <w:ind w:left="0" w:leftChars="0" w:right="0" w:rightChars="0" w:firstLine="0" w:firstLineChars="0"/>
+              <w:ind w:left="0" w:right="0" w:firstLine="0" w:leftChars="0" w:rightChars="0" w:firstLineChars="0"/>
               <w:jc w:val="center"/>
               <w:textAlignment w:val="baseline"/>
             </w:pPr>
@@ -1404,14 +1298,9 @@
       </w:tr>
       <w:tr>
         <w:tblPrEx>
-          <w:tblBorders>
-            <w:top w:val="single" w:color="000000" w:sz="2" w:space="0"/>
-            <w:left w:val="single" w:color="000000" w:sz="2" w:space="0"/>
-            <w:bottom w:val="single" w:color="000000" w:sz="2" w:space="0"/>
-            <w:right w:val="single" w:color="000000" w:sz="2" w:space="0"/>
-            <w:insideH w:val="single" w:color="000000" w:sz="2" w:space="0"/>
-            <w:insideV w:val="single" w:color="000000" w:sz="2" w:space="0"/>
-          </w:tblBorders>
+          <w:tblW w:w="7137" w:type="dxa"/>
+          <w:jc w:val="center"/>
+          <w:tblLayout w:type="fixed"/>
           <w:tblCellMar>
             <w:top w:w="0" w:type="dxa"/>
             <w:left w:w="0" w:type="dxa"/>
@@ -1420,7 +1309,7 @@
           </w:tblCellMar>
         </w:tblPrEx>
         <w:trPr>
-          <w:trHeight w:val="557" w:hRule="atLeast"/>
+          <w:trHeight w:val="557"/>
           <w:jc w:val="center"/>
         </w:trPr>
         <w:tc>
@@ -1429,7 +1318,7 @@
           </w:tcPr>
           <w:p>
             <w:pPr>
-              <w:pStyle w:val="27"/>
+              <w:pStyle w:val="TableText"/>
               <w:keepNext w:val="0"/>
               <w:keepLines w:val="0"/>
               <w:pageBreakBefore w:val="0"/>
@@ -1442,7 +1331,7 @@
               <w:bidi w:val="0"/>
               <w:adjustRightInd w:val="0"/>
               <w:snapToGrid w:val="0"/>
-              <w:ind w:left="0" w:leftChars="0" w:right="0" w:rightChars="0" w:firstLine="0" w:firstLineChars="0"/>
+              <w:ind w:left="0" w:right="0" w:firstLine="0" w:leftChars="0" w:rightChars="0" w:firstLineChars="0"/>
               <w:jc w:val="center"/>
               <w:textAlignment w:val="baseline"/>
             </w:pPr>
@@ -1454,7 +1343,7 @@
           </w:tcPr>
           <w:p>
             <w:pPr>
-              <w:pStyle w:val="27"/>
+              <w:pStyle w:val="TableText"/>
               <w:keepNext w:val="0"/>
               <w:keepLines w:val="0"/>
               <w:pageBreakBefore w:val="0"/>
@@ -1467,7 +1356,7 @@
               <w:bidi w:val="0"/>
               <w:adjustRightInd w:val="0"/>
               <w:snapToGrid w:val="0"/>
-              <w:ind w:left="0" w:leftChars="0" w:right="0" w:rightChars="0" w:firstLine="0" w:firstLineChars="0"/>
+              <w:ind w:left="0" w:right="0" w:firstLine="0" w:leftChars="0" w:rightChars="0" w:firstLineChars="0"/>
               <w:jc w:val="center"/>
               <w:textAlignment w:val="baseline"/>
             </w:pPr>
@@ -1479,7 +1368,7 @@
           </w:tcPr>
           <w:p>
             <w:pPr>
-              <w:pStyle w:val="27"/>
+              <w:pStyle w:val="TableText"/>
               <w:keepNext w:val="0"/>
               <w:keepLines w:val="0"/>
               <w:pageBreakBefore w:val="0"/>
@@ -1492,7 +1381,7 @@
               <w:bidi w:val="0"/>
               <w:adjustRightInd w:val="0"/>
               <w:snapToGrid w:val="0"/>
-              <w:ind w:left="0" w:leftChars="0" w:right="0" w:rightChars="0" w:firstLine="0" w:firstLineChars="0"/>
+              <w:ind w:left="0" w:right="0" w:firstLine="0" w:leftChars="0" w:rightChars="0" w:firstLineChars="0"/>
               <w:jc w:val="center"/>
               <w:textAlignment w:val="baseline"/>
             </w:pPr>
@@ -1504,7 +1393,7 @@
           </w:tcPr>
           <w:p>
             <w:pPr>
-              <w:pStyle w:val="27"/>
+              <w:pStyle w:val="TableText"/>
               <w:keepNext w:val="0"/>
               <w:keepLines w:val="0"/>
               <w:pageBreakBefore w:val="0"/>
@@ -1517,7 +1406,7 @@
               <w:bidi w:val="0"/>
               <w:adjustRightInd w:val="0"/>
               <w:snapToGrid w:val="0"/>
-              <w:ind w:left="0" w:leftChars="0" w:right="0" w:rightChars="0" w:firstLine="0" w:firstLineChars="0"/>
+              <w:ind w:left="0" w:right="0" w:firstLine="0" w:leftChars="0" w:rightChars="0" w:firstLineChars="0"/>
               <w:jc w:val="center"/>
               <w:textAlignment w:val="baseline"/>
             </w:pPr>
@@ -1548,7 +1437,7 @@
     <w:sdt>
       <w:sdtPr>
         <w:rPr>
-          <w:rFonts w:hint="eastAsia" w:ascii="宋体" w:hAnsi="宋体" w:eastAsia="宋体" w:cs="宋体"/>
+          <w:rFonts w:ascii="宋体" w:eastAsia="宋体" w:hAnsi="宋体" w:cs="宋体" w:hint="eastAsia"/>
           <w:snapToGrid w:val="0"/>
           <w:color w:val="000000"/>
           <w:kern w:val="0"/>
@@ -1564,7 +1453,7 @@
       </w:sdtPr>
       <w:sdtEndPr>
         <w:rPr>
-          <w:rFonts w:hint="eastAsia" w:ascii="宋体" w:hAnsi="宋体" w:eastAsia="宋体" w:cs="宋体"/>
+          <w:rFonts w:ascii="宋体" w:eastAsia="宋体" w:hAnsi="宋体" w:cs="宋体" w:hint="eastAsia"/>
           <w:snapToGrid w:val="0"/>
           <w:color w:val="000000"/>
           <w:kern w:val="0"/>
@@ -1590,18 +1479,18 @@
             <w:adjustRightInd w:val="0"/>
             <w:snapToGrid w:val="0"/>
             <w:spacing w:before="0" w:beforeLines="0" w:after="0" w:afterLines="0" w:line="312" w:lineRule="auto"/>
-            <w:ind w:left="0" w:leftChars="0" w:right="0" w:rightChars="0" w:firstLine="0" w:firstLineChars="0"/>
+            <w:ind w:left="0" w:right="0" w:firstLine="0" w:leftChars="0" w:rightChars="0" w:firstLineChars="0"/>
             <w:jc w:val="center"/>
             <w:textAlignment w:val="baseline"/>
             <w:rPr>
-              <w:rFonts w:hint="eastAsia" w:ascii="宋体" w:hAnsi="宋体" w:eastAsia="宋体" w:cs="宋体"/>
+              <w:rFonts w:ascii="宋体" w:eastAsia="宋体" w:hAnsi="宋体" w:cs="宋体" w:hint="eastAsia"/>
               <w:sz w:val="24"/>
               <w:szCs w:val="24"/>
             </w:rPr>
           </w:pPr>
           <w:r>
             <w:rPr>
-              <w:rFonts w:hint="eastAsia" w:ascii="宋体" w:hAnsi="宋体" w:eastAsia="宋体" w:cs="宋体"/>
+              <w:rFonts w:ascii="宋体" w:eastAsia="宋体" w:hAnsi="宋体" w:cs="宋体" w:hint="eastAsia"/>
               <w:sz w:val="24"/>
               <w:szCs w:val="24"/>
             </w:rPr>
@@ -1610,14 +1499,14 @@
         </w:p>
         <w:p>
           <w:pPr>
-            <w:pStyle w:val="16"/>
+            <w:pStyle w:val="TOC1"/>
             <w:tabs>
               <w:tab w:val="right" w:leader="dot" w:pos="8306"/>
             </w:tabs>
           </w:pPr>
           <w:r>
             <w:rPr>
-              <w:rFonts w:hint="eastAsia" w:ascii="宋体" w:hAnsi="宋体" w:eastAsia="宋体" w:cs="宋体"/>
+              <w:rFonts w:ascii="宋体" w:eastAsia="宋体" w:hAnsi="宋体" w:cs="宋体" w:hint="eastAsia"/>
               <w:sz w:val="24"/>
               <w:szCs w:val="24"/>
             </w:rPr>
@@ -1625,7 +1514,7 @@
           </w:r>
           <w:r>
             <w:rPr>
-              <w:rFonts w:hint="eastAsia" w:ascii="宋体" w:hAnsi="宋体" w:eastAsia="宋体" w:cs="宋体"/>
+              <w:rFonts w:ascii="宋体" w:eastAsia="宋体" w:hAnsi="宋体" w:cs="宋体" w:hint="eastAsia"/>
               <w:sz w:val="24"/>
               <w:szCs w:val="24"/>
             </w:rPr>
@@ -1633,7 +1522,7 @@
           </w:r>
           <w:r>
             <w:rPr>
-              <w:rFonts w:hint="eastAsia" w:ascii="宋体" w:hAnsi="宋体" w:eastAsia="宋体" w:cs="宋体"/>
+              <w:rFonts w:ascii="宋体" w:eastAsia="宋体" w:hAnsi="宋体" w:cs="宋体" w:hint="eastAsia"/>
               <w:sz w:val="24"/>
               <w:szCs w:val="24"/>
             </w:rPr>
@@ -1641,21 +1530,21 @@
           </w:r>
           <w:r>
             <w:rPr>
-              <w:rFonts w:hint="eastAsia" w:ascii="宋体" w:hAnsi="宋体" w:eastAsia="宋体" w:cs="宋体"/>
+              <w:rFonts w:ascii="宋体" w:eastAsia="宋体" w:hAnsi="宋体" w:cs="宋体" w:hint="eastAsia"/>
               <w:szCs w:val="24"/>
             </w:rPr>
             <w:fldChar w:fldCharType="begin"/>
           </w:r>
           <w:r>
             <w:rPr>
-              <w:rFonts w:hint="eastAsia" w:ascii="宋体" w:hAnsi="宋体" w:eastAsia="宋体" w:cs="宋体"/>
+              <w:rFonts w:ascii="宋体" w:eastAsia="宋体" w:hAnsi="宋体" w:cs="宋体" w:hint="eastAsia"/>
               <w:szCs w:val="24"/>
             </w:rPr>
             <w:instrText xml:space="preserve"> HYPERLINK \l _Toc24409 </w:instrText>
           </w:r>
           <w:r>
             <w:rPr>
-              <w:rFonts w:hint="eastAsia" w:ascii="宋体" w:hAnsi="宋体" w:eastAsia="宋体" w:cs="宋体"/>
+              <w:rFonts w:ascii="宋体" w:eastAsia="宋体" w:hAnsi="宋体" w:cs="宋体" w:hint="eastAsia"/>
               <w:szCs w:val="24"/>
             </w:rPr>
             <w:fldChar w:fldCharType="separate"/>
@@ -1687,7 +1576,7 @@
           </w:r>
           <w:r>
             <w:rPr>
-              <w:rFonts w:hint="eastAsia" w:ascii="宋体" w:hAnsi="宋体" w:eastAsia="宋体" w:cs="宋体"/>
+              <w:rFonts w:ascii="宋体" w:eastAsia="宋体" w:hAnsi="宋体" w:cs="宋体" w:hint="eastAsia"/>
               <w:szCs w:val="24"/>
             </w:rPr>
             <w:fldChar w:fldCharType="end"/>
@@ -1695,28 +1584,28 @@
         </w:p>
         <w:p>
           <w:pPr>
-            <w:pStyle w:val="16"/>
+            <w:pStyle w:val="TOC1"/>
             <w:tabs>
               <w:tab w:val="right" w:leader="dot" w:pos="8306"/>
             </w:tabs>
           </w:pPr>
           <w:r>
             <w:rPr>
-              <w:rFonts w:hint="eastAsia" w:ascii="宋体" w:hAnsi="宋体" w:eastAsia="宋体" w:cs="宋体"/>
+              <w:rFonts w:ascii="宋体" w:eastAsia="宋体" w:hAnsi="宋体" w:cs="宋体" w:hint="eastAsia"/>
               <w:szCs w:val="24"/>
             </w:rPr>
             <w:fldChar w:fldCharType="begin"/>
           </w:r>
           <w:r>
             <w:rPr>
-              <w:rFonts w:hint="eastAsia" w:ascii="宋体" w:hAnsi="宋体" w:eastAsia="宋体" w:cs="宋体"/>
+              <w:rFonts w:ascii="宋体" w:eastAsia="宋体" w:hAnsi="宋体" w:cs="宋体" w:hint="eastAsia"/>
               <w:szCs w:val="24"/>
             </w:rPr>
             <w:instrText xml:space="preserve"> HYPERLINK \l _Toc12528 </w:instrText>
           </w:r>
           <w:r>
             <w:rPr>
-              <w:rFonts w:hint="eastAsia" w:ascii="宋体" w:hAnsi="宋体" w:eastAsia="宋体" w:cs="宋体"/>
+              <w:rFonts w:ascii="宋体" w:eastAsia="宋体" w:hAnsi="宋体" w:cs="宋体" w:hint="eastAsia"/>
               <w:szCs w:val="24"/>
             </w:rPr>
             <w:fldChar w:fldCharType="separate"/>
@@ -1748,7 +1637,7 @@
           </w:r>
           <w:r>
             <w:rPr>
-              <w:rFonts w:hint="eastAsia" w:ascii="宋体" w:hAnsi="宋体" w:eastAsia="宋体" w:cs="宋体"/>
+              <w:rFonts w:ascii="宋体" w:eastAsia="宋体" w:hAnsi="宋体" w:cs="宋体" w:hint="eastAsia"/>
               <w:szCs w:val="24"/>
             </w:rPr>
             <w:fldChar w:fldCharType="end"/>
@@ -1756,28 +1645,28 @@
         </w:p>
         <w:p>
           <w:pPr>
-            <w:pStyle w:val="16"/>
+            <w:pStyle w:val="TOC1"/>
             <w:tabs>
               <w:tab w:val="right" w:leader="dot" w:pos="8306"/>
             </w:tabs>
           </w:pPr>
           <w:r>
             <w:rPr>
-              <w:rFonts w:hint="eastAsia" w:ascii="宋体" w:hAnsi="宋体" w:eastAsia="宋体" w:cs="宋体"/>
+              <w:rFonts w:ascii="宋体" w:eastAsia="宋体" w:hAnsi="宋体" w:cs="宋体" w:hint="eastAsia"/>
               <w:szCs w:val="24"/>
             </w:rPr>
             <w:fldChar w:fldCharType="begin"/>
           </w:r>
           <w:r>
             <w:rPr>
-              <w:rFonts w:hint="eastAsia" w:ascii="宋体" w:hAnsi="宋体" w:eastAsia="宋体" w:cs="宋体"/>
+              <w:rFonts w:ascii="宋体" w:eastAsia="宋体" w:hAnsi="宋体" w:cs="宋体" w:hint="eastAsia"/>
               <w:szCs w:val="24"/>
             </w:rPr>
             <w:instrText xml:space="preserve"> HYPERLINK \l _Toc1098 </w:instrText>
           </w:r>
           <w:r>
             <w:rPr>
-              <w:rFonts w:hint="eastAsia" w:ascii="宋体" w:hAnsi="宋体" w:eastAsia="宋体" w:cs="宋体"/>
+              <w:rFonts w:ascii="宋体" w:eastAsia="宋体" w:hAnsi="宋体" w:cs="宋体" w:hint="eastAsia"/>
               <w:szCs w:val="24"/>
             </w:rPr>
             <w:fldChar w:fldCharType="separate"/>
@@ -1815,7 +1704,7 @@
           </w:r>
           <w:r>
             <w:rPr>
-              <w:rFonts w:hint="eastAsia" w:ascii="宋体" w:hAnsi="宋体" w:eastAsia="宋体" w:cs="宋体"/>
+              <w:rFonts w:ascii="宋体" w:eastAsia="宋体" w:hAnsi="宋体" w:cs="宋体" w:hint="eastAsia"/>
               <w:szCs w:val="24"/>
             </w:rPr>
             <w:fldChar w:fldCharType="end"/>
@@ -1823,28 +1712,28 @@
         </w:p>
         <w:p>
           <w:pPr>
-            <w:pStyle w:val="17"/>
+            <w:pStyle w:val="TOC2"/>
             <w:tabs>
               <w:tab w:val="right" w:leader="dot" w:pos="8306"/>
             </w:tabs>
           </w:pPr>
           <w:r>
             <w:rPr>
-              <w:rFonts w:hint="eastAsia" w:ascii="宋体" w:hAnsi="宋体" w:eastAsia="宋体" w:cs="宋体"/>
+              <w:rFonts w:ascii="宋体" w:eastAsia="宋体" w:hAnsi="宋体" w:cs="宋体" w:hint="eastAsia"/>
               <w:szCs w:val="24"/>
             </w:rPr>
             <w:fldChar w:fldCharType="begin"/>
           </w:r>
           <w:r>
             <w:rPr>
-              <w:rFonts w:hint="eastAsia" w:ascii="宋体" w:hAnsi="宋体" w:eastAsia="宋体" w:cs="宋体"/>
+              <w:rFonts w:ascii="宋体" w:eastAsia="宋体" w:hAnsi="宋体" w:cs="宋体" w:hint="eastAsia"/>
               <w:szCs w:val="24"/>
             </w:rPr>
             <w:instrText xml:space="preserve"> HYPERLINK \l _Toc2059 </w:instrText>
           </w:r>
           <w:r>
             <w:rPr>
-              <w:rFonts w:hint="eastAsia" w:ascii="宋体" w:hAnsi="宋体" w:eastAsia="宋体" w:cs="宋体"/>
+              <w:rFonts w:ascii="宋体" w:eastAsia="宋体" w:hAnsi="宋体" w:cs="宋体" w:hint="eastAsia"/>
               <w:szCs w:val="24"/>
             </w:rPr>
             <w:fldChar w:fldCharType="separate"/>
@@ -1883,7 +1772,7 @@
           </w:r>
           <w:r>
             <w:rPr>
-              <w:rFonts w:hint="eastAsia" w:ascii="宋体" w:hAnsi="宋体" w:eastAsia="宋体" w:cs="宋体"/>
+              <w:rFonts w:ascii="宋体" w:eastAsia="宋体" w:hAnsi="宋体" w:cs="宋体" w:hint="eastAsia"/>
               <w:szCs w:val="24"/>
             </w:rPr>
             <w:fldChar w:fldCharType="end"/>
@@ -1891,28 +1780,28 @@
         </w:p>
         <w:p>
           <w:pPr>
-            <w:pStyle w:val="17"/>
+            <w:pStyle w:val="TOC2"/>
             <w:tabs>
               <w:tab w:val="right" w:leader="dot" w:pos="8306"/>
             </w:tabs>
           </w:pPr>
           <w:r>
             <w:rPr>
-              <w:rFonts w:hint="eastAsia" w:ascii="宋体" w:hAnsi="宋体" w:eastAsia="宋体" w:cs="宋体"/>
+              <w:rFonts w:ascii="宋体" w:eastAsia="宋体" w:hAnsi="宋体" w:cs="宋体" w:hint="eastAsia"/>
               <w:szCs w:val="24"/>
             </w:rPr>
             <w:fldChar w:fldCharType="begin"/>
           </w:r>
           <w:r>
             <w:rPr>
-              <w:rFonts w:hint="eastAsia" w:ascii="宋体" w:hAnsi="宋体" w:eastAsia="宋体" w:cs="宋体"/>
+              <w:rFonts w:ascii="宋体" w:eastAsia="宋体" w:hAnsi="宋体" w:cs="宋体" w:hint="eastAsia"/>
               <w:szCs w:val="24"/>
             </w:rPr>
             <w:instrText xml:space="preserve"> HYPERLINK \l _Toc16583 </w:instrText>
           </w:r>
           <w:r>
             <w:rPr>
-              <w:rFonts w:hint="eastAsia" w:ascii="宋体" w:hAnsi="宋体" w:eastAsia="宋体" w:cs="宋体"/>
+              <w:rFonts w:ascii="宋体" w:eastAsia="宋体" w:hAnsi="宋体" w:cs="宋体" w:hint="eastAsia"/>
               <w:szCs w:val="24"/>
             </w:rPr>
             <w:fldChar w:fldCharType="separate"/>
@@ -1951,7 +1840,7 @@
           </w:r>
           <w:r>
             <w:rPr>
-              <w:rFonts w:hint="eastAsia" w:ascii="宋体" w:hAnsi="宋体" w:eastAsia="宋体" w:cs="宋体"/>
+              <w:rFonts w:ascii="宋体" w:eastAsia="宋体" w:hAnsi="宋体" w:cs="宋体" w:hint="eastAsia"/>
               <w:szCs w:val="24"/>
             </w:rPr>
             <w:fldChar w:fldCharType="end"/>
@@ -1959,28 +1848,28 @@
         </w:p>
         <w:p>
           <w:pPr>
-            <w:pStyle w:val="17"/>
+            <w:pStyle w:val="TOC2"/>
             <w:tabs>
               <w:tab w:val="right" w:leader="dot" w:pos="8306"/>
             </w:tabs>
           </w:pPr>
           <w:r>
             <w:rPr>
-              <w:rFonts w:hint="eastAsia" w:ascii="宋体" w:hAnsi="宋体" w:eastAsia="宋体" w:cs="宋体"/>
+              <w:rFonts w:ascii="宋体" w:eastAsia="宋体" w:hAnsi="宋体" w:cs="宋体" w:hint="eastAsia"/>
               <w:szCs w:val="24"/>
             </w:rPr>
             <w:fldChar w:fldCharType="begin"/>
           </w:r>
           <w:r>
             <w:rPr>
-              <w:rFonts w:hint="eastAsia" w:ascii="宋体" w:hAnsi="宋体" w:eastAsia="宋体" w:cs="宋体"/>
+              <w:rFonts w:ascii="宋体" w:eastAsia="宋体" w:hAnsi="宋体" w:cs="宋体" w:hint="eastAsia"/>
               <w:szCs w:val="24"/>
             </w:rPr>
             <w:instrText xml:space="preserve"> HYPERLINK \l _Toc21064 </w:instrText>
           </w:r>
           <w:r>
             <w:rPr>
-              <w:rFonts w:hint="eastAsia" w:ascii="宋体" w:hAnsi="宋体" w:eastAsia="宋体" w:cs="宋体"/>
+              <w:rFonts w:ascii="宋体" w:eastAsia="宋体" w:hAnsi="宋体" w:cs="宋体" w:hint="eastAsia"/>
               <w:szCs w:val="24"/>
             </w:rPr>
             <w:fldChar w:fldCharType="separate"/>
@@ -2019,7 +1908,7 @@
           </w:r>
           <w:r>
             <w:rPr>
-              <w:rFonts w:hint="eastAsia" w:ascii="宋体" w:hAnsi="宋体" w:eastAsia="宋体" w:cs="宋体"/>
+              <w:rFonts w:ascii="宋体" w:eastAsia="宋体" w:hAnsi="宋体" w:cs="宋体" w:hint="eastAsia"/>
               <w:szCs w:val="24"/>
             </w:rPr>
             <w:fldChar w:fldCharType="end"/>
@@ -2027,28 +1916,28 @@
         </w:p>
         <w:p>
           <w:pPr>
-            <w:pStyle w:val="17"/>
+            <w:pStyle w:val="TOC2"/>
             <w:tabs>
               <w:tab w:val="right" w:leader="dot" w:pos="8306"/>
             </w:tabs>
           </w:pPr>
           <w:r>
             <w:rPr>
-              <w:rFonts w:hint="eastAsia" w:ascii="宋体" w:hAnsi="宋体" w:eastAsia="宋体" w:cs="宋体"/>
+              <w:rFonts w:ascii="宋体" w:eastAsia="宋体" w:hAnsi="宋体" w:cs="宋体" w:hint="eastAsia"/>
               <w:szCs w:val="24"/>
             </w:rPr>
             <w:fldChar w:fldCharType="begin"/>
           </w:r>
           <w:r>
             <w:rPr>
-              <w:rFonts w:hint="eastAsia" w:ascii="宋体" w:hAnsi="宋体" w:eastAsia="宋体" w:cs="宋体"/>
+              <w:rFonts w:ascii="宋体" w:eastAsia="宋体" w:hAnsi="宋体" w:cs="宋体" w:hint="eastAsia"/>
               <w:szCs w:val="24"/>
             </w:rPr>
             <w:instrText xml:space="preserve"> HYPERLINK \l _Toc5012 </w:instrText>
           </w:r>
           <w:r>
             <w:rPr>
-              <w:rFonts w:hint="eastAsia" w:ascii="宋体" w:hAnsi="宋体" w:eastAsia="宋体" w:cs="宋体"/>
+              <w:rFonts w:ascii="宋体" w:eastAsia="宋体" w:hAnsi="宋体" w:cs="宋体" w:hint="eastAsia"/>
               <w:szCs w:val="24"/>
             </w:rPr>
             <w:fldChar w:fldCharType="separate"/>
@@ -2087,7 +1976,7 @@
           </w:r>
           <w:r>
             <w:rPr>
-              <w:rFonts w:hint="eastAsia" w:ascii="宋体" w:hAnsi="宋体" w:eastAsia="宋体" w:cs="宋体"/>
+              <w:rFonts w:ascii="宋体" w:eastAsia="宋体" w:hAnsi="宋体" w:cs="宋体" w:hint="eastAsia"/>
               <w:szCs w:val="24"/>
             </w:rPr>
             <w:fldChar w:fldCharType="end"/>
@@ -2095,28 +1984,28 @@
         </w:p>
         <w:p>
           <w:pPr>
-            <w:pStyle w:val="13"/>
+            <w:pStyle w:val="TOC3"/>
             <w:tabs>
               <w:tab w:val="right" w:leader="dot" w:pos="8306"/>
             </w:tabs>
           </w:pPr>
           <w:r>
             <w:rPr>
-              <w:rFonts w:hint="eastAsia" w:ascii="宋体" w:hAnsi="宋体" w:eastAsia="宋体" w:cs="宋体"/>
+              <w:rFonts w:ascii="宋体" w:eastAsia="宋体" w:hAnsi="宋体" w:cs="宋体" w:hint="eastAsia"/>
               <w:szCs w:val="24"/>
             </w:rPr>
             <w:fldChar w:fldCharType="begin"/>
           </w:r>
           <w:r>
             <w:rPr>
-              <w:rFonts w:hint="eastAsia" w:ascii="宋体" w:hAnsi="宋体" w:eastAsia="宋体" w:cs="宋体"/>
+              <w:rFonts w:ascii="宋体" w:eastAsia="宋体" w:hAnsi="宋体" w:cs="宋体" w:hint="eastAsia"/>
               <w:szCs w:val="24"/>
             </w:rPr>
             <w:instrText xml:space="preserve"> HYPERLINK \l _Toc13170 </w:instrText>
           </w:r>
           <w:r>
             <w:rPr>
-              <w:rFonts w:hint="eastAsia" w:ascii="宋体" w:hAnsi="宋体" w:eastAsia="宋体" w:cs="宋体"/>
+              <w:rFonts w:ascii="宋体" w:eastAsia="宋体" w:hAnsi="宋体" w:cs="宋体" w:hint="eastAsia"/>
               <w:szCs w:val="24"/>
             </w:rPr>
             <w:fldChar w:fldCharType="separate"/>
@@ -2155,7 +2044,7 @@
           </w:r>
           <w:r>
             <w:rPr>
-              <w:rFonts w:hint="eastAsia" w:ascii="宋体" w:hAnsi="宋体" w:eastAsia="宋体" w:cs="宋体"/>
+              <w:rFonts w:ascii="宋体" w:eastAsia="宋体" w:hAnsi="宋体" w:cs="宋体" w:hint="eastAsia"/>
               <w:szCs w:val="24"/>
             </w:rPr>
             <w:fldChar w:fldCharType="end"/>
@@ -2163,28 +2052,28 @@
         </w:p>
         <w:p>
           <w:pPr>
-            <w:pStyle w:val="13"/>
+            <w:pStyle w:val="TOC3"/>
             <w:tabs>
               <w:tab w:val="right" w:leader="dot" w:pos="8306"/>
             </w:tabs>
           </w:pPr>
           <w:r>
             <w:rPr>
-              <w:rFonts w:hint="eastAsia" w:ascii="宋体" w:hAnsi="宋体" w:eastAsia="宋体" w:cs="宋体"/>
+              <w:rFonts w:ascii="宋体" w:eastAsia="宋体" w:hAnsi="宋体" w:cs="宋体" w:hint="eastAsia"/>
               <w:szCs w:val="24"/>
             </w:rPr>
             <w:fldChar w:fldCharType="begin"/>
           </w:r>
           <w:r>
             <w:rPr>
-              <w:rFonts w:hint="eastAsia" w:ascii="宋体" w:hAnsi="宋体" w:eastAsia="宋体" w:cs="宋体"/>
+              <w:rFonts w:ascii="宋体" w:eastAsia="宋体" w:hAnsi="宋体" w:cs="宋体" w:hint="eastAsia"/>
               <w:szCs w:val="24"/>
             </w:rPr>
             <w:instrText xml:space="preserve"> HYPERLINK \l _Toc6405 </w:instrText>
           </w:r>
           <w:r>
             <w:rPr>
-              <w:rFonts w:hint="eastAsia" w:ascii="宋体" w:hAnsi="宋体" w:eastAsia="宋体" w:cs="宋体"/>
+              <w:rFonts w:ascii="宋体" w:eastAsia="宋体" w:hAnsi="宋体" w:cs="宋体" w:hint="eastAsia"/>
               <w:szCs w:val="24"/>
             </w:rPr>
             <w:fldChar w:fldCharType="separate"/>
@@ -2223,7 +2112,7 @@
           </w:r>
           <w:r>
             <w:rPr>
-              <w:rFonts w:hint="eastAsia" w:ascii="宋体" w:hAnsi="宋体" w:eastAsia="宋体" w:cs="宋体"/>
+              <w:rFonts w:ascii="宋体" w:eastAsia="宋体" w:hAnsi="宋体" w:cs="宋体" w:hint="eastAsia"/>
               <w:szCs w:val="24"/>
             </w:rPr>
             <w:fldChar w:fldCharType="end"/>
@@ -2231,28 +2120,28 @@
         </w:p>
         <w:p>
           <w:pPr>
-            <w:pStyle w:val="16"/>
+            <w:pStyle w:val="TOC1"/>
             <w:tabs>
               <w:tab w:val="right" w:leader="dot" w:pos="8306"/>
             </w:tabs>
           </w:pPr>
           <w:r>
             <w:rPr>
-              <w:rFonts w:hint="eastAsia" w:ascii="宋体" w:hAnsi="宋体" w:eastAsia="宋体" w:cs="宋体"/>
+              <w:rFonts w:ascii="宋体" w:eastAsia="宋体" w:hAnsi="宋体" w:cs="宋体" w:hint="eastAsia"/>
               <w:szCs w:val="24"/>
             </w:rPr>
             <w:fldChar w:fldCharType="begin"/>
           </w:r>
           <w:r>
             <w:rPr>
-              <w:rFonts w:hint="eastAsia" w:ascii="宋体" w:hAnsi="宋体" w:eastAsia="宋体" w:cs="宋体"/>
+              <w:rFonts w:ascii="宋体" w:eastAsia="宋体" w:hAnsi="宋体" w:cs="宋体" w:hint="eastAsia"/>
               <w:szCs w:val="24"/>
             </w:rPr>
             <w:instrText xml:space="preserve"> HYPERLINK \l _Toc1912 </w:instrText>
           </w:r>
           <w:r>
             <w:rPr>
-              <w:rFonts w:hint="eastAsia" w:ascii="宋体" w:hAnsi="宋体" w:eastAsia="宋体" w:cs="宋体"/>
+              <w:rFonts w:ascii="宋体" w:eastAsia="宋体" w:hAnsi="宋体" w:cs="宋体" w:hint="eastAsia"/>
               <w:szCs w:val="24"/>
             </w:rPr>
             <w:fldChar w:fldCharType="separate"/>
@@ -2291,7 +2180,7 @@
           </w:r>
           <w:r>
             <w:rPr>
-              <w:rFonts w:hint="eastAsia" w:ascii="宋体" w:hAnsi="宋体" w:eastAsia="宋体" w:cs="宋体"/>
+              <w:rFonts w:ascii="宋体" w:eastAsia="宋体" w:hAnsi="宋体" w:cs="宋体" w:hint="eastAsia"/>
               <w:szCs w:val="24"/>
             </w:rPr>
             <w:fldChar w:fldCharType="end"/>
@@ -2299,28 +2188,28 @@
         </w:p>
         <w:p>
           <w:pPr>
-            <w:pStyle w:val="16"/>
+            <w:pStyle w:val="TOC1"/>
             <w:tabs>
               <w:tab w:val="right" w:leader="dot" w:pos="8306"/>
             </w:tabs>
           </w:pPr>
           <w:r>
             <w:rPr>
-              <w:rFonts w:hint="eastAsia" w:ascii="宋体" w:hAnsi="宋体" w:eastAsia="宋体" w:cs="宋体"/>
+              <w:rFonts w:ascii="宋体" w:eastAsia="宋体" w:hAnsi="宋体" w:cs="宋体" w:hint="eastAsia"/>
               <w:szCs w:val="24"/>
             </w:rPr>
             <w:fldChar w:fldCharType="begin"/>
           </w:r>
           <w:r>
             <w:rPr>
-              <w:rFonts w:hint="eastAsia" w:ascii="宋体" w:hAnsi="宋体" w:eastAsia="宋体" w:cs="宋体"/>
+              <w:rFonts w:ascii="宋体" w:eastAsia="宋体" w:hAnsi="宋体" w:cs="宋体" w:hint="eastAsia"/>
               <w:szCs w:val="24"/>
             </w:rPr>
             <w:instrText xml:space="preserve"> HYPERLINK \l _Toc21130 </w:instrText>
           </w:r>
           <w:r>
             <w:rPr>
-              <w:rFonts w:hint="eastAsia" w:ascii="宋体" w:hAnsi="宋体" w:eastAsia="宋体" w:cs="宋体"/>
+              <w:rFonts w:ascii="宋体" w:eastAsia="宋体" w:hAnsi="宋体" w:cs="宋体" w:hint="eastAsia"/>
               <w:szCs w:val="24"/>
             </w:rPr>
             <w:fldChar w:fldCharType="separate"/>
@@ -2358,7 +2247,7 @@
           </w:r>
           <w:r>
             <w:rPr>
-              <w:rFonts w:hint="eastAsia" w:ascii="宋体" w:hAnsi="宋体" w:eastAsia="宋体" w:cs="宋体"/>
+              <w:rFonts w:ascii="宋体" w:eastAsia="宋体" w:hAnsi="宋体" w:cs="宋体" w:hint="eastAsia"/>
               <w:szCs w:val="24"/>
             </w:rPr>
             <w:fldChar w:fldCharType="end"/>
@@ -2366,28 +2255,28 @@
         </w:p>
         <w:p>
           <w:pPr>
-            <w:pStyle w:val="17"/>
+            <w:pStyle w:val="TOC2"/>
             <w:tabs>
               <w:tab w:val="right" w:leader="dot" w:pos="8306"/>
             </w:tabs>
           </w:pPr>
           <w:r>
             <w:rPr>
-              <w:rFonts w:hint="eastAsia" w:ascii="宋体" w:hAnsi="宋体" w:eastAsia="宋体" w:cs="宋体"/>
+              <w:rFonts w:ascii="宋体" w:eastAsia="宋体" w:hAnsi="宋体" w:cs="宋体" w:hint="eastAsia"/>
               <w:szCs w:val="24"/>
             </w:rPr>
             <w:fldChar w:fldCharType="begin"/>
           </w:r>
           <w:r>
             <w:rPr>
-              <w:rFonts w:hint="eastAsia" w:ascii="宋体" w:hAnsi="宋体" w:eastAsia="宋体" w:cs="宋体"/>
+              <w:rFonts w:ascii="宋体" w:eastAsia="宋体" w:hAnsi="宋体" w:cs="宋体" w:hint="eastAsia"/>
               <w:szCs w:val="24"/>
             </w:rPr>
             <w:instrText xml:space="preserve"> HYPERLINK \l _Toc4675 </w:instrText>
           </w:r>
           <w:r>
             <w:rPr>
-              <w:rFonts w:hint="eastAsia" w:ascii="宋体" w:hAnsi="宋体" w:eastAsia="宋体" w:cs="宋体"/>
+              <w:rFonts w:ascii="宋体" w:eastAsia="宋体" w:hAnsi="宋体" w:cs="宋体" w:hint="eastAsia"/>
               <w:szCs w:val="24"/>
             </w:rPr>
             <w:fldChar w:fldCharType="separate"/>
@@ -2424,7 +2313,7 @@
           </w:r>
           <w:r>
             <w:rPr>
-              <w:rFonts w:hint="eastAsia" w:ascii="宋体" w:hAnsi="宋体" w:eastAsia="宋体" w:cs="宋体"/>
+              <w:rFonts w:ascii="宋体" w:eastAsia="宋体" w:hAnsi="宋体" w:cs="宋体" w:hint="eastAsia"/>
               <w:szCs w:val="24"/>
             </w:rPr>
             <w:fldChar w:fldCharType="end"/>
@@ -2432,28 +2321,28 @@
         </w:p>
         <w:p>
           <w:pPr>
-            <w:pStyle w:val="17"/>
+            <w:pStyle w:val="TOC2"/>
             <w:tabs>
               <w:tab w:val="right" w:leader="dot" w:pos="8306"/>
             </w:tabs>
           </w:pPr>
           <w:r>
             <w:rPr>
-              <w:rFonts w:hint="eastAsia" w:ascii="宋体" w:hAnsi="宋体" w:eastAsia="宋体" w:cs="宋体"/>
+              <w:rFonts w:ascii="宋体" w:eastAsia="宋体" w:hAnsi="宋体" w:cs="宋体" w:hint="eastAsia"/>
               <w:szCs w:val="24"/>
             </w:rPr>
             <w:fldChar w:fldCharType="begin"/>
           </w:r>
           <w:r>
             <w:rPr>
-              <w:rFonts w:hint="eastAsia" w:ascii="宋体" w:hAnsi="宋体" w:eastAsia="宋体" w:cs="宋体"/>
+              <w:rFonts w:ascii="宋体" w:eastAsia="宋体" w:hAnsi="宋体" w:cs="宋体" w:hint="eastAsia"/>
               <w:szCs w:val="24"/>
             </w:rPr>
             <w:instrText xml:space="preserve"> HYPERLINK \l _Toc958 </w:instrText>
           </w:r>
           <w:r>
             <w:rPr>
-              <w:rFonts w:hint="eastAsia" w:ascii="宋体" w:hAnsi="宋体" w:eastAsia="宋体" w:cs="宋体"/>
+              <w:rFonts w:ascii="宋体" w:eastAsia="宋体" w:hAnsi="宋体" w:cs="宋体" w:hint="eastAsia"/>
               <w:szCs w:val="24"/>
             </w:rPr>
             <w:fldChar w:fldCharType="separate"/>
@@ -2490,7 +2379,7 @@
           </w:r>
           <w:r>
             <w:rPr>
-              <w:rFonts w:hint="eastAsia" w:ascii="宋体" w:hAnsi="宋体" w:eastAsia="宋体" w:cs="宋体"/>
+              <w:rFonts w:ascii="宋体" w:eastAsia="宋体" w:hAnsi="宋体" w:cs="宋体" w:hint="eastAsia"/>
               <w:szCs w:val="24"/>
             </w:rPr>
             <w:fldChar w:fldCharType="end"/>
@@ -2498,28 +2387,28 @@
         </w:p>
         <w:p>
           <w:pPr>
-            <w:pStyle w:val="16"/>
+            <w:pStyle w:val="TOC1"/>
             <w:tabs>
               <w:tab w:val="right" w:leader="dot" w:pos="8306"/>
             </w:tabs>
           </w:pPr>
           <w:r>
             <w:rPr>
-              <w:rFonts w:hint="eastAsia" w:ascii="宋体" w:hAnsi="宋体" w:eastAsia="宋体" w:cs="宋体"/>
+              <w:rFonts w:ascii="宋体" w:eastAsia="宋体" w:hAnsi="宋体" w:cs="宋体" w:hint="eastAsia"/>
               <w:szCs w:val="24"/>
             </w:rPr>
             <w:fldChar w:fldCharType="begin"/>
           </w:r>
           <w:r>
             <w:rPr>
-              <w:rFonts w:hint="eastAsia" w:ascii="宋体" w:hAnsi="宋体" w:eastAsia="宋体" w:cs="宋体"/>
+              <w:rFonts w:ascii="宋体" w:eastAsia="宋体" w:hAnsi="宋体" w:cs="宋体" w:hint="eastAsia"/>
               <w:szCs w:val="24"/>
             </w:rPr>
             <w:instrText xml:space="preserve"> HYPERLINK \l _Toc8971 </w:instrText>
           </w:r>
           <w:r>
             <w:rPr>
-              <w:rFonts w:hint="eastAsia" w:ascii="宋体" w:hAnsi="宋体" w:eastAsia="宋体" w:cs="宋体"/>
+              <w:rFonts w:ascii="宋体" w:eastAsia="宋体" w:hAnsi="宋体" w:cs="宋体" w:hint="eastAsia"/>
               <w:szCs w:val="24"/>
             </w:rPr>
             <w:fldChar w:fldCharType="separate"/>
@@ -2558,7 +2447,7 @@
           </w:r>
           <w:r>
             <w:rPr>
-              <w:rFonts w:hint="eastAsia" w:ascii="宋体" w:hAnsi="宋体" w:eastAsia="宋体" w:cs="宋体"/>
+              <w:rFonts w:ascii="宋体" w:eastAsia="宋体" w:hAnsi="宋体" w:cs="宋体" w:hint="eastAsia"/>
               <w:szCs w:val="24"/>
             </w:rPr>
             <w:fldChar w:fldCharType="end"/>
@@ -2566,28 +2455,28 @@
         </w:p>
         <w:p>
           <w:pPr>
-            <w:pStyle w:val="17"/>
+            <w:pStyle w:val="TOC2"/>
             <w:tabs>
               <w:tab w:val="right" w:leader="dot" w:pos="8306"/>
             </w:tabs>
           </w:pPr>
           <w:r>
             <w:rPr>
-              <w:rFonts w:hint="eastAsia" w:ascii="宋体" w:hAnsi="宋体" w:eastAsia="宋体" w:cs="宋体"/>
+              <w:rFonts w:ascii="宋体" w:eastAsia="宋体" w:hAnsi="宋体" w:cs="宋体" w:hint="eastAsia"/>
               <w:szCs w:val="24"/>
             </w:rPr>
             <w:fldChar w:fldCharType="begin"/>
           </w:r>
           <w:r>
             <w:rPr>
-              <w:rFonts w:hint="eastAsia" w:ascii="宋体" w:hAnsi="宋体" w:eastAsia="宋体" w:cs="宋体"/>
+              <w:rFonts w:ascii="宋体" w:eastAsia="宋体" w:hAnsi="宋体" w:cs="宋体" w:hint="eastAsia"/>
               <w:szCs w:val="24"/>
             </w:rPr>
             <w:instrText xml:space="preserve"> HYPERLINK \l _Toc6361 </w:instrText>
           </w:r>
           <w:r>
             <w:rPr>
-              <w:rFonts w:hint="eastAsia" w:ascii="宋体" w:hAnsi="宋体" w:eastAsia="宋体" w:cs="宋体"/>
+              <w:rFonts w:ascii="宋体" w:eastAsia="宋体" w:hAnsi="宋体" w:cs="宋体" w:hint="eastAsia"/>
               <w:szCs w:val="24"/>
             </w:rPr>
             <w:fldChar w:fldCharType="separate"/>
@@ -2619,7 +2508,7 @@
           </w:r>
           <w:r>
             <w:rPr>
-              <w:rFonts w:hint="eastAsia" w:ascii="宋体" w:hAnsi="宋体" w:eastAsia="宋体" w:cs="宋体"/>
+              <w:rFonts w:ascii="宋体" w:eastAsia="宋体" w:hAnsi="宋体" w:cs="宋体" w:hint="eastAsia"/>
               <w:szCs w:val="24"/>
             </w:rPr>
             <w:fldChar w:fldCharType="end"/>
@@ -2627,28 +2516,28 @@
         </w:p>
         <w:p>
           <w:pPr>
-            <w:pStyle w:val="13"/>
+            <w:pStyle w:val="TOC3"/>
             <w:tabs>
               <w:tab w:val="right" w:leader="dot" w:pos="8306"/>
             </w:tabs>
           </w:pPr>
           <w:r>
             <w:rPr>
-              <w:rFonts w:hint="eastAsia" w:ascii="宋体" w:hAnsi="宋体" w:eastAsia="宋体" w:cs="宋体"/>
+              <w:rFonts w:ascii="宋体" w:eastAsia="宋体" w:hAnsi="宋体" w:cs="宋体" w:hint="eastAsia"/>
               <w:szCs w:val="24"/>
             </w:rPr>
             <w:fldChar w:fldCharType="begin"/>
           </w:r>
           <w:r>
             <w:rPr>
-              <w:rFonts w:hint="eastAsia" w:ascii="宋体" w:hAnsi="宋体" w:eastAsia="宋体" w:cs="宋体"/>
+              <w:rFonts w:ascii="宋体" w:eastAsia="宋体" w:hAnsi="宋体" w:cs="宋体" w:hint="eastAsia"/>
               <w:szCs w:val="24"/>
             </w:rPr>
             <w:instrText xml:space="preserve"> HYPERLINK \l _Toc28549 </w:instrText>
           </w:r>
           <w:r>
             <w:rPr>
-              <w:rFonts w:hint="eastAsia" w:ascii="宋体" w:hAnsi="宋体" w:eastAsia="宋体" w:cs="宋体"/>
+              <w:rFonts w:ascii="宋体" w:eastAsia="宋体" w:hAnsi="宋体" w:cs="宋体" w:hint="eastAsia"/>
               <w:szCs w:val="24"/>
             </w:rPr>
             <w:fldChar w:fldCharType="separate"/>
@@ -2680,7 +2569,7 @@
           </w:r>
           <w:r>
             <w:rPr>
-              <w:rFonts w:hint="eastAsia" w:ascii="宋体" w:hAnsi="宋体" w:eastAsia="宋体" w:cs="宋体"/>
+              <w:rFonts w:ascii="宋体" w:eastAsia="宋体" w:hAnsi="宋体" w:cs="宋体" w:hint="eastAsia"/>
               <w:szCs w:val="24"/>
             </w:rPr>
             <w:fldChar w:fldCharType="end"/>
@@ -2688,28 +2577,28 @@
         </w:p>
         <w:p>
           <w:pPr>
-            <w:pStyle w:val="13"/>
+            <w:pStyle w:val="TOC3"/>
             <w:tabs>
               <w:tab w:val="right" w:leader="dot" w:pos="8306"/>
             </w:tabs>
           </w:pPr>
           <w:r>
             <w:rPr>
-              <w:rFonts w:hint="eastAsia" w:ascii="宋体" w:hAnsi="宋体" w:eastAsia="宋体" w:cs="宋体"/>
+              <w:rFonts w:ascii="宋体" w:eastAsia="宋体" w:hAnsi="宋体" w:cs="宋体" w:hint="eastAsia"/>
               <w:szCs w:val="24"/>
             </w:rPr>
             <w:fldChar w:fldCharType="begin"/>
           </w:r>
           <w:r>
             <w:rPr>
-              <w:rFonts w:hint="eastAsia" w:ascii="宋体" w:hAnsi="宋体" w:eastAsia="宋体" w:cs="宋体"/>
+              <w:rFonts w:ascii="宋体" w:eastAsia="宋体" w:hAnsi="宋体" w:cs="宋体" w:hint="eastAsia"/>
               <w:szCs w:val="24"/>
             </w:rPr>
             <w:instrText xml:space="preserve"> HYPERLINK \l _Toc27050 </w:instrText>
           </w:r>
           <w:r>
             <w:rPr>
-              <w:rFonts w:hint="eastAsia" w:ascii="宋体" w:hAnsi="宋体" w:eastAsia="宋体" w:cs="宋体"/>
+              <w:rFonts w:ascii="宋体" w:eastAsia="宋体" w:hAnsi="宋体" w:cs="宋体" w:hint="eastAsia"/>
               <w:szCs w:val="24"/>
             </w:rPr>
             <w:fldChar w:fldCharType="separate"/>
@@ -2741,7 +2630,7 @@
           </w:r>
           <w:r>
             <w:rPr>
-              <w:rFonts w:hint="eastAsia" w:ascii="宋体" w:hAnsi="宋体" w:eastAsia="宋体" w:cs="宋体"/>
+              <w:rFonts w:ascii="宋体" w:eastAsia="宋体" w:hAnsi="宋体" w:cs="宋体" w:hint="eastAsia"/>
               <w:szCs w:val="24"/>
             </w:rPr>
             <w:fldChar w:fldCharType="end"/>
@@ -2749,28 +2638,28 @@
         </w:p>
         <w:p>
           <w:pPr>
-            <w:pStyle w:val="13"/>
+            <w:pStyle w:val="TOC3"/>
             <w:tabs>
               <w:tab w:val="right" w:leader="dot" w:pos="8306"/>
             </w:tabs>
           </w:pPr>
           <w:r>
             <w:rPr>
-              <w:rFonts w:hint="eastAsia" w:ascii="宋体" w:hAnsi="宋体" w:eastAsia="宋体" w:cs="宋体"/>
+              <w:rFonts w:ascii="宋体" w:eastAsia="宋体" w:hAnsi="宋体" w:cs="宋体" w:hint="eastAsia"/>
               <w:szCs w:val="24"/>
             </w:rPr>
             <w:fldChar w:fldCharType="begin"/>
           </w:r>
           <w:r>
             <w:rPr>
-              <w:rFonts w:hint="eastAsia" w:ascii="宋体" w:hAnsi="宋体" w:eastAsia="宋体" w:cs="宋体"/>
+              <w:rFonts w:ascii="宋体" w:eastAsia="宋体" w:hAnsi="宋体" w:cs="宋体" w:hint="eastAsia"/>
               <w:szCs w:val="24"/>
             </w:rPr>
             <w:instrText xml:space="preserve"> HYPERLINK \l _Toc19817 </w:instrText>
           </w:r>
           <w:r>
             <w:rPr>
-              <w:rFonts w:hint="eastAsia" w:ascii="宋体" w:hAnsi="宋体" w:eastAsia="宋体" w:cs="宋体"/>
+              <w:rFonts w:ascii="宋体" w:eastAsia="宋体" w:hAnsi="宋体" w:cs="宋体" w:hint="eastAsia"/>
               <w:szCs w:val="24"/>
             </w:rPr>
             <w:fldChar w:fldCharType="separate"/>
@@ -2802,7 +2691,7 @@
           </w:r>
           <w:r>
             <w:rPr>
-              <w:rFonts w:hint="eastAsia" w:ascii="宋体" w:hAnsi="宋体" w:eastAsia="宋体" w:cs="宋体"/>
+              <w:rFonts w:ascii="宋体" w:eastAsia="宋体" w:hAnsi="宋体" w:cs="宋体" w:hint="eastAsia"/>
               <w:szCs w:val="24"/>
             </w:rPr>
             <w:fldChar w:fldCharType="end"/>
@@ -2810,28 +2699,28 @@
         </w:p>
         <w:p>
           <w:pPr>
-            <w:pStyle w:val="17"/>
+            <w:pStyle w:val="TOC2"/>
             <w:tabs>
               <w:tab w:val="right" w:leader="dot" w:pos="8306"/>
             </w:tabs>
           </w:pPr>
           <w:r>
             <w:rPr>
-              <w:rFonts w:hint="eastAsia" w:ascii="宋体" w:hAnsi="宋体" w:eastAsia="宋体" w:cs="宋体"/>
+              <w:rFonts w:ascii="宋体" w:eastAsia="宋体" w:hAnsi="宋体" w:cs="宋体" w:hint="eastAsia"/>
               <w:szCs w:val="24"/>
             </w:rPr>
             <w:fldChar w:fldCharType="begin"/>
           </w:r>
           <w:r>
             <w:rPr>
-              <w:rFonts w:hint="eastAsia" w:ascii="宋体" w:hAnsi="宋体" w:eastAsia="宋体" w:cs="宋体"/>
+              <w:rFonts w:ascii="宋体" w:eastAsia="宋体" w:hAnsi="宋体" w:cs="宋体" w:hint="eastAsia"/>
               <w:szCs w:val="24"/>
             </w:rPr>
             <w:instrText xml:space="preserve"> HYPERLINK \l _Toc1427 </w:instrText>
           </w:r>
           <w:r>
             <w:rPr>
-              <w:rFonts w:hint="eastAsia" w:ascii="宋体" w:hAnsi="宋体" w:eastAsia="宋体" w:cs="宋体"/>
+              <w:rFonts w:ascii="宋体" w:eastAsia="宋体" w:hAnsi="宋体" w:cs="宋体" w:hint="eastAsia"/>
               <w:szCs w:val="24"/>
             </w:rPr>
             <w:fldChar w:fldCharType="separate"/>
@@ -2863,7 +2752,7 @@
           </w:r>
           <w:r>
             <w:rPr>
-              <w:rFonts w:hint="eastAsia" w:ascii="宋体" w:hAnsi="宋体" w:eastAsia="宋体" w:cs="宋体"/>
+              <w:rFonts w:ascii="宋体" w:eastAsia="宋体" w:hAnsi="宋体" w:cs="宋体" w:hint="eastAsia"/>
               <w:szCs w:val="24"/>
             </w:rPr>
             <w:fldChar w:fldCharType="end"/>
@@ -2871,28 +2760,28 @@
         </w:p>
         <w:p>
           <w:pPr>
-            <w:pStyle w:val="13"/>
+            <w:pStyle w:val="TOC3"/>
             <w:tabs>
               <w:tab w:val="right" w:leader="dot" w:pos="8306"/>
             </w:tabs>
           </w:pPr>
           <w:r>
             <w:rPr>
-              <w:rFonts w:hint="eastAsia" w:ascii="宋体" w:hAnsi="宋体" w:eastAsia="宋体" w:cs="宋体"/>
+              <w:rFonts w:ascii="宋体" w:eastAsia="宋体" w:hAnsi="宋体" w:cs="宋体" w:hint="eastAsia"/>
               <w:szCs w:val="24"/>
             </w:rPr>
             <w:fldChar w:fldCharType="begin"/>
           </w:r>
           <w:r>
             <w:rPr>
-              <w:rFonts w:hint="eastAsia" w:ascii="宋体" w:hAnsi="宋体" w:eastAsia="宋体" w:cs="宋体"/>
+              <w:rFonts w:ascii="宋体" w:eastAsia="宋体" w:hAnsi="宋体" w:cs="宋体" w:hint="eastAsia"/>
               <w:szCs w:val="24"/>
             </w:rPr>
             <w:instrText xml:space="preserve"> HYPERLINK \l _Toc25875 </w:instrText>
           </w:r>
           <w:r>
             <w:rPr>
-              <w:rFonts w:hint="eastAsia" w:ascii="宋体" w:hAnsi="宋体" w:eastAsia="宋体" w:cs="宋体"/>
+              <w:rFonts w:ascii="宋体" w:eastAsia="宋体" w:hAnsi="宋体" w:cs="宋体" w:hint="eastAsia"/>
               <w:szCs w:val="24"/>
             </w:rPr>
             <w:fldChar w:fldCharType="separate"/>
@@ -2924,7 +2813,7 @@
           </w:r>
           <w:r>
             <w:rPr>
-              <w:rFonts w:hint="eastAsia" w:ascii="宋体" w:hAnsi="宋体" w:eastAsia="宋体" w:cs="宋体"/>
+              <w:rFonts w:ascii="宋体" w:eastAsia="宋体" w:hAnsi="宋体" w:cs="宋体" w:hint="eastAsia"/>
               <w:szCs w:val="24"/>
             </w:rPr>
             <w:fldChar w:fldCharType="end"/>
@@ -2932,28 +2821,28 @@
         </w:p>
         <w:p>
           <w:pPr>
-            <w:pStyle w:val="13"/>
+            <w:pStyle w:val="TOC3"/>
             <w:tabs>
               <w:tab w:val="right" w:leader="dot" w:pos="8306"/>
             </w:tabs>
           </w:pPr>
           <w:r>
             <w:rPr>
-              <w:rFonts w:hint="eastAsia" w:ascii="宋体" w:hAnsi="宋体" w:eastAsia="宋体" w:cs="宋体"/>
+              <w:rFonts w:ascii="宋体" w:eastAsia="宋体" w:hAnsi="宋体" w:cs="宋体" w:hint="eastAsia"/>
               <w:szCs w:val="24"/>
             </w:rPr>
             <w:fldChar w:fldCharType="begin"/>
           </w:r>
           <w:r>
             <w:rPr>
-              <w:rFonts w:hint="eastAsia" w:ascii="宋体" w:hAnsi="宋体" w:eastAsia="宋体" w:cs="宋体"/>
+              <w:rFonts w:ascii="宋体" w:eastAsia="宋体" w:hAnsi="宋体" w:cs="宋体" w:hint="eastAsia"/>
               <w:szCs w:val="24"/>
             </w:rPr>
             <w:instrText xml:space="preserve"> HYPERLINK \l _Toc22544 </w:instrText>
           </w:r>
           <w:r>
             <w:rPr>
-              <w:rFonts w:hint="eastAsia" w:ascii="宋体" w:hAnsi="宋体" w:eastAsia="宋体" w:cs="宋体"/>
+              <w:rFonts w:ascii="宋体" w:eastAsia="宋体" w:hAnsi="宋体" w:cs="宋体" w:hint="eastAsia"/>
               <w:szCs w:val="24"/>
             </w:rPr>
             <w:fldChar w:fldCharType="separate"/>
@@ -2985,7 +2874,7 @@
           </w:r>
           <w:r>
             <w:rPr>
-              <w:rFonts w:hint="eastAsia" w:ascii="宋体" w:hAnsi="宋体" w:eastAsia="宋体" w:cs="宋体"/>
+              <w:rFonts w:ascii="宋体" w:eastAsia="宋体" w:hAnsi="宋体" w:cs="宋体" w:hint="eastAsia"/>
               <w:szCs w:val="24"/>
             </w:rPr>
             <w:fldChar w:fldCharType="end"/>
@@ -2993,28 +2882,28 @@
         </w:p>
         <w:p>
           <w:pPr>
-            <w:pStyle w:val="13"/>
+            <w:pStyle w:val="TOC3"/>
             <w:tabs>
               <w:tab w:val="right" w:leader="dot" w:pos="8306"/>
             </w:tabs>
           </w:pPr>
           <w:r>
             <w:rPr>
-              <w:rFonts w:hint="eastAsia" w:ascii="宋体" w:hAnsi="宋体" w:eastAsia="宋体" w:cs="宋体"/>
+              <w:rFonts w:ascii="宋体" w:eastAsia="宋体" w:hAnsi="宋体" w:cs="宋体" w:hint="eastAsia"/>
               <w:szCs w:val="24"/>
             </w:rPr>
             <w:fldChar w:fldCharType="begin"/>
           </w:r>
           <w:r>
             <w:rPr>
-              <w:rFonts w:hint="eastAsia" w:ascii="宋体" w:hAnsi="宋体" w:eastAsia="宋体" w:cs="宋体"/>
+              <w:rFonts w:ascii="宋体" w:eastAsia="宋体" w:hAnsi="宋体" w:cs="宋体" w:hint="eastAsia"/>
               <w:szCs w:val="24"/>
             </w:rPr>
             <w:instrText xml:space="preserve"> HYPERLINK \l _Toc3665 </w:instrText>
           </w:r>
           <w:r>
             <w:rPr>
-              <w:rFonts w:hint="eastAsia" w:ascii="宋体" w:hAnsi="宋体" w:eastAsia="宋体" w:cs="宋体"/>
+              <w:rFonts w:ascii="宋体" w:eastAsia="宋体" w:hAnsi="宋体" w:cs="宋体" w:hint="eastAsia"/>
               <w:szCs w:val="24"/>
             </w:rPr>
             <w:fldChar w:fldCharType="separate"/>
@@ -3046,7 +2935,7 @@
           </w:r>
           <w:r>
             <w:rPr>
-              <w:rFonts w:hint="eastAsia" w:ascii="宋体" w:hAnsi="宋体" w:eastAsia="宋体" w:cs="宋体"/>
+              <w:rFonts w:ascii="宋体" w:eastAsia="宋体" w:hAnsi="宋体" w:cs="宋体" w:hint="eastAsia"/>
               <w:szCs w:val="24"/>
             </w:rPr>
             <w:fldChar w:fldCharType="end"/>
@@ -3054,28 +2943,28 @@
         </w:p>
         <w:p>
           <w:pPr>
-            <w:pStyle w:val="13"/>
+            <w:pStyle w:val="TOC3"/>
             <w:tabs>
               <w:tab w:val="right" w:leader="dot" w:pos="8306"/>
             </w:tabs>
           </w:pPr>
           <w:r>
             <w:rPr>
-              <w:rFonts w:hint="eastAsia" w:ascii="宋体" w:hAnsi="宋体" w:eastAsia="宋体" w:cs="宋体"/>
+              <w:rFonts w:ascii="宋体" w:eastAsia="宋体" w:hAnsi="宋体" w:cs="宋体" w:hint="eastAsia"/>
               <w:szCs w:val="24"/>
             </w:rPr>
             <w:fldChar w:fldCharType="begin"/>
           </w:r>
           <w:r>
             <w:rPr>
-              <w:rFonts w:hint="eastAsia" w:ascii="宋体" w:hAnsi="宋体" w:eastAsia="宋体" w:cs="宋体"/>
+              <w:rFonts w:ascii="宋体" w:eastAsia="宋体" w:hAnsi="宋体" w:cs="宋体" w:hint="eastAsia"/>
               <w:szCs w:val="24"/>
             </w:rPr>
             <w:instrText xml:space="preserve"> HYPERLINK \l _Toc13012 </w:instrText>
           </w:r>
           <w:r>
             <w:rPr>
-              <w:rFonts w:hint="eastAsia" w:ascii="宋体" w:hAnsi="宋体" w:eastAsia="宋体" w:cs="宋体"/>
+              <w:rFonts w:ascii="宋体" w:eastAsia="宋体" w:hAnsi="宋体" w:cs="宋体" w:hint="eastAsia"/>
               <w:szCs w:val="24"/>
             </w:rPr>
             <w:fldChar w:fldCharType="separate"/>
@@ -3107,7 +2996,7 @@
           </w:r>
           <w:r>
             <w:rPr>
-              <w:rFonts w:hint="eastAsia" w:ascii="宋体" w:hAnsi="宋体" w:eastAsia="宋体" w:cs="宋体"/>
+              <w:rFonts w:ascii="宋体" w:eastAsia="宋体" w:hAnsi="宋体" w:cs="宋体" w:hint="eastAsia"/>
               <w:szCs w:val="24"/>
             </w:rPr>
             <w:fldChar w:fldCharType="end"/>
@@ -3115,28 +3004,28 @@
         </w:p>
         <w:p>
           <w:pPr>
-            <w:pStyle w:val="13"/>
+            <w:pStyle w:val="TOC3"/>
             <w:tabs>
               <w:tab w:val="right" w:leader="dot" w:pos="8306"/>
             </w:tabs>
           </w:pPr>
           <w:r>
             <w:rPr>
-              <w:rFonts w:hint="eastAsia" w:ascii="宋体" w:hAnsi="宋体" w:eastAsia="宋体" w:cs="宋体"/>
+              <w:rFonts w:ascii="宋体" w:eastAsia="宋体" w:hAnsi="宋体" w:cs="宋体" w:hint="eastAsia"/>
               <w:szCs w:val="24"/>
             </w:rPr>
             <w:fldChar w:fldCharType="begin"/>
           </w:r>
           <w:r>
             <w:rPr>
-              <w:rFonts w:hint="eastAsia" w:ascii="宋体" w:hAnsi="宋体" w:eastAsia="宋体" w:cs="宋体"/>
+              <w:rFonts w:ascii="宋体" w:eastAsia="宋体" w:hAnsi="宋体" w:cs="宋体" w:hint="eastAsia"/>
               <w:szCs w:val="24"/>
             </w:rPr>
             <w:instrText xml:space="preserve"> HYPERLINK \l _Toc20647 </w:instrText>
           </w:r>
           <w:r>
             <w:rPr>
-              <w:rFonts w:hint="eastAsia" w:ascii="宋体" w:hAnsi="宋体" w:eastAsia="宋体" w:cs="宋体"/>
+              <w:rFonts w:ascii="宋体" w:eastAsia="宋体" w:hAnsi="宋体" w:cs="宋体" w:hint="eastAsia"/>
               <w:szCs w:val="24"/>
             </w:rPr>
             <w:fldChar w:fldCharType="separate"/>
@@ -3168,7 +3057,7 @@
           </w:r>
           <w:r>
             <w:rPr>
-              <w:rFonts w:hint="eastAsia" w:ascii="宋体" w:hAnsi="宋体" w:eastAsia="宋体" w:cs="宋体"/>
+              <w:rFonts w:ascii="宋体" w:eastAsia="宋体" w:hAnsi="宋体" w:cs="宋体" w:hint="eastAsia"/>
               <w:szCs w:val="24"/>
             </w:rPr>
             <w:fldChar w:fldCharType="end"/>
@@ -3176,28 +3065,28 @@
         </w:p>
         <w:p>
           <w:pPr>
-            <w:pStyle w:val="13"/>
+            <w:pStyle w:val="TOC3"/>
             <w:tabs>
               <w:tab w:val="right" w:leader="dot" w:pos="8306"/>
             </w:tabs>
           </w:pPr>
           <w:r>
             <w:rPr>
-              <w:rFonts w:hint="eastAsia" w:ascii="宋体" w:hAnsi="宋体" w:eastAsia="宋体" w:cs="宋体"/>
+              <w:rFonts w:ascii="宋体" w:eastAsia="宋体" w:hAnsi="宋体" w:cs="宋体" w:hint="eastAsia"/>
               <w:szCs w:val="24"/>
             </w:rPr>
             <w:fldChar w:fldCharType="begin"/>
           </w:r>
           <w:r>
             <w:rPr>
-              <w:rFonts w:hint="eastAsia" w:ascii="宋体" w:hAnsi="宋体" w:eastAsia="宋体" w:cs="宋体"/>
+              <w:rFonts w:ascii="宋体" w:eastAsia="宋体" w:hAnsi="宋体" w:cs="宋体" w:hint="eastAsia"/>
               <w:szCs w:val="24"/>
             </w:rPr>
             <w:instrText xml:space="preserve"> HYPERLINK \l _Toc29065 </w:instrText>
           </w:r>
           <w:r>
             <w:rPr>
-              <w:rFonts w:hint="eastAsia" w:ascii="宋体" w:hAnsi="宋体" w:eastAsia="宋体" w:cs="宋体"/>
+              <w:rFonts w:ascii="宋体" w:eastAsia="宋体" w:hAnsi="宋体" w:cs="宋体" w:hint="eastAsia"/>
               <w:szCs w:val="24"/>
             </w:rPr>
             <w:fldChar w:fldCharType="separate"/>
@@ -3229,7 +3118,7 @@
           </w:r>
           <w:r>
             <w:rPr>
-              <w:rFonts w:hint="eastAsia" w:ascii="宋体" w:hAnsi="宋体" w:eastAsia="宋体" w:cs="宋体"/>
+              <w:rFonts w:ascii="宋体" w:eastAsia="宋体" w:hAnsi="宋体" w:cs="宋体" w:hint="eastAsia"/>
               <w:szCs w:val="24"/>
             </w:rPr>
             <w:fldChar w:fldCharType="end"/>
@@ -3237,28 +3126,28 @@
         </w:p>
         <w:p>
           <w:pPr>
-            <w:pStyle w:val="13"/>
+            <w:pStyle w:val="TOC3"/>
             <w:tabs>
               <w:tab w:val="right" w:leader="dot" w:pos="8306"/>
             </w:tabs>
           </w:pPr>
           <w:r>
             <w:rPr>
-              <w:rFonts w:hint="eastAsia" w:ascii="宋体" w:hAnsi="宋体" w:eastAsia="宋体" w:cs="宋体"/>
+              <w:rFonts w:ascii="宋体" w:eastAsia="宋体" w:hAnsi="宋体" w:cs="宋体" w:hint="eastAsia"/>
               <w:szCs w:val="24"/>
             </w:rPr>
             <w:fldChar w:fldCharType="begin"/>
           </w:r>
           <w:r>
             <w:rPr>
-              <w:rFonts w:hint="eastAsia" w:ascii="宋体" w:hAnsi="宋体" w:eastAsia="宋体" w:cs="宋体"/>
+              <w:rFonts w:ascii="宋体" w:eastAsia="宋体" w:hAnsi="宋体" w:cs="宋体" w:hint="eastAsia"/>
               <w:szCs w:val="24"/>
             </w:rPr>
             <w:instrText xml:space="preserve"> HYPERLINK \l _Toc2691 </w:instrText>
           </w:r>
           <w:r>
             <w:rPr>
-              <w:rFonts w:hint="eastAsia" w:ascii="宋体" w:hAnsi="宋体" w:eastAsia="宋体" w:cs="宋体"/>
+              <w:rFonts w:ascii="宋体" w:eastAsia="宋体" w:hAnsi="宋体" w:cs="宋体" w:hint="eastAsia"/>
               <w:szCs w:val="24"/>
             </w:rPr>
             <w:fldChar w:fldCharType="separate"/>
@@ -3290,7 +3179,7 @@
           </w:r>
           <w:r>
             <w:rPr>
-              <w:rFonts w:hint="eastAsia" w:ascii="宋体" w:hAnsi="宋体" w:eastAsia="宋体" w:cs="宋体"/>
+              <w:rFonts w:ascii="宋体" w:eastAsia="宋体" w:hAnsi="宋体" w:cs="宋体" w:hint="eastAsia"/>
               <w:szCs w:val="24"/>
             </w:rPr>
             <w:fldChar w:fldCharType="end"/>
@@ -3298,28 +3187,28 @@
         </w:p>
         <w:p>
           <w:pPr>
-            <w:pStyle w:val="17"/>
+            <w:pStyle w:val="TOC2"/>
             <w:tabs>
               <w:tab w:val="right" w:leader="dot" w:pos="8306"/>
             </w:tabs>
           </w:pPr>
           <w:r>
             <w:rPr>
-              <w:rFonts w:hint="eastAsia" w:ascii="宋体" w:hAnsi="宋体" w:eastAsia="宋体" w:cs="宋体"/>
+              <w:rFonts w:ascii="宋体" w:eastAsia="宋体" w:hAnsi="宋体" w:cs="宋体" w:hint="eastAsia"/>
               <w:szCs w:val="24"/>
             </w:rPr>
             <w:fldChar w:fldCharType="begin"/>
           </w:r>
           <w:r>
             <w:rPr>
-              <w:rFonts w:hint="eastAsia" w:ascii="宋体" w:hAnsi="宋体" w:eastAsia="宋体" w:cs="宋体"/>
+              <w:rFonts w:ascii="宋体" w:eastAsia="宋体" w:hAnsi="宋体" w:cs="宋体" w:hint="eastAsia"/>
               <w:szCs w:val="24"/>
             </w:rPr>
             <w:instrText xml:space="preserve"> HYPERLINK \l _Toc19622 </w:instrText>
           </w:r>
           <w:r>
             <w:rPr>
-              <w:rFonts w:hint="eastAsia" w:ascii="宋体" w:hAnsi="宋体" w:eastAsia="宋体" w:cs="宋体"/>
+              <w:rFonts w:ascii="宋体" w:eastAsia="宋体" w:hAnsi="宋体" w:cs="宋体" w:hint="eastAsia"/>
               <w:szCs w:val="24"/>
             </w:rPr>
             <w:fldChar w:fldCharType="separate"/>
@@ -3351,7 +3240,7 @@
           </w:r>
           <w:r>
             <w:rPr>
-              <w:rFonts w:hint="eastAsia" w:ascii="宋体" w:hAnsi="宋体" w:eastAsia="宋体" w:cs="宋体"/>
+              <w:rFonts w:ascii="宋体" w:eastAsia="宋体" w:hAnsi="宋体" w:cs="宋体" w:hint="eastAsia"/>
               <w:szCs w:val="24"/>
             </w:rPr>
             <w:fldChar w:fldCharType="end"/>
@@ -3359,28 +3248,28 @@
         </w:p>
         <w:p>
           <w:pPr>
-            <w:pStyle w:val="17"/>
+            <w:pStyle w:val="TOC2"/>
             <w:tabs>
               <w:tab w:val="right" w:leader="dot" w:pos="8306"/>
             </w:tabs>
           </w:pPr>
           <w:r>
             <w:rPr>
-              <w:rFonts w:hint="eastAsia" w:ascii="宋体" w:hAnsi="宋体" w:eastAsia="宋体" w:cs="宋体"/>
+              <w:rFonts w:ascii="宋体" w:eastAsia="宋体" w:hAnsi="宋体" w:cs="宋体" w:hint="eastAsia"/>
               <w:szCs w:val="24"/>
             </w:rPr>
             <w:fldChar w:fldCharType="begin"/>
           </w:r>
           <w:r>
             <w:rPr>
-              <w:rFonts w:hint="eastAsia" w:ascii="宋体" w:hAnsi="宋体" w:eastAsia="宋体" w:cs="宋体"/>
+              <w:rFonts w:ascii="宋体" w:eastAsia="宋体" w:hAnsi="宋体" w:cs="宋体" w:hint="eastAsia"/>
               <w:szCs w:val="24"/>
             </w:rPr>
             <w:instrText xml:space="preserve"> HYPERLINK \l _Toc7992 </w:instrText>
           </w:r>
           <w:r>
             <w:rPr>
-              <w:rFonts w:hint="eastAsia" w:ascii="宋体" w:hAnsi="宋体" w:eastAsia="宋体" w:cs="宋体"/>
+              <w:rFonts w:ascii="宋体" w:eastAsia="宋体" w:hAnsi="宋体" w:cs="宋体" w:hint="eastAsia"/>
               <w:szCs w:val="24"/>
             </w:rPr>
             <w:fldChar w:fldCharType="separate"/>
@@ -3419,7 +3308,7 @@
           </w:r>
           <w:r>
             <w:rPr>
-              <w:rFonts w:hint="eastAsia" w:ascii="宋体" w:hAnsi="宋体" w:eastAsia="宋体" w:cs="宋体"/>
+              <w:rFonts w:ascii="宋体" w:eastAsia="宋体" w:hAnsi="宋体" w:cs="宋体" w:hint="eastAsia"/>
               <w:szCs w:val="24"/>
             </w:rPr>
             <w:fldChar w:fldCharType="end"/>
@@ -3427,42 +3316,42 @@
         </w:p>
         <w:p>
           <w:pPr>
-            <w:pStyle w:val="16"/>
+            <w:pStyle w:val="TOC1"/>
             <w:tabs>
               <w:tab w:val="right" w:leader="dot" w:pos="8306"/>
             </w:tabs>
           </w:pPr>
           <w:r>
             <w:rPr>
-              <w:rFonts w:hint="eastAsia" w:ascii="宋体" w:hAnsi="宋体" w:eastAsia="宋体" w:cs="宋体"/>
+              <w:rFonts w:ascii="宋体" w:eastAsia="宋体" w:hAnsi="宋体" w:cs="宋体" w:hint="eastAsia"/>
               <w:szCs w:val="24"/>
             </w:rPr>
             <w:fldChar w:fldCharType="begin"/>
           </w:r>
           <w:r>
             <w:rPr>
-              <w:rFonts w:hint="eastAsia" w:ascii="宋体" w:hAnsi="宋体" w:eastAsia="宋体" w:cs="宋体"/>
+              <w:rFonts w:ascii="宋体" w:eastAsia="宋体" w:hAnsi="宋体" w:cs="宋体" w:hint="eastAsia"/>
               <w:szCs w:val="24"/>
             </w:rPr>
             <w:instrText xml:space="preserve"> HYPERLINK \l _Toc23558 </w:instrText>
           </w:r>
           <w:r>
             <w:rPr>
-              <w:rFonts w:hint="eastAsia" w:ascii="宋体" w:hAnsi="宋体" w:eastAsia="宋体" w:cs="宋体"/>
+              <w:rFonts w:ascii="宋体" w:eastAsia="宋体" w:hAnsi="宋体" w:cs="宋体" w:hint="eastAsia"/>
               <w:szCs w:val="24"/>
             </w:rPr>
             <w:fldChar w:fldCharType="separate"/>
           </w:r>
           <w:r>
             <w:rPr>
-              <w:rFonts w:hint="default" w:eastAsia="宋体"/>
+              <w:rFonts w:eastAsia="宋体" w:hint="default"/>
               <w:lang w:val="en-US" w:eastAsia="zh-CN"/>
             </w:rPr>
             <w:t xml:space="preserve">5. </w:t>
           </w:r>
           <w:r>
             <w:rPr>
-              <w:rFonts w:hint="eastAsia" w:eastAsia="宋体"/>
+              <w:rFonts w:eastAsia="宋体" w:hint="eastAsia"/>
               <w:lang w:val="en-US" w:eastAsia="zh-CN"/>
             </w:rPr>
             <w:t>附则</w:t>
@@ -3487,7 +3376,7 @@
           </w:r>
           <w:r>
             <w:rPr>
-              <w:rFonts w:hint="eastAsia" w:ascii="宋体" w:hAnsi="宋体" w:eastAsia="宋体" w:cs="宋体"/>
+              <w:rFonts w:ascii="宋体" w:eastAsia="宋体" w:hAnsi="宋体" w:cs="宋体" w:hint="eastAsia"/>
               <w:szCs w:val="24"/>
             </w:rPr>
             <w:fldChar w:fldCharType="end"/>
@@ -3495,28 +3384,28 @@
         </w:p>
         <w:p>
           <w:pPr>
-            <w:pStyle w:val="16"/>
+            <w:pStyle w:val="TOC1"/>
             <w:tabs>
               <w:tab w:val="right" w:leader="dot" w:pos="8306"/>
             </w:tabs>
           </w:pPr>
           <w:r>
             <w:rPr>
-              <w:rFonts w:hint="eastAsia" w:ascii="宋体" w:hAnsi="宋体" w:eastAsia="宋体" w:cs="宋体"/>
+              <w:rFonts w:ascii="宋体" w:eastAsia="宋体" w:hAnsi="宋体" w:cs="宋体" w:hint="eastAsia"/>
               <w:szCs w:val="24"/>
             </w:rPr>
             <w:fldChar w:fldCharType="begin"/>
           </w:r>
           <w:r>
             <w:rPr>
-              <w:rFonts w:hint="eastAsia" w:ascii="宋体" w:hAnsi="宋体" w:eastAsia="宋体" w:cs="宋体"/>
+              <w:rFonts w:ascii="宋体" w:eastAsia="宋体" w:hAnsi="宋体" w:cs="宋体" w:hint="eastAsia"/>
               <w:szCs w:val="24"/>
             </w:rPr>
             <w:instrText xml:space="preserve"> HYPERLINK \l _Toc18877 </w:instrText>
           </w:r>
           <w:r>
             <w:rPr>
-              <w:rFonts w:hint="eastAsia" w:ascii="宋体" w:hAnsi="宋体" w:eastAsia="宋体" w:cs="宋体"/>
+              <w:rFonts w:ascii="宋体" w:eastAsia="宋体" w:hAnsi="宋体" w:cs="宋体" w:hint="eastAsia"/>
               <w:szCs w:val="24"/>
             </w:rPr>
             <w:fldChar w:fldCharType="separate"/>
@@ -3555,7 +3444,7 @@
           </w:r>
           <w:r>
             <w:rPr>
-              <w:rFonts w:hint="eastAsia" w:ascii="宋体" w:hAnsi="宋体" w:eastAsia="宋体" w:cs="宋体"/>
+              <w:rFonts w:ascii="宋体" w:eastAsia="宋体" w:hAnsi="宋体" w:cs="宋体" w:hint="eastAsia"/>
               <w:szCs w:val="24"/>
             </w:rPr>
             <w:fldChar w:fldCharType="end"/>
@@ -3563,28 +3452,28 @@
         </w:p>
         <w:p>
           <w:pPr>
-            <w:pStyle w:val="16"/>
+            <w:pStyle w:val="TOC1"/>
             <w:tabs>
               <w:tab w:val="right" w:leader="dot" w:pos="8306"/>
             </w:tabs>
           </w:pPr>
           <w:r>
             <w:rPr>
-              <w:rFonts w:hint="eastAsia" w:ascii="宋体" w:hAnsi="宋体" w:eastAsia="宋体" w:cs="宋体"/>
+              <w:rFonts w:ascii="宋体" w:eastAsia="宋体" w:hAnsi="宋体" w:cs="宋体" w:hint="eastAsia"/>
               <w:szCs w:val="24"/>
             </w:rPr>
             <w:fldChar w:fldCharType="begin"/>
           </w:r>
           <w:r>
             <w:rPr>
-              <w:rFonts w:hint="eastAsia" w:ascii="宋体" w:hAnsi="宋体" w:eastAsia="宋体" w:cs="宋体"/>
+              <w:rFonts w:ascii="宋体" w:eastAsia="宋体" w:hAnsi="宋体" w:cs="宋体" w:hint="eastAsia"/>
               <w:szCs w:val="24"/>
             </w:rPr>
             <w:instrText xml:space="preserve"> HYPERLINK \l _Toc3874 </w:instrText>
           </w:r>
           <w:r>
             <w:rPr>
-              <w:rFonts w:hint="eastAsia" w:ascii="宋体" w:hAnsi="宋体" w:eastAsia="宋体" w:cs="宋体"/>
+              <w:rFonts w:ascii="宋体" w:eastAsia="宋体" w:hAnsi="宋体" w:cs="宋体" w:hint="eastAsia"/>
               <w:szCs w:val="24"/>
             </w:rPr>
             <w:fldChar w:fldCharType="separate"/>
@@ -3623,7 +3512,7 @@
           </w:r>
           <w:r>
             <w:rPr>
-              <w:rFonts w:hint="eastAsia" w:ascii="宋体" w:hAnsi="宋体" w:eastAsia="宋体" w:cs="宋体"/>
+              <w:rFonts w:ascii="宋体" w:eastAsia="宋体" w:hAnsi="宋体" w:cs="宋体" w:hint="eastAsia"/>
               <w:szCs w:val="24"/>
             </w:rPr>
             <w:fldChar w:fldCharType="end"/>
@@ -3647,7 +3536,7 @@
             <w:spacing w:line="312" w:lineRule="auto"/>
             <w:textAlignment w:val="baseline"/>
             <w:rPr>
-              <w:rFonts w:hint="eastAsia" w:ascii="宋体" w:hAnsi="宋体" w:eastAsia="宋体" w:cs="宋体"/>
+              <w:rFonts w:ascii="宋体" w:eastAsia="宋体" w:hAnsi="宋体" w:cs="宋体" w:hint="eastAsia"/>
               <w:snapToGrid w:val="0"/>
               <w:color w:val="000000"/>
               <w:kern w:val="0"/>
@@ -3658,7 +3547,7 @@
           </w:pPr>
           <w:r>
             <w:rPr>
-              <w:rFonts w:hint="eastAsia" w:ascii="宋体" w:hAnsi="宋体" w:eastAsia="宋体" w:cs="宋体"/>
+              <w:rFonts w:ascii="宋体" w:eastAsia="宋体" w:hAnsi="宋体" w:cs="宋体" w:hint="eastAsia"/>
               <w:szCs w:val="24"/>
             </w:rPr>
             <w:fldChar w:fldCharType="end"/>
@@ -3677,7 +3566,7 @@
     </w:p>
     <w:p>
       <w:pPr>
-        <w:pStyle w:val="28"/>
+        <w:pStyle w:val="1"/>
         <w:keepNext w:val="0"/>
         <w:keepLines w:val="0"/>
         <w:pageBreakBefore w:val="0"/>
@@ -3704,7 +3593,7 @@
     </w:p>
     <w:p>
       <w:pPr>
-        <w:pStyle w:val="30"/>
+        <w:pStyle w:val="2"/>
         <w:keepNext w:val="0"/>
         <w:keepLines w:val="0"/>
         <w:pageBreakBefore w:val="0"/>
@@ -3735,7 +3624,7 @@
     </w:p>
     <w:p>
       <w:pPr>
-        <w:pStyle w:val="29"/>
+        <w:pStyle w:val="a1"/>
         <w:keepNext w:val="0"/>
         <w:keepLines w:val="0"/>
         <w:pageBreakBefore w:val="0"/>
@@ -3764,7 +3653,7 @@
     </w:p>
     <w:p>
       <w:pPr>
-        <w:pStyle w:val="30"/>
+        <w:pStyle w:val="2"/>
         <w:keepNext w:val="0"/>
         <w:keepLines w:val="0"/>
         <w:pageBreakBefore w:val="0"/>
@@ -3795,7 +3684,7 @@
     </w:p>
     <w:p>
       <w:pPr>
-        <w:pStyle w:val="29"/>
+        <w:pStyle w:val="a1"/>
         <w:keepNext w:val="0"/>
         <w:keepLines w:val="0"/>
         <w:pageBreakBefore w:val="0"/>
@@ -3824,7 +3713,7 @@
     </w:p>
     <w:p>
       <w:pPr>
-        <w:pStyle w:val="30"/>
+        <w:pStyle w:val="2"/>
         <w:keepNext w:val="0"/>
         <w:keepLines w:val="0"/>
         <w:pageBreakBefore w:val="0"/>
@@ -3855,7 +3744,7 @@
     </w:p>
     <w:p>
       <w:pPr>
-        <w:pStyle w:val="29"/>
+        <w:pStyle w:val="a1"/>
         <w:keepNext w:val="0"/>
         <w:keepLines w:val="0"/>
         <w:pageBreakBefore w:val="0"/>
@@ -3872,7 +3761,7 @@
         <w:bidi w:val="0"/>
         <w:adjustRightInd w:val="0"/>
         <w:snapToGrid w:val="0"/>
-        <w:ind w:left="425" w:leftChars="0" w:hanging="425" w:firstLineChars="0"/>
+        <w:ind w:left="425" w:hanging="425" w:leftChars="0" w:firstLineChars="0"/>
         <w:textAlignment w:val="baseline"/>
         <w:rPr>
           <w:rFonts w:hint="eastAsia"/>
@@ -3889,7 +3778,7 @@
     </w:p>
     <w:p>
       <w:pPr>
-        <w:pStyle w:val="29"/>
+        <w:pStyle w:val="a1"/>
         <w:keepNext w:val="0"/>
         <w:keepLines w:val="0"/>
         <w:pageBreakBefore w:val="0"/>
@@ -3906,7 +3795,7 @@
         <w:bidi w:val="0"/>
         <w:adjustRightInd w:val="0"/>
         <w:snapToGrid w:val="0"/>
-        <w:ind w:left="425" w:leftChars="0" w:hanging="425" w:firstLineChars="0"/>
+        <w:ind w:left="425" w:hanging="425" w:leftChars="0" w:firstLineChars="0"/>
         <w:textAlignment w:val="baseline"/>
         <w:rPr>
           <w:rFonts w:hint="eastAsia"/>
@@ -3923,7 +3812,7 @@
     </w:p>
     <w:p>
       <w:pPr>
-        <w:pStyle w:val="29"/>
+        <w:pStyle w:val="a1"/>
         <w:keepNext w:val="0"/>
         <w:keepLines w:val="0"/>
         <w:pageBreakBefore w:val="0"/>
@@ -3940,7 +3829,7 @@
         <w:bidi w:val="0"/>
         <w:adjustRightInd w:val="0"/>
         <w:snapToGrid w:val="0"/>
-        <w:ind w:left="425" w:leftChars="0" w:hanging="425" w:firstLineChars="0"/>
+        <w:ind w:left="425" w:hanging="425" w:leftChars="0" w:firstLineChars="0"/>
         <w:textAlignment w:val="baseline"/>
         <w:rPr>
           <w:rFonts w:hint="eastAsia"/>
@@ -3957,7 +3846,7 @@
     </w:p>
     <w:p>
       <w:pPr>
-        <w:pStyle w:val="29"/>
+        <w:pStyle w:val="a1"/>
         <w:keepNext w:val="0"/>
         <w:keepLines w:val="0"/>
         <w:pageBreakBefore w:val="0"/>
@@ -3974,7 +3863,7 @@
         <w:bidi w:val="0"/>
         <w:adjustRightInd w:val="0"/>
         <w:snapToGrid w:val="0"/>
-        <w:ind w:left="425" w:leftChars="0" w:hanging="425" w:firstLineChars="0"/>
+        <w:ind w:left="425" w:hanging="425" w:leftChars="0" w:firstLineChars="0"/>
         <w:textAlignment w:val="baseline"/>
         <w:rPr>
           <w:rFonts w:hint="eastAsia"/>
@@ -3991,7 +3880,7 @@
     </w:p>
     <w:p>
       <w:pPr>
-        <w:pStyle w:val="29"/>
+        <w:pStyle w:val="a1"/>
         <w:keepNext w:val="0"/>
         <w:keepLines w:val="0"/>
         <w:pageBreakBefore w:val="0"/>
@@ -4008,7 +3897,7 @@
         <w:bidi w:val="0"/>
         <w:adjustRightInd w:val="0"/>
         <w:snapToGrid w:val="0"/>
-        <w:ind w:left="425" w:leftChars="0" w:hanging="425" w:firstLineChars="0"/>
+        <w:ind w:left="425" w:hanging="425" w:leftChars="0" w:firstLineChars="0"/>
         <w:textAlignment w:val="baseline"/>
         <w:rPr>
           <w:rFonts w:hint="eastAsia"/>
@@ -4025,7 +3914,7 @@
     </w:p>
     <w:p>
       <w:pPr>
-        <w:pStyle w:val="30"/>
+        <w:pStyle w:val="2"/>
         <w:keepNext w:val="0"/>
         <w:keepLines w:val="0"/>
         <w:pageBreakBefore w:val="0"/>
@@ -4056,7 +3945,7 @@
     </w:p>
     <w:p>
       <w:pPr>
-        <w:pStyle w:val="31"/>
+        <w:pStyle w:val="3"/>
         <w:keepNext w:val="0"/>
         <w:keepLines w:val="0"/>
         <w:pageBreakBefore w:val="0"/>
@@ -4087,7 +3976,7 @@
     </w:p>
     <w:p>
       <w:pPr>
-        <w:pStyle w:val="29"/>
+        <w:pStyle w:val="a1"/>
         <w:keepNext w:val="0"/>
         <w:keepLines w:val="0"/>
         <w:pageBreakBefore w:val="0"/>
@@ -4116,7 +4005,7 @@
     </w:p>
     <w:p>
       <w:pPr>
-        <w:pStyle w:val="29"/>
+        <w:pStyle w:val="a1"/>
         <w:keepNext w:val="0"/>
         <w:keepLines w:val="0"/>
         <w:pageBreakBefore w:val="0"/>
@@ -4173,7 +4062,7 @@
     </w:p>
     <w:p>
       <w:pPr>
-        <w:pStyle w:val="31"/>
+        <w:pStyle w:val="3"/>
         <w:keepNext w:val="0"/>
         <w:keepLines w:val="0"/>
         <w:pageBreakBefore w:val="0"/>
@@ -4204,7 +4093,7 @@
     </w:p>
     <w:p>
       <w:pPr>
-        <w:pStyle w:val="29"/>
+        <w:pStyle w:val="a1"/>
         <w:keepNext w:val="0"/>
         <w:keepLines w:val="0"/>
         <w:pageBreakBefore w:val="0"/>
@@ -4233,7 +4122,7 @@
     </w:p>
     <w:p>
       <w:pPr>
-        <w:pStyle w:val="28"/>
+        <w:pStyle w:val="1"/>
         <w:keepNext w:val="0"/>
         <w:keepLines w:val="0"/>
         <w:pageBreakBefore w:val="0"/>
@@ -4264,7 +4153,7 @@
     </w:p>
     <w:p>
       <w:pPr>
-        <w:pStyle w:val="29"/>
+        <w:pStyle w:val="a1"/>
         <w:keepNext w:val="0"/>
         <w:keepLines w:val="0"/>
         <w:pageBreakBefore w:val="0"/>
@@ -4281,7 +4170,7 @@
         <w:bidi w:val="0"/>
         <w:adjustRightInd w:val="0"/>
         <w:snapToGrid w:val="0"/>
-        <w:ind w:left="425" w:leftChars="0" w:hanging="425" w:firstLineChars="0"/>
+        <w:ind w:left="425" w:hanging="425" w:leftChars="0" w:firstLineChars="0"/>
         <w:textAlignment w:val="baseline"/>
         <w:rPr>
           <w:rFonts w:hint="eastAsia"/>
@@ -4298,7 +4187,7 @@
     </w:p>
     <w:p>
       <w:pPr>
-        <w:pStyle w:val="29"/>
+        <w:pStyle w:val="a1"/>
         <w:keepNext w:val="0"/>
         <w:keepLines w:val="0"/>
         <w:pageBreakBefore w:val="0"/>
@@ -4315,7 +4204,7 @@
         <w:bidi w:val="0"/>
         <w:adjustRightInd w:val="0"/>
         <w:snapToGrid w:val="0"/>
-        <w:ind w:left="425" w:leftChars="0" w:hanging="425" w:firstLineChars="0"/>
+        <w:ind w:left="425" w:hanging="425" w:leftChars="0" w:firstLineChars="0"/>
         <w:textAlignment w:val="baseline"/>
         <w:rPr>
           <w:rFonts w:hint="eastAsia"/>
@@ -4332,7 +4221,7 @@
     </w:p>
     <w:p>
       <w:pPr>
-        <w:pStyle w:val="29"/>
+        <w:pStyle w:val="a1"/>
         <w:keepNext w:val="0"/>
         <w:keepLines w:val="0"/>
         <w:pageBreakBefore w:val="0"/>
@@ -4349,7 +4238,7 @@
         <w:bidi w:val="0"/>
         <w:adjustRightInd w:val="0"/>
         <w:snapToGrid w:val="0"/>
-        <w:ind w:left="425" w:leftChars="0" w:hanging="425" w:firstLineChars="0"/>
+        <w:ind w:left="425" w:hanging="425" w:leftChars="0" w:firstLineChars="0"/>
         <w:textAlignment w:val="baseline"/>
         <w:rPr>
           <w:rFonts w:hint="eastAsia"/>
@@ -4366,7 +4255,7 @@
     </w:p>
     <w:p>
       <w:pPr>
-        <w:pStyle w:val="29"/>
+        <w:pStyle w:val="a1"/>
         <w:keepNext w:val="0"/>
         <w:keepLines w:val="0"/>
         <w:pageBreakBefore w:val="0"/>
@@ -4383,7 +4272,7 @@
         <w:bidi w:val="0"/>
         <w:adjustRightInd w:val="0"/>
         <w:snapToGrid w:val="0"/>
-        <w:ind w:left="425" w:leftChars="0" w:hanging="425" w:firstLineChars="0"/>
+        <w:ind w:left="425" w:hanging="425" w:leftChars="0" w:firstLineChars="0"/>
         <w:textAlignment w:val="baseline"/>
         <w:rPr>
           <w:rFonts w:hint="eastAsia"/>
@@ -4400,7 +4289,7 @@
     </w:p>
     <w:p>
       <w:pPr>
-        <w:pStyle w:val="28"/>
+        <w:pStyle w:val="1"/>
         <w:keepNext w:val="0"/>
         <w:keepLines w:val="0"/>
         <w:pageBreakBefore w:val="0"/>
@@ -4429,7 +4318,7 @@
     </w:p>
     <w:p>
       <w:pPr>
-        <w:pStyle w:val="30"/>
+        <w:pStyle w:val="2"/>
         <w:keepNext w:val="0"/>
         <w:keepLines w:val="0"/>
         <w:pageBreakBefore w:val="0"/>
@@ -4460,7 +4349,7 @@
     </w:p>
     <w:p>
       <w:pPr>
-        <w:pStyle w:val="29"/>
+        <w:pStyle w:val="a1"/>
         <w:keepNext w:val="0"/>
         <w:keepLines w:val="0"/>
         <w:pageBreakBefore w:val="0"/>
@@ -4487,7 +4376,7 @@
     </w:p>
     <w:p>
       <w:pPr>
-        <w:pStyle w:val="30"/>
+        <w:pStyle w:val="2"/>
         <w:keepNext w:val="0"/>
         <w:keepLines w:val="0"/>
         <w:pageBreakBefore w:val="0"/>
@@ -4518,7 +4407,7 @@
     </w:p>
     <w:p>
       <w:pPr>
-        <w:pStyle w:val="29"/>
+        <w:pStyle w:val="a1"/>
         <w:keepNext w:val="0"/>
         <w:keepLines w:val="0"/>
         <w:pageBreakBefore w:val="0"/>
@@ -4542,7 +4431,7 @@
     </w:p>
     <w:p>
       <w:pPr>
-        <w:pStyle w:val="28"/>
+        <w:pStyle w:val="1"/>
         <w:keepNext w:val="0"/>
         <w:keepLines w:val="0"/>
         <w:pageBreakBefore w:val="0"/>
@@ -4573,7 +4462,7 @@
     </w:p>
     <w:p>
       <w:pPr>
-        <w:pStyle w:val="30"/>
+        <w:pStyle w:val="2"/>
         <w:keepNext w:val="0"/>
         <w:keepLines w:val="0"/>
         <w:pageBreakBefore w:val="0"/>
@@ -4604,7 +4493,7 @@
     </w:p>
     <w:p>
       <w:pPr>
-        <w:pStyle w:val="29"/>
+        <w:pStyle w:val="a1"/>
         <w:keepNext w:val="0"/>
         <w:keepLines w:val="0"/>
         <w:pageBreakBefore w:val="0"/>
@@ -4633,7 +4522,7 @@
     </w:p>
     <w:p>
       <w:pPr>
-        <w:pStyle w:val="31"/>
+        <w:pStyle w:val="3"/>
         <w:keepNext w:val="0"/>
         <w:keepLines w:val="0"/>
         <w:pageBreakBefore w:val="0"/>
@@ -4664,7 +4553,7 @@
     </w:p>
     <w:p>
       <w:pPr>
-        <w:pStyle w:val="29"/>
+        <w:pStyle w:val="a1"/>
         <w:keepNext w:val="0"/>
         <w:keepLines w:val="0"/>
         <w:pageBreakBefore w:val="0"/>
@@ -4690,22 +4579,10 @@
         </w:rPr>
         <w:t>公司各部门应协同人力部，根据岗位特性（如对业务影响度、获取难度、培养周期等）定期识别关键岗位，并制定相应的人才储备需求计划。</w:t>
       </w:r>
-      <w:r>
-        <w:rPr>
-          <w:rFonts w:hint="eastAsia"/>
-          <w:lang w:val="en-US" w:eastAsia="zh-CN"/>
-        </w:rPr>
-      </w:r>
-      <w:r>
-        <w:rPr>
-          <w:rFonts w:hint="default"/>
-          <w:lang w:val="en-US" w:eastAsia="zh-CN"/>
-        </w:rPr>
-      </w:r>
     </w:p>
     <w:p>
       <w:pPr>
-        <w:pStyle w:val="31"/>
+        <w:pStyle w:val="3"/>
         <w:keepNext w:val="0"/>
         <w:keepLines w:val="0"/>
         <w:pageBreakBefore w:val="0"/>
@@ -4736,7 +4613,7 @@
     </w:p>
     <w:p>
       <w:pPr>
-        <w:pStyle w:val="29"/>
+        <w:pStyle w:val="a1"/>
         <w:keepNext w:val="0"/>
         <w:keepLines w:val="0"/>
         <w:pageBreakBefore w:val="0"/>
@@ -4765,7 +4642,7 @@
     </w:p>
     <w:p>
       <w:pPr>
-        <w:pStyle w:val="31"/>
+        <w:pStyle w:val="3"/>
         <w:keepNext w:val="0"/>
         <w:keepLines w:val="0"/>
         <w:pageBreakBefore w:val="0"/>
@@ -4798,7 +4675,7 @@
     </w:p>
     <w:p>
       <w:pPr>
-        <w:pStyle w:val="29"/>
+        <w:pStyle w:val="a1"/>
         <w:keepNext w:val="0"/>
         <w:keepLines w:val="0"/>
         <w:pageBreakBefore w:val="0"/>
@@ -4827,7 +4704,7 @@
     </w:p>
     <w:p>
       <w:pPr>
-        <w:pStyle w:val="30"/>
+        <w:pStyle w:val="2"/>
         <w:keepNext w:val="0"/>
         <w:keepLines w:val="0"/>
         <w:pageBreakBefore w:val="0"/>
@@ -4858,7 +4735,7 @@
     </w:p>
     <w:p>
       <w:pPr>
-        <w:pStyle w:val="31"/>
+        <w:pStyle w:val="3"/>
         <w:keepNext w:val="0"/>
         <w:keepLines w:val="0"/>
         <w:pageBreakBefore w:val="0"/>
@@ -4889,7 +4766,7 @@
     </w:p>
     <w:p>
       <w:pPr>
-        <w:pStyle w:val="29"/>
+        <w:pStyle w:val="a1"/>
         <w:keepNext w:val="0"/>
         <w:keepLines w:val="0"/>
         <w:pageBreakBefore w:val="0"/>
@@ -4915,22 +4792,10 @@
         </w:rPr>
         <w:t>各部门根据业务发展需要，填写《储备人才需求申请表》，经部门负责人审批后提交人力部。</w:t>
       </w:r>
-      <w:r>
-        <w:rPr>
-          <w:rFonts w:hint="eastAsia"/>
-          <w:lang w:val="en-US" w:eastAsia="zh-CN"/>
-        </w:rPr>
-      </w:r>
-      <w:r>
-        <w:rPr>
-          <w:rFonts w:hint="default"/>
-          <w:lang w:val="en-US" w:eastAsia="zh-CN"/>
-        </w:rPr>
-      </w:r>
     </w:p>
     <w:p>
       <w:pPr>
-        <w:pStyle w:val="31"/>
+        <w:pStyle w:val="3"/>
         <w:keepNext w:val="0"/>
         <w:keepLines w:val="0"/>
         <w:pageBreakBefore w:val="0"/>
@@ -4961,7 +4826,7 @@
     </w:p>
     <w:p>
       <w:pPr>
-        <w:pStyle w:val="29"/>
+        <w:pStyle w:val="a1"/>
         <w:keepNext w:val="0"/>
         <w:keepLines w:val="0"/>
         <w:pageBreakBefore w:val="0"/>
@@ -4987,16 +4852,10 @@
         </w:rPr>
         <w:t>人力部汇总各部门需求，报公司领导审批后，形成公司年度人才储备计划。</w:t>
       </w:r>
-      <w:r>
-        <w:rPr>
-          <w:rFonts w:hint="default"/>
-          <w:lang w:val="en-US" w:eastAsia="zh-CN"/>
-        </w:rPr>
-      </w:r>
     </w:p>
     <w:p>
       <w:pPr>
-        <w:pStyle w:val="31"/>
+        <w:pStyle w:val="3"/>
         <w:keepNext w:val="0"/>
         <w:keepLines w:val="0"/>
         <w:pageBreakBefore w:val="0"/>
@@ -5029,7 +4888,7 @@
     </w:p>
     <w:p>
       <w:pPr>
-        <w:pStyle w:val="29"/>
+        <w:pStyle w:val="a1"/>
         <w:keepNext w:val="0"/>
         <w:keepLines w:val="0"/>
         <w:pageBreakBefore w:val="0"/>
@@ -5053,10 +4912,10 @@
           <w:rFonts w:hint="default"/>
           <w:lang w:val="en-US" w:eastAsia="zh-CN"/>
         </w:rPr>
-        <w:t>各部门根据审批后的计划，在本部门内进行推荐。操作岗、运维岗及类似主管级岗位由部门负责人推荐；部长级及以上岗位由公司</w:t>
-      </w:r>
-      <w:bookmarkStart w:id="40" w:name="_GoBack"/>
-      <w:bookmarkEnd w:id="40"/>
+        <w:t>各部门根据审批后的计划，在本部门内进行推荐。操作岗、运维岗及类似主管级岗位由部门负责人推荐；经理级及以上岗位由公司</w:t>
+      </w:r>
+      <w:bookmarkStart w:id="27" w:name="_GoBack"/>
+      <w:bookmarkEnd w:id="27"/>
       <w:r>
         <w:rPr>
           <w:rFonts w:hint="eastAsia"/>
@@ -5074,7 +4933,7 @@
     </w:p>
     <w:p>
       <w:pPr>
-        <w:pStyle w:val="29"/>
+        <w:pStyle w:val="a1"/>
         <w:keepNext w:val="0"/>
         <w:keepLines w:val="0"/>
         <w:pageBreakBefore w:val="0"/>
@@ -5103,7 +4962,7 @@
     </w:p>
     <w:p>
       <w:pPr>
-        <w:pStyle w:val="31"/>
+        <w:pStyle w:val="3"/>
         <w:keepNext w:val="0"/>
         <w:keepLines w:val="0"/>
         <w:pageBreakBefore w:val="0"/>
@@ -5122,7 +4981,7 @@
           <w:lang w:val="en-US" w:eastAsia="zh-CN"/>
         </w:rPr>
       </w:pPr>
-      <w:bookmarkStart w:id="27" w:name="_Toc13012"/>
+      <w:bookmarkStart w:id="28" w:name="_Toc13012"/>
       <w:r>
         <w:rPr>
           <w:rFonts w:hint="default"/>
@@ -5130,11 +4989,11 @@
         </w:rPr>
         <w:t>候选人选拔标准</w:t>
       </w:r>
-      <w:bookmarkEnd w:id="27"/>
+      <w:bookmarkEnd w:id="28"/>
     </w:p>
     <w:p>
       <w:pPr>
-        <w:pStyle w:val="29"/>
+        <w:pStyle w:val="a1"/>
         <w:keepNext w:val="0"/>
         <w:keepLines w:val="0"/>
         <w:pageBreakBefore w:val="0"/>
@@ -5178,7 +5037,7 @@
     </w:p>
     <w:p>
       <w:pPr>
-        <w:pStyle w:val="29"/>
+        <w:pStyle w:val="a1"/>
         <w:keepNext w:val="0"/>
         <w:keepLines w:val="0"/>
         <w:pageBreakBefore w:val="0"/>
@@ -5191,7 +5050,7 @@
         <w:bidi w:val="0"/>
         <w:adjustRightInd w:val="0"/>
         <w:snapToGrid w:val="0"/>
-        <w:ind w:left="0" w:leftChars="0" w:right="0" w:rightChars="0" w:firstLine="0" w:firstLineChars="0"/>
+        <w:ind w:left="0" w:right="0" w:firstLine="0" w:leftChars="0" w:rightChars="0" w:firstLineChars="0"/>
         <w:jc w:val="center"/>
         <w:textAlignment w:val="baseline"/>
         <w:rPr>
@@ -5286,16 +5145,16 @@
     </w:p>
     <w:tbl>
       <w:tblPr>
-        <w:tblStyle w:val="37"/>
+        <w:tblStyle w:val="Table"/>
         <w:tblW w:w="5000" w:type="pct"/>
         <w:tblInd w:w="0" w:type="dxa"/>
         <w:tblBorders>
-          <w:top w:val="single" w:color="auto" w:sz="4" w:space="0"/>
-          <w:left w:val="single" w:color="auto" w:sz="4" w:space="0"/>
-          <w:bottom w:val="single" w:color="auto" w:sz="4" w:space="0"/>
-          <w:right w:val="single" w:color="auto" w:sz="4" w:space="0"/>
-          <w:insideH w:val="single" w:color="auto" w:sz="4" w:space="0"/>
-          <w:insideV w:val="single" w:color="auto" w:sz="4" w:space="0"/>
+          <w:top w:val="single" w:sz="4" w:space="0" w:color="auto"/>
+          <w:left w:val="single" w:sz="4" w:space="0" w:color="auto"/>
+          <w:bottom w:val="single" w:sz="4" w:space="0" w:color="auto"/>
+          <w:right w:val="single" w:sz="4" w:space="0" w:color="auto"/>
+          <w:insideH w:val="single" w:sz="4" w:space="0" w:color="auto"/>
+          <w:insideV w:val="single" w:sz="4" w:space="0" w:color="auto"/>
         </w:tblBorders>
         <w:tblLayout w:type="fixed"/>
         <w:tblCellMar>
@@ -5312,14 +5171,17 @@
       </w:tblGrid>
       <w:tr>
         <w:tblPrEx>
+          <w:tblW w:w="5000" w:type="pct"/>
+          <w:tblInd w:w="0" w:type="dxa"/>
           <w:tblBorders>
-            <w:top w:val="single" w:color="auto" w:sz="4" w:space="0"/>
-            <w:left w:val="single" w:color="auto" w:sz="4" w:space="0"/>
-            <w:bottom w:val="single" w:color="auto" w:sz="4" w:space="0"/>
-            <w:right w:val="single" w:color="auto" w:sz="4" w:space="0"/>
-            <w:insideH w:val="single" w:color="auto" w:sz="4" w:space="0"/>
-            <w:insideV w:val="single" w:color="auto" w:sz="4" w:space="0"/>
+            <w:top w:val="single" w:sz="4" w:space="0" w:color="auto"/>
+            <w:left w:val="single" w:sz="4" w:space="0" w:color="auto"/>
+            <w:bottom w:val="single" w:sz="4" w:space="0" w:color="auto"/>
+            <w:right w:val="single" w:sz="4" w:space="0" w:color="auto"/>
+            <w:insideH w:val="single" w:sz="4" w:space="0" w:color="auto"/>
+            <w:insideV w:val="single" w:sz="4" w:space="0" w:color="auto"/>
           </w:tblBorders>
+          <w:tblLayout w:type="fixed"/>
           <w:tblCellMar>
             <w:top w:w="0" w:type="dxa"/>
             <w:left w:w="108" w:type="dxa"/>
@@ -5331,9 +5193,10 @@
           <w:tblHeader/>
         </w:trPr>
         <w:tc>
-          <w:p>
-            <w:pPr>
-              <w:pStyle w:val="36"/>
+          <w:tcPr/>
+          <w:p>
+            <w:pPr>
+              <w:pStyle w:val="Compact"/>
               <w:keepNext w:val="0"/>
               <w:keepLines w:val="0"/>
               <w:pageBreakBefore w:val="0"/>
@@ -5365,7 +5228,7 @@
           </w:tcPr>
           <w:p>
             <w:pPr>
-              <w:pStyle w:val="36"/>
+              <w:pStyle w:val="Compact"/>
               <w:keepNext w:val="0"/>
               <w:keepLines w:val="0"/>
               <w:pageBreakBefore w:val="0"/>
@@ -5397,7 +5260,7 @@
           </w:tcPr>
           <w:p>
             <w:pPr>
-              <w:pStyle w:val="36"/>
+              <w:pStyle w:val="Compact"/>
               <w:keepNext w:val="0"/>
               <w:keepLines w:val="0"/>
               <w:pageBreakBefore w:val="0"/>
@@ -5426,14 +5289,9 @@
       </w:tr>
       <w:tr>
         <w:tblPrEx>
-          <w:tblBorders>
-            <w:top w:val="single" w:color="auto" w:sz="4" w:space="0"/>
-            <w:left w:val="single" w:color="auto" w:sz="4" w:space="0"/>
-            <w:bottom w:val="single" w:color="auto" w:sz="4" w:space="0"/>
-            <w:right w:val="single" w:color="auto" w:sz="4" w:space="0"/>
-            <w:insideH w:val="single" w:color="auto" w:sz="4" w:space="0"/>
-            <w:insideV w:val="single" w:color="auto" w:sz="4" w:space="0"/>
-          </w:tblBorders>
+          <w:tblW w:w="5000" w:type="pct"/>
+          <w:tblInd w:w="0" w:type="dxa"/>
+          <w:tblLayout w:type="fixed"/>
           <w:tblCellMar>
             <w:top w:w="0" w:type="dxa"/>
             <w:left w:w="108" w:type="dxa"/>
@@ -5442,9 +5300,10 @@
           </w:tblCellMar>
         </w:tblPrEx>
         <w:tc>
-          <w:p>
-            <w:pPr>
-              <w:pStyle w:val="36"/>
+          <w:tcPr/>
+          <w:p>
+            <w:pPr>
+              <w:pStyle w:val="Compact"/>
               <w:keepNext w:val="0"/>
               <w:keepLines w:val="0"/>
               <w:pageBreakBefore w:val="0"/>
@@ -5476,7 +5335,7 @@
           </w:tcPr>
           <w:p>
             <w:pPr>
-              <w:pStyle w:val="36"/>
+              <w:pStyle w:val="Compact"/>
               <w:keepNext w:val="0"/>
               <w:keepLines w:val="0"/>
               <w:pageBreakBefore w:val="0"/>
@@ -5506,7 +5365,7 @@
           </w:tcPr>
           <w:p>
             <w:pPr>
-              <w:pStyle w:val="36"/>
+              <w:pStyle w:val="Compact"/>
               <w:keepNext w:val="0"/>
               <w:keepLines w:val="0"/>
               <w:pageBreakBefore w:val="0"/>
@@ -5533,14 +5392,9 @@
       </w:tr>
       <w:tr>
         <w:tblPrEx>
-          <w:tblBorders>
-            <w:top w:val="single" w:color="auto" w:sz="4" w:space="0"/>
-            <w:left w:val="single" w:color="auto" w:sz="4" w:space="0"/>
-            <w:bottom w:val="single" w:color="auto" w:sz="4" w:space="0"/>
-            <w:right w:val="single" w:color="auto" w:sz="4" w:space="0"/>
-            <w:insideH w:val="single" w:color="auto" w:sz="4" w:space="0"/>
-            <w:insideV w:val="single" w:color="auto" w:sz="4" w:space="0"/>
-          </w:tblBorders>
+          <w:tblW w:w="5000" w:type="pct"/>
+          <w:tblInd w:w="0" w:type="dxa"/>
+          <w:tblLayout w:type="fixed"/>
           <w:tblCellMar>
             <w:top w:w="0" w:type="dxa"/>
             <w:left w:w="108" w:type="dxa"/>
@@ -5549,9 +5403,10 @@
           </w:tblCellMar>
         </w:tblPrEx>
         <w:tc>
-          <w:p>
-            <w:pPr>
-              <w:pStyle w:val="36"/>
+          <w:tcPr/>
+          <w:p>
+            <w:pPr>
+              <w:pStyle w:val="Compact"/>
               <w:keepNext w:val="0"/>
               <w:keepLines w:val="0"/>
               <w:pageBreakBefore w:val="0"/>
@@ -5583,7 +5438,7 @@
           </w:tcPr>
           <w:p>
             <w:pPr>
-              <w:pStyle w:val="36"/>
+              <w:pStyle w:val="Compact"/>
               <w:keepNext w:val="0"/>
               <w:keepLines w:val="0"/>
               <w:pageBreakBefore w:val="0"/>
@@ -5613,7 +5468,7 @@
           </w:tcPr>
           <w:p>
             <w:pPr>
-              <w:pStyle w:val="36"/>
+              <w:pStyle w:val="Compact"/>
               <w:keepNext w:val="0"/>
               <w:keepLines w:val="0"/>
               <w:pageBreakBefore w:val="0"/>
@@ -5640,14 +5495,9 @@
       </w:tr>
       <w:tr>
         <w:tblPrEx>
-          <w:tblBorders>
-            <w:top w:val="single" w:color="auto" w:sz="4" w:space="0"/>
-            <w:left w:val="single" w:color="auto" w:sz="4" w:space="0"/>
-            <w:bottom w:val="single" w:color="auto" w:sz="4" w:space="0"/>
-            <w:right w:val="single" w:color="auto" w:sz="4" w:space="0"/>
-            <w:insideH w:val="single" w:color="auto" w:sz="4" w:space="0"/>
-            <w:insideV w:val="single" w:color="auto" w:sz="4" w:space="0"/>
-          </w:tblBorders>
+          <w:tblW w:w="5000" w:type="pct"/>
+          <w:tblInd w:w="0" w:type="dxa"/>
+          <w:tblLayout w:type="fixed"/>
           <w:tblCellMar>
             <w:top w:w="0" w:type="dxa"/>
             <w:left w:w="108" w:type="dxa"/>
@@ -5656,12 +5506,13 @@
           </w:tblCellMar>
         </w:tblPrEx>
         <w:trPr>
-          <w:trHeight w:val="1111" w:hRule="atLeast"/>
+          <w:trHeight w:val="1111"/>
         </w:trPr>
         <w:tc>
-          <w:p>
-            <w:pPr>
-              <w:pStyle w:val="36"/>
+          <w:tcPr/>
+          <w:p>
+            <w:pPr>
+              <w:pStyle w:val="Compact"/>
               <w:keepNext w:val="0"/>
               <w:keepLines w:val="0"/>
               <w:pageBreakBefore w:val="0"/>
@@ -5693,7 +5544,7 @@
           </w:tcPr>
           <w:p>
             <w:pPr>
-              <w:pStyle w:val="36"/>
+              <w:pStyle w:val="Compact"/>
               <w:keepNext w:val="0"/>
               <w:keepLines w:val="0"/>
               <w:pageBreakBefore w:val="0"/>
@@ -5723,7 +5574,7 @@
           </w:tcPr>
           <w:p>
             <w:pPr>
-              <w:pStyle w:val="36"/>
+              <w:pStyle w:val="Compact"/>
               <w:keepNext w:val="0"/>
               <w:keepLines w:val="0"/>
               <w:pageBreakBefore w:val="0"/>
@@ -5751,14 +5602,14 @@
     </w:tbl>
     <w:p>
       <w:pPr>
-        <w:pStyle w:val="31"/>
+        <w:pStyle w:val="3"/>
         <w:bidi w:val="0"/>
         <w:rPr>
           <w:rFonts w:hint="default"/>
           <w:lang w:val="en-US" w:eastAsia="zh-CN"/>
         </w:rPr>
       </w:pPr>
-      <w:bookmarkStart w:id="28" w:name="_Toc20647"/>
+      <w:bookmarkStart w:id="29" w:name="_Toc20647"/>
       <w:r>
         <w:rPr>
           <w:rFonts w:hint="default"/>
@@ -5766,11 +5617,11 @@
         </w:rPr>
         <w:t>审核与入库</w:t>
       </w:r>
-      <w:bookmarkEnd w:id="28"/>
+      <w:bookmarkEnd w:id="29"/>
     </w:p>
     <w:p>
       <w:pPr>
-        <w:pStyle w:val="29"/>
+        <w:pStyle w:val="a1"/>
         <w:keepNext w:val="0"/>
         <w:keepLines w:val="0"/>
         <w:pageBreakBefore w:val="0"/>
@@ -5796,34 +5647,10 @@
         </w:rPr>
         <w:t>被推荐人填写《储备人才推荐表》，由推荐人签署意见，经公司总经理审批后报人力部。</w:t>
       </w:r>
-      <w:r>
-        <w:rPr>
-          <w:rFonts w:hint="eastAsia"/>
-          <w:lang w:val="en-US" w:eastAsia="zh-CN"/>
-        </w:rPr>
-      </w:r>
-      <w:r>
-        <w:rPr>
-          <w:rFonts w:hint="default"/>
-          <w:lang w:val="en-US" w:eastAsia="zh-CN"/>
-        </w:rPr>
-      </w:r>
-      <w:r>
-        <w:rPr>
-          <w:rFonts w:hint="eastAsia"/>
-          <w:lang w:val="en-US" w:eastAsia="zh-CN"/>
-        </w:rPr>
-      </w:r>
-      <w:r>
-        <w:rPr>
-          <w:rFonts w:hint="default"/>
-          <w:lang w:val="en-US" w:eastAsia="zh-CN"/>
-        </w:rPr>
-      </w:r>
     </w:p>
     <w:p>
       <w:pPr>
-        <w:pStyle w:val="29"/>
+        <w:pStyle w:val="a1"/>
         <w:keepNext w:val="0"/>
         <w:keepLines w:val="0"/>
         <w:pageBreakBefore w:val="0"/>
@@ -5849,16 +5676,10 @@
         </w:rPr>
         <w:t>人力部对候选人进行面谈复核，通过后报公司领导最终审批，并正式纳入人才储备库。</w:t>
       </w:r>
-      <w:r>
-        <w:rPr>
-          <w:rFonts w:hint="default"/>
-          <w:lang w:val="en-US" w:eastAsia="zh-CN"/>
-        </w:rPr>
-      </w:r>
     </w:p>
     <w:p>
       <w:pPr>
-        <w:pStyle w:val="31"/>
+        <w:pStyle w:val="3"/>
         <w:keepNext w:val="0"/>
         <w:keepLines w:val="0"/>
         <w:pageBreakBefore w:val="0"/>
@@ -5877,7 +5698,7 @@
           <w:lang w:val="en-US" w:eastAsia="zh-CN"/>
         </w:rPr>
       </w:pPr>
-      <w:bookmarkStart w:id="29" w:name="_Toc29065"/>
+      <w:bookmarkStart w:id="30" w:name="_Toc29065"/>
       <w:r>
         <w:rPr>
           <w:rFonts w:hint="default"/>
@@ -5885,11 +5706,11 @@
         </w:rPr>
         <w:t>培养实施</w:t>
       </w:r>
-      <w:bookmarkEnd w:id="29"/>
+      <w:bookmarkEnd w:id="30"/>
     </w:p>
     <w:p>
       <w:pPr>
-        <w:pStyle w:val="29"/>
+        <w:pStyle w:val="a1"/>
         <w:keepNext w:val="0"/>
         <w:keepLines w:val="0"/>
         <w:pageBreakBefore w:val="0"/>
@@ -5915,22 +5736,10 @@
         </w:rPr>
         <w:t>用人部门为储备人才制定个性化的培养方案（包括岗位实践、项目参与、轮岗等），人力部跟踪进展并反馈。</w:t>
       </w:r>
-      <w:r>
-        <w:rPr>
-          <w:rFonts w:hint="eastAsia"/>
-          <w:lang w:val="en-US" w:eastAsia="zh-CN"/>
-        </w:rPr>
-      </w:r>
-      <w:r>
-        <w:rPr>
-          <w:rFonts w:hint="default"/>
-          <w:lang w:val="en-US" w:eastAsia="zh-CN"/>
-        </w:rPr>
-      </w:r>
     </w:p>
     <w:p>
       <w:pPr>
-        <w:pStyle w:val="31"/>
+        <w:pStyle w:val="3"/>
         <w:keepNext w:val="0"/>
         <w:keepLines w:val="0"/>
         <w:pageBreakBefore w:val="0"/>
@@ -5949,7 +5758,7 @@
           <w:lang w:val="en-US" w:eastAsia="zh-CN"/>
         </w:rPr>
       </w:pPr>
-      <w:bookmarkStart w:id="30" w:name="_Toc2691"/>
+      <w:bookmarkStart w:id="31" w:name="_Toc2691"/>
       <w:r>
         <w:rPr>
           <w:rFonts w:hint="default"/>
@@ -5957,11 +5766,11 @@
         </w:rPr>
         <w:t>任用上岗</w:t>
       </w:r>
-      <w:bookmarkEnd w:id="30"/>
+      <w:bookmarkEnd w:id="31"/>
     </w:p>
     <w:p>
       <w:pPr>
-        <w:pStyle w:val="29"/>
+        <w:pStyle w:val="a1"/>
         <w:keepNext w:val="0"/>
         <w:keepLines w:val="0"/>
         <w:pageBreakBefore w:val="0"/>
@@ -5990,7 +5799,7 @@
     </w:p>
     <w:p>
       <w:pPr>
-        <w:pStyle w:val="30"/>
+        <w:pStyle w:val="2"/>
         <w:keepNext w:val="0"/>
         <w:keepLines w:val="0"/>
         <w:pageBreakBefore w:val="0"/>
@@ -6009,7 +5818,7 @@
           <w:lang w:val="en-US" w:eastAsia="zh-CN"/>
         </w:rPr>
       </w:pPr>
-      <w:bookmarkStart w:id="31" w:name="_Toc19622"/>
+      <w:bookmarkStart w:id="32" w:name="_Toc19622"/>
       <w:r>
         <w:rPr>
           <w:rFonts w:hint="default"/>
@@ -6017,11 +5826,11 @@
         </w:rPr>
         <w:t>考核与评估</w:t>
       </w:r>
-      <w:bookmarkEnd w:id="31"/>
+      <w:bookmarkEnd w:id="32"/>
     </w:p>
     <w:p>
       <w:pPr>
-        <w:pStyle w:val="29"/>
+        <w:pStyle w:val="a1"/>
         <w:keepNext w:val="0"/>
         <w:keepLines w:val="0"/>
         <w:pageBreakBefore w:val="0"/>
@@ -6047,23 +5856,17 @@
         </w:rPr>
         <w:t>人力部会同用人部门定期（如每半年）对储备人才的培养效果、能力提升情况及岗位适配性进行评估，确保储备计划的有效性。</w:t>
       </w:r>
-      <w:r>
-        <w:rPr>
-          <w:rFonts w:hint="default"/>
-          <w:lang w:val="en-US" w:eastAsia="zh-CN"/>
-        </w:rPr>
-      </w:r>
     </w:p>
     <w:p>
       <w:pPr>
-        <w:pStyle w:val="30"/>
+        <w:pStyle w:val="2"/>
         <w:bidi w:val="0"/>
         <w:rPr>
           <w:rFonts w:hint="default"/>
           <w:lang w:val="en-US" w:eastAsia="zh-CN"/>
         </w:rPr>
       </w:pPr>
-      <w:bookmarkStart w:id="32" w:name="_Toc7992"/>
+      <w:bookmarkStart w:id="33" w:name="_Toc7992"/>
       <w:r>
         <w:rPr>
           <w:rFonts w:hint="eastAsia"/>
@@ -6071,15 +5874,15 @@
         </w:rPr>
         <w:t>考核指标</w:t>
       </w:r>
-      <w:bookmarkEnd w:id="32"/>
+      <w:bookmarkEnd w:id="33"/>
     </w:p>
     <w:p>
       <w:pPr>
-        <w:pStyle w:val="29"/>
-        <w:ind w:left="0" w:leftChars="0" w:right="0" w:rightChars="0" w:firstLine="0" w:firstLineChars="0"/>
+        <w:pStyle w:val="a1"/>
+        <w:ind w:left="0" w:right="0" w:firstLine="0" w:leftChars="0" w:rightChars="0" w:firstLineChars="0"/>
         <w:jc w:val="center"/>
         <w:rPr>
-          <w:rFonts w:hint="default" w:eastAsia="宋体"/>
+          <w:rFonts w:eastAsia="宋体" w:hint="default"/>
           <w:lang w:val="en-US" w:eastAsia="zh-CN"/>
         </w:rPr>
       </w:pPr>
@@ -6177,18 +5980,17 @@
     </w:p>
     <w:tbl>
       <w:tblPr>
-        <w:tblStyle w:val="21"/>
+        <w:tblStyle w:val="TableGrid"/>
         <w:tblW w:w="0" w:type="auto"/>
         <w:jc w:val="center"/>
         <w:tblBorders>
-          <w:top w:val="single" w:color="auto" w:sz="4" w:space="0"/>
-          <w:left w:val="single" w:color="auto" w:sz="4" w:space="0"/>
-          <w:bottom w:val="single" w:color="auto" w:sz="4" w:space="0"/>
-          <w:right w:val="single" w:color="auto" w:sz="4" w:space="0"/>
-          <w:insideH w:val="single" w:color="auto" w:sz="4" w:space="0"/>
-          <w:insideV w:val="single" w:color="auto" w:sz="4" w:space="0"/>
+          <w:top w:val="single" w:sz="4" w:space="0" w:color="auto"/>
+          <w:left w:val="single" w:sz="4" w:space="0" w:color="auto"/>
+          <w:bottom w:val="single" w:sz="4" w:space="0" w:color="auto"/>
+          <w:right w:val="single" w:sz="4" w:space="0" w:color="auto"/>
+          <w:insideH w:val="single" w:sz="4" w:space="0" w:color="auto"/>
+          <w:insideV w:val="single" w:sz="4" w:space="0" w:color="auto"/>
         </w:tblBorders>
-        <w:tblLayout w:type="autofit"/>
         <w:tblCellMar>
           <w:top w:w="0" w:type="dxa"/>
           <w:left w:w="108" w:type="dxa"/>
@@ -6205,13 +6007,15 @@
       </w:tblGrid>
       <w:tr>
         <w:tblPrEx>
+          <w:tblW w:w="0" w:type="auto"/>
+          <w:jc w:val="center"/>
           <w:tblBorders>
-            <w:top w:val="single" w:color="auto" w:sz="4" w:space="0"/>
-            <w:left w:val="single" w:color="auto" w:sz="4" w:space="0"/>
-            <w:bottom w:val="single" w:color="auto" w:sz="4" w:space="0"/>
-            <w:right w:val="single" w:color="auto" w:sz="4" w:space="0"/>
-            <w:insideH w:val="single" w:color="auto" w:sz="4" w:space="0"/>
-            <w:insideV w:val="single" w:color="auto" w:sz="4" w:space="0"/>
+            <w:top w:val="single" w:sz="4" w:space="0" w:color="auto"/>
+            <w:left w:val="single" w:sz="4" w:space="0" w:color="auto"/>
+            <w:bottom w:val="single" w:sz="4" w:space="0" w:color="auto"/>
+            <w:right w:val="single" w:sz="4" w:space="0" w:color="auto"/>
+            <w:insideH w:val="single" w:sz="4" w:space="0" w:color="auto"/>
+            <w:insideV w:val="single" w:sz="4" w:space="0" w:color="auto"/>
           </w:tblBorders>
           <w:tblCellMar>
             <w:top w:w="0" w:type="dxa"/>
@@ -6242,7 +6046,7 @@
               <w:bidi w:val="0"/>
               <w:adjustRightInd w:val="0"/>
               <w:snapToGrid w:val="0"/>
-              <w:ind w:left="0" w:leftChars="0" w:right="0" w:rightChars="0" w:firstLine="0" w:firstLineChars="0"/>
+              <w:ind w:left="0" w:right="0" w:firstLine="0" w:leftChars="0" w:rightChars="0" w:firstLineChars="0"/>
               <w:jc w:val="center"/>
               <w:textAlignment w:val="baseline"/>
               <w:rPr>
@@ -6282,7 +6086,7 @@
               <w:bidi w:val="0"/>
               <w:adjustRightInd w:val="0"/>
               <w:snapToGrid w:val="0"/>
-              <w:ind w:left="0" w:leftChars="0" w:right="0" w:rightChars="0" w:firstLine="0" w:firstLineChars="0"/>
+              <w:ind w:left="0" w:right="0" w:firstLine="0" w:leftChars="0" w:rightChars="0" w:firstLineChars="0"/>
               <w:jc w:val="center"/>
               <w:textAlignment w:val="baseline"/>
               <w:rPr>
@@ -6322,7 +6126,7 @@
               <w:bidi w:val="0"/>
               <w:adjustRightInd w:val="0"/>
               <w:snapToGrid w:val="0"/>
-              <w:ind w:left="0" w:leftChars="0" w:right="0" w:rightChars="0" w:firstLine="0" w:firstLineChars="0"/>
+              <w:ind w:left="0" w:right="0" w:firstLine="0" w:leftChars="0" w:rightChars="0" w:firstLineChars="0"/>
               <w:jc w:val="center"/>
               <w:textAlignment w:val="baseline"/>
               <w:rPr>
@@ -6362,7 +6166,7 @@
               <w:bidi w:val="0"/>
               <w:adjustRightInd w:val="0"/>
               <w:snapToGrid w:val="0"/>
-              <w:ind w:left="0" w:leftChars="0" w:right="0" w:rightChars="0" w:firstLine="0" w:firstLineChars="0"/>
+              <w:ind w:left="0" w:right="0" w:firstLine="0" w:leftChars="0" w:rightChars="0" w:firstLineChars="0"/>
               <w:jc w:val="center"/>
               <w:textAlignment w:val="baseline"/>
               <w:rPr>
@@ -6402,7 +6206,7 @@
               <w:bidi w:val="0"/>
               <w:adjustRightInd w:val="0"/>
               <w:snapToGrid w:val="0"/>
-              <w:ind w:left="0" w:leftChars="0" w:right="0" w:rightChars="0" w:firstLine="0" w:firstLineChars="0"/>
+              <w:ind w:left="0" w:right="0" w:firstLine="0" w:leftChars="0" w:rightChars="0" w:firstLineChars="0"/>
               <w:jc w:val="center"/>
               <w:textAlignment w:val="baseline"/>
               <w:rPr>
@@ -6426,14 +6230,8 @@
       </w:tr>
       <w:tr>
         <w:tblPrEx>
-          <w:tblBorders>
-            <w:top w:val="single" w:color="auto" w:sz="4" w:space="0"/>
-            <w:left w:val="single" w:color="auto" w:sz="4" w:space="0"/>
-            <w:bottom w:val="single" w:color="auto" w:sz="4" w:space="0"/>
-            <w:right w:val="single" w:color="auto" w:sz="4" w:space="0"/>
-            <w:insideH w:val="single" w:color="auto" w:sz="4" w:space="0"/>
-            <w:insideV w:val="single" w:color="auto" w:sz="4" w:space="0"/>
-          </w:tblBorders>
+          <w:tblW w:w="0" w:type="auto"/>
+          <w:jc w:val="center"/>
           <w:tblCellMar>
             <w:top w:w="0" w:type="dxa"/>
             <w:left w:w="108" w:type="dxa"/>
@@ -6450,7 +6248,7 @@
           </w:tcPr>
           <w:p>
             <w:pPr>
-              <w:pStyle w:val="29"/>
+              <w:pStyle w:val="a1"/>
               <w:keepNext w:val="0"/>
               <w:keepLines w:val="0"/>
               <w:pageBreakBefore w:val="0"/>
@@ -6464,11 +6262,11 @@
               <w:bidi w:val="0"/>
               <w:adjustRightInd w:val="0"/>
               <w:snapToGrid w:val="0"/>
-              <w:ind w:left="0" w:leftChars="0" w:right="0" w:rightChars="0" w:firstLine="0" w:firstLineChars="0"/>
+              <w:ind w:left="0" w:right="0" w:firstLine="0" w:leftChars="0" w:rightChars="0" w:firstLineChars="0"/>
               <w:jc w:val="center"/>
               <w:textAlignment w:val="baseline"/>
               <w:rPr>
-                <w:rFonts w:hint="eastAsia" w:ascii="宋体" w:hAnsi="宋体" w:eastAsia="宋体" w:cs="宋体"/>
+                <w:rFonts w:ascii="宋体" w:eastAsia="宋体" w:hAnsi="宋体" w:cs="宋体" w:hint="eastAsia"/>
                 <w:sz w:val="21"/>
                 <w:szCs w:val="21"/>
                 <w:vertAlign w:val="baseline"/>
@@ -6477,7 +6275,7 @@
             </w:pPr>
             <w:r>
               <w:rPr>
-                <w:rFonts w:hint="eastAsia" w:ascii="宋体" w:hAnsi="宋体" w:eastAsia="宋体" w:cs="宋体"/>
+                <w:rFonts w:ascii="宋体" w:eastAsia="宋体" w:hAnsi="宋体" w:cs="宋体" w:hint="eastAsia"/>
                 <w:sz w:val="21"/>
                 <w:szCs w:val="21"/>
                 <w:vertAlign w:val="baseline"/>
@@ -6493,7 +6291,7 @@
           </w:tcPr>
           <w:p>
             <w:pPr>
-              <w:pStyle w:val="29"/>
+              <w:pStyle w:val="a1"/>
               <w:keepNext w:val="0"/>
               <w:keepLines w:val="0"/>
               <w:pageBreakBefore w:val="0"/>
@@ -6507,11 +6305,11 @@
               <w:bidi w:val="0"/>
               <w:adjustRightInd w:val="0"/>
               <w:snapToGrid w:val="0"/>
-              <w:ind w:left="0" w:leftChars="0" w:right="0" w:rightChars="0" w:firstLine="0" w:firstLineChars="0"/>
+              <w:ind w:left="0" w:right="0" w:firstLine="0" w:leftChars="0" w:rightChars="0" w:firstLineChars="0"/>
               <w:jc w:val="center"/>
               <w:textAlignment w:val="baseline"/>
               <w:rPr>
-                <w:rFonts w:hint="eastAsia" w:ascii="宋体" w:hAnsi="宋体" w:eastAsia="宋体" w:cs="宋体"/>
+                <w:rFonts w:ascii="宋体" w:eastAsia="宋体" w:hAnsi="宋体" w:cs="宋体" w:hint="eastAsia"/>
                 <w:sz w:val="21"/>
                 <w:szCs w:val="21"/>
                 <w:vertAlign w:val="baseline"/>
@@ -6520,7 +6318,7 @@
             </w:pPr>
             <w:r>
               <w:rPr>
-                <w:rFonts w:hint="eastAsia" w:ascii="宋体" w:hAnsi="宋体" w:eastAsia="宋体" w:cs="宋体"/>
+                <w:rFonts w:ascii="宋体" w:eastAsia="宋体" w:hAnsi="宋体" w:cs="宋体" w:hint="eastAsia"/>
                 <w:sz w:val="21"/>
                 <w:szCs w:val="21"/>
                 <w:lang w:val="en-US" w:eastAsia="zh-CN"/>
@@ -6529,7 +6327,7 @@
             </w:r>
             <w:r>
               <w:rPr>
-                <w:rFonts w:hint="eastAsia" w:ascii="宋体" w:hAnsi="宋体" w:cs="宋体"/>
+                <w:rFonts w:ascii="宋体" w:hAnsi="宋体" w:cs="宋体" w:hint="eastAsia"/>
                 <w:sz w:val="21"/>
                 <w:szCs w:val="21"/>
                 <w:lang w:val="en-US" w:eastAsia="zh-CN"/>
@@ -6538,7 +6336,7 @@
             </w:r>
             <w:r>
               <w:rPr>
-                <w:rFonts w:hint="eastAsia" w:ascii="宋体" w:hAnsi="宋体" w:eastAsia="宋体" w:cs="宋体"/>
+                <w:rFonts w:ascii="宋体" w:eastAsia="宋体" w:hAnsi="宋体" w:cs="宋体" w:hint="eastAsia"/>
                 <w:sz w:val="21"/>
                 <w:szCs w:val="21"/>
                 <w:lang w:val="en-US" w:eastAsia="zh-CN"/>
@@ -6553,12 +6351,12 @@
           </w:tcPr>
           <w:p>
             <w:pPr>
-              <w:pStyle w:val="29"/>
+              <w:pStyle w:val="a1"/>
               <w:widowControl w:val="0"/>
-              <w:ind w:left="0" w:leftChars="0" w:firstLine="0" w:firstLineChars="0"/>
+              <w:ind w:left="0" w:firstLine="0" w:leftChars="0" w:firstLineChars="0"/>
               <w:jc w:val="left"/>
               <w:rPr>
-                <w:rFonts w:hint="eastAsia" w:ascii="宋体" w:hAnsi="宋体" w:eastAsia="宋体" w:cs="宋体"/>
+                <w:rFonts w:ascii="宋体" w:eastAsia="宋体" w:hAnsi="宋体" w:cs="宋体" w:hint="eastAsia"/>
                 <w:sz w:val="21"/>
                 <w:szCs w:val="21"/>
                 <w:vertAlign w:val="baseline"/>
@@ -6567,7 +6365,7 @@
             </w:pPr>
             <w:r>
               <w:rPr>
-                <w:rFonts w:hint="eastAsia" w:ascii="宋体" w:hAnsi="宋体" w:eastAsia="宋体" w:cs="宋体"/>
+                <w:rFonts w:ascii="宋体" w:eastAsia="宋体" w:hAnsi="宋体" w:cs="宋体" w:hint="eastAsia"/>
                 <w:sz w:val="21"/>
                 <w:szCs w:val="21"/>
                 <w:vertAlign w:val="baseline"/>
@@ -6577,7 +6375,7 @@
             </w:r>
             <w:r>
               <w:rPr>
-                <w:rFonts w:hint="eastAsia" w:ascii="宋体" w:hAnsi="宋体" w:cs="宋体"/>
+                <w:rFonts w:ascii="宋体" w:hAnsi="宋体" w:cs="宋体" w:hint="eastAsia"/>
                 <w:sz w:val="21"/>
                 <w:szCs w:val="21"/>
                 <w:vertAlign w:val="baseline"/>
@@ -6587,7 +6385,7 @@
             </w:r>
             <w:r>
               <w:rPr>
-                <w:rFonts w:hint="eastAsia" w:ascii="宋体" w:hAnsi="宋体" w:eastAsia="宋体" w:cs="宋体"/>
+                <w:rFonts w:ascii="宋体" w:eastAsia="宋体" w:hAnsi="宋体" w:cs="宋体" w:hint="eastAsia"/>
                 <w:sz w:val="21"/>
                 <w:szCs w:val="21"/>
                 <w:vertAlign w:val="baseline"/>
@@ -6597,7 +6395,7 @@
             </w:r>
             <w:r>
               <w:rPr>
-                <w:rFonts w:hint="eastAsia" w:ascii="宋体" w:hAnsi="宋体" w:cs="宋体"/>
+                <w:rFonts w:ascii="宋体" w:hAnsi="宋体" w:cs="宋体" w:hint="eastAsia"/>
                 <w:sz w:val="21"/>
                 <w:szCs w:val="21"/>
                 <w:vertAlign w:val="baseline"/>
@@ -6607,7 +6405,7 @@
             </w:r>
             <w:r>
               <w:rPr>
-                <w:rFonts w:hint="eastAsia" w:ascii="宋体" w:hAnsi="宋体" w:eastAsia="宋体" w:cs="宋体"/>
+                <w:rFonts w:ascii="宋体" w:eastAsia="宋体" w:hAnsi="宋体" w:cs="宋体" w:hint="eastAsia"/>
                 <w:sz w:val="21"/>
                 <w:szCs w:val="21"/>
                 <w:vertAlign w:val="baseline"/>
@@ -6617,7 +6415,7 @@
             </w:r>
             <w:r>
               <w:rPr>
-                <w:rFonts w:hint="eastAsia" w:ascii="宋体" w:hAnsi="宋体" w:cs="宋体"/>
+                <w:rFonts w:ascii="宋体" w:hAnsi="宋体" w:cs="宋体" w:hint="eastAsia"/>
                 <w:sz w:val="21"/>
                 <w:szCs w:val="21"/>
                 <w:vertAlign w:val="baseline"/>
@@ -6627,7 +6425,7 @@
             </w:r>
             <w:r>
               <w:rPr>
-                <w:rFonts w:hint="eastAsia" w:ascii="宋体" w:hAnsi="宋体" w:eastAsia="宋体" w:cs="宋体"/>
+                <w:rFonts w:ascii="宋体" w:eastAsia="宋体" w:hAnsi="宋体" w:cs="宋体" w:hint="eastAsia"/>
                 <w:sz w:val="21"/>
                 <w:szCs w:val="21"/>
                 <w:vertAlign w:val="baseline"/>
@@ -6643,7 +6441,7 @@
           </w:tcPr>
           <w:p>
             <w:pPr>
-              <w:pStyle w:val="29"/>
+              <w:pStyle w:val="a1"/>
               <w:keepNext w:val="0"/>
               <w:keepLines w:val="0"/>
               <w:pageBreakBefore w:val="0"/>
@@ -6657,11 +6455,11 @@
               <w:bidi w:val="0"/>
               <w:adjustRightInd w:val="0"/>
               <w:snapToGrid w:val="0"/>
-              <w:ind w:left="0" w:leftChars="0" w:right="0" w:rightChars="0" w:firstLine="0" w:firstLineChars="0"/>
+              <w:ind w:left="0" w:right="0" w:firstLine="0" w:leftChars="0" w:rightChars="0" w:firstLineChars="0"/>
               <w:jc w:val="center"/>
               <w:textAlignment w:val="baseline"/>
               <w:rPr>
-                <w:rFonts w:hint="default" w:ascii="宋体" w:hAnsi="宋体" w:eastAsia="宋体" w:cs="宋体"/>
+                <w:rFonts w:ascii="宋体" w:eastAsia="宋体" w:hAnsi="宋体" w:cs="宋体" w:hint="default"/>
                 <w:sz w:val="21"/>
                 <w:szCs w:val="21"/>
                 <w:vertAlign w:val="baseline"/>
@@ -6670,7 +6468,7 @@
             </w:pPr>
             <w:r>
               <w:rPr>
-                <w:rFonts w:hint="eastAsia" w:ascii="宋体" w:hAnsi="宋体" w:cs="宋体"/>
+                <w:rFonts w:ascii="宋体" w:hAnsi="宋体" w:cs="宋体" w:hint="eastAsia"/>
                 <w:sz w:val="21"/>
                 <w:szCs w:val="21"/>
                 <w:vertAlign w:val="baseline"/>
@@ -6686,7 +6484,7 @@
           </w:tcPr>
           <w:p>
             <w:pPr>
-              <w:pStyle w:val="29"/>
+              <w:pStyle w:val="a1"/>
               <w:keepNext w:val="0"/>
               <w:keepLines w:val="0"/>
               <w:pageBreakBefore w:val="0"/>
@@ -6700,11 +6498,11 @@
               <w:bidi w:val="0"/>
               <w:adjustRightInd w:val="0"/>
               <w:snapToGrid w:val="0"/>
-              <w:ind w:left="0" w:leftChars="0" w:right="0" w:rightChars="0" w:firstLine="0" w:firstLineChars="0"/>
+              <w:ind w:left="0" w:right="0" w:firstLine="0" w:leftChars="0" w:rightChars="0" w:firstLineChars="0"/>
               <w:jc w:val="center"/>
               <w:textAlignment w:val="baseline"/>
               <w:rPr>
-                <w:rFonts w:hint="eastAsia" w:ascii="宋体" w:hAnsi="宋体" w:eastAsia="宋体" w:cs="宋体"/>
+                <w:rFonts w:ascii="宋体" w:eastAsia="宋体" w:hAnsi="宋体" w:cs="宋体" w:hint="eastAsia"/>
                 <w:sz w:val="21"/>
                 <w:szCs w:val="21"/>
                 <w:vertAlign w:val="baseline"/>
@@ -6713,7 +6511,7 @@
             </w:pPr>
             <w:r>
               <w:rPr>
-                <w:rFonts w:hint="eastAsia" w:ascii="宋体" w:hAnsi="宋体" w:eastAsia="宋体" w:cs="宋体"/>
+                <w:rFonts w:ascii="宋体" w:eastAsia="宋体" w:hAnsi="宋体" w:cs="宋体" w:hint="eastAsia"/>
                 <w:sz w:val="21"/>
                 <w:szCs w:val="21"/>
                 <w:vertAlign w:val="baseline"/>
@@ -6727,7 +6525,7 @@
     </w:tbl>
     <w:p>
       <w:pPr>
-        <w:pStyle w:val="29"/>
+        <w:pStyle w:val="a1"/>
         <w:keepNext w:val="0"/>
         <w:keepLines w:val="0"/>
         <w:pageBreakBefore w:val="0"/>
@@ -6749,7 +6547,7 @@
     </w:p>
     <w:p>
       <w:pPr>
-        <w:pStyle w:val="28"/>
+        <w:pStyle w:val="1"/>
         <w:keepNext w:val="0"/>
         <w:keepLines w:val="0"/>
         <w:pageBreakBefore w:val="0"/>
@@ -6764,25 +6562,25 @@
         <w:snapToGrid w:val="0"/>
         <w:textAlignment w:val="baseline"/>
         <w:rPr>
-          <w:rStyle w:val="38"/>
-          <w:rFonts w:hint="default" w:eastAsia="宋体"/>
+          <w:rStyle w:val="1Char"/>
+          <w:rFonts w:eastAsia="宋体" w:hint="default"/>
           <w:lang w:val="en-US" w:eastAsia="zh-CN"/>
         </w:rPr>
       </w:pPr>
-      <w:bookmarkStart w:id="33" w:name="bookmark3"/>
-      <w:bookmarkEnd w:id="33"/>
-      <w:bookmarkStart w:id="34" w:name="_Toc17424"/>
-      <w:bookmarkStart w:id="35" w:name="_Toc23558"/>
-      <w:r>
-        <w:rPr>
-          <w:rStyle w:val="38"/>
-          <w:rFonts w:hint="eastAsia" w:eastAsia="宋体"/>
+      <w:bookmarkStart w:id="34" w:name="bookmark3"/>
+      <w:bookmarkEnd w:id="34"/>
+      <w:bookmarkStart w:id="35" w:name="_Toc17424"/>
+      <w:bookmarkStart w:id="36" w:name="_Toc23558"/>
+      <w:r>
+        <w:rPr>
+          <w:rStyle w:val="1Char"/>
+          <w:rFonts w:eastAsia="宋体" w:hint="eastAsia"/>
           <w:lang w:val="en-US" w:eastAsia="zh-CN"/>
         </w:rPr>
         <w:t>附则</w:t>
       </w:r>
-      <w:bookmarkEnd w:id="34"/>
       <w:bookmarkEnd w:id="35"/>
+      <w:bookmarkEnd w:id="36"/>
     </w:p>
     <w:p>
       <w:pPr>
@@ -6804,39 +6602,22 @@
         <w:adjustRightInd w:val="0"/>
         <w:snapToGrid w:val="0"/>
         <w:spacing w:line="360" w:lineRule="auto"/>
-        <w:ind w:left="425" w:leftChars="0" w:hanging="425" w:firstLineChars="0"/>
+        <w:ind w:left="425" w:hanging="425" w:leftChars="0" w:firstLineChars="0"/>
         <w:textAlignment w:val="baseline"/>
         <w:rPr>
-          <w:rFonts w:ascii="宋体" w:hAnsi="宋体" w:eastAsia="宋体" w:cs="宋体"/>
+          <w:rFonts w:ascii="宋体" w:eastAsia="宋体" w:hAnsi="宋体" w:cs="宋体"/>
           <w:sz w:val="24"/>
           <w:szCs w:val="24"/>
         </w:rPr>
       </w:pPr>
       <w:r>
         <w:rPr>
-          <w:rFonts w:ascii="宋体" w:hAnsi="宋体" w:eastAsia="宋体" w:cs="宋体"/>
+          <w:rFonts w:ascii="宋体" w:eastAsia="宋体" w:hAnsi="宋体" w:cs="宋体"/>
           <w:spacing w:val="-1"/>
           <w:sz w:val="24"/>
           <w:szCs w:val="24"/>
         </w:rPr>
         <w:t>本制度最终解释权和修订权归人力部。</w:t>
-      </w:r>
-      <w:r>
-        <w:rPr>
-          <w:rFonts w:hint="eastAsia" w:ascii="宋体" w:hAnsi="宋体" w:eastAsia="宋体" w:cs="宋体"/>
-          <w:spacing w:val="-1"/>
-          <w:sz w:val="24"/>
-          <w:szCs w:val="24"/>
-          <w:lang w:val="en-US" w:eastAsia="zh-CN"/>
-        </w:rPr>
-      </w:r>
-      <w:r>
-        <w:rPr>
-          <w:rFonts w:ascii="宋体" w:hAnsi="宋体" w:eastAsia="宋体" w:cs="宋体"/>
-          <w:spacing w:val="-1"/>
-          <w:sz w:val="24"/>
-          <w:szCs w:val="24"/>
-        </w:rPr>
       </w:r>
     </w:p>
     <w:p>
@@ -6859,7 +6640,7 @@
         <w:adjustRightInd w:val="0"/>
         <w:snapToGrid w:val="0"/>
         <w:spacing w:line="360" w:lineRule="auto"/>
-        <w:ind w:left="425" w:leftChars="0" w:hanging="425" w:firstLineChars="0"/>
+        <w:ind w:left="425" w:hanging="425" w:leftChars="0" w:firstLineChars="0"/>
         <w:textAlignment w:val="baseline"/>
         <w:rPr>
           <w:rFonts w:hint="default"/>
@@ -6868,7 +6649,7 @@
       </w:pPr>
       <w:r>
         <w:rPr>
-          <w:rFonts w:ascii="宋体" w:hAnsi="宋体" w:eastAsia="宋体" w:cs="宋体"/>
+          <w:rFonts w:ascii="宋体" w:eastAsia="宋体" w:hAnsi="宋体" w:cs="宋体"/>
           <w:spacing w:val="-2"/>
           <w:sz w:val="24"/>
           <w:szCs w:val="24"/>
@@ -6878,7 +6659,7 @@
     </w:p>
     <w:p>
       <w:pPr>
-        <w:pStyle w:val="28"/>
+        <w:pStyle w:val="1"/>
         <w:keepNext w:val="0"/>
         <w:keepLines w:val="0"/>
         <w:pageBreakBefore w:val="0"/>
@@ -6897,9 +6678,9 @@
           <w:lang w:val="en-US" w:eastAsia="zh-CN"/>
         </w:rPr>
       </w:pPr>
-      <w:bookmarkStart w:id="36" w:name="bookmark14"/>
-      <w:bookmarkEnd w:id="36"/>
-      <w:bookmarkStart w:id="37" w:name="_Toc18877"/>
+      <w:bookmarkStart w:id="37" w:name="bookmark14"/>
+      <w:bookmarkEnd w:id="37"/>
+      <w:bookmarkStart w:id="38" w:name="_Toc18877"/>
       <w:r>
         <w:rPr>
           <w:rFonts w:hint="eastAsia"/>
@@ -6907,11 +6688,11 @@
         </w:rPr>
         <w:t>附件</w:t>
       </w:r>
-      <w:bookmarkEnd w:id="37"/>
+      <w:bookmarkEnd w:id="38"/>
     </w:p>
     <w:p>
       <w:pPr>
-        <w:pStyle w:val="40"/>
+        <w:pStyle w:val="a3"/>
         <w:keepNext w:val="0"/>
         <w:keepLines w:val="0"/>
         <w:pageBreakBefore w:val="0"/>
@@ -6928,7 +6709,7 @@
         <w:bidi w:val="0"/>
         <w:adjustRightInd w:val="0"/>
         <w:snapToGrid w:val="0"/>
-        <w:ind w:left="425" w:leftChars="0" w:hanging="425" w:firstLineChars="0"/>
+        <w:ind w:left="425" w:hanging="425" w:leftChars="0" w:firstLineChars="0"/>
         <w:textAlignment w:val="baseline"/>
         <w:rPr>
           <w:rFonts w:hint="default"/>
@@ -6941,7 +6722,7 @@
     </w:p>
     <w:p>
       <w:pPr>
-        <w:pStyle w:val="40"/>
+        <w:pStyle w:val="a3"/>
         <w:keepNext w:val="0"/>
         <w:keepLines w:val="0"/>
         <w:pageBreakBefore w:val="0"/>
@@ -6958,7 +6739,7 @@
         <w:bidi w:val="0"/>
         <w:adjustRightInd w:val="0"/>
         <w:snapToGrid w:val="0"/>
-        <w:ind w:left="425" w:leftChars="0" w:hanging="425" w:firstLineChars="0"/>
+        <w:ind w:left="425" w:hanging="425" w:leftChars="0" w:firstLineChars="0"/>
         <w:textAlignment w:val="baseline"/>
         <w:rPr>
           <w:rFonts w:hint="default"/>
@@ -6974,7 +6755,7 @@
     </w:p>
     <w:p>
       <w:pPr>
-        <w:pStyle w:val="28"/>
+        <w:pStyle w:val="1"/>
         <w:keepNext w:val="0"/>
         <w:keepLines w:val="0"/>
         <w:pageBreakBefore w:val="0"/>
@@ -6993,7 +6774,7 @@
           <w:lang w:val="en-US" w:eastAsia="zh-CN"/>
         </w:rPr>
       </w:pPr>
-      <w:bookmarkStart w:id="38" w:name="_Toc3874"/>
+      <w:bookmarkStart w:id="39" w:name="_Toc3874"/>
       <w:r>
         <w:rPr>
           <w:rFonts w:hint="eastAsia"/>
@@ -7001,11 +6782,11 @@
         </w:rPr>
         <w:t>记录</w:t>
       </w:r>
-      <w:bookmarkEnd w:id="38"/>
+      <w:bookmarkEnd w:id="39"/>
     </w:p>
     <w:p>
       <w:pPr>
-        <w:pStyle w:val="29"/>
+        <w:pStyle w:val="a1"/>
         <w:rPr>
           <w:rFonts w:hint="eastAsia"/>
           <w:lang w:val="en-US" w:eastAsia="zh-CN"/>
@@ -7055,14 +6836,14 @@
         <w:spacing w:before="78" w:line="219" w:lineRule="auto"/>
         <w:ind w:left="3489"/>
         <w:rPr>
-          <w:rFonts w:ascii="宋体" w:hAnsi="宋体" w:eastAsia="宋体" w:cs="宋体"/>
+          <w:rFonts w:ascii="宋体" w:eastAsia="宋体" w:hAnsi="宋体" w:cs="宋体"/>
           <w:sz w:val="24"/>
           <w:szCs w:val="24"/>
         </w:rPr>
       </w:pPr>
       <w:r>
         <w:rPr>
-          <w:rFonts w:ascii="宋体" w:hAnsi="宋体" w:eastAsia="宋体" w:cs="宋体"/>
+          <w:rFonts w:ascii="宋体" w:eastAsia="宋体" w:hAnsi="宋体" w:cs="宋体"/>
           <w:b/>
           <w:bCs/>
           <w:spacing w:val="-3"/>
@@ -7079,16 +6860,16 @@
     </w:p>
     <w:tbl>
       <w:tblPr>
-        <w:tblStyle w:val="39"/>
+        <w:tblStyle w:val="TableNormal1"/>
         <w:tblW w:w="9321" w:type="dxa"/>
         <w:tblInd w:w="5" w:type="dxa"/>
         <w:tblBorders>
-          <w:top w:val="single" w:color="000000" w:sz="4" w:space="0"/>
-          <w:left w:val="single" w:color="000000" w:sz="4" w:space="0"/>
-          <w:bottom w:val="single" w:color="000000" w:sz="4" w:space="0"/>
-          <w:right w:val="single" w:color="000000" w:sz="4" w:space="0"/>
-          <w:insideH w:val="single" w:color="000000" w:sz="4" w:space="0"/>
-          <w:insideV w:val="single" w:color="000000" w:sz="4" w:space="0"/>
+          <w:top w:val="single" w:sz="4" w:space="0" w:color="000000"/>
+          <w:left w:val="single" w:sz="4" w:space="0" w:color="000000"/>
+          <w:bottom w:val="single" w:sz="4" w:space="0" w:color="000000"/>
+          <w:right w:val="single" w:sz="4" w:space="0" w:color="000000"/>
+          <w:insideH w:val="single" w:sz="4" w:space="0" w:color="000000"/>
+          <w:insideV w:val="single" w:sz="4" w:space="0" w:color="000000"/>
         </w:tblBorders>
         <w:tblLayout w:type="fixed"/>
         <w:tblCellMar>
@@ -7106,14 +6887,17 @@
       </w:tblGrid>
       <w:tr>
         <w:tblPrEx>
+          <w:tblW w:w="9321" w:type="dxa"/>
+          <w:tblInd w:w="5" w:type="dxa"/>
           <w:tblBorders>
-            <w:top w:val="single" w:color="000000" w:sz="4" w:space="0"/>
-            <w:left w:val="single" w:color="000000" w:sz="4" w:space="0"/>
-            <w:bottom w:val="single" w:color="000000" w:sz="4" w:space="0"/>
-            <w:right w:val="single" w:color="000000" w:sz="4" w:space="0"/>
-            <w:insideH w:val="single" w:color="000000" w:sz="4" w:space="0"/>
-            <w:insideV w:val="single" w:color="000000" w:sz="4" w:space="0"/>
+            <w:top w:val="single" w:sz="4" w:space="0" w:color="000000"/>
+            <w:left w:val="single" w:sz="4" w:space="0" w:color="000000"/>
+            <w:bottom w:val="single" w:sz="4" w:space="0" w:color="000000"/>
+            <w:right w:val="single" w:sz="4" w:space="0" w:color="000000"/>
+            <w:insideH w:val="single" w:sz="4" w:space="0" w:color="000000"/>
+            <w:insideV w:val="single" w:sz="4" w:space="0" w:color="000000"/>
           </w:tblBorders>
+          <w:tblLayout w:type="fixed"/>
           <w:tblCellMar>
             <w:top w:w="0" w:type="dxa"/>
             <w:left w:w="0" w:type="dxa"/>
@@ -7122,7 +6906,7 @@
           </w:tblCellMar>
         </w:tblPrEx>
         <w:trPr>
-          <w:trHeight w:val="628" w:hRule="atLeast"/>
+          <w:trHeight w:val="628"/>
         </w:trPr>
         <w:tc>
           <w:tcPr>
@@ -7133,14 +6917,14 @@
               <w:spacing w:before="193" w:line="220" w:lineRule="auto"/>
               <w:ind w:left="600"/>
               <w:rPr>
-                <w:rFonts w:ascii="宋体" w:hAnsi="宋体" w:eastAsia="宋体" w:cs="宋体"/>
+                <w:rFonts w:ascii="宋体" w:eastAsia="宋体" w:hAnsi="宋体" w:cs="宋体"/>
                 <w:sz w:val="24"/>
                 <w:szCs w:val="24"/>
               </w:rPr>
             </w:pPr>
             <w:r>
               <w:rPr>
-                <w:rFonts w:ascii="宋体" w:hAnsi="宋体" w:eastAsia="宋体" w:cs="宋体"/>
+                <w:rFonts w:ascii="宋体" w:eastAsia="宋体" w:hAnsi="宋体" w:cs="宋体"/>
                 <w:spacing w:val="-8"/>
                 <w:sz w:val="24"/>
                 <w:szCs w:val="24"/>
@@ -7155,7 +6939,7 @@
           </w:tcPr>
           <w:p>
             <w:pPr>
-              <w:pStyle w:val="27"/>
+              <w:pStyle w:val="TableText"/>
             </w:pPr>
           </w:p>
         </w:tc>
@@ -7168,14 +6952,14 @@
               <w:spacing w:before="193" w:line="220" w:lineRule="auto"/>
               <w:ind w:left="689"/>
               <w:rPr>
-                <w:rFonts w:ascii="宋体" w:hAnsi="宋体" w:eastAsia="宋体" w:cs="宋体"/>
+                <w:rFonts w:ascii="宋体" w:eastAsia="宋体" w:hAnsi="宋体" w:cs="宋体"/>
                 <w:sz w:val="24"/>
                 <w:szCs w:val="24"/>
               </w:rPr>
             </w:pPr>
             <w:r>
               <w:rPr>
-                <w:rFonts w:ascii="宋体" w:hAnsi="宋体" w:eastAsia="宋体" w:cs="宋体"/>
+                <w:rFonts w:ascii="宋体" w:eastAsia="宋体" w:hAnsi="宋体" w:cs="宋体"/>
                 <w:spacing w:val="-8"/>
                 <w:sz w:val="24"/>
                 <w:szCs w:val="24"/>
@@ -7190,21 +6974,16 @@
           </w:tcPr>
           <w:p>
             <w:pPr>
-              <w:pStyle w:val="27"/>
+              <w:pStyle w:val="TableText"/>
             </w:pPr>
           </w:p>
         </w:tc>
       </w:tr>
       <w:tr>
         <w:tblPrEx>
-          <w:tblBorders>
-            <w:top w:val="single" w:color="000000" w:sz="4" w:space="0"/>
-            <w:left w:val="single" w:color="000000" w:sz="4" w:space="0"/>
-            <w:bottom w:val="single" w:color="000000" w:sz="4" w:space="0"/>
-            <w:right w:val="single" w:color="000000" w:sz="4" w:space="0"/>
-            <w:insideH w:val="single" w:color="000000" w:sz="4" w:space="0"/>
-            <w:insideV w:val="single" w:color="000000" w:sz="4" w:space="0"/>
-          </w:tblBorders>
+          <w:tblW w:w="9321" w:type="dxa"/>
+          <w:tblInd w:w="5" w:type="dxa"/>
+          <w:tblLayout w:type="fixed"/>
           <w:tblCellMar>
             <w:top w:w="0" w:type="dxa"/>
             <w:left w:w="0" w:type="dxa"/>
@@ -7213,7 +6992,7 @@
           </w:tblCellMar>
         </w:tblPrEx>
         <w:trPr>
-          <w:trHeight w:val="420" w:hRule="atLeast"/>
+          <w:trHeight w:val="420"/>
         </w:trPr>
         <w:tc>
           <w:tcPr>
@@ -7224,14 +7003,14 @@
               <w:spacing w:before="88" w:line="220" w:lineRule="auto"/>
               <w:ind w:left="568"/>
               <w:rPr>
-                <w:rFonts w:ascii="宋体" w:hAnsi="宋体" w:eastAsia="宋体" w:cs="宋体"/>
+                <w:rFonts w:ascii="宋体" w:eastAsia="宋体" w:hAnsi="宋体" w:cs="宋体"/>
                 <w:sz w:val="24"/>
                 <w:szCs w:val="24"/>
               </w:rPr>
             </w:pPr>
             <w:r>
               <w:rPr>
-                <w:rFonts w:ascii="宋体" w:hAnsi="宋体" w:eastAsia="宋体" w:cs="宋体"/>
+                <w:rFonts w:ascii="宋体" w:eastAsia="宋体" w:hAnsi="宋体" w:cs="宋体"/>
                 <w:spacing w:val="-2"/>
                 <w:sz w:val="24"/>
                 <w:szCs w:val="24"/>
@@ -7246,7 +7025,7 @@
           </w:tcPr>
           <w:p>
             <w:pPr>
-              <w:pStyle w:val="27"/>
+              <w:pStyle w:val="TableText"/>
             </w:pPr>
           </w:p>
         </w:tc>
@@ -7259,14 +7038,14 @@
               <w:spacing w:before="87" w:line="220" w:lineRule="auto"/>
               <w:ind w:left="417"/>
               <w:rPr>
-                <w:rFonts w:ascii="宋体" w:hAnsi="宋体" w:eastAsia="宋体" w:cs="宋体"/>
+                <w:rFonts w:ascii="宋体" w:eastAsia="宋体" w:hAnsi="宋体" w:cs="宋体"/>
                 <w:sz w:val="24"/>
                 <w:szCs w:val="24"/>
               </w:rPr>
             </w:pPr>
             <w:r>
               <w:rPr>
-                <w:rFonts w:ascii="宋体" w:hAnsi="宋体" w:eastAsia="宋体" w:cs="宋体"/>
+                <w:rFonts w:ascii="宋体" w:eastAsia="宋体" w:hAnsi="宋体" w:cs="宋体"/>
                 <w:spacing w:val="-2"/>
                 <w:sz w:val="24"/>
                 <w:szCs w:val="24"/>
@@ -7281,21 +7060,16 @@
           </w:tcPr>
           <w:p>
             <w:pPr>
-              <w:pStyle w:val="27"/>
+              <w:pStyle w:val="TableText"/>
             </w:pPr>
           </w:p>
         </w:tc>
       </w:tr>
       <w:tr>
         <w:tblPrEx>
-          <w:tblBorders>
-            <w:top w:val="single" w:color="000000" w:sz="4" w:space="0"/>
-            <w:left w:val="single" w:color="000000" w:sz="4" w:space="0"/>
-            <w:bottom w:val="single" w:color="000000" w:sz="4" w:space="0"/>
-            <w:right w:val="single" w:color="000000" w:sz="4" w:space="0"/>
-            <w:insideH w:val="single" w:color="000000" w:sz="4" w:space="0"/>
-            <w:insideV w:val="single" w:color="000000" w:sz="4" w:space="0"/>
-          </w:tblBorders>
+          <w:tblW w:w="9321" w:type="dxa"/>
+          <w:tblInd w:w="5" w:type="dxa"/>
+          <w:tblLayout w:type="fixed"/>
           <w:tblCellMar>
             <w:top w:w="0" w:type="dxa"/>
             <w:left w:w="0" w:type="dxa"/>
@@ -7304,7 +7078,7 @@
           </w:tblCellMar>
         </w:tblPrEx>
         <w:trPr>
-          <w:trHeight w:val="369" w:hRule="atLeast"/>
+          <w:trHeight w:val="369"/>
         </w:trPr>
         <w:tc>
           <w:tcPr>
@@ -7315,14 +7089,14 @@
               <w:spacing w:before="61" w:line="220" w:lineRule="auto"/>
               <w:ind w:left="571"/>
               <w:rPr>
-                <w:rFonts w:ascii="宋体" w:hAnsi="宋体" w:eastAsia="宋体" w:cs="宋体"/>
+                <w:rFonts w:ascii="宋体" w:eastAsia="宋体" w:hAnsi="宋体" w:cs="宋体"/>
                 <w:sz w:val="24"/>
                 <w:szCs w:val="24"/>
               </w:rPr>
             </w:pPr>
             <w:r>
               <w:rPr>
-                <w:rFonts w:ascii="宋体" w:hAnsi="宋体" w:eastAsia="宋体" w:cs="宋体"/>
+                <w:rFonts w:ascii="宋体" w:eastAsia="宋体" w:hAnsi="宋体" w:cs="宋体"/>
                 <w:spacing w:val="-3"/>
                 <w:sz w:val="24"/>
                 <w:szCs w:val="24"/>
@@ -7337,7 +7111,7 @@
           </w:tcPr>
           <w:p>
             <w:pPr>
-              <w:pStyle w:val="27"/>
+              <w:pStyle w:val="TableText"/>
             </w:pPr>
           </w:p>
         </w:tc>
@@ -7350,14 +7124,14 @@
               <w:spacing w:before="61" w:line="220" w:lineRule="auto"/>
               <w:ind w:left="672"/>
               <w:rPr>
-                <w:rFonts w:ascii="宋体" w:hAnsi="宋体" w:eastAsia="宋体" w:cs="宋体"/>
+                <w:rFonts w:ascii="宋体" w:eastAsia="宋体" w:hAnsi="宋体" w:cs="宋体"/>
                 <w:sz w:val="24"/>
                 <w:szCs w:val="24"/>
               </w:rPr>
             </w:pPr>
             <w:r>
               <w:rPr>
-                <w:rFonts w:ascii="宋体" w:hAnsi="宋体" w:eastAsia="宋体" w:cs="宋体"/>
+                <w:rFonts w:ascii="宋体" w:eastAsia="宋体" w:hAnsi="宋体" w:cs="宋体"/>
                 <w:spacing w:val="-5"/>
                 <w:sz w:val="24"/>
                 <w:szCs w:val="24"/>
@@ -7372,21 +7146,16 @@
           </w:tcPr>
           <w:p>
             <w:pPr>
-              <w:pStyle w:val="27"/>
+              <w:pStyle w:val="TableText"/>
             </w:pPr>
           </w:p>
         </w:tc>
       </w:tr>
       <w:tr>
         <w:tblPrEx>
-          <w:tblBorders>
-            <w:top w:val="single" w:color="000000" w:sz="4" w:space="0"/>
-            <w:left w:val="single" w:color="000000" w:sz="4" w:space="0"/>
-            <w:bottom w:val="single" w:color="000000" w:sz="4" w:space="0"/>
-            <w:right w:val="single" w:color="000000" w:sz="4" w:space="0"/>
-            <w:insideH w:val="single" w:color="000000" w:sz="4" w:space="0"/>
-            <w:insideV w:val="single" w:color="000000" w:sz="4" w:space="0"/>
-          </w:tblBorders>
+          <w:tblW w:w="9321" w:type="dxa"/>
+          <w:tblInd w:w="5" w:type="dxa"/>
+          <w:tblLayout w:type="fixed"/>
           <w:tblCellMar>
             <w:top w:w="0" w:type="dxa"/>
             <w:left w:w="0" w:type="dxa"/>
@@ -7395,7 +7164,7 @@
           </w:tblCellMar>
         </w:tblPrEx>
         <w:trPr>
-          <w:trHeight w:val="485" w:hRule="atLeast"/>
+          <w:trHeight w:val="485"/>
         </w:trPr>
         <w:tc>
           <w:tcPr>
@@ -7406,14 +7175,14 @@
               <w:spacing w:before="120" w:line="220" w:lineRule="auto"/>
               <w:ind w:left="568"/>
               <w:rPr>
-                <w:rFonts w:ascii="宋体" w:hAnsi="宋体" w:eastAsia="宋体" w:cs="宋体"/>
+                <w:rFonts w:ascii="宋体" w:eastAsia="宋体" w:hAnsi="宋体" w:cs="宋体"/>
                 <w:sz w:val="24"/>
                 <w:szCs w:val="24"/>
               </w:rPr>
             </w:pPr>
             <w:r>
               <w:rPr>
-                <w:rFonts w:ascii="宋体" w:hAnsi="宋体" w:eastAsia="宋体" w:cs="宋体"/>
+                <w:rFonts w:ascii="宋体" w:eastAsia="宋体" w:hAnsi="宋体" w:cs="宋体"/>
                 <w:spacing w:val="-2"/>
                 <w:sz w:val="24"/>
                 <w:szCs w:val="24"/>
@@ -7428,7 +7197,7 @@
           </w:tcPr>
           <w:p>
             <w:pPr>
-              <w:pStyle w:val="27"/>
+              <w:pStyle w:val="TableText"/>
             </w:pPr>
           </w:p>
         </w:tc>
@@ -7441,14 +7210,14 @@
               <w:spacing w:before="120" w:line="219" w:lineRule="auto"/>
               <w:ind w:left="538"/>
               <w:rPr>
-                <w:rFonts w:ascii="宋体" w:hAnsi="宋体" w:eastAsia="宋体" w:cs="宋体"/>
+                <w:rFonts w:ascii="宋体" w:eastAsia="宋体" w:hAnsi="宋体" w:cs="宋体"/>
                 <w:sz w:val="24"/>
                 <w:szCs w:val="24"/>
               </w:rPr>
             </w:pPr>
             <w:r>
               <w:rPr>
-                <w:rFonts w:ascii="宋体" w:hAnsi="宋体" w:eastAsia="宋体" w:cs="宋体"/>
+                <w:rFonts w:ascii="宋体" w:eastAsia="宋体" w:hAnsi="宋体" w:cs="宋体"/>
                 <w:spacing w:val="-2"/>
                 <w:sz w:val="24"/>
                 <w:szCs w:val="24"/>
@@ -7463,21 +7232,16 @@
           </w:tcPr>
           <w:p>
             <w:pPr>
-              <w:pStyle w:val="27"/>
+              <w:pStyle w:val="TableText"/>
             </w:pPr>
           </w:p>
         </w:tc>
       </w:tr>
       <w:tr>
         <w:tblPrEx>
-          <w:tblBorders>
-            <w:top w:val="single" w:color="000000" w:sz="4" w:space="0"/>
-            <w:left w:val="single" w:color="000000" w:sz="4" w:space="0"/>
-            <w:bottom w:val="single" w:color="000000" w:sz="4" w:space="0"/>
-            <w:right w:val="single" w:color="000000" w:sz="4" w:space="0"/>
-            <w:insideH w:val="single" w:color="000000" w:sz="4" w:space="0"/>
-            <w:insideV w:val="single" w:color="000000" w:sz="4" w:space="0"/>
-          </w:tblBorders>
+          <w:tblW w:w="9321" w:type="dxa"/>
+          <w:tblInd w:w="5" w:type="dxa"/>
+          <w:tblLayout w:type="fixed"/>
           <w:tblCellMar>
             <w:top w:w="0" w:type="dxa"/>
             <w:left w:w="0" w:type="dxa"/>
@@ -7486,7 +7250,7 @@
           </w:tblCellMar>
         </w:tblPrEx>
         <w:trPr>
-          <w:trHeight w:val="434" w:hRule="atLeast"/>
+          <w:trHeight w:val="434"/>
         </w:trPr>
         <w:tc>
           <w:tcPr>
@@ -7497,14 +7261,14 @@
               <w:spacing w:before="95" w:line="220" w:lineRule="auto"/>
               <w:ind w:left="568"/>
               <w:rPr>
-                <w:rFonts w:ascii="宋体" w:hAnsi="宋体" w:eastAsia="宋体" w:cs="宋体"/>
+                <w:rFonts w:ascii="宋体" w:eastAsia="宋体" w:hAnsi="宋体" w:cs="宋体"/>
                 <w:sz w:val="24"/>
                 <w:szCs w:val="24"/>
               </w:rPr>
             </w:pPr>
             <w:r>
               <w:rPr>
-                <w:rFonts w:ascii="宋体" w:hAnsi="宋体" w:eastAsia="宋体" w:cs="宋体"/>
+                <w:rFonts w:ascii="宋体" w:eastAsia="宋体" w:hAnsi="宋体" w:cs="宋体"/>
                 <w:spacing w:val="-2"/>
                 <w:sz w:val="24"/>
                 <w:szCs w:val="24"/>
@@ -7523,14 +7287,14 @@
               <w:spacing w:before="95" w:line="220" w:lineRule="auto"/>
               <w:ind w:left="461"/>
               <w:rPr>
-                <w:rFonts w:ascii="宋体" w:hAnsi="宋体" w:eastAsia="宋体" w:cs="宋体"/>
+                <w:rFonts w:ascii="宋体" w:eastAsia="宋体" w:hAnsi="宋体" w:cs="宋体"/>
                 <w:sz w:val="24"/>
                 <w:szCs w:val="24"/>
               </w:rPr>
             </w:pPr>
             <w:r>
               <w:rPr>
-                <w:rFonts w:ascii="宋体" w:hAnsi="宋体" w:eastAsia="宋体" w:cs="宋体"/>
+                <w:rFonts w:ascii="宋体" w:eastAsia="宋体" w:hAnsi="宋体" w:cs="宋体"/>
                 <w:spacing w:val="-7"/>
                 <w:sz w:val="24"/>
                 <w:szCs w:val="24"/>
@@ -7539,7 +7303,7 @@
             </w:r>
             <w:r>
               <w:rPr>
-                <w:rFonts w:ascii="宋体" w:hAnsi="宋体" w:eastAsia="宋体" w:cs="宋体"/>
+                <w:rFonts w:ascii="宋体" w:eastAsia="宋体" w:hAnsi="宋体" w:cs="宋体"/>
                 <w:spacing w:val="15"/>
                 <w:sz w:val="24"/>
                 <w:szCs w:val="24"/>
@@ -7548,7 +7312,7 @@
             </w:r>
             <w:r>
               <w:rPr>
-                <w:rFonts w:ascii="宋体" w:hAnsi="宋体" w:eastAsia="宋体" w:cs="宋体"/>
+                <w:rFonts w:ascii="宋体" w:eastAsia="宋体" w:hAnsi="宋体" w:cs="宋体"/>
                 <w:spacing w:val="-7"/>
                 <w:sz w:val="24"/>
                 <w:szCs w:val="24"/>
@@ -7557,7 +7321,7 @@
             </w:r>
             <w:r>
               <w:rPr>
-                <w:rFonts w:ascii="宋体" w:hAnsi="宋体" w:eastAsia="宋体" w:cs="宋体"/>
+                <w:rFonts w:ascii="宋体" w:eastAsia="宋体" w:hAnsi="宋体" w:cs="宋体"/>
                 <w:spacing w:val="8"/>
                 <w:sz w:val="24"/>
                 <w:szCs w:val="24"/>
@@ -7566,7 +7330,7 @@
             </w:r>
             <w:r>
               <w:rPr>
-                <w:rFonts w:ascii="宋体" w:hAnsi="宋体" w:eastAsia="宋体" w:cs="宋体"/>
+                <w:rFonts w:ascii="宋体" w:eastAsia="宋体" w:hAnsi="宋体" w:cs="宋体"/>
                 <w:spacing w:val="-7"/>
                 <w:sz w:val="24"/>
                 <w:szCs w:val="24"/>
@@ -7575,7 +7339,7 @@
             </w:r>
             <w:r>
               <w:rPr>
-                <w:rFonts w:ascii="宋体" w:hAnsi="宋体" w:eastAsia="宋体" w:cs="宋体"/>
+                <w:rFonts w:ascii="宋体" w:eastAsia="宋体" w:hAnsi="宋体" w:cs="宋体"/>
                 <w:spacing w:val="15"/>
                 <w:sz w:val="24"/>
                 <w:szCs w:val="24"/>
@@ -7584,7 +7348,7 @@
             </w:r>
             <w:r>
               <w:rPr>
-                <w:rFonts w:ascii="宋体" w:hAnsi="宋体" w:eastAsia="宋体" w:cs="宋体"/>
+                <w:rFonts w:ascii="宋体" w:eastAsia="宋体" w:hAnsi="宋体" w:cs="宋体"/>
                 <w:spacing w:val="-7"/>
                 <w:sz w:val="24"/>
                 <w:szCs w:val="24"/>
@@ -7593,7 +7357,7 @@
             </w:r>
             <w:r>
               <w:rPr>
-                <w:rFonts w:ascii="宋体" w:hAnsi="宋体" w:eastAsia="宋体" w:cs="宋体"/>
+                <w:rFonts w:ascii="宋体" w:eastAsia="宋体" w:hAnsi="宋体" w:cs="宋体"/>
                 <w:spacing w:val="11"/>
                 <w:sz w:val="24"/>
                 <w:szCs w:val="24"/>
@@ -7602,7 +7366,7 @@
             </w:r>
             <w:r>
               <w:rPr>
-                <w:rFonts w:ascii="宋体" w:hAnsi="宋体" w:eastAsia="宋体" w:cs="宋体"/>
+                <w:rFonts w:ascii="宋体" w:eastAsia="宋体" w:hAnsi="宋体" w:cs="宋体"/>
                 <w:spacing w:val="-7"/>
                 <w:sz w:val="24"/>
                 <w:szCs w:val="24"/>
@@ -7614,14 +7378,9 @@
       </w:tr>
       <w:tr>
         <w:tblPrEx>
-          <w:tblBorders>
-            <w:top w:val="single" w:color="000000" w:sz="4" w:space="0"/>
-            <w:left w:val="single" w:color="000000" w:sz="4" w:space="0"/>
-            <w:bottom w:val="single" w:color="000000" w:sz="4" w:space="0"/>
-            <w:right w:val="single" w:color="000000" w:sz="4" w:space="0"/>
-            <w:insideH w:val="single" w:color="000000" w:sz="4" w:space="0"/>
-            <w:insideV w:val="single" w:color="000000" w:sz="4" w:space="0"/>
-          </w:tblBorders>
+          <w:tblW w:w="9321" w:type="dxa"/>
+          <w:tblInd w:w="5" w:type="dxa"/>
+          <w:tblLayout w:type="fixed"/>
           <w:tblCellMar>
             <w:top w:w="0" w:type="dxa"/>
             <w:left w:w="0" w:type="dxa"/>
@@ -7630,7 +7389,7 @@
           </w:tblCellMar>
         </w:tblPrEx>
         <w:trPr>
-          <w:trHeight w:val="3741" w:hRule="atLeast"/>
+          <w:trHeight w:val="3741"/>
         </w:trPr>
         <w:tc>
           <w:tcPr>
@@ -7638,37 +7397,37 @@
           </w:tcPr>
           <w:p>
             <w:pPr>
-              <w:pStyle w:val="27"/>
+              <w:pStyle w:val="TableText"/>
               <w:spacing w:line="277" w:lineRule="auto"/>
             </w:pPr>
           </w:p>
           <w:p>
             <w:pPr>
-              <w:pStyle w:val="27"/>
+              <w:pStyle w:val="TableText"/>
               <w:spacing w:line="277" w:lineRule="auto"/>
             </w:pPr>
           </w:p>
           <w:p>
             <w:pPr>
-              <w:pStyle w:val="27"/>
+              <w:pStyle w:val="TableText"/>
               <w:spacing w:line="277" w:lineRule="auto"/>
             </w:pPr>
           </w:p>
           <w:p>
             <w:pPr>
-              <w:pStyle w:val="27"/>
+              <w:pStyle w:val="TableText"/>
               <w:spacing w:line="277" w:lineRule="auto"/>
             </w:pPr>
           </w:p>
           <w:p>
             <w:pPr>
-              <w:pStyle w:val="27"/>
+              <w:pStyle w:val="TableText"/>
               <w:spacing w:line="278" w:lineRule="auto"/>
             </w:pPr>
           </w:p>
           <w:p>
             <w:pPr>
-              <w:pStyle w:val="27"/>
+              <w:pStyle w:val="TableText"/>
               <w:spacing w:line="278" w:lineRule="auto"/>
             </w:pPr>
           </w:p>
@@ -7677,14 +7436,14 @@
               <w:spacing w:before="78" w:line="220" w:lineRule="auto"/>
               <w:ind w:left="596"/>
               <w:rPr>
-                <w:rFonts w:ascii="宋体" w:hAnsi="宋体" w:eastAsia="宋体" w:cs="宋体"/>
+                <w:rFonts w:ascii="宋体" w:eastAsia="宋体" w:hAnsi="宋体" w:cs="宋体"/>
                 <w:sz w:val="24"/>
                 <w:szCs w:val="24"/>
               </w:rPr>
             </w:pPr>
             <w:r>
               <w:rPr>
-                <w:rFonts w:ascii="宋体" w:hAnsi="宋体" w:eastAsia="宋体" w:cs="宋体"/>
+                <w:rFonts w:ascii="宋体" w:eastAsia="宋体" w:hAnsi="宋体" w:cs="宋体"/>
                 <w:spacing w:val="-7"/>
                 <w:sz w:val="24"/>
                 <w:szCs w:val="24"/>
@@ -7700,21 +7459,16 @@
           </w:tcPr>
           <w:p>
             <w:pPr>
-              <w:pStyle w:val="27"/>
+              <w:pStyle w:val="TableText"/>
             </w:pPr>
           </w:p>
         </w:tc>
       </w:tr>
       <w:tr>
         <w:tblPrEx>
-          <w:tblBorders>
-            <w:top w:val="single" w:color="000000" w:sz="4" w:space="0"/>
-            <w:left w:val="single" w:color="000000" w:sz="4" w:space="0"/>
-            <w:bottom w:val="single" w:color="000000" w:sz="4" w:space="0"/>
-            <w:right w:val="single" w:color="000000" w:sz="4" w:space="0"/>
-            <w:insideH w:val="single" w:color="000000" w:sz="4" w:space="0"/>
-            <w:insideV w:val="single" w:color="000000" w:sz="4" w:space="0"/>
-          </w:tblBorders>
+          <w:tblW w:w="9321" w:type="dxa"/>
+          <w:tblInd w:w="5" w:type="dxa"/>
+          <w:tblLayout w:type="fixed"/>
           <w:tblCellMar>
             <w:top w:w="0" w:type="dxa"/>
             <w:left w:w="0" w:type="dxa"/>
@@ -7723,7 +7477,7 @@
           </w:tblCellMar>
         </w:tblPrEx>
         <w:trPr>
-          <w:trHeight w:val="1402" w:hRule="atLeast"/>
+          <w:trHeight w:val="1402"/>
         </w:trPr>
         <w:tc>
           <w:tcPr>
@@ -7731,13 +7485,13 @@
           </w:tcPr>
           <w:p>
             <w:pPr>
-              <w:pStyle w:val="27"/>
+              <w:pStyle w:val="TableText"/>
               <w:spacing w:line="251" w:lineRule="auto"/>
             </w:pPr>
           </w:p>
           <w:p>
             <w:pPr>
-              <w:pStyle w:val="27"/>
+              <w:pStyle w:val="TableText"/>
               <w:spacing w:line="251" w:lineRule="auto"/>
             </w:pPr>
           </w:p>
@@ -7746,14 +7500,14 @@
               <w:spacing w:before="78" w:line="220" w:lineRule="auto"/>
               <w:ind w:left="568"/>
               <w:rPr>
-                <w:rFonts w:ascii="宋体" w:hAnsi="宋体" w:eastAsia="宋体" w:cs="宋体"/>
+                <w:rFonts w:ascii="宋体" w:eastAsia="宋体" w:hAnsi="宋体" w:cs="宋体"/>
                 <w:sz w:val="24"/>
                 <w:szCs w:val="24"/>
               </w:rPr>
             </w:pPr>
             <w:r>
               <w:rPr>
-                <w:rFonts w:ascii="宋体" w:hAnsi="宋体" w:eastAsia="宋体" w:cs="宋体"/>
+                <w:rFonts w:ascii="宋体" w:eastAsia="宋体" w:hAnsi="宋体" w:cs="宋体"/>
                 <w:spacing w:val="-2"/>
                 <w:sz w:val="24"/>
                 <w:szCs w:val="24"/>
@@ -7769,21 +7523,16 @@
           </w:tcPr>
           <w:p>
             <w:pPr>
-              <w:pStyle w:val="27"/>
+              <w:pStyle w:val="TableText"/>
             </w:pPr>
           </w:p>
         </w:tc>
       </w:tr>
       <w:tr>
         <w:tblPrEx>
-          <w:tblBorders>
-            <w:top w:val="single" w:color="000000" w:sz="4" w:space="0"/>
-            <w:left w:val="single" w:color="000000" w:sz="4" w:space="0"/>
-            <w:bottom w:val="single" w:color="000000" w:sz="4" w:space="0"/>
-            <w:right w:val="single" w:color="000000" w:sz="4" w:space="0"/>
-            <w:insideH w:val="single" w:color="000000" w:sz="4" w:space="0"/>
-            <w:insideV w:val="single" w:color="000000" w:sz="4" w:space="0"/>
-          </w:tblBorders>
+          <w:tblW w:w="9321" w:type="dxa"/>
+          <w:tblInd w:w="5" w:type="dxa"/>
+          <w:tblLayout w:type="fixed"/>
           <w:tblCellMar>
             <w:top w:w="0" w:type="dxa"/>
             <w:left w:w="0" w:type="dxa"/>
@@ -7792,7 +7541,7 @@
           </w:tblCellMar>
         </w:tblPrEx>
         <w:trPr>
-          <w:trHeight w:val="1536" w:hRule="atLeast"/>
+          <w:trHeight w:val="1536"/>
         </w:trPr>
         <w:tc>
           <w:tcPr>
@@ -7800,7 +7549,7 @@
           </w:tcPr>
           <w:p>
             <w:pPr>
-              <w:pStyle w:val="27"/>
+              <w:pStyle w:val="TableText"/>
               <w:spacing w:line="417" w:lineRule="auto"/>
             </w:pPr>
           </w:p>
@@ -7809,14 +7558,14 @@
               <w:spacing w:before="78" w:line="241" w:lineRule="auto"/>
               <w:ind w:left="815" w:right="203" w:hanging="575"/>
               <w:rPr>
-                <w:rFonts w:ascii="宋体" w:hAnsi="宋体" w:eastAsia="宋体" w:cs="宋体"/>
+                <w:rFonts w:ascii="宋体" w:eastAsia="宋体" w:hAnsi="宋体" w:cs="宋体"/>
                 <w:sz w:val="24"/>
                 <w:szCs w:val="24"/>
               </w:rPr>
             </w:pPr>
             <w:r>
               <w:rPr>
-                <w:rFonts w:ascii="宋体" w:hAnsi="宋体" w:eastAsia="宋体" w:cs="宋体"/>
+                <w:rFonts w:ascii="宋体" w:eastAsia="宋体" w:hAnsi="宋体" w:cs="宋体"/>
                 <w:spacing w:val="-6"/>
                 <w:sz w:val="24"/>
                 <w:szCs w:val="24"/>
@@ -7825,7 +7574,7 @@
             </w:r>
             <w:r>
               <w:rPr>
-                <w:rFonts w:ascii="宋体" w:hAnsi="宋体" w:eastAsia="宋体" w:cs="宋体"/>
+                <w:rFonts w:ascii="宋体" w:eastAsia="宋体" w:hAnsi="宋体" w:cs="宋体"/>
                 <w:spacing w:val="-4"/>
                 <w:sz w:val="24"/>
                 <w:szCs w:val="24"/>
@@ -7841,21 +7590,16 @@
           </w:tcPr>
           <w:p>
             <w:pPr>
-              <w:pStyle w:val="27"/>
+              <w:pStyle w:val="TableText"/>
             </w:pPr>
           </w:p>
         </w:tc>
       </w:tr>
       <w:tr>
         <w:tblPrEx>
-          <w:tblBorders>
-            <w:top w:val="single" w:color="000000" w:sz="4" w:space="0"/>
-            <w:left w:val="single" w:color="000000" w:sz="4" w:space="0"/>
-            <w:bottom w:val="single" w:color="000000" w:sz="4" w:space="0"/>
-            <w:right w:val="single" w:color="000000" w:sz="4" w:space="0"/>
-            <w:insideH w:val="single" w:color="000000" w:sz="4" w:space="0"/>
-            <w:insideV w:val="single" w:color="000000" w:sz="4" w:space="0"/>
-          </w:tblBorders>
+          <w:tblW w:w="9321" w:type="dxa"/>
+          <w:tblInd w:w="5" w:type="dxa"/>
+          <w:tblLayout w:type="fixed"/>
           <w:tblCellMar>
             <w:top w:w="0" w:type="dxa"/>
             <w:left w:w="0" w:type="dxa"/>
@@ -7864,7 +7608,7 @@
           </w:tblCellMar>
         </w:tblPrEx>
         <w:trPr>
-          <w:trHeight w:val="1416" w:hRule="atLeast"/>
+          <w:trHeight w:val="1416"/>
         </w:trPr>
         <w:tc>
           <w:tcPr>
@@ -7872,7 +7616,7 @@
           </w:tcPr>
           <w:p>
             <w:pPr>
-              <w:pStyle w:val="27"/>
+              <w:pStyle w:val="TableText"/>
               <w:spacing w:line="358" w:lineRule="auto"/>
             </w:pPr>
           </w:p>
@@ -7881,14 +7625,14 @@
               <w:spacing w:before="78" w:line="241" w:lineRule="auto"/>
               <w:ind w:left="815" w:right="443" w:hanging="364"/>
               <w:rPr>
-                <w:rFonts w:ascii="宋体" w:hAnsi="宋体" w:eastAsia="宋体" w:cs="宋体"/>
+                <w:rFonts w:ascii="宋体" w:eastAsia="宋体" w:hAnsi="宋体" w:cs="宋体"/>
                 <w:sz w:val="24"/>
                 <w:szCs w:val="24"/>
               </w:rPr>
             </w:pPr>
             <w:r>
               <w:rPr>
-                <w:rFonts w:hint="eastAsia" w:ascii="宋体" w:hAnsi="宋体" w:cs="宋体"/>
+                <w:rFonts w:ascii="宋体" w:hAnsi="宋体" w:cs="宋体" w:hint="eastAsia"/>
                 <w:spacing w:val="-3"/>
                 <w:sz w:val="24"/>
                 <w:szCs w:val="24"/>
@@ -7896,14 +7640,6 @@
               </w:rPr>
               <w:t>人力部意见</w:t>
             </w:r>
-            <w:r>
-              <w:rPr>
-                <w:rFonts w:ascii="宋体" w:hAnsi="宋体" w:eastAsia="宋体" w:cs="宋体"/>
-                <w:spacing w:val="-4"/>
-                <w:sz w:val="24"/>
-                <w:szCs w:val="24"/>
-              </w:rPr>
-            </w:r>
           </w:p>
         </w:tc>
         <w:tc>
@@ -7913,21 +7649,16 @@
           </w:tcPr>
           <w:p>
             <w:pPr>
-              <w:pStyle w:val="27"/>
+              <w:pStyle w:val="TableText"/>
             </w:pPr>
           </w:p>
         </w:tc>
       </w:tr>
       <w:tr>
         <w:tblPrEx>
-          <w:tblBorders>
-            <w:top w:val="single" w:color="000000" w:sz="4" w:space="0"/>
-            <w:left w:val="single" w:color="000000" w:sz="4" w:space="0"/>
-            <w:bottom w:val="single" w:color="000000" w:sz="4" w:space="0"/>
-            <w:right w:val="single" w:color="000000" w:sz="4" w:space="0"/>
-            <w:insideH w:val="single" w:color="000000" w:sz="4" w:space="0"/>
-            <w:insideV w:val="single" w:color="000000" w:sz="4" w:space="0"/>
-          </w:tblBorders>
+          <w:tblW w:w="9321" w:type="dxa"/>
+          <w:tblInd w:w="5" w:type="dxa"/>
+          <w:tblLayout w:type="fixed"/>
           <w:tblCellMar>
             <w:top w:w="0" w:type="dxa"/>
             <w:left w:w="0" w:type="dxa"/>
@@ -7936,7 +7667,7 @@
           </w:tblCellMar>
         </w:tblPrEx>
         <w:trPr>
-          <w:trHeight w:val="1413" w:hRule="atLeast"/>
+          <w:trHeight w:val="1413"/>
         </w:trPr>
         <w:tc>
           <w:tcPr>
@@ -7944,7 +7675,7 @@
           </w:tcPr>
           <w:p>
             <w:pPr>
-              <w:pStyle w:val="27"/>
+              <w:pStyle w:val="TableText"/>
               <w:spacing w:line="355" w:lineRule="auto"/>
             </w:pPr>
           </w:p>
@@ -7953,14 +7684,14 @@
               <w:spacing w:before="78" w:line="241" w:lineRule="auto"/>
               <w:ind w:left="816" w:right="683" w:hanging="120"/>
               <w:rPr>
-                <w:rFonts w:ascii="宋体" w:hAnsi="宋体" w:eastAsia="宋体" w:cs="宋体"/>
+                <w:rFonts w:ascii="宋体" w:eastAsia="宋体" w:hAnsi="宋体" w:cs="宋体"/>
                 <w:sz w:val="24"/>
                 <w:szCs w:val="24"/>
               </w:rPr>
             </w:pPr>
             <w:r>
               <w:rPr>
-                <w:rFonts w:hint="eastAsia" w:ascii="宋体" w:hAnsi="宋体" w:cs="宋体"/>
+                <w:rFonts w:ascii="宋体" w:hAnsi="宋体" w:cs="宋体" w:hint="eastAsia"/>
                 <w:spacing w:val="-6"/>
                 <w:sz w:val="24"/>
                 <w:szCs w:val="24"/>
@@ -7970,7 +7701,7 @@
             </w:r>
             <w:r>
               <w:rPr>
-                <w:rFonts w:ascii="宋体" w:hAnsi="宋体" w:eastAsia="宋体" w:cs="宋体"/>
+                <w:rFonts w:ascii="宋体" w:eastAsia="宋体" w:hAnsi="宋体" w:cs="宋体"/>
                 <w:spacing w:val="-4"/>
                 <w:sz w:val="24"/>
                 <w:szCs w:val="24"/>
@@ -7986,7 +7717,7 @@
           </w:tcPr>
           <w:p>
             <w:pPr>
-              <w:pStyle w:val="27"/>
+              <w:pStyle w:val="TableText"/>
             </w:pPr>
           </w:p>
         </w:tc>
@@ -8017,7 +7748,7 @@
     </w:p>
     <w:p>
       <w:pPr>
-        <w:pStyle w:val="12"/>
+        <w:pStyle w:val="BodyText"/>
         <w:spacing w:line="321" w:lineRule="auto"/>
       </w:pPr>
     </w:p>
@@ -8026,16 +7757,16 @@
         <w:spacing w:before="78" w:line="219" w:lineRule="auto"/>
         <w:ind w:left="3927"/>
         <w:rPr>
-          <w:rFonts w:ascii="宋体" w:hAnsi="宋体" w:eastAsia="宋体" w:cs="宋体"/>
+          <w:rFonts w:ascii="宋体" w:eastAsia="宋体" w:hAnsi="宋体" w:cs="宋体"/>
           <w:sz w:val="24"/>
           <w:szCs w:val="24"/>
         </w:rPr>
       </w:pPr>
-      <w:bookmarkStart w:id="39" w:name="bookmark10"/>
-      <w:bookmarkEnd w:id="39"/>
-      <w:r>
-        <w:rPr>
-          <w:rFonts w:ascii="宋体" w:hAnsi="宋体" w:eastAsia="宋体" w:cs="宋体"/>
+      <w:bookmarkStart w:id="40" w:name="bookmark10"/>
+      <w:bookmarkEnd w:id="40"/>
+      <w:r>
+        <w:rPr>
+          <w:rFonts w:ascii="宋体" w:eastAsia="宋体" w:hAnsi="宋体" w:cs="宋体"/>
           <w:b/>
           <w:bCs/>
           <w:spacing w:val="-3"/>
@@ -8052,16 +7783,16 @@
     </w:p>
     <w:tbl>
       <w:tblPr>
-        <w:tblStyle w:val="39"/>
+        <w:tblStyle w:val="TableNormal1"/>
         <w:tblW w:w="9513" w:type="dxa"/>
         <w:tblInd w:w="5" w:type="dxa"/>
         <w:tblBorders>
-          <w:top w:val="single" w:color="000000" w:sz="4" w:space="0"/>
-          <w:left w:val="single" w:color="000000" w:sz="4" w:space="0"/>
-          <w:bottom w:val="single" w:color="000000" w:sz="4" w:space="0"/>
-          <w:right w:val="single" w:color="000000" w:sz="4" w:space="0"/>
-          <w:insideH w:val="single" w:color="000000" w:sz="4" w:space="0"/>
-          <w:insideV w:val="single" w:color="000000" w:sz="4" w:space="0"/>
+          <w:top w:val="single" w:sz="4" w:space="0" w:color="000000"/>
+          <w:left w:val="single" w:sz="4" w:space="0" w:color="000000"/>
+          <w:bottom w:val="single" w:sz="4" w:space="0" w:color="000000"/>
+          <w:right w:val="single" w:sz="4" w:space="0" w:color="000000"/>
+          <w:insideH w:val="single" w:sz="4" w:space="0" w:color="000000"/>
+          <w:insideV w:val="single" w:sz="4" w:space="0" w:color="000000"/>
         </w:tblBorders>
         <w:tblLayout w:type="fixed"/>
         <w:tblCellMar>
@@ -8081,14 +7812,17 @@
       </w:tblGrid>
       <w:tr>
         <w:tblPrEx>
+          <w:tblW w:w="9513" w:type="dxa"/>
+          <w:tblInd w:w="5" w:type="dxa"/>
           <w:tblBorders>
-            <w:top w:val="single" w:color="000000" w:sz="4" w:space="0"/>
-            <w:left w:val="single" w:color="000000" w:sz="4" w:space="0"/>
-            <w:bottom w:val="single" w:color="000000" w:sz="4" w:space="0"/>
-            <w:right w:val="single" w:color="000000" w:sz="4" w:space="0"/>
-            <w:insideH w:val="single" w:color="000000" w:sz="4" w:space="0"/>
-            <w:insideV w:val="single" w:color="000000" w:sz="4" w:space="0"/>
+            <w:top w:val="single" w:sz="4" w:space="0" w:color="000000"/>
+            <w:left w:val="single" w:sz="4" w:space="0" w:color="000000"/>
+            <w:bottom w:val="single" w:sz="4" w:space="0" w:color="000000"/>
+            <w:right w:val="single" w:sz="4" w:space="0" w:color="000000"/>
+            <w:insideH w:val="single" w:sz="4" w:space="0" w:color="000000"/>
+            <w:insideV w:val="single" w:sz="4" w:space="0" w:color="000000"/>
           </w:tblBorders>
+          <w:tblLayout w:type="fixed"/>
           <w:tblCellMar>
             <w:top w:w="0" w:type="dxa"/>
             <w:left w:w="0" w:type="dxa"/>
@@ -8097,7 +7831,7 @@
           </w:tblCellMar>
         </w:tblPrEx>
         <w:trPr>
-          <w:trHeight w:val="539" w:hRule="atLeast"/>
+          <w:trHeight w:val="539"/>
         </w:trPr>
         <w:tc>
           <w:tcPr>
@@ -8108,14 +7842,14 @@
               <w:spacing w:before="148" w:line="220" w:lineRule="auto"/>
               <w:ind w:left="556"/>
               <w:rPr>
-                <w:rFonts w:ascii="宋体" w:hAnsi="宋体" w:eastAsia="宋体" w:cs="宋体"/>
+                <w:rFonts w:ascii="宋体" w:eastAsia="宋体" w:hAnsi="宋体" w:cs="宋体"/>
                 <w:sz w:val="24"/>
                 <w:szCs w:val="24"/>
               </w:rPr>
             </w:pPr>
             <w:r>
               <w:rPr>
-                <w:rFonts w:ascii="宋体" w:hAnsi="宋体" w:eastAsia="宋体" w:cs="宋体"/>
+                <w:rFonts w:ascii="宋体" w:eastAsia="宋体" w:hAnsi="宋体" w:cs="宋体"/>
                 <w:spacing w:val="-3"/>
                 <w:sz w:val="24"/>
                 <w:szCs w:val="24"/>
@@ -8130,7 +7864,7 @@
           </w:tcPr>
           <w:p>
             <w:pPr>
-              <w:pStyle w:val="27"/>
+              <w:pStyle w:val="TableText"/>
             </w:pPr>
           </w:p>
         </w:tc>
@@ -8143,14 +7877,14 @@
               <w:spacing w:before="149" w:line="220" w:lineRule="auto"/>
               <w:ind w:left="559"/>
               <w:rPr>
-                <w:rFonts w:ascii="宋体" w:hAnsi="宋体" w:eastAsia="宋体" w:cs="宋体"/>
+                <w:rFonts w:ascii="宋体" w:eastAsia="宋体" w:hAnsi="宋体" w:cs="宋体"/>
                 <w:sz w:val="24"/>
                 <w:szCs w:val="24"/>
               </w:rPr>
             </w:pPr>
             <w:r>
               <w:rPr>
-                <w:rFonts w:ascii="宋体" w:hAnsi="宋体" w:eastAsia="宋体" w:cs="宋体"/>
+                <w:rFonts w:ascii="宋体" w:eastAsia="宋体" w:hAnsi="宋体" w:cs="宋体"/>
                 <w:spacing w:val="-4"/>
                 <w:sz w:val="24"/>
                 <w:szCs w:val="24"/>
@@ -8165,7 +7899,7 @@
           </w:tcPr>
           <w:p>
             <w:pPr>
-              <w:pStyle w:val="27"/>
+              <w:pStyle w:val="TableText"/>
             </w:pPr>
           </w:p>
         </w:tc>
@@ -8178,14 +7912,14 @@
               <w:spacing w:before="148" w:line="220" w:lineRule="auto"/>
               <w:ind w:left="620"/>
               <w:rPr>
-                <w:rFonts w:ascii="宋体" w:hAnsi="宋体" w:eastAsia="宋体" w:cs="宋体"/>
+                <w:rFonts w:ascii="宋体" w:eastAsia="宋体" w:hAnsi="宋体" w:cs="宋体"/>
                 <w:sz w:val="24"/>
                 <w:szCs w:val="24"/>
               </w:rPr>
             </w:pPr>
             <w:r>
               <w:rPr>
-                <w:rFonts w:ascii="宋体" w:hAnsi="宋体" w:eastAsia="宋体" w:cs="宋体"/>
+                <w:rFonts w:ascii="宋体" w:eastAsia="宋体" w:hAnsi="宋体" w:cs="宋体"/>
                 <w:spacing w:val="-3"/>
                 <w:sz w:val="24"/>
                 <w:szCs w:val="24"/>
@@ -8200,21 +7934,16 @@
           </w:tcPr>
           <w:p>
             <w:pPr>
-              <w:pStyle w:val="27"/>
+              <w:pStyle w:val="TableText"/>
             </w:pPr>
           </w:p>
         </w:tc>
       </w:tr>
       <w:tr>
         <w:tblPrEx>
-          <w:tblBorders>
-            <w:top w:val="single" w:color="000000" w:sz="4" w:space="0"/>
-            <w:left w:val="single" w:color="000000" w:sz="4" w:space="0"/>
-            <w:bottom w:val="single" w:color="000000" w:sz="4" w:space="0"/>
-            <w:right w:val="single" w:color="000000" w:sz="4" w:space="0"/>
-            <w:insideH w:val="single" w:color="000000" w:sz="4" w:space="0"/>
-            <w:insideV w:val="single" w:color="000000" w:sz="4" w:space="0"/>
-          </w:tblBorders>
+          <w:tblW w:w="9513" w:type="dxa"/>
+          <w:tblInd w:w="5" w:type="dxa"/>
+          <w:tblLayout w:type="fixed"/>
           <w:tblCellMar>
             <w:top w:w="0" w:type="dxa"/>
             <w:left w:w="0" w:type="dxa"/>
@@ -8223,7 +7952,7 @@
           </w:tblCellMar>
         </w:tblPrEx>
         <w:trPr>
-          <w:trHeight w:val="555" w:hRule="atLeast"/>
+          <w:trHeight w:val="555"/>
         </w:trPr>
         <w:tc>
           <w:tcPr>
@@ -8234,14 +7963,14 @@
               <w:spacing w:before="154" w:line="220" w:lineRule="auto"/>
               <w:ind w:left="319"/>
               <w:rPr>
-                <w:rFonts w:ascii="宋体" w:hAnsi="宋体" w:eastAsia="宋体" w:cs="宋体"/>
+                <w:rFonts w:ascii="宋体" w:eastAsia="宋体" w:hAnsi="宋体" w:cs="宋体"/>
                 <w:sz w:val="24"/>
                 <w:szCs w:val="24"/>
               </w:rPr>
             </w:pPr>
             <w:r>
               <w:rPr>
-                <w:rFonts w:ascii="宋体" w:hAnsi="宋体" w:eastAsia="宋体" w:cs="宋体"/>
+                <w:rFonts w:ascii="宋体" w:eastAsia="宋体" w:hAnsi="宋体" w:cs="宋体"/>
                 <w:spacing w:val="-3"/>
                 <w:sz w:val="24"/>
                 <w:szCs w:val="24"/>
@@ -8256,7 +7985,7 @@
           </w:tcPr>
           <w:p>
             <w:pPr>
-              <w:pStyle w:val="27"/>
+              <w:pStyle w:val="TableText"/>
             </w:pPr>
           </w:p>
         </w:tc>
@@ -8269,14 +7998,14 @@
               <w:spacing w:before="155" w:line="220" w:lineRule="auto"/>
               <w:ind w:left="557"/>
               <w:rPr>
-                <w:rFonts w:ascii="宋体" w:hAnsi="宋体" w:eastAsia="宋体" w:cs="宋体"/>
+                <w:rFonts w:ascii="宋体" w:eastAsia="宋体" w:hAnsi="宋体" w:cs="宋体"/>
                 <w:sz w:val="24"/>
                 <w:szCs w:val="24"/>
               </w:rPr>
             </w:pPr>
             <w:r>
               <w:rPr>
-                <w:rFonts w:ascii="宋体" w:hAnsi="宋体" w:eastAsia="宋体" w:cs="宋体"/>
+                <w:rFonts w:ascii="宋体" w:eastAsia="宋体" w:hAnsi="宋体" w:cs="宋体"/>
                 <w:spacing w:val="-3"/>
                 <w:sz w:val="24"/>
                 <w:szCs w:val="24"/>
@@ -8291,7 +8020,7 @@
           </w:tcPr>
           <w:p>
             <w:pPr>
-              <w:pStyle w:val="27"/>
+              <w:pStyle w:val="TableText"/>
             </w:pPr>
           </w:p>
         </w:tc>
@@ -8304,14 +8033,14 @@
               <w:spacing w:before="154" w:line="222" w:lineRule="auto"/>
               <w:ind w:left="378"/>
               <w:rPr>
-                <w:rFonts w:ascii="宋体" w:hAnsi="宋体" w:eastAsia="宋体" w:cs="宋体"/>
+                <w:rFonts w:ascii="宋体" w:eastAsia="宋体" w:hAnsi="宋体" w:cs="宋体"/>
                 <w:sz w:val="24"/>
                 <w:szCs w:val="24"/>
               </w:rPr>
             </w:pPr>
             <w:r>
               <w:rPr>
-                <w:rFonts w:ascii="宋体" w:hAnsi="宋体" w:eastAsia="宋体" w:cs="宋体"/>
+                <w:rFonts w:ascii="宋体" w:eastAsia="宋体" w:hAnsi="宋体" w:cs="宋体"/>
                 <w:spacing w:val="-2"/>
                 <w:sz w:val="24"/>
                 <w:szCs w:val="24"/>
@@ -8326,21 +8055,16 @@
           </w:tcPr>
           <w:p>
             <w:pPr>
-              <w:pStyle w:val="27"/>
+              <w:pStyle w:val="TableText"/>
             </w:pPr>
           </w:p>
         </w:tc>
       </w:tr>
       <w:tr>
         <w:tblPrEx>
-          <w:tblBorders>
-            <w:top w:val="single" w:color="000000" w:sz="4" w:space="0"/>
-            <w:left w:val="single" w:color="000000" w:sz="4" w:space="0"/>
-            <w:bottom w:val="single" w:color="000000" w:sz="4" w:space="0"/>
-            <w:right w:val="single" w:color="000000" w:sz="4" w:space="0"/>
-            <w:insideH w:val="single" w:color="000000" w:sz="4" w:space="0"/>
-            <w:insideV w:val="single" w:color="000000" w:sz="4" w:space="0"/>
-          </w:tblBorders>
+          <w:tblW w:w="9513" w:type="dxa"/>
+          <w:tblInd w:w="5" w:type="dxa"/>
+          <w:tblLayout w:type="fixed"/>
           <w:tblCellMar>
             <w:top w:w="0" w:type="dxa"/>
             <w:left w:w="0" w:type="dxa"/>
@@ -8349,7 +8073,7 @@
           </w:tblCellMar>
         </w:tblPrEx>
         <w:trPr>
-          <w:trHeight w:val="549" w:hRule="atLeast"/>
+          <w:trHeight w:val="549"/>
         </w:trPr>
         <w:tc>
           <w:tcPr>
@@ -8360,14 +8084,14 @@
               <w:spacing w:before="153" w:line="220" w:lineRule="auto"/>
               <w:ind w:left="316"/>
               <w:rPr>
-                <w:rFonts w:ascii="宋体" w:hAnsi="宋体" w:eastAsia="宋体" w:cs="宋体"/>
+                <w:rFonts w:ascii="宋体" w:eastAsia="宋体" w:hAnsi="宋体" w:cs="宋体"/>
                 <w:sz w:val="24"/>
                 <w:szCs w:val="24"/>
               </w:rPr>
             </w:pPr>
             <w:r>
               <w:rPr>
-                <w:rFonts w:ascii="宋体" w:hAnsi="宋体" w:eastAsia="宋体" w:cs="宋体"/>
+                <w:rFonts w:ascii="宋体" w:eastAsia="宋体" w:hAnsi="宋体" w:cs="宋体"/>
                 <w:spacing w:val="-2"/>
                 <w:sz w:val="24"/>
                 <w:szCs w:val="24"/>
@@ -8382,7 +8106,7 @@
           </w:tcPr>
           <w:p>
             <w:pPr>
-              <w:pStyle w:val="27"/>
+              <w:pStyle w:val="TableText"/>
             </w:pPr>
           </w:p>
         </w:tc>
@@ -8395,14 +8119,14 @@
               <w:spacing w:before="152" w:line="220" w:lineRule="auto"/>
               <w:ind w:left="316"/>
               <w:rPr>
-                <w:rFonts w:ascii="宋体" w:hAnsi="宋体" w:eastAsia="宋体" w:cs="宋体"/>
+                <w:rFonts w:ascii="宋体" w:eastAsia="宋体" w:hAnsi="宋体" w:cs="宋体"/>
                 <w:sz w:val="24"/>
                 <w:szCs w:val="24"/>
               </w:rPr>
             </w:pPr>
             <w:r>
               <w:rPr>
-                <w:rFonts w:ascii="宋体" w:hAnsi="宋体" w:eastAsia="宋体" w:cs="宋体"/>
+                <w:rFonts w:ascii="宋体" w:eastAsia="宋体" w:hAnsi="宋体" w:cs="宋体"/>
                 <w:spacing w:val="-2"/>
                 <w:sz w:val="24"/>
                 <w:szCs w:val="24"/>
@@ -8417,7 +8141,7 @@
           </w:tcPr>
           <w:p>
             <w:pPr>
-              <w:pStyle w:val="27"/>
+              <w:pStyle w:val="TableText"/>
             </w:pPr>
           </w:p>
         </w:tc>
@@ -8430,14 +8154,14 @@
               <w:spacing w:before="152" w:line="220" w:lineRule="auto"/>
               <w:ind w:left="381"/>
               <w:rPr>
-                <w:rFonts w:ascii="宋体" w:hAnsi="宋体" w:eastAsia="宋体" w:cs="宋体"/>
+                <w:rFonts w:ascii="宋体" w:eastAsia="宋体" w:hAnsi="宋体" w:cs="宋体"/>
                 <w:sz w:val="24"/>
                 <w:szCs w:val="24"/>
               </w:rPr>
             </w:pPr>
             <w:r>
               <w:rPr>
-                <w:rFonts w:ascii="宋体" w:hAnsi="宋体" w:eastAsia="宋体" w:cs="宋体"/>
+                <w:rFonts w:ascii="宋体" w:eastAsia="宋体" w:hAnsi="宋体" w:cs="宋体"/>
                 <w:spacing w:val="-3"/>
                 <w:sz w:val="24"/>
                 <w:szCs w:val="24"/>
@@ -8452,21 +8176,16 @@
           </w:tcPr>
           <w:p>
             <w:pPr>
-              <w:pStyle w:val="27"/>
+              <w:pStyle w:val="TableText"/>
             </w:pPr>
           </w:p>
         </w:tc>
       </w:tr>
       <w:tr>
         <w:tblPrEx>
-          <w:tblBorders>
-            <w:top w:val="single" w:color="000000" w:sz="4" w:space="0"/>
-            <w:left w:val="single" w:color="000000" w:sz="4" w:space="0"/>
-            <w:bottom w:val="single" w:color="000000" w:sz="4" w:space="0"/>
-            <w:right w:val="single" w:color="000000" w:sz="4" w:space="0"/>
-            <w:insideH w:val="single" w:color="000000" w:sz="4" w:space="0"/>
-            <w:insideV w:val="single" w:color="000000" w:sz="4" w:space="0"/>
-          </w:tblBorders>
+          <w:tblW w:w="9513" w:type="dxa"/>
+          <w:tblInd w:w="5" w:type="dxa"/>
+          <w:tblLayout w:type="fixed"/>
           <w:tblCellMar>
             <w:top w:w="0" w:type="dxa"/>
             <w:left w:w="0" w:type="dxa"/>
@@ -8475,7 +8194,7 @@
           </w:tblCellMar>
         </w:tblPrEx>
         <w:trPr>
-          <w:trHeight w:val="557" w:hRule="atLeast"/>
+          <w:trHeight w:val="557"/>
         </w:trPr>
         <w:tc>
           <w:tcPr>
@@ -8486,14 +8205,14 @@
               <w:spacing w:before="157" w:line="220" w:lineRule="auto"/>
               <w:ind w:left="198"/>
               <w:rPr>
-                <w:rFonts w:ascii="宋体" w:hAnsi="宋体" w:eastAsia="宋体" w:cs="宋体"/>
+                <w:rFonts w:ascii="宋体" w:eastAsia="宋体" w:hAnsi="宋体" w:cs="宋体"/>
                 <w:sz w:val="24"/>
                 <w:szCs w:val="24"/>
               </w:rPr>
             </w:pPr>
             <w:r>
               <w:rPr>
-                <w:rFonts w:ascii="宋体" w:hAnsi="宋体" w:eastAsia="宋体" w:cs="宋体"/>
+                <w:rFonts w:ascii="宋体" w:eastAsia="宋体" w:hAnsi="宋体" w:cs="宋体"/>
                 <w:spacing w:val="-2"/>
                 <w:sz w:val="24"/>
                 <w:szCs w:val="24"/>
@@ -8508,7 +8227,7 @@
           </w:tcPr>
           <w:p>
             <w:pPr>
-              <w:pStyle w:val="27"/>
+              <w:pStyle w:val="TableText"/>
             </w:pPr>
           </w:p>
         </w:tc>
@@ -8521,14 +8240,14 @@
               <w:spacing w:before="158" w:line="220" w:lineRule="auto"/>
               <w:ind w:left="315"/>
               <w:rPr>
-                <w:rFonts w:ascii="宋体" w:hAnsi="宋体" w:eastAsia="宋体" w:cs="宋体"/>
+                <w:rFonts w:ascii="宋体" w:eastAsia="宋体" w:hAnsi="宋体" w:cs="宋体"/>
                 <w:sz w:val="24"/>
                 <w:szCs w:val="24"/>
               </w:rPr>
             </w:pPr>
             <w:r>
               <w:rPr>
-                <w:rFonts w:ascii="宋体" w:hAnsi="宋体" w:eastAsia="宋体" w:cs="宋体"/>
+                <w:rFonts w:ascii="宋体" w:eastAsia="宋体" w:hAnsi="宋体" w:cs="宋体"/>
                 <w:spacing w:val="-2"/>
                 <w:sz w:val="24"/>
                 <w:szCs w:val="24"/>
@@ -8543,7 +8262,7 @@
           </w:tcPr>
           <w:p>
             <w:pPr>
-              <w:pStyle w:val="27"/>
+              <w:pStyle w:val="TableText"/>
             </w:pPr>
           </w:p>
         </w:tc>
@@ -8556,14 +8275,14 @@
               <w:spacing w:before="157" w:line="220" w:lineRule="auto"/>
               <w:ind w:left="138"/>
               <w:rPr>
-                <w:rFonts w:ascii="宋体" w:hAnsi="宋体" w:eastAsia="宋体" w:cs="宋体"/>
+                <w:rFonts w:ascii="宋体" w:eastAsia="宋体" w:hAnsi="宋体" w:cs="宋体"/>
                 <w:sz w:val="24"/>
                 <w:szCs w:val="24"/>
               </w:rPr>
             </w:pPr>
             <w:r>
               <w:rPr>
-                <w:rFonts w:ascii="宋体" w:hAnsi="宋体" w:eastAsia="宋体" w:cs="宋体"/>
+                <w:rFonts w:ascii="宋体" w:eastAsia="宋体" w:hAnsi="宋体" w:cs="宋体"/>
                 <w:spacing w:val="-2"/>
                 <w:sz w:val="24"/>
                 <w:szCs w:val="24"/>
@@ -8578,21 +8297,16 @@
           </w:tcPr>
           <w:p>
             <w:pPr>
-              <w:pStyle w:val="27"/>
+              <w:pStyle w:val="TableText"/>
             </w:pPr>
           </w:p>
         </w:tc>
       </w:tr>
       <w:tr>
         <w:tblPrEx>
-          <w:tblBorders>
-            <w:top w:val="single" w:color="000000" w:sz="4" w:space="0"/>
-            <w:left w:val="single" w:color="000000" w:sz="4" w:space="0"/>
-            <w:bottom w:val="single" w:color="000000" w:sz="4" w:space="0"/>
-            <w:right w:val="single" w:color="000000" w:sz="4" w:space="0"/>
-            <w:insideH w:val="single" w:color="000000" w:sz="4" w:space="0"/>
-            <w:insideV w:val="single" w:color="000000" w:sz="4" w:space="0"/>
-          </w:tblBorders>
+          <w:tblW w:w="9513" w:type="dxa"/>
+          <w:tblInd w:w="5" w:type="dxa"/>
+          <w:tblLayout w:type="fixed"/>
           <w:tblCellMar>
             <w:top w:w="0" w:type="dxa"/>
             <w:left w:w="0" w:type="dxa"/>
@@ -8601,7 +8315,7 @@
           </w:tblCellMar>
         </w:tblPrEx>
         <w:trPr>
-          <w:trHeight w:val="3740" w:hRule="atLeast"/>
+          <w:trHeight w:val="3740"/>
         </w:trPr>
         <w:tc>
           <w:tcPr>
@@ -8610,13 +8324,13 @@
           </w:tcPr>
           <w:p>
             <w:pPr>
-              <w:pStyle w:val="27"/>
+              <w:pStyle w:val="TableText"/>
               <w:spacing w:line="287" w:lineRule="auto"/>
             </w:pPr>
           </w:p>
           <w:p>
             <w:pPr>
-              <w:pStyle w:val="27"/>
+              <w:pStyle w:val="TableText"/>
               <w:spacing w:line="287" w:lineRule="auto"/>
             </w:pPr>
           </w:p>
@@ -8625,14 +8339,14 @@
               <w:spacing w:before="80" w:line="209" w:lineRule="auto"/>
               <w:ind w:left="850"/>
               <w:rPr>
-                <w:rFonts w:ascii="宋体" w:hAnsi="宋体" w:eastAsia="宋体" w:cs="宋体"/>
+                <w:rFonts w:ascii="宋体" w:eastAsia="宋体" w:hAnsi="宋体" w:cs="宋体"/>
                 <w:sz w:val="24"/>
                 <w:szCs w:val="24"/>
               </w:rPr>
             </w:pPr>
             <w:r>
               <w:rPr>
-                <w:rFonts w:ascii="宋体" w:hAnsi="宋体" w:eastAsia="宋体" w:cs="宋体"/>
+                <w:rFonts w:ascii="宋体" w:eastAsia="宋体" w:hAnsi="宋体" w:cs="宋体"/>
                 <w:sz w:val="24"/>
                 <w:szCs w:val="24"/>
               </w:rPr>
@@ -8647,21 +8361,16 @@
           </w:tcPr>
           <w:p>
             <w:pPr>
-              <w:pStyle w:val="27"/>
+              <w:pStyle w:val="TableText"/>
             </w:pPr>
           </w:p>
         </w:tc>
       </w:tr>
       <w:tr>
         <w:tblPrEx>
-          <w:tblBorders>
-            <w:top w:val="single" w:color="000000" w:sz="4" w:space="0"/>
-            <w:left w:val="single" w:color="000000" w:sz="4" w:space="0"/>
-            <w:bottom w:val="single" w:color="000000" w:sz="4" w:space="0"/>
-            <w:right w:val="single" w:color="000000" w:sz="4" w:space="0"/>
-            <w:insideH w:val="single" w:color="000000" w:sz="4" w:space="0"/>
-            <w:insideV w:val="single" w:color="000000" w:sz="4" w:space="0"/>
-          </w:tblBorders>
+          <w:tblW w:w="9513" w:type="dxa"/>
+          <w:tblInd w:w="5" w:type="dxa"/>
+          <w:tblLayout w:type="fixed"/>
           <w:tblCellMar>
             <w:top w:w="0" w:type="dxa"/>
             <w:left w:w="0" w:type="dxa"/>
@@ -8670,7 +8379,7 @@
           </w:tblCellMar>
         </w:tblPrEx>
         <w:trPr>
-          <w:trHeight w:val="410" w:hRule="atLeast"/>
+          <w:trHeight w:val="410"/>
         </w:trPr>
         <w:tc>
           <w:tcPr>
@@ -8682,14 +8391,14 @@
               <w:spacing w:before="88" w:line="219" w:lineRule="auto"/>
               <w:ind w:left="3921"/>
               <w:rPr>
-                <w:rFonts w:ascii="宋体" w:hAnsi="宋体" w:eastAsia="宋体" w:cs="宋体"/>
+                <w:rFonts w:ascii="宋体" w:eastAsia="宋体" w:hAnsi="宋体" w:cs="宋体"/>
                 <w:sz w:val="24"/>
                 <w:szCs w:val="24"/>
               </w:rPr>
             </w:pPr>
             <w:r>
               <w:rPr>
-                <w:rFonts w:ascii="宋体" w:hAnsi="宋体" w:eastAsia="宋体" w:cs="宋体"/>
+                <w:rFonts w:ascii="宋体" w:eastAsia="宋体" w:hAnsi="宋体" w:cs="宋体"/>
                 <w:spacing w:val="-2"/>
                 <w:sz w:val="24"/>
                 <w:szCs w:val="24"/>
@@ -8701,14 +8410,9 @@
       </w:tr>
       <w:tr>
         <w:tblPrEx>
-          <w:tblBorders>
-            <w:top w:val="single" w:color="000000" w:sz="4" w:space="0"/>
-            <w:left w:val="single" w:color="000000" w:sz="4" w:space="0"/>
-            <w:bottom w:val="single" w:color="000000" w:sz="4" w:space="0"/>
-            <w:right w:val="single" w:color="000000" w:sz="4" w:space="0"/>
-            <w:insideH w:val="single" w:color="000000" w:sz="4" w:space="0"/>
-            <w:insideV w:val="single" w:color="000000" w:sz="4" w:space="0"/>
-          </w:tblBorders>
+          <w:tblW w:w="9513" w:type="dxa"/>
+          <w:tblInd w:w="5" w:type="dxa"/>
+          <w:tblLayout w:type="fixed"/>
           <w:tblCellMar>
             <w:top w:w="0" w:type="dxa"/>
             <w:left w:w="0" w:type="dxa"/>
@@ -8717,7 +8421,7 @@
           </w:tblCellMar>
         </w:tblPrEx>
         <w:trPr>
-          <w:trHeight w:val="1870" w:hRule="atLeast"/>
+          <w:trHeight w:val="1870"/>
         </w:trPr>
         <w:tc>
           <w:tcPr>
@@ -8726,37 +8430,37 @@
           </w:tcPr>
           <w:p>
             <w:pPr>
-              <w:pStyle w:val="27"/>
+              <w:pStyle w:val="TableText"/>
               <w:spacing w:line="252" w:lineRule="auto"/>
             </w:pPr>
           </w:p>
           <w:p>
             <w:pPr>
-              <w:pStyle w:val="27"/>
+              <w:pStyle w:val="TableText"/>
               <w:spacing w:line="252" w:lineRule="auto"/>
             </w:pPr>
           </w:p>
           <w:p>
             <w:pPr>
-              <w:pStyle w:val="27"/>
+              <w:pStyle w:val="TableText"/>
               <w:spacing w:line="252" w:lineRule="auto"/>
             </w:pPr>
           </w:p>
           <w:p>
             <w:pPr>
-              <w:pStyle w:val="27"/>
+              <w:pStyle w:val="TableText"/>
               <w:spacing w:line="252" w:lineRule="auto"/>
             </w:pPr>
           </w:p>
           <w:p>
             <w:pPr>
-              <w:pStyle w:val="27"/>
+              <w:pStyle w:val="TableText"/>
               <w:spacing w:line="252" w:lineRule="auto"/>
             </w:pPr>
           </w:p>
           <w:p>
             <w:pPr>
-              <w:pStyle w:val="27"/>
+              <w:pStyle w:val="TableText"/>
               <w:spacing w:line="252" w:lineRule="auto"/>
             </w:pPr>
           </w:p>
@@ -8765,14 +8469,14 @@
               <w:spacing w:before="78" w:line="200" w:lineRule="auto"/>
               <w:ind w:left="6984"/>
               <w:rPr>
-                <w:rFonts w:ascii="宋体" w:hAnsi="宋体" w:eastAsia="宋体" w:cs="宋体"/>
+                <w:rFonts w:ascii="宋体" w:eastAsia="宋体" w:hAnsi="宋体" w:cs="宋体"/>
                 <w:sz w:val="24"/>
                 <w:szCs w:val="24"/>
               </w:rPr>
             </w:pPr>
             <w:r>
               <w:rPr>
-                <w:rFonts w:ascii="宋体" w:hAnsi="宋体" w:eastAsia="宋体" w:cs="宋体"/>
+                <w:rFonts w:ascii="宋体" w:eastAsia="宋体" w:hAnsi="宋体" w:cs="宋体"/>
                 <w:spacing w:val="-10"/>
                 <w:sz w:val="24"/>
                 <w:szCs w:val="24"/>
@@ -8784,14 +8488,9 @@
       </w:tr>
       <w:tr>
         <w:tblPrEx>
-          <w:tblBorders>
-            <w:top w:val="single" w:color="000000" w:sz="4" w:space="0"/>
-            <w:left w:val="single" w:color="000000" w:sz="4" w:space="0"/>
-            <w:bottom w:val="single" w:color="000000" w:sz="4" w:space="0"/>
-            <w:right w:val="single" w:color="000000" w:sz="4" w:space="0"/>
-            <w:insideH w:val="single" w:color="000000" w:sz="4" w:space="0"/>
-            <w:insideV w:val="single" w:color="000000" w:sz="4" w:space="0"/>
-          </w:tblBorders>
+          <w:tblW w:w="9513" w:type="dxa"/>
+          <w:tblInd w:w="5" w:type="dxa"/>
+          <w:tblLayout w:type="fixed"/>
           <w:tblCellMar>
             <w:top w:w="0" w:type="dxa"/>
             <w:left w:w="0" w:type="dxa"/>
@@ -8800,7 +8499,7 @@
           </w:tblCellMar>
         </w:tblPrEx>
         <w:trPr>
-          <w:trHeight w:val="981" w:hRule="atLeast"/>
+          <w:trHeight w:val="981"/>
         </w:trPr>
         <w:tc>
           <w:tcPr>
@@ -8811,14 +8510,14 @@
               <w:spacing w:before="221" w:line="242" w:lineRule="auto"/>
               <w:ind w:left="562" w:right="190" w:hanging="364"/>
               <w:rPr>
-                <w:rFonts w:ascii="宋体" w:hAnsi="宋体" w:eastAsia="宋体" w:cs="宋体"/>
+                <w:rFonts w:ascii="宋体" w:eastAsia="宋体" w:hAnsi="宋体" w:cs="宋体"/>
                 <w:sz w:val="24"/>
                 <w:szCs w:val="24"/>
               </w:rPr>
             </w:pPr>
             <w:r>
               <w:rPr>
-                <w:rFonts w:hint="eastAsia" w:ascii="宋体" w:hAnsi="宋体" w:cs="宋体"/>
+                <w:rFonts w:ascii="宋体" w:hAnsi="宋体" w:cs="宋体" w:hint="eastAsia"/>
                 <w:spacing w:val="-3"/>
                 <w:sz w:val="24"/>
                 <w:szCs w:val="24"/>
@@ -8826,14 +8525,6 @@
               </w:rPr>
               <w:t>人力部意见</w:t>
             </w:r>
-            <w:r>
-              <w:rPr>
-                <w:rFonts w:ascii="宋体" w:hAnsi="宋体" w:eastAsia="宋体" w:cs="宋体"/>
-                <w:spacing w:val="-4"/>
-                <w:sz w:val="24"/>
-                <w:szCs w:val="24"/>
-              </w:rPr>
-            </w:r>
           </w:p>
         </w:tc>
         <w:tc>
@@ -8843,21 +8534,16 @@
           </w:tcPr>
           <w:p>
             <w:pPr>
-              <w:pStyle w:val="27"/>
+              <w:pStyle w:val="TableText"/>
             </w:pPr>
           </w:p>
         </w:tc>
       </w:tr>
       <w:tr>
         <w:tblPrEx>
-          <w:tblBorders>
-            <w:top w:val="single" w:color="000000" w:sz="4" w:space="0"/>
-            <w:left w:val="single" w:color="000000" w:sz="4" w:space="0"/>
-            <w:bottom w:val="single" w:color="000000" w:sz="4" w:space="0"/>
-            <w:right w:val="single" w:color="000000" w:sz="4" w:space="0"/>
-            <w:insideH w:val="single" w:color="000000" w:sz="4" w:space="0"/>
-            <w:insideV w:val="single" w:color="000000" w:sz="4" w:space="0"/>
-          </w:tblBorders>
+          <w:tblW w:w="9513" w:type="dxa"/>
+          <w:tblInd w:w="5" w:type="dxa"/>
+          <w:tblLayout w:type="fixed"/>
           <w:tblCellMar>
             <w:top w:w="0" w:type="dxa"/>
             <w:left w:w="0" w:type="dxa"/>
@@ -8866,7 +8552,7 @@
           </w:tblCellMar>
         </w:tblPrEx>
         <w:trPr>
-          <w:trHeight w:val="940" w:hRule="atLeast"/>
+          <w:trHeight w:val="940"/>
         </w:trPr>
         <w:tc>
           <w:tcPr>
@@ -8874,7 +8560,7 @@
           </w:tcPr>
           <w:p>
             <w:pPr>
-              <w:pStyle w:val="27"/>
+              <w:pStyle w:val="TableText"/>
               <w:spacing w:line="274" w:lineRule="auto"/>
             </w:pPr>
           </w:p>
@@ -8883,14 +8569,14 @@
               <w:spacing w:before="78" w:line="220" w:lineRule="auto"/>
               <w:ind w:left="203"/>
               <w:rPr>
-                <w:rFonts w:ascii="宋体" w:hAnsi="宋体" w:eastAsia="宋体" w:cs="宋体"/>
+                <w:rFonts w:ascii="宋体" w:eastAsia="宋体" w:hAnsi="宋体" w:cs="宋体"/>
                 <w:sz w:val="24"/>
                 <w:szCs w:val="24"/>
               </w:rPr>
             </w:pPr>
             <w:r>
               <w:rPr>
-                <w:rFonts w:hint="eastAsia" w:ascii="宋体" w:hAnsi="宋体" w:cs="宋体"/>
+                <w:rFonts w:ascii="宋体" w:hAnsi="宋体" w:cs="宋体" w:hint="eastAsia"/>
                 <w:spacing w:val="-3"/>
                 <w:sz w:val="24"/>
                 <w:szCs w:val="24"/>
@@ -8900,7 +8586,7 @@
             </w:r>
             <w:r>
               <w:rPr>
-                <w:rFonts w:ascii="宋体" w:hAnsi="宋体" w:eastAsia="宋体" w:cs="宋体"/>
+                <w:rFonts w:ascii="宋体" w:eastAsia="宋体" w:hAnsi="宋体" w:cs="宋体"/>
                 <w:spacing w:val="-3"/>
                 <w:sz w:val="24"/>
                 <w:szCs w:val="24"/>
@@ -8916,7 +8602,7 @@
           </w:tcPr>
           <w:p>
             <w:pPr>
-              <w:pStyle w:val="27"/>
+              <w:pStyle w:val="TableText"/>
             </w:pPr>
           </w:p>
         </w:tc>
@@ -8924,7 +8610,7 @@
     </w:tbl>
     <w:p>
       <w:pPr>
-        <w:pStyle w:val="29"/>
+        <w:pStyle w:val="a1"/>
         <w:rPr>
           <w:rFonts w:hint="default"/>
           <w:lang w:val="en-US" w:eastAsia="zh-CN"/>
@@ -8932,108 +8618,52 @@
       </w:pPr>
     </w:p>
     <w:sectPr>
-      <w:headerReference r:id="rId5" w:type="default"/>
-      <w:footerReference w:type="default" r:id="rId11"/>
-      <w:headerReference w:type="first" r:id="rId12"/>
-      <w:footerReference w:type="first" r:id="rId13"/>
-      <w:headerReference w:type="even" r:id="rId14"/>
-      <w:footerReference w:type="even" r:id="rId15"/>
+      <w:headerReference w:type="even" r:id="rId6"/>
+      <w:headerReference w:type="default" r:id="rId7"/>
+      <w:footerReference w:type="even" r:id="rId8"/>
+      <w:footerReference w:type="default" r:id="rId9"/>
+      <w:headerReference w:type="first" r:id="rId10"/>
+      <w:footerReference w:type="first" r:id="rId11"/>
       <w:pgSz w:w="11906" w:h="16838"/>
       <w:pgMar w:top="1417" w:right="1800" w:bottom="1440" w:left="1800" w:header="1140" w:footer="992" w:gutter="0"/>
-      <w:cols w:space="425" w:num="1"/>
+      <w:cols w:num="1" w:space="425"/>
       <w:docGrid w:type="lines" w:linePitch="312" w:charSpace="0"/>
     </w:sectPr>
   </w:body>
 </w:document>
 </file>
 
-<file path=word/endnotes.xml><?xml version="1.0" encoding="utf-8"?>
-<w:endnotes xmlns:wpc="http://schemas.microsoft.com/office/word/2010/wordprocessingCanvas" xmlns:mc="http://schemas.openxmlformats.org/markup-compatibility/2006" xmlns:o="urn:schemas-microsoft-com:office:office" xmlns:r="http://schemas.openxmlformats.org/officeDocument/2006/relationships" xmlns:m="http://schemas.openxmlformats.org/officeDocument/2006/math" xmlns:v="urn:schemas-microsoft-com:vml" xmlns:wp14="http://schemas.microsoft.com/office/word/2010/wordprocessingDrawing" xmlns:wp="http://schemas.openxmlformats.org/drawingml/2006/wordprocessingDrawing" xmlns:w="http://schemas.openxmlformats.org/wordprocessingml/2006/main" xmlns:w14="http://schemas.microsoft.com/office/word/2010/wordml" xmlns:w15="http://schemas.microsoft.com/office/word/2012/wordml" xmlns:w10="urn:schemas-microsoft-com:office:word" xmlns:wpg="http://schemas.microsoft.com/office/word/2010/wordprocessingGroup" xmlns:wpi="http://schemas.microsoft.com/office/word/2010/wordprocessingInk" xmlns:wne="http://schemas.microsoft.com/office/word/2006/wordml" xmlns:wps="http://schemas.microsoft.com/office/word/2010/wordprocessingShape" xmlns:wpsCustomData="http://www.wps.cn/officeDocument/2013/wpsCustomData" mc:Ignorable="w14 w15 wp14">
-  <w:endnote w:type="separator" w:id="0">
-    <w:p>
-      <w:pPr>
-        <w:spacing w:line="240" w:lineRule="auto"/>
-      </w:pPr>
-      <w:r>
-        <w:separator/>
-      </w:r>
-    </w:p>
-  </w:endnote>
-  <w:endnote w:type="continuationSeparator" w:id="1">
-    <w:p>
-      <w:pPr>
-        <w:spacing w:line="240" w:lineRule="auto"/>
-      </w:pPr>
-      <w:r>
-        <w:continuationSeparator/>
-      </w:r>
-    </w:p>
-  </w:endnote>
-</w:endnotes>
-</file>
-
 <file path=word/footer1.xml><?xml version="1.0" encoding="utf-8"?>
-<w:ftr xmlns:m="http://schemas.openxmlformats.org/officeDocument/2006/math" xmlns:mc="http://schemas.openxmlformats.org/markup-compatibility/2006" xmlns:mo="http://schemas.microsoft.com/office/mac/office/2008/main" xmlns:mv="urn:schemas-microsoft-com:mac:vml" xmlns:o="urn:schemas-microsoft-com:office:office" xmlns:r="http://schemas.openxmlformats.org/officeDocument/2006/relationships" xmlns:v="urn:schemas-microsoft-com:vml" xmlns:w10="urn:schemas-microsoft-com:office:word" xmlns:w14="http://schemas.microsoft.com/office/word/2010/wordml" xmlns:w="http://schemas.openxmlformats.org/wordprocessingml/2006/main" xmlns:wne="http://schemas.microsoft.com/office/word/2006/wordml" xmlns:wp14="http://schemas.microsoft.com/office/word/2010/wordprocessingDrawing" xmlns:wp="http://schemas.openxmlformats.org/drawingml/2006/wordprocessingDrawing" xmlns:wpc="http://schemas.microsoft.com/office/word/2010/wordprocessingCanvas" xmlns:wpg="http://schemas.microsoft.com/office/word/2010/wordprocessingGroup" xmlns:wpi="http://schemas.microsoft.com/office/word/2010/wordprocessingInk" xmlns:wps="http://schemas.microsoft.com/office/word/2010/wordprocessingShape" mc:Ignorable="w14 wp14">
-  <w:p>
-    <w:pPr>
-      <w:pStyle w:val="Footer"/>
-    </w:pPr>
-  </w:p>
+<w:ftr xmlns:wpc="http://schemas.microsoft.com/office/word/2010/wordprocessingCanvas" xmlns:mc="http://schemas.openxmlformats.org/markup-compatibility/2006" xmlns:o="urn:schemas-microsoft-com:office:office" xmlns:r="http://schemas.openxmlformats.org/officeDocument/2006/relationships" xmlns:m="http://schemas.openxmlformats.org/officeDocument/2006/math" xmlns:v="urn:schemas-microsoft-com:vml" xmlns:wp14="http://schemas.microsoft.com/office/word/2010/wordprocessingDrawing" xmlns:wp="http://schemas.openxmlformats.org/drawingml/2006/wordprocessingDrawing" xmlns:w10="urn:schemas-microsoft-com:office:word" xmlns:w="http://schemas.openxmlformats.org/wordprocessingml/2006/main" xmlns:w14="http://schemas.microsoft.com/office/word/2010/wordml" xmlns:w15="http://schemas.microsoft.com/office/word/2012/wordml" xmlns:wne="http://schemas.microsoft.com/office/word/2006/wordml" xmlns:wpg="http://schemas.microsoft.com/office/word/2010/wordprocessingGroup" xmlns:wpi="http://schemas.microsoft.com/office/word/2010/wordprocessingInk" xmlns:wps="http://schemas.microsoft.com/office/word/2010/wordprocessingShape" mc:Ignorable="w14 w15 wp14">
+  <w:p/>
 </w:ftr>
 </file>
 
 <file path=word/footer2.xml><?xml version="1.0" encoding="utf-8"?>
-<w:ftr xmlns:m="http://schemas.openxmlformats.org/officeDocument/2006/math" xmlns:mc="http://schemas.openxmlformats.org/markup-compatibility/2006" xmlns:mo="http://schemas.microsoft.com/office/mac/office/2008/main" xmlns:mv="urn:schemas-microsoft-com:mac:vml" xmlns:o="urn:schemas-microsoft-com:office:office" xmlns:r="http://schemas.openxmlformats.org/officeDocument/2006/relationships" xmlns:v="urn:schemas-microsoft-com:vml" xmlns:w10="urn:schemas-microsoft-com:office:word" xmlns:w14="http://schemas.microsoft.com/office/word/2010/wordml" xmlns:w="http://schemas.openxmlformats.org/wordprocessingml/2006/main" xmlns:wne="http://schemas.microsoft.com/office/word/2006/wordml" xmlns:wp14="http://schemas.microsoft.com/office/word/2010/wordprocessingDrawing" xmlns:wp="http://schemas.openxmlformats.org/drawingml/2006/wordprocessingDrawing" xmlns:wpc="http://schemas.microsoft.com/office/word/2010/wordprocessingCanvas" xmlns:wpg="http://schemas.microsoft.com/office/word/2010/wordprocessingGroup" xmlns:wpi="http://schemas.microsoft.com/office/word/2010/wordprocessingInk" xmlns:wps="http://schemas.microsoft.com/office/word/2010/wordprocessingShape" mc:Ignorable="w14 wp14">
-  <w:p>
-    <w:pPr>
-      <w:pStyle w:val="Footer"/>
-    </w:pPr>
-  </w:p>
+<w:ftr xmlns:wpc="http://schemas.microsoft.com/office/word/2010/wordprocessingCanvas" xmlns:mc="http://schemas.openxmlformats.org/markup-compatibility/2006" xmlns:o="urn:schemas-microsoft-com:office:office" xmlns:r="http://schemas.openxmlformats.org/officeDocument/2006/relationships" xmlns:m="http://schemas.openxmlformats.org/officeDocument/2006/math" xmlns:v="urn:schemas-microsoft-com:vml" xmlns:wp14="http://schemas.microsoft.com/office/word/2010/wordprocessingDrawing" xmlns:wp="http://schemas.openxmlformats.org/drawingml/2006/wordprocessingDrawing" xmlns:w10="urn:schemas-microsoft-com:office:word" xmlns:w="http://schemas.openxmlformats.org/wordprocessingml/2006/main" xmlns:w14="http://schemas.microsoft.com/office/word/2010/wordml" xmlns:w15="http://schemas.microsoft.com/office/word/2012/wordml" xmlns:wne="http://schemas.microsoft.com/office/word/2006/wordml" xmlns:wpg="http://schemas.microsoft.com/office/word/2010/wordprocessingGroup" xmlns:wpi="http://schemas.microsoft.com/office/word/2010/wordprocessingInk" xmlns:wps="http://schemas.microsoft.com/office/word/2010/wordprocessingShape" mc:Ignorable="w14 w15 wp14">
+  <w:p/>
 </w:ftr>
 </file>
 
 <file path=word/footer3.xml><?xml version="1.0" encoding="utf-8"?>
-<w:ftr xmlns:m="http://schemas.openxmlformats.org/officeDocument/2006/math" xmlns:mc="http://schemas.openxmlformats.org/markup-compatibility/2006" xmlns:mo="http://schemas.microsoft.com/office/mac/office/2008/main" xmlns:mv="urn:schemas-microsoft-com:mac:vml" xmlns:o="urn:schemas-microsoft-com:office:office" xmlns:r="http://schemas.openxmlformats.org/officeDocument/2006/relationships" xmlns:v="urn:schemas-microsoft-com:vml" xmlns:w10="urn:schemas-microsoft-com:office:word" xmlns:w14="http://schemas.microsoft.com/office/word/2010/wordml" xmlns:w="http://schemas.openxmlformats.org/wordprocessingml/2006/main" xmlns:wne="http://schemas.microsoft.com/office/word/2006/wordml" xmlns:wp14="http://schemas.microsoft.com/office/word/2010/wordprocessingDrawing" xmlns:wp="http://schemas.openxmlformats.org/drawingml/2006/wordprocessingDrawing" xmlns:wpc="http://schemas.microsoft.com/office/word/2010/wordprocessingCanvas" xmlns:wpg="http://schemas.microsoft.com/office/word/2010/wordprocessingGroup" xmlns:wpi="http://schemas.microsoft.com/office/word/2010/wordprocessingInk" xmlns:wps="http://schemas.microsoft.com/office/word/2010/wordprocessingShape" mc:Ignorable="w14 wp14">
-  <w:p>
-    <w:pPr>
-      <w:pStyle w:val="Footer"/>
-    </w:pPr>
-  </w:p>
+<w:ftr xmlns:wpc="http://schemas.microsoft.com/office/word/2010/wordprocessingCanvas" xmlns:mc="http://schemas.openxmlformats.org/markup-compatibility/2006" xmlns:o="urn:schemas-microsoft-com:office:office" xmlns:r="http://schemas.openxmlformats.org/officeDocument/2006/relationships" xmlns:m="http://schemas.openxmlformats.org/officeDocument/2006/math" xmlns:v="urn:schemas-microsoft-com:vml" xmlns:wp14="http://schemas.microsoft.com/office/word/2010/wordprocessingDrawing" xmlns:wp="http://schemas.openxmlformats.org/drawingml/2006/wordprocessingDrawing" xmlns:w10="urn:schemas-microsoft-com:office:word" xmlns:w="http://schemas.openxmlformats.org/wordprocessingml/2006/main" xmlns:w14="http://schemas.microsoft.com/office/word/2010/wordml" xmlns:w15="http://schemas.microsoft.com/office/word/2012/wordml" xmlns:wne="http://schemas.microsoft.com/office/word/2006/wordml" xmlns:wpg="http://schemas.microsoft.com/office/word/2010/wordprocessingGroup" xmlns:wpi="http://schemas.microsoft.com/office/word/2010/wordprocessingInk" xmlns:wps="http://schemas.microsoft.com/office/word/2010/wordprocessingShape" mc:Ignorable="w14 w15 wp14">
+  <w:p/>
 </w:ftr>
 </file>
 
-<file path=word/footnotes.xml><?xml version="1.0" encoding="utf-8"?>
-<w:footnotes xmlns:wpc="http://schemas.microsoft.com/office/word/2010/wordprocessingCanvas" xmlns:mc="http://schemas.openxmlformats.org/markup-compatibility/2006" xmlns:o="urn:schemas-microsoft-com:office:office" xmlns:r="http://schemas.openxmlformats.org/officeDocument/2006/relationships" xmlns:m="http://schemas.openxmlformats.org/officeDocument/2006/math" xmlns:v="urn:schemas-microsoft-com:vml" xmlns:wp14="http://schemas.microsoft.com/office/word/2010/wordprocessingDrawing" xmlns:wp="http://schemas.openxmlformats.org/drawingml/2006/wordprocessingDrawing" xmlns:w="http://schemas.openxmlformats.org/wordprocessingml/2006/main" xmlns:w14="http://schemas.microsoft.com/office/word/2010/wordml" xmlns:w15="http://schemas.microsoft.com/office/word/2012/wordml" xmlns:w10="urn:schemas-microsoft-com:office:word" xmlns:wpg="http://schemas.microsoft.com/office/word/2010/wordprocessingGroup" xmlns:wpi="http://schemas.microsoft.com/office/word/2010/wordprocessingInk" xmlns:wne="http://schemas.microsoft.com/office/word/2006/wordml" xmlns:wps="http://schemas.microsoft.com/office/word/2010/wordprocessingShape" xmlns:wpsCustomData="http://www.wps.cn/officeDocument/2013/wpsCustomData" mc:Ignorable="w14 w15 wp14">
-  <w:footnote w:type="separator" w:id="0">
-    <w:p>
-      <w:pPr>
-        <w:spacing w:line="360" w:lineRule="auto"/>
-      </w:pPr>
-      <w:r>
-        <w:separator/>
-      </w:r>
-    </w:p>
-  </w:footnote>
-  <w:footnote w:type="continuationSeparator" w:id="1">
-    <w:p>
-      <w:pPr>
-        <w:spacing w:line="360" w:lineRule="auto"/>
-      </w:pPr>
-      <w:r>
-        <w:continuationSeparator/>
-      </w:r>
-    </w:p>
-  </w:footnote>
-</w:footnotes>
+<file path=word/header1.xml><?xml version="1.0" encoding="utf-8"?>
+<w:hdr xmlns:wpc="http://schemas.microsoft.com/office/word/2010/wordprocessingCanvas" xmlns:mc="http://schemas.openxmlformats.org/markup-compatibility/2006" xmlns:o="urn:schemas-microsoft-com:office:office" xmlns:r="http://schemas.openxmlformats.org/officeDocument/2006/relationships" xmlns:m="http://schemas.openxmlformats.org/officeDocument/2006/math" xmlns:v="urn:schemas-microsoft-com:vml" xmlns:wp14="http://schemas.microsoft.com/office/word/2010/wordprocessingDrawing" xmlns:wp="http://schemas.openxmlformats.org/drawingml/2006/wordprocessingDrawing" xmlns:w10="urn:schemas-microsoft-com:office:word" xmlns:w="http://schemas.openxmlformats.org/wordprocessingml/2006/main" xmlns:w14="http://schemas.microsoft.com/office/word/2010/wordml" xmlns:w15="http://schemas.microsoft.com/office/word/2012/wordml" xmlns:wne="http://schemas.microsoft.com/office/word/2006/wordml" xmlns:wpg="http://schemas.microsoft.com/office/word/2010/wordprocessingGroup" xmlns:wpi="http://schemas.microsoft.com/office/word/2010/wordprocessingInk" xmlns:wps="http://schemas.microsoft.com/office/word/2010/wordprocessingShape" mc:Ignorable="w14 w15 wp14">
+  <w:p/>
+</w:hdr>
 </file>
 
-<file path=word/header1.xml><?xml version="1.0" encoding="utf-8"?>
-<w:hdr xmlns:wpc="http://schemas.microsoft.com/office/word/2010/wordprocessingCanvas" xmlns:mc="http://schemas.openxmlformats.org/markup-compatibility/2006" xmlns:o="urn:schemas-microsoft-com:office:office" xmlns:r="http://schemas.openxmlformats.org/officeDocument/2006/relationships" xmlns:m="http://schemas.openxmlformats.org/officeDocument/2006/math" xmlns:v="urn:schemas-microsoft-com:vml" xmlns:wp14="http://schemas.microsoft.com/office/word/2010/wordprocessingDrawing" xmlns:wp="http://schemas.openxmlformats.org/drawingml/2006/wordprocessingDrawing" xmlns:w10="urn:schemas-microsoft-com:office:word" xmlns:w="http://schemas.openxmlformats.org/wordprocessingml/2006/main" xmlns:w14="http://schemas.microsoft.com/office/word/2010/wordml" xmlns:w15="http://schemas.microsoft.com/office/word/2012/wordml" xmlns:wpg="http://schemas.microsoft.com/office/word/2010/wordprocessingGroup" xmlns:wpi="http://schemas.microsoft.com/office/word/2010/wordprocessingInk" xmlns:wne="http://schemas.microsoft.com/office/word/2006/wordml" xmlns:wps="http://schemas.microsoft.com/office/word/2010/wordprocessingShape" xmlns:wpsCustomData="http://www.wps.cn/officeDocument/2013/wpsCustomData" mc:Ignorable="w14 w15 wp14">
+<file path=word/header2.xml><?xml version="1.0" encoding="utf-8"?>
+<w:hdr xmlns:wpc="http://schemas.microsoft.com/office/word/2010/wordprocessingCanvas" xmlns:mc="http://schemas.openxmlformats.org/markup-compatibility/2006" xmlns:o="urn:schemas-microsoft-com:office:office" xmlns:r="http://schemas.openxmlformats.org/officeDocument/2006/relationships" xmlns:m="http://schemas.openxmlformats.org/officeDocument/2006/math" xmlns:v="urn:schemas-microsoft-com:vml" xmlns:wp14="http://schemas.microsoft.com/office/word/2010/wordprocessingDrawing" xmlns:wp="http://schemas.openxmlformats.org/drawingml/2006/wordprocessingDrawing" xmlns:w10="urn:schemas-microsoft-com:office:word" xmlns:w="http://schemas.openxmlformats.org/wordprocessingml/2006/main" xmlns:w14="http://schemas.microsoft.com/office/word/2010/wordml" xmlns:w15="http://schemas.microsoft.com/office/word/2012/wordml" xmlns:wne="http://schemas.microsoft.com/office/word/2006/wordml" xmlns:wpg="http://schemas.microsoft.com/office/word/2010/wordprocessingGroup" xmlns:wpi="http://schemas.microsoft.com/office/word/2010/wordprocessingInk" xmlns:wps="http://schemas.microsoft.com/office/word/2010/wordprocessingShape" mc:Ignorable="w14 w15 wp14">
   <w:p>
     <w:pPr>
-      <w:pStyle w:val="15"/>
+      <w:pStyle w:val="Header"/>
       <w:pBdr>
-        <w:bottom w:val="single" w:color="auto" w:sz="4" w:space="1"/>
+        <w:bottom w:val="single" w:sz="4" w:space="1" w:color="auto"/>
       </w:pBdr>
       <w:tabs>
         <w:tab w:val="left" w:pos="335"/>
@@ -9041,65 +8671,39 @@
       </w:tabs>
       <w:jc w:val="right"/>
       <w:rPr>
-        <w:rFonts w:hint="eastAsia" w:eastAsiaTheme="minorEastAsia"/>
+        <w:rFonts w:eastAsiaTheme="minorEastAsia" w:hint="eastAsia"/>
         <w:lang w:eastAsia="zh-CN"/>
       </w:rPr>
     </w:pPr>
     <w:r>
       <w:rPr>
-        <w:rFonts w:hint="eastAsia" w:eastAsiaTheme="minorEastAsia"/>
+        <w:rFonts w:eastAsiaTheme="minorEastAsia" w:hint="eastAsia"/>
         <w:lang w:val="en-US" w:eastAsia="zh-CN"/>
       </w:rPr>
       <w:tab/>
       <w:tab/>
       <w:t>重庆市鹧鸪哨信息技术有限责任公司</w:t>
     </w:r>
-    <w:r>
-      <w:rPr>
-        <w:rFonts w:hint="eastAsia" w:eastAsiaTheme="minorEastAsia"/>
-        <w:lang w:val="en-US" w:eastAsia="zh-CN"/>
-      </w:rPr>
-    </w:r>
-    <w:r>
-      <w:rPr>
-        <w:rFonts w:hint="eastAsia" w:eastAsiaTheme="minorEastAsia"/>
-        <w:lang w:val="en-US" w:eastAsia="zh-CN"/>
-      </w:rPr>
-    </w:r>
-  </w:p>
-</w:hdr>
-</file>
-
-<file path=word/header2.xml><?xml version="1.0" encoding="utf-8"?>
-<w:hdr xmlns:m="http://schemas.openxmlformats.org/officeDocument/2006/math" xmlns:mc="http://schemas.openxmlformats.org/markup-compatibility/2006" xmlns:mo="http://schemas.microsoft.com/office/mac/office/2008/main" xmlns:mv="urn:schemas-microsoft-com:mac:vml" xmlns:o="urn:schemas-microsoft-com:office:office" xmlns:r="http://schemas.openxmlformats.org/officeDocument/2006/relationships" xmlns:v="urn:schemas-microsoft-com:vml" xmlns:w10="urn:schemas-microsoft-com:office:word" xmlns:w14="http://schemas.microsoft.com/office/word/2010/wordml" xmlns:w="http://schemas.openxmlformats.org/wordprocessingml/2006/main" xmlns:wne="http://schemas.microsoft.com/office/word/2006/wordml" xmlns:wp14="http://schemas.microsoft.com/office/word/2010/wordprocessingDrawing" xmlns:wp="http://schemas.openxmlformats.org/drawingml/2006/wordprocessingDrawing" xmlns:wpc="http://schemas.microsoft.com/office/word/2010/wordprocessingCanvas" xmlns:wpg="http://schemas.microsoft.com/office/word/2010/wordprocessingGroup" xmlns:wpi="http://schemas.microsoft.com/office/word/2010/wordprocessingInk" xmlns:wps="http://schemas.microsoft.com/office/word/2010/wordprocessingShape" mc:Ignorable="w14 wp14">
-  <w:p>
-    <w:pPr>
-      <w:pStyle w:val="Header"/>
-    </w:pPr>
   </w:p>
 </w:hdr>
 </file>
 
 <file path=word/header3.xml><?xml version="1.0" encoding="utf-8"?>
-<w:hdr xmlns:m="http://schemas.openxmlformats.org/officeDocument/2006/math" xmlns:mc="http://schemas.openxmlformats.org/markup-compatibility/2006" xmlns:mo="http://schemas.microsoft.com/office/mac/office/2008/main" xmlns:mv="urn:schemas-microsoft-com:mac:vml" xmlns:o="urn:schemas-microsoft-com:office:office" xmlns:r="http://schemas.openxmlformats.org/officeDocument/2006/relationships" xmlns:v="urn:schemas-microsoft-com:vml" xmlns:w10="urn:schemas-microsoft-com:office:word" xmlns:w14="http://schemas.microsoft.com/office/word/2010/wordml" xmlns:w="http://schemas.openxmlformats.org/wordprocessingml/2006/main" xmlns:wne="http://schemas.microsoft.com/office/word/2006/wordml" xmlns:wp14="http://schemas.microsoft.com/office/word/2010/wordprocessingDrawing" xmlns:wp="http://schemas.openxmlformats.org/drawingml/2006/wordprocessingDrawing" xmlns:wpc="http://schemas.microsoft.com/office/word/2010/wordprocessingCanvas" xmlns:wpg="http://schemas.microsoft.com/office/word/2010/wordprocessingGroup" xmlns:wpi="http://schemas.microsoft.com/office/word/2010/wordprocessingInk" xmlns:wps="http://schemas.microsoft.com/office/word/2010/wordprocessingShape" mc:Ignorable="w14 wp14">
-  <w:p>
-    <w:pPr>
-      <w:pStyle w:val="Header"/>
-    </w:pPr>
-  </w:p>
+<w:hdr xmlns:wpc="http://schemas.microsoft.com/office/word/2010/wordprocessingCanvas" xmlns:mc="http://schemas.openxmlformats.org/markup-compatibility/2006" xmlns:o="urn:schemas-microsoft-com:office:office" xmlns:r="http://schemas.openxmlformats.org/officeDocument/2006/relationships" xmlns:m="http://schemas.openxmlformats.org/officeDocument/2006/math" xmlns:v="urn:schemas-microsoft-com:vml" xmlns:wp14="http://schemas.microsoft.com/office/word/2010/wordprocessingDrawing" xmlns:wp="http://schemas.openxmlformats.org/drawingml/2006/wordprocessingDrawing" xmlns:w10="urn:schemas-microsoft-com:office:word" xmlns:w="http://schemas.openxmlformats.org/wordprocessingml/2006/main" xmlns:w14="http://schemas.microsoft.com/office/word/2010/wordml" xmlns:w15="http://schemas.microsoft.com/office/word/2012/wordml" xmlns:wne="http://schemas.microsoft.com/office/word/2006/wordml" xmlns:wpg="http://schemas.microsoft.com/office/word/2010/wordprocessingGroup" xmlns:wpi="http://schemas.microsoft.com/office/word/2010/wordprocessingInk" xmlns:wps="http://schemas.microsoft.com/office/word/2010/wordprocessingShape" mc:Ignorable="w14 w15 wp14">
+  <w:p/>
 </w:hdr>
 </file>
 
 <file path=word/numbering.xml><?xml version="1.0" encoding="utf-8"?>
-<w:numbering xmlns:wpc="http://schemas.microsoft.com/office/word/2010/wordprocessingCanvas" xmlns:mc="http://schemas.openxmlformats.org/markup-compatibility/2006" xmlns:o="urn:schemas-microsoft-com:office:office" xmlns:r="http://schemas.openxmlformats.org/officeDocument/2006/relationships" xmlns:m="http://schemas.openxmlformats.org/officeDocument/2006/math" xmlns:v="urn:schemas-microsoft-com:vml" xmlns:wp14="http://schemas.microsoft.com/office/word/2010/wordprocessingDrawing" xmlns:wp="http://schemas.openxmlformats.org/drawingml/2006/wordprocessingDrawing" xmlns:w10="urn:schemas-microsoft-com:office:word" xmlns:w="http://schemas.openxmlformats.org/wordprocessingml/2006/main" xmlns:w14="http://schemas.microsoft.com/office/word/2010/wordml" xmlns:wpg="http://schemas.microsoft.com/office/word/2010/wordprocessingGroup" xmlns:wpi="http://schemas.microsoft.com/office/word/2010/wordprocessingInk" xmlns:wne="http://schemas.microsoft.com/office/word/2006/wordml" xmlns:wps="http://schemas.microsoft.com/office/word/2010/wordprocessingShape" xmlns:wpsCustomData="http://www.wps.cn/officeDocument/2013/wpsCustomData" mc:Ignorable="w14 wp14">
+<w:numbering xmlns:wpc="http://schemas.microsoft.com/office/word/2010/wordprocessingCanvas" xmlns:mc="http://schemas.openxmlformats.org/markup-compatibility/2006" xmlns:o="urn:schemas-microsoft-com:office:office" xmlns:r="http://schemas.openxmlformats.org/officeDocument/2006/relationships" xmlns:m="http://schemas.openxmlformats.org/officeDocument/2006/math" xmlns:v="urn:schemas-microsoft-com:vml" xmlns:wp14="http://schemas.microsoft.com/office/word/2010/wordprocessingDrawing" xmlns:wp="http://schemas.openxmlformats.org/drawingml/2006/wordprocessingDrawing" xmlns:w10="urn:schemas-microsoft-com:office:word" xmlns:w="http://schemas.openxmlformats.org/wordprocessingml/2006/main" xmlns:w14="http://schemas.microsoft.com/office/word/2010/wordml" xmlns:w15="http://schemas.microsoft.com/office/word/2012/wordml" xmlns:wne="http://schemas.microsoft.com/office/word/2006/wordml" xmlns:wpg="http://schemas.microsoft.com/office/word/2010/wordprocessingGroup" xmlns:wpi="http://schemas.microsoft.com/office/word/2010/wordprocessingInk" xmlns:wps="http://schemas.microsoft.com/office/word/2010/wordprocessingShape" mc:Ignorable="w14 w15 wp14">
   <w:abstractNum w:abstractNumId="0">
     <w:nsid w:val="8E964DCE"/>
     <w:multiLevelType w:val="multilevel"/>
     <w:tmpl w:val="8E964DCE"/>
-    <w:lvl w:ilvl="0" w:tentative="0">
+    <w:lvl w:ilvl="0">
       <w:start w:val="1"/>
       <w:numFmt w:val="decimal"/>
-      <w:pStyle w:val="2"/>
+      <w:pStyle w:val="Heading1"/>
       <w:lvlText w:val="%1."/>
       <w:lvlJc w:val="left"/>
       <w:pPr>
@@ -9109,10 +8713,10 @@
         <w:rFonts w:hint="default"/>
       </w:rPr>
     </w:lvl>
-    <w:lvl w:ilvl="1" w:tentative="0">
+    <w:lvl w:ilvl="1">
       <w:start w:val="1"/>
       <w:numFmt w:val="decimal"/>
-      <w:pStyle w:val="3"/>
+      <w:pStyle w:val="Heading2"/>
       <w:lvlText w:val="%1.%2."/>
       <w:lvlJc w:val="left"/>
       <w:pPr>
@@ -9122,10 +8726,10 @@
         <w:rFonts w:hint="default"/>
       </w:rPr>
     </w:lvl>
-    <w:lvl w:ilvl="2" w:tentative="0">
+    <w:lvl w:ilvl="2">
       <w:start w:val="1"/>
       <w:numFmt w:val="decimal"/>
-      <w:pStyle w:val="4"/>
+      <w:pStyle w:val="Heading3"/>
       <w:lvlText w:val="%1.%2.%3."/>
       <w:lvlJc w:val="left"/>
       <w:pPr>
@@ -9135,10 +8739,10 @@
         <w:rFonts w:hint="default"/>
       </w:rPr>
     </w:lvl>
-    <w:lvl w:ilvl="3" w:tentative="0">
+    <w:lvl w:ilvl="3">
       <w:start w:val="1"/>
       <w:numFmt w:val="decimal"/>
-      <w:pStyle w:val="5"/>
+      <w:pStyle w:val="Heading4"/>
       <w:lvlText w:val="%1.%2.%3.%4."/>
       <w:lvlJc w:val="left"/>
       <w:pPr>
@@ -9148,10 +8752,10 @@
         <w:rFonts w:hint="default"/>
       </w:rPr>
     </w:lvl>
-    <w:lvl w:ilvl="4" w:tentative="0">
+    <w:lvl w:ilvl="4">
       <w:start w:val="1"/>
       <w:numFmt w:val="decimal"/>
-      <w:pStyle w:val="6"/>
+      <w:pStyle w:val="Heading5"/>
       <w:lvlText w:val="%1.%2.%3.%4.%5."/>
       <w:lvlJc w:val="left"/>
       <w:pPr>
@@ -9161,10 +8765,10 @@
         <w:rFonts w:hint="default"/>
       </w:rPr>
     </w:lvl>
-    <w:lvl w:ilvl="5" w:tentative="0">
+    <w:lvl w:ilvl="5">
       <w:start w:val="1"/>
       <w:numFmt w:val="decimal"/>
-      <w:pStyle w:val="7"/>
+      <w:pStyle w:val="Heading6"/>
       <w:lvlText w:val="%1.%2.%3.%4.%5.%6."/>
       <w:lvlJc w:val="left"/>
       <w:pPr>
@@ -9174,10 +8778,10 @@
         <w:rFonts w:hint="default"/>
       </w:rPr>
     </w:lvl>
-    <w:lvl w:ilvl="6" w:tentative="0">
+    <w:lvl w:ilvl="6">
       <w:start w:val="1"/>
       <w:numFmt w:val="decimal"/>
-      <w:pStyle w:val="8"/>
+      <w:pStyle w:val="Heading7"/>
       <w:lvlText w:val="%1.%2.%3.%4.%5.%6.%7."/>
       <w:lvlJc w:val="left"/>
       <w:pPr>
@@ -9187,10 +8791,10 @@
         <w:rFonts w:hint="default"/>
       </w:rPr>
     </w:lvl>
-    <w:lvl w:ilvl="7" w:tentative="0">
+    <w:lvl w:ilvl="7">
       <w:start w:val="1"/>
       <w:numFmt w:val="decimal"/>
-      <w:pStyle w:val="9"/>
+      <w:pStyle w:val="Heading8"/>
       <w:lvlText w:val="%1.%2.%3.%4.%5.%6.%7.%8."/>
       <w:lvlJc w:val="left"/>
       <w:pPr>
@@ -9200,10 +8804,10 @@
         <w:rFonts w:hint="default"/>
       </w:rPr>
     </w:lvl>
-    <w:lvl w:ilvl="8" w:tentative="0">
+    <w:lvl w:ilvl="8">
       <w:start w:val="1"/>
       <w:numFmt w:val="decimal"/>
-      <w:pStyle w:val="10"/>
+      <w:pStyle w:val="Heading9"/>
       <w:lvlText w:val="%1.%2.%3.%4.%5.%6.%7.%8.%9."/>
       <w:lvlJc w:val="left"/>
       <w:pPr>
@@ -9218,7 +8822,7 @@
     <w:nsid w:val="F9539CF3"/>
     <w:multiLevelType w:val="singleLevel"/>
     <w:tmpl w:val="F9539CF3"/>
-    <w:lvl w:ilvl="0" w:tentative="0">
+    <w:lvl w:ilvl="0">
       <w:start w:val="1"/>
       <w:numFmt w:val="decimal"/>
       <w:lvlText w:val="%1."/>
@@ -9235,7 +8839,7 @@
     <w:nsid w:val="FCE08364"/>
     <w:multiLevelType w:val="singleLevel"/>
     <w:tmpl w:val="FCE08364"/>
-    <w:lvl w:ilvl="0" w:tentative="0">
+    <w:lvl w:ilvl="0">
       <w:start w:val="1"/>
       <w:numFmt w:val="decimal"/>
       <w:lvlText w:val="%1."/>
@@ -9252,7 +8856,7 @@
     <w:nsid w:val="11938C9F"/>
     <w:multiLevelType w:val="singleLevel"/>
     <w:tmpl w:val="11938C9F"/>
-    <w:lvl w:ilvl="0" w:tentative="0">
+    <w:lvl w:ilvl="0">
       <w:start w:val="1"/>
       <w:numFmt w:val="decimal"/>
       <w:lvlText w:val="%1."/>
@@ -9269,7 +8873,7 @@
     <w:nsid w:val="75FD42DF"/>
     <w:multiLevelType w:val="singleLevel"/>
     <w:tmpl w:val="75FD42DF"/>
-    <w:lvl w:ilvl="0" w:tentative="0">
+    <w:lvl w:ilvl="0">
       <w:start w:val="1"/>
       <w:numFmt w:val="decimal"/>
       <w:lvlText w:val="%1."/>
@@ -9301,269 +8905,267 @@
 </file>
 
 <file path=word/styles.xml><?xml version="1.0" encoding="utf-8"?>
-<w:styles xmlns:mc="http://schemas.openxmlformats.org/markup-compatibility/2006" xmlns:o="urn:schemas-microsoft-com:office:office" xmlns:r="http://schemas.openxmlformats.org/officeDocument/2006/relationships" xmlns:m="http://schemas.openxmlformats.org/officeDocument/2006/math" xmlns:v="urn:schemas-microsoft-com:vml" xmlns:w="http://schemas.openxmlformats.org/wordprocessingml/2006/main" xmlns:w14="http://schemas.microsoft.com/office/word/2010/wordml" xmlns:w10="urn:schemas-microsoft-com:office:word" xmlns:sl="http://schemas.openxmlformats.org/schemaLibrary/2006/main" xmlns:wpsCustomData="http://www.wps.cn/officeDocument/2013/wpsCustomData" mc:Ignorable="w14">
+<w:styles xmlns:mc="http://schemas.openxmlformats.org/markup-compatibility/2006" xmlns:r="http://schemas.openxmlformats.org/officeDocument/2006/relationships" xmlns:w="http://schemas.openxmlformats.org/wordprocessingml/2006/main" xmlns:w14="http://schemas.microsoft.com/office/word/2010/wordml" xmlns:w15="http://schemas.microsoft.com/office/word/2012/wordml" mc:Ignorable="w14 w15">
   <w:docDefaults>
     <w:rPrDefault>
       <w:rPr>
-        <w:rFonts w:ascii="Times New Roman" w:hAnsi="Times New Roman" w:eastAsia="宋体" w:cs="Times New Roman"/>
+        <w:rFonts w:ascii="Times New Roman" w:eastAsia="宋体" w:hAnsi="Times New Roman" w:cs="Times New Roman"/>
       </w:rPr>
     </w:rPrDefault>
     <w:pPrDefault/>
   </w:docDefaults>
-  <w:latentStyles w:count="260" w:defQFormat="0" w:defUnhideWhenUsed="1" w:defSemiHidden="1" w:defUIPriority="99" w:defLockedState="0">
-    <w:lsdException w:qFormat="1" w:unhideWhenUsed="0" w:uiPriority="0" w:semiHidden="0" w:name="Normal"/>
-    <w:lsdException w:qFormat="1" w:unhideWhenUsed="0" w:uiPriority="0" w:semiHidden="0" w:name="heading 1"/>
-    <w:lsdException w:qFormat="1" w:uiPriority="0" w:semiHidden="0" w:name="heading 2"/>
-    <w:lsdException w:qFormat="1" w:uiPriority="0" w:name="heading 3"/>
-    <w:lsdException w:qFormat="1" w:uiPriority="0" w:semiHidden="0" w:name="heading 4"/>
-    <w:lsdException w:qFormat="1" w:uiPriority="0" w:name="heading 5"/>
-    <w:lsdException w:qFormat="1" w:uiPriority="0" w:name="heading 6"/>
-    <w:lsdException w:qFormat="1" w:uiPriority="0" w:name="heading 7"/>
-    <w:lsdException w:qFormat="1" w:uiPriority="0" w:name="heading 8"/>
-    <w:lsdException w:qFormat="1" w:uiPriority="0" w:name="heading 9"/>
-    <w:lsdException w:unhideWhenUsed="0" w:uiPriority="0" w:semiHidden="0" w:name="index 1"/>
-    <w:lsdException w:unhideWhenUsed="0" w:uiPriority="0" w:semiHidden="0" w:name="index 2"/>
-    <w:lsdException w:unhideWhenUsed="0" w:uiPriority="0" w:semiHidden="0" w:name="index 3"/>
-    <w:lsdException w:unhideWhenUsed="0" w:uiPriority="0" w:semiHidden="0" w:name="index 4"/>
-    <w:lsdException w:unhideWhenUsed="0" w:uiPriority="0" w:semiHidden="0" w:name="index 5"/>
-    <w:lsdException w:unhideWhenUsed="0" w:uiPriority="0" w:semiHidden="0" w:name="index 6"/>
-    <w:lsdException w:unhideWhenUsed="0" w:uiPriority="0" w:semiHidden="0" w:name="index 7"/>
-    <w:lsdException w:unhideWhenUsed="0" w:uiPriority="0" w:semiHidden="0" w:name="index 8"/>
-    <w:lsdException w:unhideWhenUsed="0" w:uiPriority="0" w:semiHidden="0" w:name="index 9"/>
-    <w:lsdException w:qFormat="1" w:unhideWhenUsed="0" w:uiPriority="0" w:semiHidden="0" w:name="toc 1"/>
-    <w:lsdException w:qFormat="1" w:unhideWhenUsed="0" w:uiPriority="0" w:semiHidden="0" w:name="toc 2"/>
-    <w:lsdException w:qFormat="1" w:unhideWhenUsed="0" w:uiPriority="0" w:semiHidden="0" w:name="toc 3"/>
-    <w:lsdException w:unhideWhenUsed="0" w:uiPriority="0" w:semiHidden="0" w:name="toc 4"/>
-    <w:lsdException w:unhideWhenUsed="0" w:uiPriority="0" w:semiHidden="0" w:name="toc 5"/>
-    <w:lsdException w:unhideWhenUsed="0" w:uiPriority="0" w:semiHidden="0" w:name="toc 6"/>
-    <w:lsdException w:unhideWhenUsed="0" w:uiPriority="0" w:semiHidden="0" w:name="toc 7"/>
-    <w:lsdException w:unhideWhenUsed="0" w:uiPriority="0" w:semiHidden="0" w:name="toc 8"/>
-    <w:lsdException w:unhideWhenUsed="0" w:uiPriority="0" w:semiHidden="0" w:name="toc 9"/>
-    <w:lsdException w:unhideWhenUsed="0" w:uiPriority="0" w:semiHidden="0" w:name="Normal Indent"/>
-    <w:lsdException w:unhideWhenUsed="0" w:uiPriority="0" w:semiHidden="0" w:name="footnote text"/>
-    <w:lsdException w:qFormat="1" w:unhideWhenUsed="0" w:uiPriority="0" w:semiHidden="0" w:name="annotation text"/>
-    <w:lsdException w:qFormat="1" w:unhideWhenUsed="0" w:uiPriority="0" w:semiHidden="0" w:name="header"/>
-    <w:lsdException w:qFormat="1" w:unhideWhenUsed="0" w:uiPriority="0" w:semiHidden="0" w:name="footer"/>
-    <w:lsdException w:unhideWhenUsed="0" w:uiPriority="0" w:semiHidden="0" w:name="index heading"/>
-    <w:lsdException w:qFormat="1" w:uiPriority="0" w:name="caption"/>
-    <w:lsdException w:unhideWhenUsed="0" w:uiPriority="0" w:semiHidden="0" w:name="table of figures"/>
-    <w:lsdException w:unhideWhenUsed="0" w:uiPriority="0" w:semiHidden="0" w:name="envelope address"/>
-    <w:lsdException w:unhideWhenUsed="0" w:uiPriority="0" w:semiHidden="0" w:name="envelope return"/>
-    <w:lsdException w:unhideWhenUsed="0" w:uiPriority="0" w:semiHidden="0" w:name="footnote reference"/>
-    <w:lsdException w:unhideWhenUsed="0" w:uiPriority="0" w:semiHidden="0" w:name="annotation reference"/>
-    <w:lsdException w:unhideWhenUsed="0" w:uiPriority="0" w:semiHidden="0" w:name="line number"/>
-    <w:lsdException w:unhideWhenUsed="0" w:uiPriority="0" w:semiHidden="0" w:name="page number"/>
-    <w:lsdException w:unhideWhenUsed="0" w:uiPriority="0" w:semiHidden="0" w:name="endnote reference"/>
-    <w:lsdException w:unhideWhenUsed="0" w:uiPriority="0" w:semiHidden="0" w:name="endnote text"/>
-    <w:lsdException w:unhideWhenUsed="0" w:uiPriority="0" w:semiHidden="0" w:name="table of authorities"/>
-    <w:lsdException w:unhideWhenUsed="0" w:uiPriority="0" w:semiHidden="0" w:name="macro"/>
-    <w:lsdException w:unhideWhenUsed="0" w:uiPriority="0" w:semiHidden="0" w:name="toa heading"/>
-    <w:lsdException w:unhideWhenUsed="0" w:uiPriority="0" w:semiHidden="0" w:name="List"/>
-    <w:lsdException w:unhideWhenUsed="0" w:uiPriority="0" w:semiHidden="0" w:name="List Bullet"/>
-    <w:lsdException w:unhideWhenUsed="0" w:uiPriority="0" w:semiHidden="0" w:name="List Number"/>
-    <w:lsdException w:unhideWhenUsed="0" w:uiPriority="0" w:semiHidden="0" w:name="List 2"/>
-    <w:lsdException w:unhideWhenUsed="0" w:uiPriority="0" w:semiHidden="0" w:name="List 3"/>
-    <w:lsdException w:unhideWhenUsed="0" w:uiPriority="0" w:semiHidden="0" w:name="List 4"/>
-    <w:lsdException w:unhideWhenUsed="0" w:uiPriority="0" w:semiHidden="0" w:name="List 5"/>
-    <w:lsdException w:unhideWhenUsed="0" w:uiPriority="0" w:semiHidden="0" w:name="List Bullet 2"/>
-    <w:lsdException w:unhideWhenUsed="0" w:uiPriority="0" w:semiHidden="0" w:name="List Bullet 3"/>
-    <w:lsdException w:unhideWhenUsed="0" w:uiPriority="0" w:semiHidden="0" w:name="List Bullet 4"/>
-    <w:lsdException w:unhideWhenUsed="0" w:uiPriority="0" w:semiHidden="0" w:name="List Bullet 5"/>
-    <w:lsdException w:unhideWhenUsed="0" w:uiPriority="0" w:semiHidden="0" w:name="List Number 2"/>
-    <w:lsdException w:unhideWhenUsed="0" w:uiPriority="0" w:semiHidden="0" w:name="List Number 3"/>
-    <w:lsdException w:unhideWhenUsed="0" w:uiPriority="0" w:semiHidden="0" w:name="List Number 4"/>
-    <w:lsdException w:unhideWhenUsed="0" w:uiPriority="0" w:semiHidden="0" w:name="List Number 5"/>
-    <w:lsdException w:qFormat="1" w:unhideWhenUsed="0" w:uiPriority="0" w:semiHidden="0" w:name="Title"/>
-    <w:lsdException w:unhideWhenUsed="0" w:uiPriority="0" w:semiHidden="0" w:name="Closing"/>
-    <w:lsdException w:unhideWhenUsed="0" w:uiPriority="0" w:semiHidden="0" w:name="Signature"/>
-    <w:lsdException w:qFormat="1" w:unhideWhenUsed="0" w:uiPriority="0" w:name="Default Paragraph Font"/>
-    <w:lsdException w:qFormat="1" w:unhideWhenUsed="0" w:uiPriority="0" w:name="Body Text"/>
-    <w:lsdException w:unhideWhenUsed="0" w:uiPriority="0" w:semiHidden="0" w:name="Body Text Indent"/>
-    <w:lsdException w:unhideWhenUsed="0" w:uiPriority="0" w:semiHidden="0" w:name="List Continue"/>
-    <w:lsdException w:unhideWhenUsed="0" w:uiPriority="0" w:semiHidden="0" w:name="List Continue 2"/>
-    <w:lsdException w:unhideWhenUsed="0" w:uiPriority="0" w:semiHidden="0" w:name="List Continue 3"/>
-    <w:lsdException w:unhideWhenUsed="0" w:uiPriority="0" w:semiHidden="0" w:name="List Continue 4"/>
-    <w:lsdException w:unhideWhenUsed="0" w:uiPriority="0" w:semiHidden="0" w:name="List Continue 5"/>
-    <w:lsdException w:unhideWhenUsed="0" w:uiPriority="0" w:semiHidden="0" w:name="Message Header"/>
-    <w:lsdException w:qFormat="1" w:unhideWhenUsed="0" w:uiPriority="0" w:semiHidden="0" w:name="Subtitle"/>
-    <w:lsdException w:unhideWhenUsed="0" w:uiPriority="0" w:semiHidden="0" w:name="Salutation"/>
-    <w:lsdException w:unhideWhenUsed="0" w:uiPriority="0" w:semiHidden="0" w:name="Date"/>
-    <w:lsdException w:unhideWhenUsed="0" w:uiPriority="0" w:semiHidden="0" w:name="Body Text First Indent"/>
-    <w:lsdException w:unhideWhenUsed="0" w:uiPriority="0" w:semiHidden="0" w:name="Body Text First Indent 2"/>
-    <w:lsdException w:uiPriority="99" w:name="Note Heading"/>
-    <w:lsdException w:unhideWhenUsed="0" w:uiPriority="0" w:semiHidden="0" w:name="Body Text 2"/>
-    <w:lsdException w:unhideWhenUsed="0" w:uiPriority="0" w:semiHidden="0" w:name="Body Text 3"/>
-    <w:lsdException w:unhideWhenUsed="0" w:uiPriority="0" w:semiHidden="0" w:name="Body Text Indent 2"/>
-    <w:lsdException w:unhideWhenUsed="0" w:uiPriority="0" w:semiHidden="0" w:name="Body Text Indent 3"/>
-    <w:lsdException w:unhideWhenUsed="0" w:uiPriority="0" w:semiHidden="0" w:name="Block Text"/>
-    <w:lsdException w:unhideWhenUsed="0" w:uiPriority="0" w:semiHidden="0" w:name="Hyperlink"/>
-    <w:lsdException w:unhideWhenUsed="0" w:uiPriority="0" w:semiHidden="0" w:name="FollowedHyperlink"/>
-    <w:lsdException w:qFormat="1" w:unhideWhenUsed="0" w:uiPriority="0" w:semiHidden="0" w:name="Strong"/>
-    <w:lsdException w:qFormat="1" w:unhideWhenUsed="0" w:uiPriority="0" w:semiHidden="0" w:name="Emphasis"/>
-    <w:lsdException w:unhideWhenUsed="0" w:uiPriority="0" w:semiHidden="0" w:name="Document Map"/>
-    <w:lsdException w:unhideWhenUsed="0" w:uiPriority="0" w:semiHidden="0" w:name="Plain Text"/>
-    <w:lsdException w:unhideWhenUsed="0" w:uiPriority="0" w:semiHidden="0" w:name="E-mail Signature"/>
-    <w:lsdException w:qFormat="1" w:unhideWhenUsed="0" w:uiPriority="0" w:semiHidden="0" w:name="Normal (Web)"/>
-    <w:lsdException w:unhideWhenUsed="0" w:uiPriority="0" w:semiHidden="0" w:name="HTML Acronym"/>
-    <w:lsdException w:unhideWhenUsed="0" w:uiPriority="0" w:semiHidden="0" w:name="HTML Address"/>
-    <w:lsdException w:unhideWhenUsed="0" w:uiPriority="0" w:semiHidden="0" w:name="HTML Cite"/>
-    <w:lsdException w:unhideWhenUsed="0" w:uiPriority="0" w:semiHidden="0" w:name="HTML Code"/>
-    <w:lsdException w:unhideWhenUsed="0" w:uiPriority="0" w:semiHidden="0" w:name="HTML Definition"/>
-    <w:lsdException w:unhideWhenUsed="0" w:uiPriority="0" w:semiHidden="0" w:name="HTML Keyboard"/>
-    <w:lsdException w:unhideWhenUsed="0" w:uiPriority="0" w:semiHidden="0" w:name="HTML Preformatted"/>
-    <w:lsdException w:unhideWhenUsed="0" w:uiPriority="0" w:semiHidden="0" w:name="HTML Sample"/>
-    <w:lsdException w:unhideWhenUsed="0" w:uiPriority="0" w:semiHidden="0" w:name="HTML Typewriter"/>
-    <w:lsdException w:unhideWhenUsed="0" w:uiPriority="0" w:semiHidden="0" w:name="HTML Variable"/>
-    <w:lsdException w:qFormat="1" w:unhideWhenUsed="0" w:uiPriority="0" w:name="Normal Table"/>
-    <w:lsdException w:unhideWhenUsed="0" w:uiPriority="0" w:semiHidden="0" w:name="annotation subject"/>
-    <w:lsdException w:unhideWhenUsed="0" w:uiPriority="0" w:semiHidden="0" w:name="Table Simple 1"/>
-    <w:lsdException w:unhideWhenUsed="0" w:uiPriority="0" w:semiHidden="0" w:name="Table Simple 2"/>
-    <w:lsdException w:unhideWhenUsed="0" w:uiPriority="0" w:semiHidden="0" w:name="Table Simple 3"/>
-    <w:lsdException w:unhideWhenUsed="0" w:uiPriority="0" w:semiHidden="0" w:name="Table Classic 1"/>
-    <w:lsdException w:unhideWhenUsed="0" w:uiPriority="0" w:semiHidden="0" w:name="Table Classic 2"/>
-    <w:lsdException w:unhideWhenUsed="0" w:uiPriority="0" w:semiHidden="0" w:name="Table Classic 3"/>
-    <w:lsdException w:unhideWhenUsed="0" w:uiPriority="0" w:semiHidden="0" w:name="Table Classic 4"/>
-    <w:lsdException w:unhideWhenUsed="0" w:uiPriority="0" w:semiHidden="0" w:name="Table Colorful 1"/>
-    <w:lsdException w:unhideWhenUsed="0" w:uiPriority="0" w:semiHidden="0" w:name="Table Colorful 2"/>
-    <w:lsdException w:unhideWhenUsed="0" w:uiPriority="0" w:semiHidden="0" w:name="Table Colorful 3"/>
-    <w:lsdException w:unhideWhenUsed="0" w:uiPriority="0" w:semiHidden="0" w:name="Table Columns 1"/>
-    <w:lsdException w:unhideWhenUsed="0" w:uiPriority="0" w:semiHidden="0" w:name="Table Columns 2"/>
-    <w:lsdException w:unhideWhenUsed="0" w:uiPriority="0" w:semiHidden="0" w:name="Table Columns 3"/>
-    <w:lsdException w:unhideWhenUsed="0" w:uiPriority="0" w:semiHidden="0" w:name="Table Columns 4"/>
-    <w:lsdException w:unhideWhenUsed="0" w:uiPriority="0" w:semiHidden="0" w:name="Table Columns 5"/>
-    <w:lsdException w:unhideWhenUsed="0" w:uiPriority="0" w:semiHidden="0" w:name="Table Grid 1"/>
-    <w:lsdException w:unhideWhenUsed="0" w:uiPriority="0" w:semiHidden="0" w:name="Table Grid 2"/>
-    <w:lsdException w:unhideWhenUsed="0" w:uiPriority="0" w:semiHidden="0" w:name="Table Grid 3"/>
-    <w:lsdException w:unhideWhenUsed="0" w:uiPriority="0" w:semiHidden="0" w:name="Table Grid 4"/>
-    <w:lsdException w:unhideWhenUsed="0" w:uiPriority="0" w:semiHidden="0" w:name="Table Grid 5"/>
-    <w:lsdException w:unhideWhenUsed="0" w:uiPriority="0" w:semiHidden="0" w:name="Table Grid 6"/>
-    <w:lsdException w:unhideWhenUsed="0" w:uiPriority="0" w:semiHidden="0" w:name="Table Grid 7"/>
-    <w:lsdException w:unhideWhenUsed="0" w:uiPriority="0" w:semiHidden="0" w:name="Table Grid 8"/>
-    <w:lsdException w:unhideWhenUsed="0" w:uiPriority="0" w:semiHidden="0" w:name="Table List 1"/>
-    <w:lsdException w:unhideWhenUsed="0" w:uiPriority="0" w:semiHidden="0" w:name="Table List 2"/>
-    <w:lsdException w:unhideWhenUsed="0" w:uiPriority="0" w:semiHidden="0" w:name="Table List 3"/>
-    <w:lsdException w:unhideWhenUsed="0" w:uiPriority="0" w:semiHidden="0" w:name="Table List 4"/>
-    <w:lsdException w:unhideWhenUsed="0" w:uiPriority="0" w:semiHidden="0" w:name="Table List 5"/>
-    <w:lsdException w:unhideWhenUsed="0" w:uiPriority="0" w:semiHidden="0" w:name="Table List 6"/>
-    <w:lsdException w:unhideWhenUsed="0" w:uiPriority="0" w:semiHidden="0" w:name="Table List 7"/>
-    <w:lsdException w:unhideWhenUsed="0" w:uiPriority="0" w:semiHidden="0" w:name="Table List 8"/>
-    <w:lsdException w:unhideWhenUsed="0" w:uiPriority="0" w:semiHidden="0" w:name="Table 3D effects 1"/>
-    <w:lsdException w:unhideWhenUsed="0" w:uiPriority="0" w:semiHidden="0" w:name="Table 3D effects 2"/>
-    <w:lsdException w:unhideWhenUsed="0" w:uiPriority="0" w:semiHidden="0" w:name="Table 3D effects 3"/>
-    <w:lsdException w:unhideWhenUsed="0" w:uiPriority="0" w:semiHidden="0" w:name="Table Contemporary"/>
-    <w:lsdException w:unhideWhenUsed="0" w:uiPriority="0" w:semiHidden="0" w:name="Table Elegant"/>
-    <w:lsdException w:unhideWhenUsed="0" w:uiPriority="0" w:semiHidden="0" w:name="Table Professional"/>
-    <w:lsdException w:unhideWhenUsed="0" w:uiPriority="0" w:semiHidden="0" w:name="Table Subtle 1"/>
-    <w:lsdException w:unhideWhenUsed="0" w:uiPriority="0" w:semiHidden="0" w:name="Table Subtle 2"/>
-    <w:lsdException w:unhideWhenUsed="0" w:uiPriority="0" w:semiHidden="0" w:name="Table Web 1"/>
-    <w:lsdException w:unhideWhenUsed="0" w:uiPriority="0" w:semiHidden="0" w:name="Table Web 2"/>
-    <w:lsdException w:unhideWhenUsed="0" w:uiPriority="0" w:semiHidden="0" w:name="Table Web 3"/>
-    <w:lsdException w:unhideWhenUsed="0" w:uiPriority="0" w:semiHidden="0" w:name="Balloon Text"/>
-    <w:lsdException w:qFormat="1" w:unhideWhenUsed="0" w:uiPriority="0" w:semiHidden="0" w:name="Table Grid"/>
-    <w:lsdException w:unhideWhenUsed="0" w:uiPriority="0" w:semiHidden="0" w:name="Table Theme"/>
-    <w:lsdException w:unhideWhenUsed="0" w:uiPriority="60" w:semiHidden="0" w:name="Light Shading"/>
-    <w:lsdException w:unhideWhenUsed="0" w:uiPriority="61" w:semiHidden="0" w:name="Light List"/>
-    <w:lsdException w:unhideWhenUsed="0" w:uiPriority="62" w:semiHidden="0" w:name="Light Grid"/>
-    <w:lsdException w:unhideWhenUsed="0" w:uiPriority="63" w:semiHidden="0" w:name="Medium Shading 1"/>
-    <w:lsdException w:unhideWhenUsed="0" w:uiPriority="64" w:semiHidden="0" w:name="Medium Shading 2"/>
-    <w:lsdException w:unhideWhenUsed="0" w:uiPriority="65" w:semiHidden="0" w:name="Medium List 1"/>
-    <w:lsdException w:unhideWhenUsed="0" w:uiPriority="66" w:semiHidden="0" w:name="Medium List 2"/>
-    <w:lsdException w:unhideWhenUsed="0" w:uiPriority="67" w:semiHidden="0" w:name="Medium Grid 1"/>
-    <w:lsdException w:unhideWhenUsed="0" w:uiPriority="68" w:semiHidden="0" w:name="Medium Grid 2"/>
-    <w:lsdException w:unhideWhenUsed="0" w:uiPriority="69" w:semiHidden="0" w:name="Medium Grid 3"/>
-    <w:lsdException w:unhideWhenUsed="0" w:uiPriority="70" w:semiHidden="0" w:name="Dark List"/>
-    <w:lsdException w:unhideWhenUsed="0" w:uiPriority="71" w:semiHidden="0" w:name="Colorful Shading"/>
-    <w:lsdException w:unhideWhenUsed="0" w:uiPriority="72" w:semiHidden="0" w:name="Colorful List"/>
-    <w:lsdException w:unhideWhenUsed="0" w:uiPriority="73" w:semiHidden="0" w:name="Colorful Grid"/>
-    <w:lsdException w:unhideWhenUsed="0" w:uiPriority="60" w:semiHidden="0" w:name="Light Shading Accent 1"/>
-    <w:lsdException w:unhideWhenUsed="0" w:uiPriority="61" w:semiHidden="0" w:name="Light List Accent 1"/>
-    <w:lsdException w:unhideWhenUsed="0" w:uiPriority="62" w:semiHidden="0" w:name="Light Grid Accent 1"/>
-    <w:lsdException w:unhideWhenUsed="0" w:uiPriority="63" w:semiHidden="0" w:name="Medium Shading 1 Accent 1"/>
-    <w:lsdException w:unhideWhenUsed="0" w:uiPriority="64" w:semiHidden="0" w:name="Medium Shading 2 Accent 1"/>
-    <w:lsdException w:unhideWhenUsed="0" w:uiPriority="65" w:semiHidden="0" w:name="Medium List 1 Accent 1"/>
-    <w:lsdException w:unhideWhenUsed="0" w:uiPriority="66" w:semiHidden="0" w:name="Medium List 2 Accent 1"/>
-    <w:lsdException w:unhideWhenUsed="0" w:uiPriority="67" w:semiHidden="0" w:name="Medium Grid 1 Accent 1"/>
-    <w:lsdException w:unhideWhenUsed="0" w:uiPriority="68" w:semiHidden="0" w:name="Medium Grid 2 Accent 1"/>
-    <w:lsdException w:unhideWhenUsed="0" w:uiPriority="69" w:semiHidden="0" w:name="Medium Grid 3 Accent 1"/>
-    <w:lsdException w:unhideWhenUsed="0" w:uiPriority="70" w:semiHidden="0" w:name="Dark List Accent 1"/>
-    <w:lsdException w:unhideWhenUsed="0" w:uiPriority="71" w:semiHidden="0" w:name="Colorful Shading Accent 1"/>
-    <w:lsdException w:unhideWhenUsed="0" w:uiPriority="72" w:semiHidden="0" w:name="Colorful List Accent 1"/>
-    <w:lsdException w:unhideWhenUsed="0" w:uiPriority="73" w:semiHidden="0" w:name="Colorful Grid Accent 1"/>
-    <w:lsdException w:unhideWhenUsed="0" w:uiPriority="60" w:semiHidden="0" w:name="Light Shading Accent 2"/>
-    <w:lsdException w:unhideWhenUsed="0" w:uiPriority="61" w:semiHidden="0" w:name="Light List Accent 2"/>
-    <w:lsdException w:unhideWhenUsed="0" w:uiPriority="62" w:semiHidden="0" w:name="Light Grid Accent 2"/>
-    <w:lsdException w:unhideWhenUsed="0" w:uiPriority="63" w:semiHidden="0" w:name="Medium Shading 1 Accent 2"/>
-    <w:lsdException w:unhideWhenUsed="0" w:uiPriority="64" w:semiHidden="0" w:name="Medium Shading 2 Accent 2"/>
-    <w:lsdException w:unhideWhenUsed="0" w:uiPriority="65" w:semiHidden="0" w:name="Medium List 1 Accent 2"/>
-    <w:lsdException w:unhideWhenUsed="0" w:uiPriority="66" w:semiHidden="0" w:name="Medium List 2 Accent 2"/>
-    <w:lsdException w:unhideWhenUsed="0" w:uiPriority="67" w:semiHidden="0" w:name="Medium Grid 1 Accent 2"/>
-    <w:lsdException w:unhideWhenUsed="0" w:uiPriority="68" w:semiHidden="0" w:name="Medium Grid 2 Accent 2"/>
-    <w:lsdException w:unhideWhenUsed="0" w:uiPriority="69" w:semiHidden="0" w:name="Medium Grid 3 Accent 2"/>
-    <w:lsdException w:unhideWhenUsed="0" w:uiPriority="70" w:semiHidden="0" w:name="Dark List Accent 2"/>
-    <w:lsdException w:unhideWhenUsed="0" w:uiPriority="71" w:semiHidden="0" w:name="Colorful Shading Accent 2"/>
-    <w:lsdException w:unhideWhenUsed="0" w:uiPriority="72" w:semiHidden="0" w:name="Colorful List Accent 2"/>
-    <w:lsdException w:unhideWhenUsed="0" w:uiPriority="73" w:semiHidden="0" w:name="Colorful Grid Accent 2"/>
-    <w:lsdException w:unhideWhenUsed="0" w:uiPriority="60" w:semiHidden="0" w:name="Light Shading Accent 3"/>
-    <w:lsdException w:unhideWhenUsed="0" w:uiPriority="61" w:semiHidden="0" w:name="Light List Accent 3"/>
-    <w:lsdException w:unhideWhenUsed="0" w:uiPriority="62" w:semiHidden="0" w:name="Light Grid Accent 3"/>
-    <w:lsdException w:unhideWhenUsed="0" w:uiPriority="63" w:semiHidden="0" w:name="Medium Shading 1 Accent 3"/>
-    <w:lsdException w:unhideWhenUsed="0" w:uiPriority="64" w:semiHidden="0" w:name="Medium Shading 2 Accent 3"/>
-    <w:lsdException w:unhideWhenUsed="0" w:uiPriority="65" w:semiHidden="0" w:name="Medium List 1 Accent 3"/>
-    <w:lsdException w:unhideWhenUsed="0" w:uiPriority="66" w:semiHidden="0" w:name="Medium List 2 Accent 3"/>
-    <w:lsdException w:unhideWhenUsed="0" w:uiPriority="67" w:semiHidden="0" w:name="Medium Grid 1 Accent 3"/>
-    <w:lsdException w:unhideWhenUsed="0" w:uiPriority="68" w:semiHidden="0" w:name="Medium Grid 2 Accent 3"/>
-    <w:lsdException w:unhideWhenUsed="0" w:uiPriority="69" w:semiHidden="0" w:name="Medium Grid 3 Accent 3"/>
-    <w:lsdException w:unhideWhenUsed="0" w:uiPriority="70" w:semiHidden="0" w:name="Dark List Accent 3"/>
-    <w:lsdException w:unhideWhenUsed="0" w:uiPriority="71" w:semiHidden="0" w:name="Colorful Shading Accent 3"/>
-    <w:lsdException w:unhideWhenUsed="0" w:uiPriority="72" w:semiHidden="0" w:name="Colorful List Accent 3"/>
-    <w:lsdException w:unhideWhenUsed="0" w:uiPriority="73" w:semiHidden="0" w:name="Colorful Grid Accent 3"/>
-    <w:lsdException w:unhideWhenUsed="0" w:uiPriority="60" w:semiHidden="0" w:name="Light Shading Accent 4"/>
-    <w:lsdException w:unhideWhenUsed="0" w:uiPriority="61" w:semiHidden="0" w:name="Light List Accent 4"/>
-    <w:lsdException w:unhideWhenUsed="0" w:uiPriority="62" w:semiHidden="0" w:name="Light Grid Accent 4"/>
-    <w:lsdException w:unhideWhenUsed="0" w:uiPriority="63" w:semiHidden="0" w:name="Medium Shading 1 Accent 4"/>
-    <w:lsdException w:unhideWhenUsed="0" w:uiPriority="64" w:semiHidden="0" w:name="Medium Shading 2 Accent 4"/>
-    <w:lsdException w:unhideWhenUsed="0" w:uiPriority="65" w:semiHidden="0" w:name="Medium List 1 Accent 4"/>
-    <w:lsdException w:unhideWhenUsed="0" w:uiPriority="66" w:semiHidden="0" w:name="Medium List 2 Accent 4"/>
-    <w:lsdException w:unhideWhenUsed="0" w:uiPriority="67" w:semiHidden="0" w:name="Medium Grid 1 Accent 4"/>
-    <w:lsdException w:unhideWhenUsed="0" w:uiPriority="68" w:semiHidden="0" w:name="Medium Grid 2 Accent 4"/>
-    <w:lsdException w:unhideWhenUsed="0" w:uiPriority="69" w:semiHidden="0" w:name="Medium Grid 3 Accent 4"/>
-    <w:lsdException w:unhideWhenUsed="0" w:uiPriority="70" w:semiHidden="0" w:name="Dark List Accent 4"/>
-    <w:lsdException w:unhideWhenUsed="0" w:uiPriority="71" w:semiHidden="0" w:name="Colorful Shading Accent 4"/>
-    <w:lsdException w:unhideWhenUsed="0" w:uiPriority="72" w:semiHidden="0" w:name="Colorful List Accent 4"/>
-    <w:lsdException w:unhideWhenUsed="0" w:uiPriority="73" w:semiHidden="0" w:name="Colorful Grid Accent 4"/>
-    <w:lsdException w:unhideWhenUsed="0" w:uiPriority="60" w:semiHidden="0" w:name="Light Shading Accent 5"/>
-    <w:lsdException w:unhideWhenUsed="0" w:uiPriority="61" w:semiHidden="0" w:name="Light List Accent 5"/>
-    <w:lsdException w:unhideWhenUsed="0" w:uiPriority="62" w:semiHidden="0" w:name="Light Grid Accent 5"/>
-    <w:lsdException w:unhideWhenUsed="0" w:uiPriority="63" w:semiHidden="0" w:name="Medium Shading 1 Accent 5"/>
-    <w:lsdException w:unhideWhenUsed="0" w:uiPriority="64" w:semiHidden="0" w:name="Medium Shading 2 Accent 5"/>
-    <w:lsdException w:unhideWhenUsed="0" w:uiPriority="65" w:semiHidden="0" w:name="Medium List 1 Accent 5"/>
-    <w:lsdException w:unhideWhenUsed="0" w:uiPriority="66" w:semiHidden="0" w:name="Medium List 2 Accent 5"/>
-    <w:lsdException w:unhideWhenUsed="0" w:uiPriority="67" w:semiHidden="0" w:name="Medium Grid 1 Accent 5"/>
-    <w:lsdException w:unhideWhenUsed="0" w:uiPriority="68" w:semiHidden="0" w:name="Medium Grid 2 Accent 5"/>
-    <w:lsdException w:unhideWhenUsed="0" w:uiPriority="69" w:semiHidden="0" w:name="Medium Grid 3 Accent 5"/>
-    <w:lsdException w:unhideWhenUsed="0" w:uiPriority="70" w:semiHidden="0" w:name="Dark List Accent 5"/>
-    <w:lsdException w:unhideWhenUsed="0" w:uiPriority="71" w:semiHidden="0" w:name="Colorful Shading Accent 5"/>
-    <w:lsdException w:unhideWhenUsed="0" w:uiPriority="72" w:semiHidden="0" w:name="Colorful List Accent 5"/>
-    <w:lsdException w:unhideWhenUsed="0" w:uiPriority="73" w:semiHidden="0" w:name="Colorful Grid Accent 5"/>
-    <w:lsdException w:unhideWhenUsed="0" w:uiPriority="60" w:semiHidden="0" w:name="Light Shading Accent 6"/>
-    <w:lsdException w:unhideWhenUsed="0" w:uiPriority="61" w:semiHidden="0" w:name="Light List Accent 6"/>
-    <w:lsdException w:unhideWhenUsed="0" w:uiPriority="62" w:semiHidden="0" w:name="Light Grid Accent 6"/>
-    <w:lsdException w:unhideWhenUsed="0" w:uiPriority="63" w:semiHidden="0" w:name="Medium Shading 1 Accent 6"/>
-    <w:lsdException w:unhideWhenUsed="0" w:uiPriority="64" w:semiHidden="0" w:name="Medium Shading 2 Accent 6"/>
-    <w:lsdException w:unhideWhenUsed="0" w:uiPriority="65" w:semiHidden="0" w:name="Medium List 1 Accent 6"/>
-    <w:lsdException w:unhideWhenUsed="0" w:uiPriority="66" w:semiHidden="0" w:name="Medium List 2 Accent 6"/>
-    <w:lsdException w:unhideWhenUsed="0" w:uiPriority="67" w:semiHidden="0" w:name="Medium Grid 1 Accent 6"/>
-    <w:lsdException w:unhideWhenUsed="0" w:uiPriority="68" w:semiHidden="0" w:name="Medium Grid 2 Accent 6"/>
-    <w:lsdException w:unhideWhenUsed="0" w:uiPriority="69" w:semiHidden="0" w:name="Medium Grid 3 Accent 6"/>
-    <w:lsdException w:unhideWhenUsed="0" w:uiPriority="70" w:semiHidden="0" w:name="Dark List Accent 6"/>
-    <w:lsdException w:unhideWhenUsed="0" w:uiPriority="71" w:semiHidden="0" w:name="Colorful Shading Accent 6"/>
-    <w:lsdException w:unhideWhenUsed="0" w:uiPriority="72" w:semiHidden="0" w:name="Colorful List Accent 6"/>
-    <w:lsdException w:unhideWhenUsed="0" w:uiPriority="73" w:semiHidden="0" w:name="Colorful Grid Accent 6"/>
+  <w:latentStyles w:defLockedState="0" w:defUIPriority="99" w:defSemiHidden="1" w:defUnhideWhenUsed="1" w:defQFormat="0" w:count="260">
+    <w:lsdException w:name="Normal" w:semiHidden="0" w:uiPriority="0" w:unhideWhenUsed="0" w:qFormat="1"/>
+    <w:lsdException w:name="heading 1" w:semiHidden="0" w:uiPriority="0" w:unhideWhenUsed="0" w:qFormat="1"/>
+    <w:lsdException w:name="heading 2" w:semiHidden="0" w:uiPriority="0" w:qFormat="1"/>
+    <w:lsdException w:name="heading 3" w:uiPriority="0" w:qFormat="1"/>
+    <w:lsdException w:name="heading 4" w:semiHidden="0" w:uiPriority="0" w:qFormat="1"/>
+    <w:lsdException w:name="heading 5" w:uiPriority="0" w:qFormat="1"/>
+    <w:lsdException w:name="heading 6" w:uiPriority="0" w:qFormat="1"/>
+    <w:lsdException w:name="heading 7" w:uiPriority="0" w:qFormat="1"/>
+    <w:lsdException w:name="heading 8" w:uiPriority="0" w:qFormat="1"/>
+    <w:lsdException w:name="heading 9" w:uiPriority="0" w:qFormat="1"/>
+    <w:lsdException w:name="index 1" w:semiHidden="0" w:uiPriority="0" w:unhideWhenUsed="0"/>
+    <w:lsdException w:name="index 2" w:semiHidden="0" w:uiPriority="0" w:unhideWhenUsed="0"/>
+    <w:lsdException w:name="index 3" w:semiHidden="0" w:uiPriority="0" w:unhideWhenUsed="0"/>
+    <w:lsdException w:name="index 4" w:semiHidden="0" w:uiPriority="0" w:unhideWhenUsed="0"/>
+    <w:lsdException w:name="index 5" w:semiHidden="0" w:uiPriority="0" w:unhideWhenUsed="0"/>
+    <w:lsdException w:name="index 6" w:semiHidden="0" w:uiPriority="0" w:unhideWhenUsed="0"/>
+    <w:lsdException w:name="index 7" w:semiHidden="0" w:uiPriority="0" w:unhideWhenUsed="0"/>
+    <w:lsdException w:name="index 8" w:semiHidden="0" w:uiPriority="0" w:unhideWhenUsed="0"/>
+    <w:lsdException w:name="index 9" w:semiHidden="0" w:uiPriority="0" w:unhideWhenUsed="0"/>
+    <w:lsdException w:name="toc 1" w:semiHidden="0" w:uiPriority="0" w:unhideWhenUsed="0" w:qFormat="1"/>
+    <w:lsdException w:name="toc 2" w:semiHidden="0" w:uiPriority="0" w:unhideWhenUsed="0" w:qFormat="1"/>
+    <w:lsdException w:name="toc 3" w:semiHidden="0" w:uiPriority="0" w:unhideWhenUsed="0" w:qFormat="1"/>
+    <w:lsdException w:name="toc 4" w:semiHidden="0" w:uiPriority="0" w:unhideWhenUsed="0"/>
+    <w:lsdException w:name="toc 5" w:semiHidden="0" w:uiPriority="0" w:unhideWhenUsed="0"/>
+    <w:lsdException w:name="toc 6" w:semiHidden="0" w:uiPriority="0" w:unhideWhenUsed="0"/>
+    <w:lsdException w:name="toc 7" w:semiHidden="0" w:uiPriority="0" w:unhideWhenUsed="0"/>
+    <w:lsdException w:name="toc 8" w:semiHidden="0" w:uiPriority="0" w:unhideWhenUsed="0"/>
+    <w:lsdException w:name="toc 9" w:semiHidden="0" w:uiPriority="0" w:unhideWhenUsed="0"/>
+    <w:lsdException w:name="Normal Indent" w:semiHidden="0" w:uiPriority="0" w:unhideWhenUsed="0"/>
+    <w:lsdException w:name="footnote text" w:semiHidden="0" w:uiPriority="0" w:unhideWhenUsed="0"/>
+    <w:lsdException w:name="annotation text" w:semiHidden="0" w:uiPriority="0" w:unhideWhenUsed="0" w:qFormat="1"/>
+    <w:lsdException w:name="header" w:semiHidden="0" w:uiPriority="0" w:unhideWhenUsed="0" w:qFormat="1"/>
+    <w:lsdException w:name="footer" w:semiHidden="0" w:uiPriority="0" w:unhideWhenUsed="0" w:qFormat="1"/>
+    <w:lsdException w:name="index heading" w:semiHidden="0" w:uiPriority="0" w:unhideWhenUsed="0"/>
+    <w:lsdException w:name="caption" w:uiPriority="0" w:qFormat="1"/>
+    <w:lsdException w:name="table of figures" w:semiHidden="0" w:uiPriority="0" w:unhideWhenUsed="0"/>
+    <w:lsdException w:name="envelope address" w:semiHidden="0" w:uiPriority="0" w:unhideWhenUsed="0"/>
+    <w:lsdException w:name="envelope return" w:semiHidden="0" w:uiPriority="0" w:unhideWhenUsed="0"/>
+    <w:lsdException w:name="footnote reference" w:semiHidden="0" w:uiPriority="0" w:unhideWhenUsed="0"/>
+    <w:lsdException w:name="annotation reference" w:semiHidden="0" w:uiPriority="0" w:unhideWhenUsed="0"/>
+    <w:lsdException w:name="line number" w:semiHidden="0" w:uiPriority="0" w:unhideWhenUsed="0"/>
+    <w:lsdException w:name="page number" w:semiHidden="0" w:uiPriority="0" w:unhideWhenUsed="0"/>
+    <w:lsdException w:name="endnote reference" w:semiHidden="0" w:uiPriority="0" w:unhideWhenUsed="0"/>
+    <w:lsdException w:name="endnote text" w:semiHidden="0" w:uiPriority="0" w:unhideWhenUsed="0"/>
+    <w:lsdException w:name="table of authorities" w:semiHidden="0" w:uiPriority="0" w:unhideWhenUsed="0"/>
+    <w:lsdException w:name="macro" w:semiHidden="0" w:uiPriority="0" w:unhideWhenUsed="0"/>
+    <w:lsdException w:name="toa heading" w:semiHidden="0" w:uiPriority="0" w:unhideWhenUsed="0"/>
+    <w:lsdException w:name="List" w:semiHidden="0" w:uiPriority="0" w:unhideWhenUsed="0"/>
+    <w:lsdException w:name="List Bullet" w:semiHidden="0" w:uiPriority="0" w:unhideWhenUsed="0"/>
+    <w:lsdException w:name="List Number" w:semiHidden="0" w:uiPriority="0" w:unhideWhenUsed="0"/>
+    <w:lsdException w:name="List 2" w:semiHidden="0" w:uiPriority="0" w:unhideWhenUsed="0"/>
+    <w:lsdException w:name="List 3" w:semiHidden="0" w:uiPriority="0" w:unhideWhenUsed="0"/>
+    <w:lsdException w:name="List 4" w:semiHidden="0" w:uiPriority="0" w:unhideWhenUsed="0"/>
+    <w:lsdException w:name="List 5" w:semiHidden="0" w:uiPriority="0" w:unhideWhenUsed="0"/>
+    <w:lsdException w:name="List Bullet 2" w:semiHidden="0" w:uiPriority="0" w:unhideWhenUsed="0"/>
+    <w:lsdException w:name="List Bullet 3" w:semiHidden="0" w:uiPriority="0" w:unhideWhenUsed="0"/>
+    <w:lsdException w:name="List Bullet 4" w:semiHidden="0" w:uiPriority="0" w:unhideWhenUsed="0"/>
+    <w:lsdException w:name="List Bullet 5" w:semiHidden="0" w:uiPriority="0" w:unhideWhenUsed="0"/>
+    <w:lsdException w:name="List Number 2" w:semiHidden="0" w:uiPriority="0" w:unhideWhenUsed="0"/>
+    <w:lsdException w:name="List Number 3" w:semiHidden="0" w:uiPriority="0" w:unhideWhenUsed="0"/>
+    <w:lsdException w:name="List Number 4" w:semiHidden="0" w:uiPriority="0" w:unhideWhenUsed="0"/>
+    <w:lsdException w:name="List Number 5" w:semiHidden="0" w:uiPriority="0" w:unhideWhenUsed="0"/>
+    <w:lsdException w:name="Title" w:semiHidden="0" w:uiPriority="0" w:unhideWhenUsed="0" w:qFormat="1"/>
+    <w:lsdException w:name="Closing" w:semiHidden="0" w:uiPriority="0" w:unhideWhenUsed="0"/>
+    <w:lsdException w:name="Signature" w:semiHidden="0" w:uiPriority="0" w:unhideWhenUsed="0"/>
+    <w:lsdException w:name="Default Paragraph Font" w:uiPriority="0" w:unhideWhenUsed="0" w:qFormat="1"/>
+    <w:lsdException w:name="Body Text" w:uiPriority="0" w:unhideWhenUsed="0" w:qFormat="1"/>
+    <w:lsdException w:name="Body Text Indent" w:semiHidden="0" w:uiPriority="0" w:unhideWhenUsed="0"/>
+    <w:lsdException w:name="List Continue" w:semiHidden="0" w:uiPriority="0" w:unhideWhenUsed="0"/>
+    <w:lsdException w:name="List Continue 2" w:semiHidden="0" w:uiPriority="0" w:unhideWhenUsed="0"/>
+    <w:lsdException w:name="List Continue 3" w:semiHidden="0" w:uiPriority="0" w:unhideWhenUsed="0"/>
+    <w:lsdException w:name="List Continue 4" w:semiHidden="0" w:uiPriority="0" w:unhideWhenUsed="0"/>
+    <w:lsdException w:name="List Continue 5" w:semiHidden="0" w:uiPriority="0" w:unhideWhenUsed="0"/>
+    <w:lsdException w:name="Message Header" w:semiHidden="0" w:uiPriority="0" w:unhideWhenUsed="0"/>
+    <w:lsdException w:name="Subtitle" w:semiHidden="0" w:uiPriority="0" w:unhideWhenUsed="0" w:qFormat="1"/>
+    <w:lsdException w:name="Salutation" w:semiHidden="0" w:uiPriority="0" w:unhideWhenUsed="0"/>
+    <w:lsdException w:name="Date" w:semiHidden="0" w:uiPriority="0" w:unhideWhenUsed="0"/>
+    <w:lsdException w:name="Body Text First Indent" w:semiHidden="0" w:uiPriority="0" w:unhideWhenUsed="0"/>
+    <w:lsdException w:name="Body Text First Indent 2" w:semiHidden="0" w:uiPriority="0" w:unhideWhenUsed="0"/>
+    <w:lsdException w:name="Body Text 2" w:semiHidden="0" w:uiPriority="0" w:unhideWhenUsed="0"/>
+    <w:lsdException w:name="Body Text 3" w:semiHidden="0" w:uiPriority="0" w:unhideWhenUsed="0"/>
+    <w:lsdException w:name="Body Text Indent 2" w:semiHidden="0" w:uiPriority="0" w:unhideWhenUsed="0"/>
+    <w:lsdException w:name="Body Text Indent 3" w:semiHidden="0" w:uiPriority="0" w:unhideWhenUsed="0"/>
+    <w:lsdException w:name="Block Text" w:semiHidden="0" w:uiPriority="0" w:unhideWhenUsed="0"/>
+    <w:lsdException w:name="Hyperlink" w:semiHidden="0" w:uiPriority="0" w:unhideWhenUsed="0"/>
+    <w:lsdException w:name="FollowedHyperlink" w:semiHidden="0" w:uiPriority="0" w:unhideWhenUsed="0"/>
+    <w:lsdException w:name="Strong" w:semiHidden="0" w:uiPriority="0" w:unhideWhenUsed="0" w:qFormat="1"/>
+    <w:lsdException w:name="Emphasis" w:semiHidden="0" w:uiPriority="0" w:unhideWhenUsed="0" w:qFormat="1"/>
+    <w:lsdException w:name="Document Map" w:semiHidden="0" w:uiPriority="0" w:unhideWhenUsed="0"/>
+    <w:lsdException w:name="Plain Text" w:semiHidden="0" w:uiPriority="0" w:unhideWhenUsed="0"/>
+    <w:lsdException w:name="E-mail Signature" w:semiHidden="0" w:uiPriority="0" w:unhideWhenUsed="0"/>
+    <w:lsdException w:name="Normal (Web)" w:semiHidden="0" w:uiPriority="0" w:unhideWhenUsed="0" w:qFormat="1"/>
+    <w:lsdException w:name="HTML Acronym" w:semiHidden="0" w:uiPriority="0" w:unhideWhenUsed="0"/>
+    <w:lsdException w:name="HTML Address" w:semiHidden="0" w:uiPriority="0" w:unhideWhenUsed="0"/>
+    <w:lsdException w:name="HTML Cite" w:semiHidden="0" w:uiPriority="0" w:unhideWhenUsed="0"/>
+    <w:lsdException w:name="HTML Code" w:semiHidden="0" w:uiPriority="0" w:unhideWhenUsed="0"/>
+    <w:lsdException w:name="HTML Definition" w:semiHidden="0" w:uiPriority="0" w:unhideWhenUsed="0"/>
+    <w:lsdException w:name="HTML Keyboard" w:semiHidden="0" w:uiPriority="0" w:unhideWhenUsed="0"/>
+    <w:lsdException w:name="HTML Preformatted" w:semiHidden="0" w:uiPriority="0" w:unhideWhenUsed="0"/>
+    <w:lsdException w:name="HTML Sample" w:semiHidden="0" w:uiPriority="0" w:unhideWhenUsed="0"/>
+    <w:lsdException w:name="HTML Typewriter" w:semiHidden="0" w:uiPriority="0" w:unhideWhenUsed="0"/>
+    <w:lsdException w:name="HTML Variable" w:semiHidden="0" w:uiPriority="0" w:unhideWhenUsed="0"/>
+    <w:lsdException w:name="Normal Table" w:uiPriority="0" w:unhideWhenUsed="0" w:qFormat="1"/>
+    <w:lsdException w:name="annotation subject" w:semiHidden="0" w:uiPriority="0" w:unhideWhenUsed="0"/>
+    <w:lsdException w:name="Table Simple 1" w:semiHidden="0" w:uiPriority="0" w:unhideWhenUsed="0"/>
+    <w:lsdException w:name="Table Simple 2" w:semiHidden="0" w:uiPriority="0" w:unhideWhenUsed="0"/>
+    <w:lsdException w:name="Table Simple 3" w:semiHidden="0" w:uiPriority="0" w:unhideWhenUsed="0"/>
+    <w:lsdException w:name="Table Classic 1" w:semiHidden="0" w:uiPriority="0" w:unhideWhenUsed="0"/>
+    <w:lsdException w:name="Table Classic 2" w:semiHidden="0" w:uiPriority="0" w:unhideWhenUsed="0"/>
+    <w:lsdException w:name="Table Classic 3" w:semiHidden="0" w:uiPriority="0" w:unhideWhenUsed="0"/>
+    <w:lsdException w:name="Table Classic 4" w:semiHidden="0" w:uiPriority="0" w:unhideWhenUsed="0"/>
+    <w:lsdException w:name="Table Colorful 1" w:semiHidden="0" w:uiPriority="0" w:unhideWhenUsed="0"/>
+    <w:lsdException w:name="Table Colorful 2" w:semiHidden="0" w:uiPriority="0" w:unhideWhenUsed="0"/>
+    <w:lsdException w:name="Table Colorful 3" w:semiHidden="0" w:uiPriority="0" w:unhideWhenUsed="0"/>
+    <w:lsdException w:name="Table Columns 1" w:semiHidden="0" w:uiPriority="0" w:unhideWhenUsed="0"/>
+    <w:lsdException w:name="Table Columns 2" w:semiHidden="0" w:uiPriority="0" w:unhideWhenUsed="0"/>
+    <w:lsdException w:name="Table Columns 3" w:semiHidden="0" w:uiPriority="0" w:unhideWhenUsed="0"/>
+    <w:lsdException w:name="Table Columns 4" w:semiHidden="0" w:uiPriority="0" w:unhideWhenUsed="0"/>
+    <w:lsdException w:name="Table Columns 5" w:semiHidden="0" w:uiPriority="0" w:unhideWhenUsed="0"/>
+    <w:lsdException w:name="Table Grid 1" w:semiHidden="0" w:uiPriority="0" w:unhideWhenUsed="0"/>
+    <w:lsdException w:name="Table Grid 2" w:semiHidden="0" w:uiPriority="0" w:unhideWhenUsed="0"/>
+    <w:lsdException w:name="Table Grid 3" w:semiHidden="0" w:uiPriority="0" w:unhideWhenUsed="0"/>
+    <w:lsdException w:name="Table Grid 4" w:semiHidden="0" w:uiPriority="0" w:unhideWhenUsed="0"/>
+    <w:lsdException w:name="Table Grid 5" w:semiHidden="0" w:uiPriority="0" w:unhideWhenUsed="0"/>
+    <w:lsdException w:name="Table Grid 6" w:semiHidden="0" w:uiPriority="0" w:unhideWhenUsed="0"/>
+    <w:lsdException w:name="Table Grid 7" w:semiHidden="0" w:uiPriority="0" w:unhideWhenUsed="0"/>
+    <w:lsdException w:name="Table Grid 8" w:semiHidden="0" w:uiPriority="0" w:unhideWhenUsed="0"/>
+    <w:lsdException w:name="Table List 1" w:semiHidden="0" w:uiPriority="0" w:unhideWhenUsed="0"/>
+    <w:lsdException w:name="Table List 2" w:semiHidden="0" w:uiPriority="0" w:unhideWhenUsed="0"/>
+    <w:lsdException w:name="Table List 3" w:semiHidden="0" w:uiPriority="0" w:unhideWhenUsed="0"/>
+    <w:lsdException w:name="Table List 4" w:semiHidden="0" w:uiPriority="0" w:unhideWhenUsed="0"/>
+    <w:lsdException w:name="Table List 5" w:semiHidden="0" w:uiPriority="0" w:unhideWhenUsed="0"/>
+    <w:lsdException w:name="Table List 6" w:semiHidden="0" w:uiPriority="0" w:unhideWhenUsed="0"/>
+    <w:lsdException w:name="Table List 7" w:semiHidden="0" w:uiPriority="0" w:unhideWhenUsed="0"/>
+    <w:lsdException w:name="Table List 8" w:semiHidden="0" w:uiPriority="0" w:unhideWhenUsed="0"/>
+    <w:lsdException w:name="Table 3D effects 1" w:semiHidden="0" w:uiPriority="0" w:unhideWhenUsed="0"/>
+    <w:lsdException w:name="Table 3D effects 2" w:semiHidden="0" w:uiPriority="0" w:unhideWhenUsed="0"/>
+    <w:lsdException w:name="Table 3D effects 3" w:semiHidden="0" w:uiPriority="0" w:unhideWhenUsed="0"/>
+    <w:lsdException w:name="Table Contemporary" w:semiHidden="0" w:uiPriority="0" w:unhideWhenUsed="0"/>
+    <w:lsdException w:name="Table Elegant" w:semiHidden="0" w:uiPriority="0" w:unhideWhenUsed="0"/>
+    <w:lsdException w:name="Table Professional" w:semiHidden="0" w:uiPriority="0" w:unhideWhenUsed="0"/>
+    <w:lsdException w:name="Table Subtle 1" w:semiHidden="0" w:uiPriority="0" w:unhideWhenUsed="0"/>
+    <w:lsdException w:name="Table Subtle 2" w:semiHidden="0" w:uiPriority="0" w:unhideWhenUsed="0"/>
+    <w:lsdException w:name="Table Web 1" w:semiHidden="0" w:uiPriority="0" w:unhideWhenUsed="0"/>
+    <w:lsdException w:name="Table Web 2" w:semiHidden="0" w:uiPriority="0" w:unhideWhenUsed="0"/>
+    <w:lsdException w:name="Table Web 3" w:semiHidden="0" w:uiPriority="0" w:unhideWhenUsed="0"/>
+    <w:lsdException w:name="Balloon Text" w:semiHidden="0" w:uiPriority="0" w:unhideWhenUsed="0"/>
+    <w:lsdException w:name="Table Grid" w:semiHidden="0" w:uiPriority="0" w:unhideWhenUsed="0" w:qFormat="1"/>
+    <w:lsdException w:name="Table Theme" w:semiHidden="0" w:uiPriority="0" w:unhideWhenUsed="0"/>
+    <w:lsdException w:name="Light Shading" w:semiHidden="0" w:uiPriority="60" w:unhideWhenUsed="0"/>
+    <w:lsdException w:name="Light List" w:semiHidden="0" w:uiPriority="61" w:unhideWhenUsed="0"/>
+    <w:lsdException w:name="Light Grid" w:semiHidden="0" w:uiPriority="62" w:unhideWhenUsed="0"/>
+    <w:lsdException w:name="Medium Shading 1" w:semiHidden="0" w:uiPriority="63" w:unhideWhenUsed="0"/>
+    <w:lsdException w:name="Medium Shading 2" w:semiHidden="0" w:uiPriority="64" w:unhideWhenUsed="0"/>
+    <w:lsdException w:name="Medium List 1" w:semiHidden="0" w:uiPriority="65" w:unhideWhenUsed="0"/>
+    <w:lsdException w:name="Medium List 2" w:semiHidden="0" w:uiPriority="66" w:unhideWhenUsed="0"/>
+    <w:lsdException w:name="Medium Grid 1" w:semiHidden="0" w:uiPriority="67" w:unhideWhenUsed="0"/>
+    <w:lsdException w:name="Medium Grid 2" w:semiHidden="0" w:uiPriority="68" w:unhideWhenUsed="0"/>
+    <w:lsdException w:name="Medium Grid 3" w:semiHidden="0" w:uiPriority="69" w:unhideWhenUsed="0"/>
+    <w:lsdException w:name="Dark List" w:semiHidden="0" w:uiPriority="70" w:unhideWhenUsed="0"/>
+    <w:lsdException w:name="Colorful Shading" w:semiHidden="0" w:uiPriority="71" w:unhideWhenUsed="0"/>
+    <w:lsdException w:name="Colorful List" w:semiHidden="0" w:uiPriority="72" w:unhideWhenUsed="0"/>
+    <w:lsdException w:name="Colorful Grid" w:semiHidden="0" w:uiPriority="73" w:unhideWhenUsed="0"/>
+    <w:lsdException w:name="Light Shading Accent 1" w:semiHidden="0" w:uiPriority="60" w:unhideWhenUsed="0"/>
+    <w:lsdException w:name="Light List Accent 1" w:semiHidden="0" w:uiPriority="61" w:unhideWhenUsed="0"/>
+    <w:lsdException w:name="Light Grid Accent 1" w:semiHidden="0" w:uiPriority="62" w:unhideWhenUsed="0"/>
+    <w:lsdException w:name="Medium Shading 1 Accent 1" w:semiHidden="0" w:uiPriority="63" w:unhideWhenUsed="0"/>
+    <w:lsdException w:name="Medium Shading 2 Accent 1" w:semiHidden="0" w:uiPriority="64" w:unhideWhenUsed="0"/>
+    <w:lsdException w:name="Medium List 1 Accent 1" w:semiHidden="0" w:uiPriority="65" w:unhideWhenUsed="0"/>
+    <w:lsdException w:name="Medium List 2 Accent 1" w:semiHidden="0" w:uiPriority="66" w:unhideWhenUsed="0"/>
+    <w:lsdException w:name="Medium Grid 1 Accent 1" w:semiHidden="0" w:uiPriority="67" w:unhideWhenUsed="0"/>
+    <w:lsdException w:name="Medium Grid 2 Accent 1" w:semiHidden="0" w:uiPriority="68" w:unhideWhenUsed="0"/>
+    <w:lsdException w:name="Medium Grid 3 Accent 1" w:semiHidden="0" w:uiPriority="69" w:unhideWhenUsed="0"/>
+    <w:lsdException w:name="Dark List Accent 1" w:semiHidden="0" w:uiPriority="70" w:unhideWhenUsed="0"/>
+    <w:lsdException w:name="Colorful Shading Accent 1" w:semiHidden="0" w:uiPriority="71" w:unhideWhenUsed="0"/>
+    <w:lsdException w:name="Colorful List Accent 1" w:semiHidden="0" w:uiPriority="72" w:unhideWhenUsed="0"/>
+    <w:lsdException w:name="Colorful Grid Accent 1" w:semiHidden="0" w:uiPriority="73" w:unhideWhenUsed="0"/>
+    <w:lsdException w:name="Light Shading Accent 2" w:semiHidden="0" w:uiPriority="60" w:unhideWhenUsed="0"/>
+    <w:lsdException w:name="Light List Accent 2" w:semiHidden="0" w:uiPriority="61" w:unhideWhenUsed="0"/>
+    <w:lsdException w:name="Light Grid Accent 2" w:semiHidden="0" w:uiPriority="62" w:unhideWhenUsed="0"/>
+    <w:lsdException w:name="Medium Shading 1 Accent 2" w:semiHidden="0" w:uiPriority="63" w:unhideWhenUsed="0"/>
+    <w:lsdException w:name="Medium Shading 2 Accent 2" w:semiHidden="0" w:uiPriority="64" w:unhideWhenUsed="0"/>
+    <w:lsdException w:name="Medium List 1 Accent 2" w:semiHidden="0" w:uiPriority="65" w:unhideWhenUsed="0"/>
+    <w:lsdException w:name="Medium List 2 Accent 2" w:semiHidden="0" w:uiPriority="66" w:unhideWhenUsed="0"/>
+    <w:lsdException w:name="Medium Grid 1 Accent 2" w:semiHidden="0" w:uiPriority="67" w:unhideWhenUsed="0"/>
+    <w:lsdException w:name="Medium Grid 2 Accent 2" w:semiHidden="0" w:uiPriority="68" w:unhideWhenUsed="0"/>
+    <w:lsdException w:name="Medium Grid 3 Accent 2" w:semiHidden="0" w:uiPriority="69" w:unhideWhenUsed="0"/>
+    <w:lsdException w:name="Dark List Accent 2" w:semiHidden="0" w:uiPriority="70" w:unhideWhenUsed="0"/>
+    <w:lsdException w:name="Colorful Shading Accent 2" w:semiHidden="0" w:uiPriority="71" w:unhideWhenUsed="0"/>
+    <w:lsdException w:name="Colorful List Accent 2" w:semiHidden="0" w:uiPriority="72" w:unhideWhenUsed="0"/>
+    <w:lsdException w:name="Colorful Grid Accent 2" w:semiHidden="0" w:uiPriority="73" w:unhideWhenUsed="0"/>
+    <w:lsdException w:name="Light Shading Accent 3" w:semiHidden="0" w:uiPriority="60" w:unhideWhenUsed="0"/>
+    <w:lsdException w:name="Light List Accent 3" w:semiHidden="0" w:uiPriority="61" w:unhideWhenUsed="0"/>
+    <w:lsdException w:name="Light Grid Accent 3" w:semiHidden="0" w:uiPriority="62" w:unhideWhenUsed="0"/>
+    <w:lsdException w:name="Medium Shading 1 Accent 3" w:semiHidden="0" w:uiPriority="63" w:unhideWhenUsed="0"/>
+    <w:lsdException w:name="Medium Shading 2 Accent 3" w:semiHidden="0" w:uiPriority="64" w:unhideWhenUsed="0"/>
+    <w:lsdException w:name="Medium List 1 Accent 3" w:semiHidden="0" w:uiPriority="65" w:unhideWhenUsed="0"/>
+    <w:lsdException w:name="Medium List 2 Accent 3" w:semiHidden="0" w:uiPriority="66" w:unhideWhenUsed="0"/>
+    <w:lsdException w:name="Medium Grid 1 Accent 3" w:semiHidden="0" w:uiPriority="67" w:unhideWhenUsed="0"/>
+    <w:lsdException w:name="Medium Grid 2 Accent 3" w:semiHidden="0" w:uiPriority="68" w:unhideWhenUsed="0"/>
+    <w:lsdException w:name="Medium Grid 3 Accent 3" w:semiHidden="0" w:uiPriority="69" w:unhideWhenUsed="0"/>
+    <w:lsdException w:name="Dark List Accent 3" w:semiHidden="0" w:uiPriority="70" w:unhideWhenUsed="0"/>
+    <w:lsdException w:name="Colorful Shading Accent 3" w:semiHidden="0" w:uiPriority="71" w:unhideWhenUsed="0"/>
+    <w:lsdException w:name="Colorful List Accent 3" w:semiHidden="0" w:uiPriority="72" w:unhideWhenUsed="0"/>
+    <w:lsdException w:name="Colorful Grid Accent 3" w:semiHidden="0" w:uiPriority="73" w:unhideWhenUsed="0"/>
+    <w:lsdException w:name="Light Shading Accent 4" w:semiHidden="0" w:uiPriority="60" w:unhideWhenUsed="0"/>
+    <w:lsdException w:name="Light List Accent 4" w:semiHidden="0" w:uiPriority="61" w:unhideWhenUsed="0"/>
+    <w:lsdException w:name="Light Grid Accent 4" w:semiHidden="0" w:uiPriority="62" w:unhideWhenUsed="0"/>
+    <w:lsdException w:name="Medium Shading 1 Accent 4" w:semiHidden="0" w:uiPriority="63" w:unhideWhenUsed="0"/>
+    <w:lsdException w:name="Medium Shading 2 Accent 4" w:semiHidden="0" w:uiPriority="64" w:unhideWhenUsed="0"/>
+    <w:lsdException w:name="Medium List 1 Accent 4" w:semiHidden="0" w:uiPriority="65" w:unhideWhenUsed="0"/>
+    <w:lsdException w:name="Medium List 2 Accent 4" w:semiHidden="0" w:uiPriority="66" w:unhideWhenUsed="0"/>
+    <w:lsdException w:name="Medium Grid 1 Accent 4" w:semiHidden="0" w:uiPriority="67" w:unhideWhenUsed="0"/>
+    <w:lsdException w:name="Medium Grid 2 Accent 4" w:semiHidden="0" w:uiPriority="68" w:unhideWhenUsed="0"/>
+    <w:lsdException w:name="Medium Grid 3 Accent 4" w:semiHidden="0" w:uiPriority="69" w:unhideWhenUsed="0"/>
+    <w:lsdException w:name="Dark List Accent 4" w:semiHidden="0" w:uiPriority="70" w:unhideWhenUsed="0"/>
+    <w:lsdException w:name="Colorful Shading Accent 4" w:semiHidden="0" w:uiPriority="71" w:unhideWhenUsed="0"/>
+    <w:lsdException w:name="Colorful List Accent 4" w:semiHidden="0" w:uiPriority="72" w:unhideWhenUsed="0"/>
+    <w:lsdException w:name="Colorful Grid Accent 4" w:semiHidden="0" w:uiPriority="73" w:unhideWhenUsed="0"/>
+    <w:lsdException w:name="Light Shading Accent 5" w:semiHidden="0" w:uiPriority="60" w:unhideWhenUsed="0"/>
+    <w:lsdException w:name="Light List Accent 5" w:semiHidden="0" w:uiPriority="61" w:unhideWhenUsed="0"/>
+    <w:lsdException w:name="Light Grid Accent 5" w:semiHidden="0" w:uiPriority="62" w:unhideWhenUsed="0"/>
+    <w:lsdException w:name="Medium Shading 1 Accent 5" w:semiHidden="0" w:uiPriority="63" w:unhideWhenUsed="0"/>
+    <w:lsdException w:name="Medium Shading 2 Accent 5" w:semiHidden="0" w:uiPriority="64" w:unhideWhenUsed="0"/>
+    <w:lsdException w:name="Medium List 1 Accent 5" w:semiHidden="0" w:uiPriority="65" w:unhideWhenUsed="0"/>
+    <w:lsdException w:name="Medium List 2 Accent 5" w:semiHidden="0" w:uiPriority="66" w:unhideWhenUsed="0"/>
+    <w:lsdException w:name="Medium Grid 1 Accent 5" w:semiHidden="0" w:uiPriority="67" w:unhideWhenUsed="0"/>
+    <w:lsdException w:name="Medium Grid 2 Accent 5" w:semiHidden="0" w:uiPriority="68" w:unhideWhenUsed="0"/>
+    <w:lsdException w:name="Medium Grid 3 Accent 5" w:semiHidden="0" w:uiPriority="69" w:unhideWhenUsed="0"/>
+    <w:lsdException w:name="Dark List Accent 5" w:semiHidden="0" w:uiPriority="70" w:unhideWhenUsed="0"/>
+    <w:lsdException w:name="Colorful Shading Accent 5" w:semiHidden="0" w:uiPriority="71" w:unhideWhenUsed="0"/>
+    <w:lsdException w:name="Colorful List Accent 5" w:semiHidden="0" w:uiPriority="72" w:unhideWhenUsed="0"/>
+    <w:lsdException w:name="Colorful Grid Accent 5" w:semiHidden="0" w:uiPriority="73" w:unhideWhenUsed="0"/>
+    <w:lsdException w:name="Light Shading Accent 6" w:semiHidden="0" w:uiPriority="60" w:unhideWhenUsed="0"/>
+    <w:lsdException w:name="Light List Accent 6" w:semiHidden="0" w:uiPriority="61" w:unhideWhenUsed="0"/>
+    <w:lsdException w:name="Light Grid Accent 6" w:semiHidden="0" w:uiPriority="62" w:unhideWhenUsed="0"/>
+    <w:lsdException w:name="Medium Shading 1 Accent 6" w:semiHidden="0" w:uiPriority="63" w:unhideWhenUsed="0"/>
+    <w:lsdException w:name="Medium Shading 2 Accent 6" w:semiHidden="0" w:uiPriority="64" w:unhideWhenUsed="0"/>
+    <w:lsdException w:name="Medium List 1 Accent 6" w:semiHidden="0" w:uiPriority="65" w:unhideWhenUsed="0"/>
+    <w:lsdException w:name="Medium List 2 Accent 6" w:semiHidden="0" w:uiPriority="66" w:unhideWhenUsed="0"/>
+    <w:lsdException w:name="Medium Grid 1 Accent 6" w:semiHidden="0" w:uiPriority="67" w:unhideWhenUsed="0"/>
+    <w:lsdException w:name="Medium Grid 2 Accent 6" w:semiHidden="0" w:uiPriority="68" w:unhideWhenUsed="0"/>
+    <w:lsdException w:name="Medium Grid 3 Accent 6" w:semiHidden="0" w:uiPriority="69" w:unhideWhenUsed="0"/>
+    <w:lsdException w:name="Dark List Accent 6" w:semiHidden="0" w:uiPriority="70" w:unhideWhenUsed="0"/>
+    <w:lsdException w:name="Colorful Shading Accent 6" w:semiHidden="0" w:uiPriority="71" w:unhideWhenUsed="0"/>
+    <w:lsdException w:name="Colorful List Accent 6" w:semiHidden="0" w:uiPriority="72" w:unhideWhenUsed="0"/>
+    <w:lsdException w:name="Colorful Grid Accent 6" w:semiHidden="0" w:uiPriority="73" w:unhideWhenUsed="0"/>
   </w:latentStyles>
-  <w:style w:type="paragraph" w:default="1" w:styleId="1">
+  <w:style w:type="paragraph" w:default="1" w:styleId="Normal">
     <w:name w:val="Normal"/>
     <w:qFormat/>
-    <w:uiPriority w:val="0"/>
     <w:pPr>
       <w:kinsoku w:val="0"/>
       <w:autoSpaceDE w:val="0"/>
@@ -9575,7 +9177,7 @@
       <w:textAlignment w:val="baseline"/>
     </w:pPr>
     <w:rPr>
-      <w:rFonts w:ascii="Arial" w:hAnsi="Arial" w:eastAsia="宋体" w:cs="Arial"/>
+      <w:rFonts w:ascii="Arial" w:eastAsia="宋体" w:hAnsi="Arial" w:cs="Arial"/>
       <w:snapToGrid w:val="0"/>
       <w:color w:val="000000"/>
       <w:kern w:val="0"/>
@@ -9584,12 +9186,11 @@
       <w:lang w:val="en-US" w:eastAsia="en-US" w:bidi="ar-SA"/>
     </w:rPr>
   </w:style>
-  <w:style w:type="paragraph" w:styleId="2">
+  <w:style w:type="paragraph" w:styleId="Heading1">
     <w:name w:val="heading 1"/>
-    <w:basedOn w:val="1"/>
-    <w:next w:val="1"/>
+    <w:basedOn w:val="Normal"/>
+    <w:next w:val="Normal"/>
     <w:qFormat/>
-    <w:uiPriority w:val="0"/>
     <w:pPr>
       <w:keepNext/>
       <w:keepLines/>
@@ -9607,13 +9208,12 @@
       <w:sz w:val="44"/>
     </w:rPr>
   </w:style>
-  <w:style w:type="paragraph" w:styleId="3">
+  <w:style w:type="paragraph" w:styleId="Heading2">
     <w:name w:val="heading 2"/>
-    <w:basedOn w:val="1"/>
-    <w:next w:val="1"/>
+    <w:basedOn w:val="Normal"/>
+    <w:next w:val="Normal"/>
     <w:unhideWhenUsed/>
     <w:qFormat/>
-    <w:uiPriority w:val="0"/>
     <w:pPr>
       <w:keepNext/>
       <w:keepLines/>
@@ -9626,19 +9226,18 @@
       <w:outlineLvl w:val="1"/>
     </w:pPr>
     <w:rPr>
-      <w:rFonts w:ascii="Arial" w:hAnsi="Arial" w:eastAsia="黑体"/>
+      <w:rFonts w:ascii="Arial" w:eastAsia="黑体" w:hAnsi="Arial"/>
       <w:b/>
       <w:sz w:val="32"/>
     </w:rPr>
   </w:style>
-  <w:style w:type="paragraph" w:styleId="4">
+  <w:style w:type="paragraph" w:styleId="Heading3">
     <w:name w:val="heading 3"/>
-    <w:basedOn w:val="1"/>
-    <w:next w:val="1"/>
+    <w:basedOn w:val="Normal"/>
+    <w:next w:val="Normal"/>
     <w:semiHidden/>
     <w:unhideWhenUsed/>
     <w:qFormat/>
-    <w:uiPriority w:val="0"/>
     <w:pPr>
       <w:keepNext/>
       <w:keepLines/>
@@ -9655,13 +9254,12 @@
       <w:sz w:val="32"/>
     </w:rPr>
   </w:style>
-  <w:style w:type="paragraph" w:styleId="5">
+  <w:style w:type="paragraph" w:styleId="Heading4">
     <w:name w:val="heading 4"/>
-    <w:basedOn w:val="1"/>
-    <w:next w:val="1"/>
+    <w:basedOn w:val="Normal"/>
+    <w:next w:val="Normal"/>
     <w:unhideWhenUsed/>
     <w:qFormat/>
-    <w:uiPriority w:val="0"/>
     <w:pPr>
       <w:keepNext/>
       <w:keepLines/>
@@ -9674,19 +9272,18 @@
       <w:outlineLvl w:val="3"/>
     </w:pPr>
     <w:rPr>
-      <w:rFonts w:ascii="Arial" w:hAnsi="Arial" w:eastAsia="黑体"/>
+      <w:rFonts w:ascii="Arial" w:eastAsia="黑体" w:hAnsi="Arial"/>
       <w:b/>
       <w:sz w:val="28"/>
     </w:rPr>
   </w:style>
-  <w:style w:type="paragraph" w:styleId="6">
+  <w:style w:type="paragraph" w:styleId="Heading5">
     <w:name w:val="heading 5"/>
-    <w:basedOn w:val="1"/>
-    <w:next w:val="1"/>
+    <w:basedOn w:val="Normal"/>
+    <w:next w:val="Normal"/>
     <w:semiHidden/>
     <w:unhideWhenUsed/>
     <w:qFormat/>
-    <w:uiPriority w:val="0"/>
     <w:pPr>
       <w:keepNext/>
       <w:keepLines/>
@@ -9703,14 +9300,13 @@
       <w:sz w:val="28"/>
     </w:rPr>
   </w:style>
-  <w:style w:type="paragraph" w:styleId="7">
+  <w:style w:type="paragraph" w:styleId="Heading6">
     <w:name w:val="heading 6"/>
-    <w:basedOn w:val="1"/>
-    <w:next w:val="1"/>
+    <w:basedOn w:val="Normal"/>
+    <w:next w:val="Normal"/>
     <w:semiHidden/>
     <w:unhideWhenUsed/>
     <w:qFormat/>
-    <w:uiPriority w:val="0"/>
     <w:pPr>
       <w:keepNext/>
       <w:keepLines/>
@@ -9723,19 +9319,18 @@
       <w:outlineLvl w:val="5"/>
     </w:pPr>
     <w:rPr>
-      <w:rFonts w:ascii="Arial" w:hAnsi="Arial" w:eastAsia="黑体"/>
+      <w:rFonts w:ascii="Arial" w:eastAsia="黑体" w:hAnsi="Arial"/>
       <w:b/>
       <w:sz w:val="24"/>
     </w:rPr>
   </w:style>
-  <w:style w:type="paragraph" w:styleId="8">
+  <w:style w:type="paragraph" w:styleId="Heading7">
     <w:name w:val="heading 7"/>
-    <w:basedOn w:val="1"/>
-    <w:next w:val="1"/>
+    <w:basedOn w:val="Normal"/>
+    <w:next w:val="Normal"/>
     <w:semiHidden/>
     <w:unhideWhenUsed/>
     <w:qFormat/>
-    <w:uiPriority w:val="0"/>
     <w:pPr>
       <w:keepNext/>
       <w:keepLines/>
@@ -9752,14 +9347,13 @@
       <w:sz w:val="24"/>
     </w:rPr>
   </w:style>
-  <w:style w:type="paragraph" w:styleId="9">
+  <w:style w:type="paragraph" w:styleId="Heading8">
     <w:name w:val="heading 8"/>
-    <w:basedOn w:val="1"/>
-    <w:next w:val="1"/>
+    <w:basedOn w:val="Normal"/>
+    <w:next w:val="Normal"/>
     <w:semiHidden/>
     <w:unhideWhenUsed/>
     <w:qFormat/>
-    <w:uiPriority w:val="0"/>
     <w:pPr>
       <w:keepNext/>
       <w:keepLines/>
@@ -9772,18 +9366,17 @@
       <w:outlineLvl w:val="7"/>
     </w:pPr>
     <w:rPr>
-      <w:rFonts w:ascii="Arial" w:hAnsi="Arial" w:eastAsia="黑体"/>
+      <w:rFonts w:ascii="Arial" w:eastAsia="黑体" w:hAnsi="Arial"/>
       <w:sz w:val="24"/>
     </w:rPr>
   </w:style>
-  <w:style w:type="paragraph" w:styleId="10">
+  <w:style w:type="paragraph" w:styleId="Heading9">
     <w:name w:val="heading 9"/>
-    <w:basedOn w:val="1"/>
-    <w:next w:val="1"/>
+    <w:basedOn w:val="Normal"/>
+    <w:next w:val="Normal"/>
     <w:semiHidden/>
     <w:unhideWhenUsed/>
     <w:qFormat/>
-    <w:uiPriority w:val="0"/>
     <w:pPr>
       <w:keepNext/>
       <w:keepLines/>
@@ -9796,21 +9389,19 @@
       <w:outlineLvl w:val="8"/>
     </w:pPr>
     <w:rPr>
-      <w:rFonts w:ascii="Arial" w:hAnsi="Arial" w:eastAsia="黑体"/>
+      <w:rFonts w:ascii="Arial" w:eastAsia="黑体" w:hAnsi="Arial"/>
       <w:sz w:val="21"/>
     </w:rPr>
   </w:style>
-  <w:style w:type="character" w:default="1" w:styleId="22">
+  <w:style w:type="character" w:default="1" w:styleId="DefaultParagraphFont">
     <w:name w:val="Default Paragraph Font"/>
     <w:semiHidden/>
     <w:qFormat/>
-    <w:uiPriority w:val="0"/>
   </w:style>
-  <w:style w:type="table" w:default="1" w:styleId="20">
+  <w:style w:type="table" w:default="1" w:styleId="TableNormal">
     <w:name w:val="Normal Table"/>
     <w:semiHidden/>
     <w:qFormat/>
-    <w:uiPriority w:val="0"/>
     <w:tblPr>
       <w:tblCellMar>
         <w:top w:w="0" w:type="dxa"/>
@@ -9820,43 +9411,39 @@
       </w:tblCellMar>
     </w:tblPr>
   </w:style>
-  <w:style w:type="paragraph" w:styleId="11">
+  <w:style w:type="paragraph" w:styleId="CommentText">
     <w:name w:val="annotation text"/>
-    <w:basedOn w:val="1"/>
+    <w:basedOn w:val="Normal"/>
     <w:qFormat/>
-    <w:uiPriority w:val="0"/>
     <w:pPr>
       <w:jc w:val="left"/>
     </w:pPr>
   </w:style>
-  <w:style w:type="paragraph" w:styleId="12">
+  <w:style w:type="paragraph" w:styleId="BodyText">
     <w:name w:val="Body Text"/>
-    <w:basedOn w:val="1"/>
+    <w:basedOn w:val="Normal"/>
     <w:semiHidden/>
     <w:qFormat/>
-    <w:uiPriority w:val="0"/>
     <w:rPr>
-      <w:rFonts w:ascii="Arial" w:hAnsi="Arial" w:eastAsia="Arial" w:cs="Arial"/>
+      <w:rFonts w:ascii="Arial" w:eastAsia="Arial" w:hAnsi="Arial" w:cs="Arial"/>
       <w:sz w:val="21"/>
       <w:szCs w:val="21"/>
       <w:lang w:val="en-US" w:eastAsia="en-US" w:bidi="ar-SA"/>
     </w:rPr>
   </w:style>
-  <w:style w:type="paragraph" w:styleId="13">
+  <w:style w:type="paragraph" w:styleId="TOC3">
     <w:name w:val="toc 3"/>
-    <w:basedOn w:val="1"/>
-    <w:next w:val="1"/>
+    <w:basedOn w:val="Normal"/>
+    <w:next w:val="Normal"/>
     <w:qFormat/>
-    <w:uiPriority w:val="0"/>
     <w:pPr>
       <w:ind w:left="840" w:leftChars="400"/>
     </w:pPr>
   </w:style>
-  <w:style w:type="paragraph" w:styleId="14">
+  <w:style w:type="paragraph" w:styleId="Footer">
     <w:name w:val="footer"/>
-    <w:basedOn w:val="1"/>
+    <w:basedOn w:val="Normal"/>
     <w:qFormat/>
-    <w:uiPriority w:val="0"/>
     <w:pPr>
       <w:tabs>
         <w:tab w:val="center" w:pos="4153"/>
@@ -9869,17 +9456,16 @@
       <w:sz w:val="18"/>
     </w:rPr>
   </w:style>
-  <w:style w:type="paragraph" w:styleId="15">
+  <w:style w:type="paragraph" w:styleId="Header">
     <w:name w:val="header"/>
-    <w:basedOn w:val="1"/>
+    <w:basedOn w:val="Normal"/>
     <w:qFormat/>
-    <w:uiPriority w:val="0"/>
     <w:pPr>
       <w:pBdr>
-        <w:top w:val="none" w:color="auto" w:sz="0" w:space="0"/>
-        <w:left w:val="none" w:color="auto" w:sz="0" w:space="0"/>
-        <w:bottom w:val="none" w:color="auto" w:sz="0" w:space="0"/>
-        <w:right w:val="none" w:color="auto" w:sz="0" w:space="0"/>
+        <w:top w:val="nil"/>
+        <w:left w:val="nil"/>
+        <w:bottom w:val="nil"/>
+        <w:right w:val="nil"/>
       </w:pBdr>
       <w:tabs>
         <w:tab w:val="center" w:pos="4153"/>
@@ -9894,41 +9480,37 @@
       <w:sz w:val="18"/>
     </w:rPr>
   </w:style>
-  <w:style w:type="paragraph" w:styleId="16">
+  <w:style w:type="paragraph" w:styleId="TOC1">
     <w:name w:val="toc 1"/>
-    <w:basedOn w:val="1"/>
-    <w:next w:val="1"/>
+    <w:basedOn w:val="Normal"/>
+    <w:next w:val="Normal"/>
     <w:qFormat/>
-    <w:uiPriority w:val="0"/>
     <w:rPr>
-      <w:rFonts w:ascii="Arial" w:hAnsi="Arial" w:eastAsia="Microsoft JhengHei"/>
+      <w:rFonts w:ascii="Arial" w:eastAsia="Microsoft JhengHei" w:hAnsi="Arial"/>
       <w:sz w:val="24"/>
     </w:rPr>
   </w:style>
-  <w:style w:type="paragraph" w:styleId="17">
+  <w:style w:type="paragraph" w:styleId="TOC2">
     <w:name w:val="toc 2"/>
-    <w:basedOn w:val="1"/>
-    <w:next w:val="1"/>
+    <w:basedOn w:val="Normal"/>
+    <w:next w:val="Normal"/>
     <w:qFormat/>
-    <w:uiPriority w:val="0"/>
     <w:pPr>
       <w:ind w:left="420" w:leftChars="200"/>
     </w:pPr>
   </w:style>
-  <w:style w:type="paragraph" w:styleId="18">
+  <w:style w:type="paragraph" w:styleId="NormalWeb">
     <w:name w:val="Normal (Web)"/>
-    <w:basedOn w:val="1"/>
+    <w:basedOn w:val="Normal"/>
     <w:qFormat/>
-    <w:uiPriority w:val="0"/>
     <w:rPr>
       <w:sz w:val="24"/>
     </w:rPr>
   </w:style>
-  <w:style w:type="paragraph" w:styleId="19">
+  <w:style w:type="paragraph" w:styleId="Title">
     <w:name w:val="Title"/>
-    <w:basedOn w:val="1"/>
+    <w:basedOn w:val="Normal"/>
     <w:qFormat/>
-    <w:uiPriority w:val="0"/>
     <w:pPr>
       <w:spacing w:before="240" w:beforeLines="0" w:beforeAutospacing="0" w:after="60" w:afterLines="0" w:afterAutospacing="0"/>
       <w:jc w:val="center"/>
@@ -9940,73 +9522,68 @@
       <w:sz w:val="32"/>
     </w:rPr>
   </w:style>
-  <w:style w:type="table" w:styleId="21">
+  <w:style w:type="table" w:styleId="TableGrid">
     <w:name w:val="Table Grid"/>
-    <w:basedOn w:val="20"/>
+    <w:basedOn w:val="TableNormal"/>
     <w:qFormat/>
-    <w:uiPriority w:val="0"/>
     <w:pPr>
       <w:widowControl w:val="0"/>
       <w:jc w:val="both"/>
     </w:pPr>
     <w:tblPr>
       <w:tblBorders>
-        <w:top w:val="single" w:color="auto" w:sz="4" w:space="0"/>
-        <w:left w:val="single" w:color="auto" w:sz="4" w:space="0"/>
-        <w:bottom w:val="single" w:color="auto" w:sz="4" w:space="0"/>
-        <w:right w:val="single" w:color="auto" w:sz="4" w:space="0"/>
-        <w:insideH w:val="single" w:color="auto" w:sz="4" w:space="0"/>
-        <w:insideV w:val="single" w:color="auto" w:sz="4" w:space="0"/>
+        <w:top w:val="single" w:sz="4" w:space="0" w:color="auto"/>
+        <w:left w:val="single" w:sz="4" w:space="0" w:color="auto"/>
+        <w:bottom w:val="single" w:sz="4" w:space="0" w:color="auto"/>
+        <w:right w:val="single" w:sz="4" w:space="0" w:color="auto"/>
+        <w:insideH w:val="single" w:sz="4" w:space="0" w:color="auto"/>
+        <w:insideV w:val="single" w:sz="4" w:space="0" w:color="auto"/>
       </w:tblBorders>
     </w:tblPr>
   </w:style>
-  <w:style w:type="character" w:styleId="23">
+  <w:style w:type="character" w:styleId="Strong">
     <w:name w:val="Strong"/>
-    <w:basedOn w:val="22"/>
+    <w:basedOn w:val="DefaultParagraphFont"/>
     <w:qFormat/>
-    <w:uiPriority w:val="0"/>
     <w:rPr>
       <w:b/>
     </w:rPr>
   </w:style>
-  <w:style w:type="paragraph" w:customStyle="1" w:styleId="24">
+  <w:style w:type="paragraph" w:customStyle="1" w:styleId="a">
     <w:name w:val="柴_公司名"/>
-    <w:basedOn w:val="19"/>
+    <w:basedOn w:val="Title"/>
     <w:qFormat/>
-    <w:uiPriority w:val="0"/>
     <w:pPr>
       <w:spacing w:after="600" w:afterLines="600"/>
     </w:pPr>
     <w:rPr>
-      <w:rFonts w:hint="eastAsia" w:ascii="宋体" w:hAnsi="宋体" w:eastAsia="宋体" w:cs="宋体"/>
+      <w:rFonts w:ascii="宋体" w:eastAsia="宋体" w:hAnsi="宋体" w:cs="宋体" w:hint="eastAsia"/>
       <w:bCs/>
       <w:spacing w:val="-6"/>
       <w:sz w:val="52"/>
       <w:szCs w:val="52"/>
     </w:rPr>
   </w:style>
-  <w:style w:type="paragraph" w:customStyle="1" w:styleId="25">
+  <w:style w:type="paragraph" w:customStyle="1" w:styleId="a0">
     <w:name w:val="柴_文档名"/>
-    <w:basedOn w:val="19"/>
+    <w:basedOn w:val="Title"/>
     <w:qFormat/>
-    <w:uiPriority w:val="0"/>
     <w:pPr>
       <w:spacing w:after="900" w:afterLines="900"/>
     </w:pPr>
     <w:rPr>
-      <w:rFonts w:ascii="黑体" w:hAnsi="黑体" w:eastAsia="黑体" w:cs="黑体"/>
+      <w:rFonts w:ascii="黑体" w:eastAsia="黑体" w:hAnsi="黑体" w:cs="黑体"/>
       <w:bCs/>
       <w:spacing w:val="-7"/>
       <w:sz w:val="52"/>
       <w:szCs w:val="52"/>
     </w:rPr>
   </w:style>
-  <w:style w:type="table" w:customStyle="1" w:styleId="26">
+  <w:style w:type="table" w:customStyle="1" w:styleId="TableNormal0">
     <w:name w:val="Table Normal_0"/>
     <w:semiHidden/>
     <w:unhideWhenUsed/>
     <w:qFormat/>
-    <w:uiPriority w:val="0"/>
     <w:tblPr>
       <w:tblCellMar>
         <w:top w:w="0" w:type="dxa"/>
@@ -10016,87 +9593,81 @@
       </w:tblCellMar>
     </w:tblPr>
   </w:style>
-  <w:style w:type="paragraph" w:customStyle="1" w:styleId="27">
+  <w:style w:type="paragraph" w:customStyle="1" w:styleId="TableText">
     <w:name w:val="Table Text"/>
-    <w:basedOn w:val="1"/>
+    <w:basedOn w:val="Normal"/>
     <w:semiHidden/>
     <w:qFormat/>
-    <w:uiPriority w:val="0"/>
     <w:rPr>
-      <w:rFonts w:ascii="宋体" w:hAnsi="宋体" w:eastAsia="宋体" w:cs="宋体"/>
+      <w:rFonts w:ascii="宋体" w:eastAsia="宋体" w:hAnsi="宋体" w:cs="宋体"/>
       <w:sz w:val="21"/>
       <w:szCs w:val="21"/>
       <w:lang w:val="en-US" w:eastAsia="en-US" w:bidi="ar-SA"/>
     </w:rPr>
   </w:style>
-  <w:style w:type="paragraph" w:customStyle="1" w:styleId="28">
+  <w:style w:type="paragraph" w:customStyle="1" w:styleId="1">
     <w:name w:val="柴_标题1"/>
-    <w:basedOn w:val="2"/>
-    <w:next w:val="29"/>
-    <w:link w:val="38"/>
+    <w:basedOn w:val="Heading1"/>
+    <w:next w:val="a1"/>
+    <w:link w:val="1Char"/>
     <w:qFormat/>
-    <w:uiPriority w:val="0"/>
     <w:pPr>
       <w:spacing w:before="100" w:after="90" w:line="360" w:lineRule="auto"/>
     </w:pPr>
     <w:rPr>
-      <w:rFonts w:ascii="Arial" w:hAnsi="Arial" w:eastAsia="宋体"/>
+      <w:rFonts w:ascii="Arial" w:eastAsia="宋体" w:hAnsi="Arial"/>
       <w:sz w:val="32"/>
     </w:rPr>
   </w:style>
-  <w:style w:type="paragraph" w:customStyle="1" w:styleId="29">
+  <w:style w:type="paragraph" w:customStyle="1" w:styleId="a1">
     <w:name w:val="柴_正文"/>
-    <w:basedOn w:val="12"/>
-    <w:link w:val="42"/>
+    <w:basedOn w:val="BodyText"/>
+    <w:link w:val="Char"/>
     <w:qFormat/>
-    <w:uiPriority w:val="0"/>
     <w:pPr>
       <w:spacing w:line="360" w:lineRule="auto"/>
       <w:ind w:firstLine="470" w:firstLineChars="200"/>
     </w:pPr>
     <w:rPr>
-      <w:rFonts w:ascii="Arial" w:hAnsi="Arial" w:eastAsia="宋体"/>
+      <w:rFonts w:ascii="Arial" w:eastAsia="宋体" w:hAnsi="Arial"/>
       <w:sz w:val="24"/>
       <w:lang w:eastAsia="zh-CN"/>
     </w:rPr>
   </w:style>
-  <w:style w:type="paragraph" w:customStyle="1" w:styleId="30">
+  <w:style w:type="paragraph" w:customStyle="1" w:styleId="2">
     <w:name w:val="柴_标题2"/>
-    <w:basedOn w:val="3"/>
-    <w:next w:val="29"/>
+    <w:basedOn w:val="Heading2"/>
+    <w:next w:val="a1"/>
     <w:qFormat/>
-    <w:uiPriority w:val="0"/>
     <w:pPr>
       <w:spacing w:line="360" w:lineRule="auto"/>
     </w:pPr>
     <w:rPr>
-      <w:rFonts w:ascii="Arial" w:hAnsi="Arial" w:eastAsia="宋体"/>
+      <w:rFonts w:ascii="Arial" w:eastAsia="宋体" w:hAnsi="Arial"/>
       <w:sz w:val="28"/>
     </w:rPr>
   </w:style>
-  <w:style w:type="paragraph" w:customStyle="1" w:styleId="31">
+  <w:style w:type="paragraph" w:customStyle="1" w:styleId="3">
     <w:name w:val="柴_标题3"/>
-    <w:basedOn w:val="4"/>
-    <w:next w:val="29"/>
+    <w:basedOn w:val="Heading3"/>
+    <w:next w:val="a1"/>
     <w:qFormat/>
-    <w:uiPriority w:val="0"/>
     <w:pPr>
       <w:spacing w:line="360" w:lineRule="auto"/>
       <w:ind w:left="0" w:firstLine="472" w:firstLineChars="200"/>
     </w:pPr>
     <w:rPr>
-      <w:rFonts w:ascii="宋体" w:hAnsi="宋体" w:eastAsia="宋体" w:cs="宋体"/>
+      <w:rFonts w:ascii="宋体" w:eastAsia="宋体" w:hAnsi="宋体" w:cs="宋体"/>
       <w:spacing w:val="-2"/>
       <w:sz w:val="24"/>
       <w:szCs w:val="24"/>
     </w:rPr>
   </w:style>
-  <w:style w:type="paragraph" w:customStyle="1" w:styleId="32">
+  <w:style w:type="paragraph" w:customStyle="1" w:styleId="a2">
     <w:name w:val="柴_目录"/>
-    <w:basedOn w:val="1"/>
-    <w:next w:val="12"/>
+    <w:basedOn w:val="Normal"/>
+    <w:next w:val="BodyText"/>
     <w:qFormat/>
-    <w:uiPriority w:val="0"/>
     <w:pPr>
       <w:tabs>
         <w:tab w:val="right" w:leader="dot" w:pos="8442"/>
@@ -10104,64 +9675,59 @@
       <w:ind w:left="0" w:leftChars="0"/>
     </w:pPr>
     <w:rPr>
-      <w:rFonts w:ascii="Arial" w:hAnsi="Arial" w:eastAsia="Microsoft JhengHei"/>
+      <w:rFonts w:ascii="Arial" w:eastAsia="Microsoft JhengHei" w:hAnsi="Arial"/>
       <w:sz w:val="24"/>
     </w:rPr>
   </w:style>
-  <w:style w:type="paragraph" w:customStyle="1" w:styleId="33">
+  <w:style w:type="paragraph" w:customStyle="1" w:styleId="WPSOffice1">
     <w:name w:val="WPSOffice手动目录 1"/>
     <w:qFormat/>
-    <w:uiPriority w:val="0"/>
     <w:pPr>
       <w:ind w:leftChars="0"/>
     </w:pPr>
     <w:rPr>
-      <w:rFonts w:ascii="Times New Roman" w:hAnsi="Times New Roman" w:eastAsia="宋体" w:cs="Times New Roman"/>
+      <w:rFonts w:ascii="Times New Roman" w:eastAsia="宋体" w:hAnsi="Times New Roman" w:cs="Times New Roman"/>
       <w:sz w:val="20"/>
       <w:szCs w:val="20"/>
     </w:rPr>
   </w:style>
-  <w:style w:type="paragraph" w:customStyle="1" w:styleId="34">
+  <w:style w:type="paragraph" w:customStyle="1" w:styleId="WPSOffice2">
     <w:name w:val="WPSOffice手动目录 2"/>
     <w:qFormat/>
-    <w:uiPriority w:val="0"/>
     <w:pPr>
       <w:ind w:leftChars="200"/>
     </w:pPr>
     <w:rPr>
-      <w:rFonts w:ascii="Times New Roman" w:hAnsi="Times New Roman" w:eastAsia="宋体" w:cs="Times New Roman"/>
+      <w:rFonts w:ascii="Times New Roman" w:eastAsia="宋体" w:hAnsi="Times New Roman" w:cs="Times New Roman"/>
       <w:sz w:val="20"/>
       <w:szCs w:val="20"/>
     </w:rPr>
   </w:style>
-  <w:style w:type="paragraph" w:customStyle="1" w:styleId="35">
+  <w:style w:type="paragraph" w:customStyle="1" w:styleId="WPSOffice3">
     <w:name w:val="WPSOffice手动目录 3"/>
     <w:qFormat/>
-    <w:uiPriority w:val="0"/>
     <w:pPr>
       <w:ind w:leftChars="400"/>
     </w:pPr>
     <w:rPr>
-      <w:rFonts w:ascii="Times New Roman" w:hAnsi="Times New Roman" w:eastAsia="宋体" w:cs="Times New Roman"/>
+      <w:rFonts w:ascii="Times New Roman" w:eastAsia="宋体" w:hAnsi="Times New Roman" w:cs="Times New Roman"/>
       <w:sz w:val="20"/>
       <w:szCs w:val="20"/>
     </w:rPr>
   </w:style>
-  <w:style w:type="paragraph" w:customStyle="1" w:styleId="36">
+  <w:style w:type="paragraph" w:customStyle="1" w:styleId="Compact">
     <w:name w:val="Compact"/>
-    <w:basedOn w:val="12"/>
+    <w:basedOn w:val="BodyText"/>
     <w:qFormat/>
-    <w:uiPriority w:val="0"/>
     <w:pPr>
       <w:spacing w:before="36" w:after="36"/>
     </w:pPr>
   </w:style>
-  <w:style w:type="table" w:customStyle="1" w:styleId="37">
+  <w:style w:type="table" w:customStyle="1" w:styleId="Table">
     <w:name w:val="Table"/>
     <w:semiHidden/>
     <w:unhideWhenUsed/>
     <w:qFormat/>
-    <w:uiPriority w:val="0"/>
     <w:tblPr>
       <w:tblCellMar>
         <w:top w:w="0" w:type="dxa"/>
@@ -10173,28 +9739,26 @@
     <w:tblStylePr w:type="firstRow">
       <w:tcPr>
         <w:tcBorders>
-          <w:bottom w:val="single" w:color="auto" w:sz="0" w:space="0"/>
+          <w:bottom w:val="single" w:sz="0" w:space="0" w:color="auto"/>
         </w:tcBorders>
         <w:vAlign w:val="bottom"/>
       </w:tcPr>
     </w:tblStylePr>
   </w:style>
-  <w:style w:type="character" w:customStyle="1" w:styleId="38">
+  <w:style w:type="character" w:customStyle="1" w:styleId="1Char">
     <w:name w:val="柴_标题1 Char"/>
-    <w:link w:val="28"/>
+    <w:link w:val="1"/>
     <w:qFormat/>
-    <w:uiPriority w:val="0"/>
     <w:rPr>
-      <w:rFonts w:ascii="Arial" w:hAnsi="Arial" w:eastAsia="宋体"/>
+      <w:rFonts w:ascii="Arial" w:eastAsia="宋体" w:hAnsi="Arial"/>
       <w:sz w:val="32"/>
     </w:rPr>
   </w:style>
-  <w:style w:type="table" w:customStyle="1" w:styleId="39">
+  <w:style w:type="table" w:customStyle="1" w:styleId="TableNormal1">
     <w:name w:val="Table Normal_1"/>
     <w:semiHidden/>
     <w:unhideWhenUsed/>
     <w:qFormat/>
-    <w:uiPriority w:val="0"/>
     <w:tblPr>
       <w:tblCellMar>
         <w:top w:w="0" w:type="dxa"/>
@@ -10204,11 +9768,10 @@
       </w:tblCellMar>
     </w:tblPr>
   </w:style>
-  <w:style w:type="paragraph" w:customStyle="1" w:styleId="40">
+  <w:style w:type="paragraph" w:customStyle="1" w:styleId="a3">
     <w:name w:val="柴_正文_无缩进"/>
-    <w:basedOn w:val="1"/>
+    <w:basedOn w:val="Normal"/>
     <w:qFormat/>
-    <w:uiPriority w:val="0"/>
     <w:pPr>
       <w:ind w:firstLine="0" w:firstLineChars="0"/>
     </w:pPr>
@@ -10218,31 +9781,29 @@
       <w:lang w:eastAsia="zh-CN"/>
     </w:rPr>
   </w:style>
-  <w:style w:type="paragraph" w:customStyle="1" w:styleId="41">
+  <w:style w:type="paragraph" w:customStyle="1" w:styleId="4">
     <w:name w:val="柴_标题4"/>
-    <w:basedOn w:val="5"/>
-    <w:next w:val="1"/>
+    <w:basedOn w:val="Heading4"/>
+    <w:next w:val="Normal"/>
     <w:qFormat/>
-    <w:uiPriority w:val="0"/>
     <w:pPr>
       <w:widowControl w:val="0"/>
       <w:spacing w:before="160" w:line="360" w:lineRule="auto"/>
-      <w:ind w:left="981" w:leftChars="300" w:hanging="862"/>
+      <w:ind w:left="981" w:hanging="862" w:leftChars="300"/>
     </w:pPr>
     <w:rPr>
-      <w:rFonts w:hint="eastAsia" w:ascii="Calibri" w:hAnsi="Calibri" w:eastAsia="宋体" w:cs="宋体"/>
+      <w:rFonts w:ascii="Calibri" w:eastAsia="宋体" w:hAnsi="Calibri" w:cs="宋体" w:hint="eastAsia"/>
       <w:sz w:val="24"/>
       <w:szCs w:val="24"/>
       <w:lang w:eastAsia="zh-CN" w:bidi="zh-CN"/>
     </w:rPr>
   </w:style>
-  <w:style w:type="character" w:customStyle="1" w:styleId="42">
+  <w:style w:type="character" w:customStyle="1" w:styleId="Char">
     <w:name w:val="柴_正文 Char"/>
-    <w:link w:val="29"/>
+    <w:link w:val="a1"/>
     <w:qFormat/>
-    <w:uiPriority w:val="0"/>
     <w:rPr>
-      <w:rFonts w:ascii="Arial" w:hAnsi="Arial" w:eastAsia="宋体"/>
+      <w:rFonts w:ascii="Arial" w:eastAsia="宋体" w:hAnsi="Arial"/>
       <w:sz w:val="24"/>
       <w:lang w:eastAsia="zh-CN"/>
     </w:rPr>
